--- a/downloads/teacher/ai-1-week-24.docx
+++ b/downloads/teacher/ai-1-week-24.docx
@@ -2968,6 +2968,396 @@
         <w:t>Write the sorter’s purpose, necessary fields, access rules and deletion point before collecting any real classroom information.</w:t>
       </w:r>
     </w:p>
+    <w:p>
+      <w:pPr>
+        <w:pStyle w:val="Heading1"/>
+      </w:pPr>
+      <w:r>
+        <w:t>07. Prepare, teach and assess</w:t>
+      </w:r>
+    </w:p>
+    <w:p>
+      <w:r>
+        <w:t>Teaching target: Justify which information a stated task needs and remove unnecessary fields</w:t>
+      </w:r>
+    </w:p>
+    <w:p>
+      <w:r>
+        <w:t>Prepare the labelled worked-case picture, the matching workbook, fictional input cards and a place for individual responses. No paid AI account is required for the paper reasoning activities.</w:t>
+      </w:r>
+    </w:p>
+    <w:tbl>
+      <w:tblPr>
+        <w:tblStyle w:val="LightShading-Accent1"/>
+        <w:tblW w:type="auto" w:w="0"/>
+        <w:tblLook w:firstColumn="1" w:firstRow="1" w:lastColumn="0" w:lastRow="0" w:noHBand="0" w:noVBand="1" w:val="04A0"/>
+      </w:tblPr>
+      <w:tblGrid>
+        <w:gridCol w:w="3408"/>
+        <w:gridCol w:w="3408"/>
+        <w:gridCol w:w="3408"/>
+      </w:tblGrid>
+      <w:tr>
+        <w:trPr>
+          <w:tblHeader/>
+        </w:trPr>
+        <w:tc>
+          <w:tcPr>
+            <w:tcW w:type="dxa" w:w="3408"/>
+          </w:tcPr>
+          <w:p>
+            <w:r>
+              <w:t>Session</w:t>
+            </w:r>
+          </w:p>
+        </w:tc>
+        <w:tc>
+          <w:tcPr>
+            <w:tcW w:type="dxa" w:w="3408"/>
+          </w:tcPr>
+          <w:p>
+            <w:r>
+              <w:t>Plan</w:t>
+            </w:r>
+          </w:p>
+        </w:tc>
+        <w:tc>
+          <w:tcPr>
+            <w:tcW w:type="dxa" w:w="3408"/>
+          </w:tcPr>
+          <w:p>
+            <w:r>
+              <w:t>Resources</w:t>
+            </w:r>
+          </w:p>
+        </w:tc>
+      </w:tr>
+      <w:tr>
+        <w:tc>
+          <w:tcPr>
+            <w:tcW w:type="dxa" w:w="3408"/>
+          </w:tcPr>
+          <w:p>
+            <w:r>
+              <w:t>Session 1 · Understand · 45 min</w:t>
+            </w:r>
+          </w:p>
+        </w:tc>
+        <w:tc>
+          <w:tcPr>
+            <w:tcW w:type="dxa" w:w="3408"/>
+          </w:tcPr>
+          <w:p>
+            <w:r>
+              <w:t>0–7: recall and prerequisite; 7–15: inspect the concrete case and predict; 15–30: teacher models the worked trace; 30–40: learners explain a step using the text and visual; 40–45: check the core idea.</w:t>
+            </w:r>
+          </w:p>
+        </w:tc>
+        <w:tc>
+          <w:tcPr>
+            <w:tcW w:type="dxa" w:w="3408"/>
+          </w:tcPr>
+          <w:p>
+            <w:r>
+              <w:t>Sections 1–6; record the brief recall in the workbook.</w:t>
+            </w:r>
+          </w:p>
+        </w:tc>
+      </w:tr>
+      <w:tr>
+        <w:tc>
+          <w:tcPr>
+            <w:tcW w:type="dxa" w:w="3408"/>
+          </w:tcPr>
+          <w:p>
+            <w:r>
+              <w:t>Session 2 · Practise · 45 min</w:t>
+            </w:r>
+          </w:p>
+        </w:tc>
+        <w:tc>
+          <w:tcPr>
+            <w:tcW w:type="dxa" w:w="3408"/>
+          </w:tcPr>
+          <w:p>
+            <w:r>
+              <w:t>0–5: retrieve the procedure; 5–15: W2 completion practice; 15–23: explain and check with a partner; 23–30: each learner answers the misconception check; 30–40: targeted reteaching or a harder variation; 40–45: prepare the investigation.</w:t>
+            </w:r>
+          </w:p>
+        </w:tc>
+        <w:tc>
+          <w:tcPr>
+            <w:tcW w:type="dxa" w:w="3408"/>
+          </w:tcPr>
+          <w:p>
+            <w:r>
+              <w:t>Sections 7–10; use the matching workbook W2 and misconception check.</w:t>
+            </w:r>
+          </w:p>
+        </w:tc>
+      </w:tr>
+      <w:tr>
+        <w:tc>
+          <w:tcPr>
+            <w:tcW w:type="dxa" w:w="3408"/>
+          </w:tcPr>
+          <w:p>
+            <w:r>
+              <w:t>Session 3 · Investigate and transfer · 45 min</w:t>
+            </w:r>
+          </w:p>
+        </w:tc>
+        <w:tc>
+          <w:tcPr>
+            <w:tcW w:type="dxa" w:w="3408"/>
+          </w:tcPr>
+          <w:p>
+            <w:r>
+              <w:t>0–5: retrieve the decision rule; 5–20: investigate or trace; 20–30: start the independent case; 30–38: connect the project; 38–43: act on feedback; 43–45: plan the return check.</w:t>
+            </w:r>
+          </w:p>
+        </w:tc>
+        <w:tc>
+          <w:tcPr>
+            <w:tcW w:type="dxa" w:w="3408"/>
+          </w:tcPr>
+          <w:p>
+            <w:r>
+              <w:t>Sections 9 and 11–14. Give extra time to finish the full task set; use Section 15 when the week includes a coding lab.</w:t>
+            </w:r>
+          </w:p>
+        </w:tc>
+      </w:tr>
+    </w:tbl>
+    <w:p>
+      <w:r>
+        <w:t>Before class, solve the supported practice: A teacher replaces names with codes and keeps a separate code-to-name key. A pupil calls the records anonymous. Explain the problem. Then explain why removing names while leaving photographs would not settle the question either.</w:t>
+      </w:r>
+    </w:p>
+    <w:p>
+      <w:r>
+        <w:t>Reasoned practice answer: The key can reconnect each code to a person, so the coded records are not anonymous just because names are absent. Restricting the key helps limit access but does not erase the link. Photographs can identify people even if the name field is removed.</w:t>
+      </w:r>
+    </w:p>
+    <w:p>
+      <w:r>
+        <w:t>Check every learner before discussion: Use the worked case for Privacy and data minimisation. Proposed explanation: “More data always improves a task”. Decide whether this explanation is supported. Point to the step or supplied fact that decides; explain your repair if needed.</w:t>
+      </w:r>
+    </w:p>
+    <w:p>
+      <w:r>
+        <w:t>Misconception repair: Unnecessary identity fields do not improve a category count and create more information to manage.</w:t>
+      </w:r>
+    </w:p>
+    <w:p>
+      <w:r>
+        <w:t>Support: read the exact case aloud, enlarge the labelled picture, supply input cards and model only the first deciding step. Accept a spoken explanation or drawing; retain the reasoning goal.</w:t>
+      </w:r>
+    </w:p>
+    <w:p>
+      <w:r>
+        <w:t>Extension: The teacher adds an authorised task to return one repaired tool to its borrower. Require a prediction and a reason before comparing. Expected result: A minimal contact mechanism may now be needed for that tool. Reason: The purpose changed; reassess necessity rather than restoring every old field.</w:t>
+      </w:r>
+    </w:p>
+    <w:p>
+      <w:r>
+        <w:t>Independent assessment: withhold the reserved answer until the learner has attempted the new case. Record support separately from correctness.</w:t>
+      </w:r>
+    </w:p>
+    <w:tbl>
+      <w:tblPr>
+        <w:tblStyle w:val="LightShading-Accent1"/>
+        <w:tblW w:type="auto" w:w="0"/>
+        <w:tblLook w:firstColumn="1" w:firstRow="1" w:lastColumn="0" w:lastRow="0" w:noHBand="0" w:noVBand="1" w:val="04A0"/>
+      </w:tblPr>
+      <w:tblGrid>
+        <w:gridCol w:w="2556"/>
+        <w:gridCol w:w="2556"/>
+        <w:gridCol w:w="2556"/>
+        <w:gridCol w:w="2556"/>
+      </w:tblGrid>
+      <w:tr>
+        <w:trPr>
+          <w:tblHeader/>
+        </w:trPr>
+        <w:tc>
+          <w:tcPr>
+            <w:tcW w:type="dxa" w:w="2556"/>
+          </w:tcPr>
+          <w:p>
+            <w:r>
+              <w:t>Criterion</w:t>
+            </w:r>
+          </w:p>
+        </w:tc>
+        <w:tc>
+          <w:tcPr>
+            <w:tcW w:type="dxa" w:w="2556"/>
+          </w:tcPr>
+          <w:p>
+            <w:r>
+              <w:t>Not yet</w:t>
+            </w:r>
+          </w:p>
+        </w:tc>
+        <w:tc>
+          <w:tcPr>
+            <w:tcW w:type="dxa" w:w="2556"/>
+          </w:tcPr>
+          <w:p>
+            <w:r>
+              <w:t>With support</w:t>
+            </w:r>
+          </w:p>
+        </w:tc>
+        <w:tc>
+          <w:tcPr>
+            <w:tcW w:type="dxa" w:w="2556"/>
+          </w:tcPr>
+          <w:p>
+            <w:r>
+              <w:t>Independent</w:t>
+            </w:r>
+          </w:p>
+        </w:tc>
+      </w:tr>
+      <w:tr>
+        <w:tc>
+          <w:tcPr>
+            <w:tcW w:type="dxa" w:w="2556"/>
+          </w:tcPr>
+          <w:p>
+            <w:r>
+              <w:t>Explanation</w:t>
+            </w:r>
+          </w:p>
+        </w:tc>
+        <w:tc>
+          <w:tcPr>
+            <w:tcW w:type="dxa" w:w="2556"/>
+          </w:tcPr>
+          <w:p>
+            <w:r>
+              <w:t>Names an answer without a deciding fact</w:t>
+            </w:r>
+          </w:p>
+        </w:tc>
+        <w:tc>
+          <w:tcPr>
+            <w:tcW w:type="dxa" w:w="2556"/>
+          </w:tcPr>
+          <w:p>
+            <w:r>
+              <w:t>Uses a hint to link fact and decision</w:t>
+            </w:r>
+          </w:p>
+        </w:tc>
+        <w:tc>
+          <w:tcPr>
+            <w:tcW w:type="dxa" w:w="2556"/>
+          </w:tcPr>
+          <w:p>
+            <w:r>
+              <w:t>Explains the deciding fact in own words</w:t>
+            </w:r>
+          </w:p>
+        </w:tc>
+      </w:tr>
+      <w:tr>
+        <w:tc>
+          <w:tcPr>
+            <w:tcW w:type="dxa" w:w="2556"/>
+          </w:tcPr>
+          <w:p>
+            <w:r>
+              <w:t>Trace or test</w:t>
+            </w:r>
+          </w:p>
+        </w:tc>
+        <w:tc>
+          <w:tcPr>
+            <w:tcW w:type="dxa" w:w="2556"/>
+          </w:tcPr>
+          <w:p>
+            <w:r>
+              <w:t>Cannot connect input and result</w:t>
+            </w:r>
+          </w:p>
+        </w:tc>
+        <w:tc>
+          <w:tcPr>
+            <w:tcW w:type="dxa" w:w="2556"/>
+          </w:tcPr>
+          <w:p>
+            <w:r>
+              <w:t>Completes steps with prompts</w:t>
+            </w:r>
+          </w:p>
+        </w:tc>
+        <w:tc>
+          <w:tcPr>
+            <w:tcW w:type="dxa" w:w="2556"/>
+          </w:tcPr>
+          <w:p>
+            <w:r>
+              <w:t>Traces or tests a changed case accurately</w:t>
+            </w:r>
+          </w:p>
+        </w:tc>
+      </w:tr>
+      <w:tr>
+        <w:tc>
+          <w:tcPr>
+            <w:tcW w:type="dxa" w:w="2556"/>
+          </w:tcPr>
+          <w:p>
+            <w:r>
+              <w:t>Limits and revision</w:t>
+            </w:r>
+          </w:p>
+        </w:tc>
+        <w:tc>
+          <w:tcPr>
+            <w:tcW w:type="dxa" w:w="2556"/>
+          </w:tcPr>
+          <w:p>
+            <w:r>
+              <w:t>Claims more than evidence supports</w:t>
+            </w:r>
+          </w:p>
+        </w:tc>
+        <w:tc>
+          <w:tcPr>
+            <w:tcW w:type="dxa" w:w="2556"/>
+          </w:tcPr>
+          <w:p>
+            <w:r>
+              <w:t>Names a limit after a prompt</w:t>
+            </w:r>
+          </w:p>
+        </w:tc>
+        <w:tc>
+          <w:tcPr>
+            <w:tcW w:type="dxa" w:w="2556"/>
+          </w:tcPr>
+          <w:p>
+            <w:r>
+              <w:t>States a defensible limit and useful next test</w:t>
+            </w:r>
+          </w:p>
+        </w:tc>
+      </w:tr>
+    </w:tbl>
+    <w:p>
+      <w:r>
+        <w:t>Project checkpoint: Evaluate and revise. Compare with your starting method, explain errors and record a justified revision.</w:t>
+      </w:r>
+    </w:p>
+    <w:p>
+      <w:r>
+        <w:t>Use the weekly teacher answer for topic-specific reasoning. A saved progress tick is an activity record; judge mastery from the learner’s explanation and evidence.</w:t>
+      </w:r>
+    </w:p>
     <w:sectPr>
       <w:pgSz w:w="12240" w:h="15840"/>
       <w:pgMar w:top="936" w:right="1008" w:bottom="936" w:left="1008" w:header="720" w:footer="720" w:gutter="0"/>

--- a/downloads/teacher/ai-1-week-24.docx
+++ b/downloads/teacher/ai-1-week-24.docx
@@ -3358,6 +3358,39 @@
         <w:t>Use the weekly teacher answer for topic-specific reasoning. A saved progress tick is an activity record; judge mastery from the learner’s explanation and evidence.</w:t>
       </w:r>
     </w:p>
+    <w:p>
+      <w:pPr>
+        <w:pStyle w:val="Heading1"/>
+      </w:pPr>
+      <w:r>
+        <w:t>08. Use feedback, labs and repair paths</w:t>
+      </w:r>
+    </w:p>
+    <w:p>
+      <w:r>
+        <w:t>Use the two formative questions as supported practice, not as independent mastery scores. Discuss the deciding evidence rather than accepting a guessed selection.</w:t>
+      </w:r>
+    </w:p>
+    <w:p>
+      <w:r>
+        <w:t>The feedback comes from the reviewed public worked case. Do not reveal the separately reserved independent teacher answer until the learner has attempted that case.</w:t>
+      </w:r>
+    </w:p>
+    <w:p>
+      <w:r>
+        <w:t>Ask students to predict before running code. Preserve errors and actual outputs; collect a changed test and an explanation. The branch-boundary and indexing lessons deliberately include failure cases.</w:t>
+      </w:r>
+    </w:p>
+    <w:p>
+      <w:r>
+        <w:t>Use the earlier worked-explanation links to address a specific missing building block, then return to the current question. Adapt this suggestion after observing the learner; it is not an automatic diagnosis.</w:t>
+      </w:r>
+    </w:p>
+    <w:p>
+      <w:r>
+        <w:t>Collect the completed-work portfolio as evidence. Record support separately from correctness, and assess explanation, trace/test and limitations. Progress ticks and quiz selections alone do not establish mastery.</w:t>
+      </w:r>
+    </w:p>
     <w:sectPr>
       <w:pgSz w:w="12240" w:h="15840"/>
       <w:pgMar w:top="936" w:right="1008" w:bottom="936" w:left="1008" w:header="720" w:footer="720" w:gutter="0"/>

--- a/downloads/teacher/ai-1-week-24.docx
+++ b/downloads/teacher/ai-1-week-24.docx
@@ -29,6 +29,11 @@
       </w:r>
     </w:p>
     <w:p>
+      <w:r>
+        <w:t>Prepare Privacy by Choosing Less: check the target, prerequisites, resources and adaptable teaching schedule.</w:t>
+      </w:r>
+    </w:p>
+    <w:p>
       <w:pPr>
         <w:pStyle w:val="Heading3"/>
       </w:pPr>
@@ -37,7 +42,13 @@
       </w:r>
     </w:p>
     <w:p>
-      <w:r>
+      <w:pPr>
+        <w:spacing w:line="336" w:lineRule="auto" w:after="180"/>
+      </w:pPr>
+      <w:r>
+        <w:rPr>
+          <w:b w:val="0"/>
+        </w:rPr>
         <w:t>Primary target: Justify which information a stated task needs and remove unnecessary fields</w:t>
       </w:r>
     </w:p>
@@ -185,8 +196,37 @@
       </w:tr>
     </w:tbl>
     <w:p>
-      <w:r>
-        <w:t>This is a starting allocation of 135 minutes, not a validated duration. Preserve all named topics. Schedule extra time for connected examples, the full investigation, independent cases and project building. Repeated copies of a case share one recorded attempt; they are not new evidence.</w:t>
+      <w:pPr>
+        <w:spacing w:line="336" w:lineRule="auto" w:after="180"/>
+      </w:pPr>
+      <w:r>
+        <w:rPr>
+          <w:b w:val="0"/>
+        </w:rPr>
+        <w:t>This is a starting allocation of 135 minutes, not a validated duration. Preserve all named topics. Schedule extra time for connected examples, the full investigation, independent cases and project building.</w:t>
+      </w:r>
+    </w:p>
+    <w:p>
+      <w:pPr>
+        <w:spacing w:line="336" w:lineRule="auto" w:after="180"/>
+      </w:pPr>
+      <w:r>
+        <w:rPr>
+          <w:b w:val="0"/>
+        </w:rPr>
+        <w:t xml:space="preserve">Repeated copies of a case share one recorded attempt; they are not new </w:t>
+      </w:r>
+      <w:r>
+        <w:rPr>
+          <w:b/>
+        </w:rPr>
+        <w:t>evidence</w:t>
+      </w:r>
+      <w:r>
+        <w:rPr>
+          <w:b w:val="0"/>
+        </w:rPr>
+        <w:t>.</w:t>
       </w:r>
     </w:p>
     <w:p>
@@ -206,18 +246,47 @@
       </w:r>
     </w:p>
     <w:p>
-      <w:r>
+      <w:pPr>
+        <w:spacing w:line="336" w:lineRule="auto" w:after="180"/>
+      </w:pPr>
+      <w:r>
+        <w:rPr>
+          <w:b w:val="0"/>
+        </w:rPr>
         <w:t>Without opening the old lesson, explain one key idea from Fair for Whom?. Give an example and a mistake that the idea helps you avoid.</w:t>
       </w:r>
     </w:p>
     <w:p>
-      <w:r>
+      <w:pPr>
+        <w:spacing w:line="336" w:lineRule="auto" w:after="180"/>
+      </w:pPr>
+      <w:r>
+        <w:rPr>
+          <w:b w:val="0"/>
+        </w:rPr>
         <w:t>Look for: Compute a correct-out-of-assessed fraction and explain its denominator</w:t>
       </w:r>
     </w:p>
     <w:p>
-      <w:r>
-        <w:t>Reference example, not the only acceptable wording: A has 9 correct out of 12 assessed: 9/12 = 3/4 = 75%. The denominator includes all 12 judged outcomes, including 3 incorrect ones. Using 9/9 would exclude the errors and falsely report perfect assessed accuracy.</w:t>
+      <w:pPr>
+        <w:spacing w:line="336" w:lineRule="auto" w:after="180"/>
+      </w:pPr>
+      <w:r>
+        <w:rPr>
+          <w:b w:val="0"/>
+        </w:rPr>
+        <w:t>Reference example, not the only acceptable wording: A has 9 correct out of 12 assessed: 9/12 = 3/4 = 75%. The denominator includes all 12 judged outcomes, including 3 incorrect ones.</w:t>
+      </w:r>
+    </w:p>
+    <w:p>
+      <w:pPr>
+        <w:spacing w:line="336" w:lineRule="auto" w:after="180"/>
+      </w:pPr>
+      <w:r>
+        <w:rPr>
+          <w:b w:val="0"/>
+        </w:rPr>
+        <w:t>Using 9/9 would exclude the errors and falsely report perfect assessed accuracy.</w:t>
       </w:r>
     </w:p>
     <w:p>
@@ -229,18 +298,47 @@
       </w:r>
     </w:p>
     <w:p>
-      <w:r>
+      <w:pPr>
+        <w:spacing w:line="336" w:lineRule="auto" w:after="180"/>
+      </w:pPr>
+      <w:r>
+        <w:rPr>
+          <w:b w:val="0"/>
+        </w:rPr>
         <w:t>Without opening the old lesson, explain one key idea from Good Data, Bad Data. Give an example and a mistake that the idea helps you avoid.</w:t>
       </w:r>
     </w:p>
     <w:p>
-      <w:r>
+      <w:pPr>
+        <w:spacing w:line="336" w:lineRule="auto" w:after="180"/>
+      </w:pPr>
+      <w:r>
+        <w:rPr>
+          <w:b w:val="0"/>
+        </w:rPr>
         <w:t>Look for: Check records against a stated format, unit and meaning before using them</w:t>
       </w:r>
     </w:p>
     <w:p>
-      <w:r>
-        <w:t>Reference example, not the only acceptable wording: Height 60 fails the whole-number range 1 through 10. Travel blank is missing; its value cannot be inferred. Travel 0 is valid in the whole-number range 0 through 10 and can represent observed no travel. Zero is a measurement, not a replacement for a blank.</w:t>
+      <w:pPr>
+        <w:spacing w:line="336" w:lineRule="auto" w:after="180"/>
+      </w:pPr>
+      <w:r>
+        <w:rPr>
+          <w:b w:val="0"/>
+        </w:rPr>
+        <w:t>Reference example, not the only acceptable wording: Height 60 fails the whole-number range 1 through 10. Travel blank is missing; its value cannot be inferred.</w:t>
+      </w:r>
+    </w:p>
+    <w:p>
+      <w:pPr>
+        <w:spacing w:line="336" w:lineRule="auto" w:after="180"/>
+      </w:pPr>
+      <w:r>
+        <w:rPr>
+          <w:b w:val="0"/>
+        </w:rPr>
+        <w:t>Travel 0 is valid in the whole-number range 0 through 10 and can represent observed no travel. Zero is a measurement, not a replacement for a blank.</w:t>
       </w:r>
     </w:p>
     <w:p>
@@ -252,22 +350,81 @@
       </w:r>
     </w:p>
     <w:p>
-      <w:r>
+      <w:pPr>
+        <w:spacing w:line="336" w:lineRule="auto" w:after="180"/>
+      </w:pPr>
+      <w:r>
+        <w:rPr>
+          <w:b w:val="0"/>
+        </w:rPr>
         <w:t>Without opening the old lesson, explain one key idea from Confidence Is Not Correctness. Give an example and a mistake that the idea helps you avoid.</w:t>
       </w:r>
     </w:p>
     <w:p>
-      <w:r>
-        <w:t>Look for: Distinguish a confidence claim from evidence that a prediction was correct</w:t>
-      </w:r>
-    </w:p>
-    <w:p>
-      <w:r>
-        <w:t>Reference example, not the only acceptable wording: The learner replaced the documented score meaning with a probability interpretation. Report 80 of 100 feature-match points. To claim a chance of correctness, a defined probability method and relevant outcome evaluation would be needed.</w:t>
-      </w:r>
-    </w:p>
-    <w:p>
-      <w:r>
+      <w:pPr>
+        <w:spacing w:line="336" w:lineRule="auto" w:after="180"/>
+      </w:pPr>
+      <w:r>
+        <w:rPr>
+          <w:b w:val="0"/>
+        </w:rPr>
+        <w:t xml:space="preserve">Look for: Distinguish a confidence claim from </w:t>
+      </w:r>
+      <w:r>
+        <w:rPr>
+          <w:b/>
+        </w:rPr>
+        <w:t>evidence</w:t>
+      </w:r>
+      <w:r>
+        <w:rPr>
+          <w:b w:val="0"/>
+        </w:rPr>
+        <w:t xml:space="preserve"> that a </w:t>
+      </w:r>
+      <w:r>
+        <w:rPr>
+          <w:b/>
+        </w:rPr>
+        <w:t>prediction</w:t>
+      </w:r>
+      <w:r>
+        <w:rPr>
+          <w:b w:val="0"/>
+        </w:rPr>
+        <w:t xml:space="preserve"> was correct</w:t>
+      </w:r>
+    </w:p>
+    <w:p>
+      <w:pPr>
+        <w:spacing w:line="336" w:lineRule="auto" w:after="180"/>
+      </w:pPr>
+      <w:r>
+        <w:rPr>
+          <w:b w:val="0"/>
+        </w:rPr>
+        <w:t>Reference example, not the only acceptable wording: The learner replaced the documented score meaning with a probability interpretation. Report 80 of 100 feature-match points.</w:t>
+      </w:r>
+    </w:p>
+    <w:p>
+      <w:pPr>
+        <w:spacing w:line="336" w:lineRule="auto" w:after="180"/>
+      </w:pPr>
+      <w:r>
+        <w:rPr>
+          <w:b w:val="0"/>
+        </w:rPr>
+        <w:t>To claim a chance of correctness, a defined probability method and relevant outcome evaluation would be needed.</w:t>
+      </w:r>
+    </w:p>
+    <w:p>
+      <w:pPr>
+        <w:spacing w:line="336" w:lineRule="auto" w:after="180"/>
+      </w:pPr>
+      <w:r>
+        <w:rPr>
+          <w:b w:val="0"/>
+        </w:rPr>
         <w:t>Use the student module and workbook section with this exact week title. The worked case, independent question and answers below form one aligned lesson sequence.</w:t>
       </w:r>
     </w:p>
@@ -280,7 +437,13 @@
       </w:r>
     </w:p>
     <w:p>
-      <w:r>
+      <w:pPr>
+        <w:spacing w:line="336" w:lineRule="auto" w:after="180"/>
+      </w:pPr>
+      <w:r>
+        <w:rPr>
+          <w:b w:val="0"/>
+        </w:rPr>
         <w:t>A book recommender requests genre, maximum pages, home address and a selfie. Keep only fields needed for genre and length matching. Explain one consequence of storing extra fields.</w:t>
       </w:r>
     </w:p>
@@ -293,7 +456,13 @@
       </w:r>
     </w:p>
     <w:p>
-      <w:r>
+      <w:pPr>
+        <w:spacing w:line="336" w:lineRule="auto" w:after="180"/>
+      </w:pPr>
+      <w:r>
+        <w:rPr>
+          <w:b w:val="0"/>
+        </w:rPr>
         <w:t>A useful system should collect only information it truly needs.</w:t>
       </w:r>
     </w:p>
@@ -430,12 +599,50 @@
       </w:r>
     </w:p>
     <w:p>
-      <w:r>
-        <w:t>Use the supplied scenario, student illustrations and blank paper. For numeric work, offer counters or a calculator after learners show the setup. Fictional records are supplied; personal data and paid accounts are unnecessary.</w:t>
-      </w:r>
-    </w:p>
-    <w:p>
-      <w:r>
+      <w:pPr>
+        <w:spacing w:line="336" w:lineRule="auto" w:after="180"/>
+      </w:pPr>
+      <w:r>
+        <w:rPr>
+          <w:b w:val="0"/>
+        </w:rPr>
+        <w:t xml:space="preserve">Use the supplied scenario, student illustrations and blank paper. For numeric work, offer counters or a calculator after learners show the setup. Fictional records are supplied; </w:t>
+      </w:r>
+      <w:r>
+        <w:rPr>
+          <w:b/>
+        </w:rPr>
+        <w:t>personal data</w:t>
+      </w:r>
+      <w:r>
+        <w:rPr>
+          <w:b w:val="0"/>
+        </w:rPr>
+        <w:t xml:space="preserve"> and paid accounts are unnecessary.</w:t>
+      </w:r>
+    </w:p>
+    <w:p>
+      <w:pPr>
+        <w:pStyle w:val="Heading3"/>
+      </w:pPr>
+      <w:r>
+        <w:t>Alternative compact allocation</w:t>
+      </w:r>
+    </w:p>
+    <w:p>
+      <w:r>
+        <w:t>This compact option is not the full-week schedule. Use the main teaching cycle and allow extra sessions for the investigation, independent work and project.</w:t>
+      </w:r>
+    </w:p>
+    <w:p>
+      <w:pPr>
+        <w:spacing w:line="336" w:lineRule="auto" w:after="180"/>
+        <w:shd w:fill="F1F6F8"/>
+      </w:pPr>
+      <w:r>
+        <w:rPr>
+          <w:b w:val="0"/>
+        </w:rPr>
         <w:t>Allow 80 minutes: recall 8; explanation 12; worked demonstration 15; guided practice 20; independent assessment 15; project and reflection 10. Extend the lab into a second session when needed.</w:t>
       </w:r>
     </w:p>
@@ -448,8 +655,60 @@
       </w:r>
     </w:p>
     <w:p>
-      <w:r>
-        <w:t>Teach privacy as purposeful information design, not a demand that pupils disclose private experiences. Use fictional paper examples throughout; no account creation, real survey or upload is necessary. These examples are classroom design exercises, not legal advice or a substitute for school policy. Coded records with a re-identification key remain linkable. Aggregation reduces individual detail but does not guarantee anonymity in every context.</w:t>
+      <w:pPr>
+        <w:spacing w:line="336" w:lineRule="auto" w:after="180"/>
+      </w:pPr>
+      <w:r>
+        <w:rPr>
+          <w:b w:val="0"/>
+        </w:rPr>
+        <w:t xml:space="preserve">Teach </w:t>
+      </w:r>
+      <w:r>
+        <w:rPr>
+          <w:b/>
+        </w:rPr>
+        <w:t>privacy</w:t>
+      </w:r>
+      <w:r>
+        <w:rPr>
+          <w:b w:val="0"/>
+        </w:rPr>
+        <w:t xml:space="preserve"> as </w:t>
+      </w:r>
+      <w:r>
+        <w:rPr>
+          <w:b/>
+        </w:rPr>
+        <w:t>purpose</w:t>
+      </w:r>
+      <w:r>
+        <w:rPr>
+          <w:b w:val="0"/>
+        </w:rPr>
+        <w:t>ful information design, not a demand that pupils disclose private experiences. Use fictional paper examples throughout; no account creation, real survey or upload is necessary.</w:t>
+      </w:r>
+    </w:p>
+    <w:p>
+      <w:pPr>
+        <w:spacing w:line="336" w:lineRule="auto" w:after="180"/>
+      </w:pPr>
+      <w:r>
+        <w:rPr>
+          <w:b w:val="0"/>
+        </w:rPr>
+        <w:t>These examples are classroom design exercises, not legal advice or a substitute for school policy. Coded records with a re-identification key remain linkable.</w:t>
+      </w:r>
+    </w:p>
+    <w:p>
+      <w:pPr>
+        <w:spacing w:line="336" w:lineRule="auto" w:after="180"/>
+      </w:pPr>
+      <w:r>
+        <w:rPr>
+          <w:b w:val="0"/>
+        </w:rPr>
+        <w:t>Aggregation reduces individual detail but does not guarantee anonymity in every context.</w:t>
       </w:r>
     </w:p>
     <w:p>
@@ -461,22 +720,58 @@
       </w:r>
     </w:p>
     <w:p>
-      <w:r>
-        <w:t>No. It needs the assessed outcomes and counts, not a student’s identity or home address. The required information depends on the purpose.</w:t>
-      </w:r>
-    </w:p>
-    <w:p>
-      <w:r>
+      <w:pPr>
+        <w:spacing w:line="336" w:lineRule="auto" w:after="180"/>
+      </w:pPr>
+      <w:r>
+        <w:rPr>
+          <w:b w:val="0"/>
+        </w:rPr>
+        <w:t xml:space="preserve">No. It needs the assessed outcomes and counts, not a student’s identity or home address. The required information depends on the </w:t>
+      </w:r>
+      <w:r>
+        <w:rPr>
+          <w:b/>
+        </w:rPr>
+        <w:t>purpose</w:t>
+      </w:r>
+      <w:r>
+        <w:rPr>
+          <w:b w:val="0"/>
+        </w:rPr>
+        <w:t>.</w:t>
+      </w:r>
+    </w:p>
+    <w:p>
+      <w:pPr>
+        <w:spacing w:line="336" w:lineRule="auto" w:after="180"/>
+      </w:pPr>
+      <w:r>
+        <w:rPr>
+          <w:b w:val="0"/>
+        </w:rPr>
         <w:t>Fictional topic slips or counters marked drawing, music and coding</w:t>
       </w:r>
     </w:p>
     <w:p>
-      <w:r>
+      <w:pPr>
+        <w:spacing w:line="336" w:lineRule="auto" w:after="180"/>
+      </w:pPr>
+      <w:r>
+        <w:rPr>
+          <w:b w:val="0"/>
+        </w:rPr>
         <w:t>A sample form containing only the fictional field labels in W1</w:t>
       </w:r>
     </w:p>
     <w:p>
-      <w:r>
+      <w:pPr>
+        <w:spacing w:line="336" w:lineRule="auto" w:after="180"/>
+      </w:pPr>
+      <w:r>
+        <w:rPr>
+          <w:b w:val="0"/>
+        </w:rPr>
         <w:t>Paper for the five-question data plan; no real pupil or borrower records</w:t>
       </w:r>
     </w:p>
@@ -489,12 +784,24 @@
       </w:r>
     </w:p>
     <w:p>
-      <w:r>
+      <w:pPr>
+        <w:spacing w:line="336" w:lineRule="auto" w:after="180"/>
+      </w:pPr>
+      <w:r>
+        <w:rPr>
+          <w:b w:val="0"/>
+        </w:rPr>
         <w:t>By the end, I can collect only information necessary for a stated task and explain coded-record limits.</w:t>
       </w:r>
     </w:p>
     <w:p>
-      <w:r>
+      <w:pPr>
+        <w:spacing w:line="336" w:lineRule="auto" w:after="180"/>
+      </w:pPr>
+      <w:r>
+        <w:rPr>
+          <w:b w:val="0"/>
+        </w:rPr>
         <w:t>This added worked case illustrates the week’s main idea. Retain all original and connected topics; schedule its practice within the teaching cycle.</w:t>
       </w:r>
     </w:p>
@@ -507,103 +814,462 @@
       </w:r>
     </w:p>
     <w:p>
+      <w:r>
+        <w:t>Model Privacy by Choosing Less using the supplied case, labelled mechanism and reasoning. Make the scope of each conclusion explicit.</w:t>
+      </w:r>
+    </w:p>
+    <w:p>
+      <w:pPr>
+        <w:spacing w:line="336" w:lineRule="auto" w:after="180"/>
+      </w:pPr>
+      <w:r>
+        <w:rPr>
+          <w:b w:val="0"/>
+        </w:rPr>
+        <w:t>Follow the information instead of imagining magic inside the machine.</w:t>
+      </w:r>
+    </w:p>
+    <w:p>
       <w:pPr>
         <w:pStyle w:val="Heading3"/>
       </w:pPr>
       <w:r>
-        <w:t>Explain the mechanism</w:t>
-      </w:r>
-    </w:p>
-    <w:p>
-      <w:r>
-        <w:t>Follow the information instead of imagining magic inside the machine.</w:t>
-      </w:r>
-    </w:p>
-    <w:p>
-      <w:r>
-        <w:t>INPUT candidate information fields</w:t>
-      </w:r>
-    </w:p>
-    <w:p>
-      <w:r>
-        <w:t>PROCESS keep only fields needed for the stated goal</w:t>
-      </w:r>
-    </w:p>
-    <w:p>
-      <w:r>
-        <w:t>OUTPUT useful result with reduced privacy risk</w:t>
-      </w:r>
-    </w:p>
-    <w:p>
-      <w:r>
+        <w:t>1. Input — information entering</w:t>
+      </w:r>
+    </w:p>
+    <w:p>
+      <w:pPr>
+        <w:spacing w:line="336" w:lineRule="auto" w:after="180"/>
+        <w:shd w:fill="F4F9FC"/>
+      </w:pPr>
+      <w:r>
+        <w:rPr>
+          <w:b/>
+        </w:rPr>
+        <w:t>INPUT</w:t>
+      </w:r>
+      <w:r>
+        <w:rPr>
+          <w:b w:val="0"/>
+        </w:rPr>
+        <w:t xml:space="preserve"> candidate information fields</w:t>
+      </w:r>
+    </w:p>
+    <w:p>
+      <w:pPr>
+        <w:pStyle w:val="Heading3"/>
+      </w:pPr>
+      <w:r>
+        <w:t>2. Process — the deciding step</w:t>
+      </w:r>
+    </w:p>
+    <w:p>
+      <w:pPr>
+        <w:spacing w:line="336" w:lineRule="auto" w:after="180"/>
+        <w:shd w:fill="F4F9FC"/>
+      </w:pPr>
+      <w:r>
+        <w:rPr>
+          <w:b/>
+        </w:rPr>
+        <w:t>PROCESS</w:t>
+      </w:r>
+      <w:r>
+        <w:rPr>
+          <w:b w:val="0"/>
+        </w:rPr>
+        <w:t xml:space="preserve"> keep only fields needed for the stated goal</w:t>
+      </w:r>
+    </w:p>
+    <w:p>
+      <w:pPr>
+        <w:pStyle w:val="Heading3"/>
+      </w:pPr>
+      <w:r>
+        <w:t>3. Output — the result</w:t>
+      </w:r>
+    </w:p>
+    <w:p>
+      <w:pPr>
+        <w:spacing w:line="336" w:lineRule="auto" w:after="180"/>
+        <w:shd w:fill="F4F9FC"/>
+      </w:pPr>
+      <w:r>
+        <w:rPr>
+          <w:b/>
+        </w:rPr>
+        <w:t>OUTPUT</w:t>
+      </w:r>
+      <w:r>
+        <w:rPr>
+          <w:b w:val="0"/>
+        </w:rPr>
+        <w:t xml:space="preserve"> useful result with reduced </w:t>
+      </w:r>
+      <w:r>
+        <w:rPr>
+          <w:b/>
+        </w:rPr>
+        <w:t>privacy</w:t>
+      </w:r>
+      <w:r>
+        <w:rPr>
+          <w:b w:val="0"/>
+        </w:rPr>
+        <w:t xml:space="preserve"> risk</w:t>
+      </w:r>
+    </w:p>
+    <w:p>
+      <w:pPr>
+        <w:pStyle w:val="Heading3"/>
+      </w:pPr>
+      <w:r>
+        <w:t>Key idea</w:t>
+      </w:r>
+    </w:p>
+    <w:p>
+      <w:pPr>
+        <w:spacing w:line="336" w:lineRule="auto" w:after="180"/>
+        <w:shd w:fill="EDF7F3"/>
+      </w:pPr>
+      <w:r>
+        <w:rPr>
+          <w:b w:val="0"/>
+        </w:rPr>
         <w:t>CORE IDEA A useful system should collect only information it truly needs.</w:t>
       </w:r>
     </w:p>
     <w:p>
-      <w:r>
-        <w:t>UNDER THE HOOD Data minimization limits collection, access, retention, and reuse to what is necessary for a defined purpose. Less data reduces breach exposure and misuse, but essential high-stakes information still needs secure, consent-aware handling.</w:t>
-      </w:r>
-    </w:p>
-    <w:p>
-      <w:r>
+      <w:pPr>
+        <w:pStyle w:val="Heading3"/>
+      </w:pPr>
+      <w:r>
+        <w:t>How the mechanism works</w:t>
+      </w:r>
+    </w:p>
+    <w:p>
+      <w:pPr>
+        <w:spacing w:line="336" w:lineRule="auto" w:after="180"/>
+        <w:shd w:fill="F1F6F8"/>
+      </w:pPr>
+      <w:r>
+        <w:rPr>
+          <w:b w:val="0"/>
+        </w:rPr>
+        <w:t xml:space="preserve">UNDER THE HOOD </w:t>
+      </w:r>
+      <w:r>
+        <w:rPr>
+          <w:b/>
+        </w:rPr>
+        <w:t>Data minimization</w:t>
+      </w:r>
+      <w:r>
+        <w:rPr>
+          <w:b w:val="0"/>
+        </w:rPr>
+        <w:t xml:space="preserve"> limits collection, access, </w:t>
+      </w:r>
+      <w:r>
+        <w:rPr>
+          <w:b/>
+        </w:rPr>
+        <w:t>retention</w:t>
+      </w:r>
+      <w:r>
+        <w:rPr>
+          <w:b w:val="0"/>
+        </w:rPr>
+        <w:t xml:space="preserve">, and reuse to what is necessary for a defined </w:t>
+      </w:r>
+      <w:r>
+        <w:rPr>
+          <w:b/>
+        </w:rPr>
+        <w:t>purpose</w:t>
+      </w:r>
+      <w:r>
+        <w:rPr>
+          <w:b w:val="0"/>
+        </w:rPr>
+        <w:t>.</w:t>
+      </w:r>
+    </w:p>
+    <w:p>
+      <w:pPr>
+        <w:spacing w:line="336" w:lineRule="auto" w:after="180"/>
+        <w:shd w:fill="F1F6F8"/>
+      </w:pPr>
+      <w:r>
+        <w:rPr>
+          <w:b w:val="0"/>
+        </w:rPr>
+        <w:t>Less data reduces breach exposure and misuse, but essential high-stakes information still needs secure, consent-aware handling.</w:t>
+      </w:r>
+    </w:p>
+    <w:p>
+      <w:pPr>
+        <w:spacing w:line="336" w:lineRule="auto" w:after="180"/>
+      </w:pPr>
+      <w:r>
+        <w:rPr>
+          <w:b w:val="0"/>
+        </w:rPr>
         <w:t>Draw a fresh example with all three stages:</w:t>
       </w:r>
     </w:p>
     <w:p>
-      <w:r>
-        <w:t>Every step connects a claim to observable evidence.</w:t>
-      </w:r>
-    </w:p>
-    <w:p>
-      <w:r>
+      <w:pPr>
+        <w:spacing w:line="336" w:lineRule="auto" w:after="180"/>
+      </w:pPr>
+      <w:r>
+        <w:rPr>
+          <w:b w:val="0"/>
+        </w:rPr>
+        <w:t xml:space="preserve">Every step connects a claim to observable </w:t>
+      </w:r>
+      <w:r>
+        <w:rPr>
+          <w:b/>
+        </w:rPr>
+        <w:t>evidence</w:t>
+      </w:r>
+      <w:r>
+        <w:rPr>
+          <w:b w:val="0"/>
+        </w:rPr>
+        <w:t>.</w:t>
+      </w:r>
+    </w:p>
+    <w:p>
+      <w:pPr>
+        <w:pStyle w:val="Heading3"/>
+      </w:pPr>
+      <w:r>
+        <w:t>The case to investigate</w:t>
+      </w:r>
+    </w:p>
+    <w:p>
+      <w:pPr>
+        <w:spacing w:line="336" w:lineRule="auto" w:after="180"/>
+        <w:shd w:fill="F1F6FC"/>
+      </w:pPr>
+      <w:r>
+        <w:rPr>
+          <w:b w:val="0"/>
+        </w:rPr>
         <w:t>CASE A lunch helper needs food preferences and allergy information for its task, not a face photo, home address, or family income.</w:t>
       </w:r>
     </w:p>
     <w:p>
-      <w:r>
+      <w:pPr>
+        <w:pStyle w:val="Heading3"/>
+      </w:pPr>
+      <w:r>
+        <w:t>Step 1</w:t>
+      </w:r>
+    </w:p>
+    <w:p>
+      <w:pPr>
+        <w:spacing w:line="336" w:lineRule="auto" w:after="180"/>
+        <w:shd w:fill="F4F9FC"/>
+      </w:pPr>
+      <w:r>
+        <w:rPr>
+          <w:b w:val="0"/>
+        </w:rPr>
         <w:t>STEP 1 — OBSERVE candidate information fields</w:t>
       </w:r>
     </w:p>
     <w:p>
-      <w:r>
+      <w:pPr>
+        <w:pStyle w:val="Heading3"/>
+      </w:pPr>
+      <w:r>
+        <w:t>Step 2</w:t>
+      </w:r>
+    </w:p>
+    <w:p>
+      <w:pPr>
+        <w:spacing w:line="336" w:lineRule="auto" w:after="180"/>
+        <w:shd w:fill="F4F9FC"/>
+      </w:pPr>
+      <w:r>
+        <w:rPr>
+          <w:b w:val="0"/>
+        </w:rPr>
         <w:t>STEP 2 — TRACE keep only fields needed for the stated goal</w:t>
       </w:r>
     </w:p>
     <w:p>
-      <w:r>
-        <w:t>STEP 3 — CONCLUDE useful result with reduced privacy risk</w:t>
-      </w:r>
-    </w:p>
-    <w:p>
-      <w:r>
-        <w:t>MODEL REASONING Keep only information required for safety and stated preferences, allow a person to provide or update it, restrict access, and delete it when the purpose ends. Explain why each removed field adds risk without benefit.</w:t>
-      </w:r>
-    </w:p>
-    <w:p>
-      <w:r>
-        <w:t>DO NOT OVERCLAIM Useful does not mean permitted forever or for every new purpose.</w:t>
-      </w:r>
-    </w:p>
-    <w:p>
-      <w:r>
-        <w:t>What new evidence could change this answer?</w:t>
-      </w:r>
-    </w:p>
-    <w:p>
       <w:pPr>
         <w:pStyle w:val="Heading3"/>
       </w:pPr>
       <w:r>
+        <w:t>Step 3</w:t>
+      </w:r>
+    </w:p>
+    <w:p>
+      <w:pPr>
+        <w:spacing w:line="336" w:lineRule="auto" w:after="180"/>
+        <w:shd w:fill="F4F9FC"/>
+      </w:pPr>
+      <w:r>
+        <w:rPr>
+          <w:b w:val="0"/>
+        </w:rPr>
+        <w:t xml:space="preserve">STEP 3 — CONCLUDE useful result with reduced </w:t>
+      </w:r>
+      <w:r>
+        <w:rPr>
+          <w:b/>
+        </w:rPr>
+        <w:t>privacy</w:t>
+      </w:r>
+      <w:r>
+        <w:rPr>
+          <w:b w:val="0"/>
+        </w:rPr>
+        <w:t xml:space="preserve"> risk</w:t>
+      </w:r>
+    </w:p>
+    <w:p>
+      <w:pPr>
+        <w:pStyle w:val="Heading3"/>
+      </w:pPr>
+      <w:r>
+        <w:t>Model answer</w:t>
+      </w:r>
+    </w:p>
+    <w:p>
+      <w:pPr>
+        <w:spacing w:line="336" w:lineRule="auto" w:after="180"/>
+        <w:shd w:fill="F1F6FC"/>
+      </w:pPr>
+      <w:r>
+        <w:rPr>
+          <w:b w:val="0"/>
+        </w:rPr>
+        <w:t xml:space="preserve">MODEL REASONING Keep only information required for safety and stated preferences, allow a person to provide or update it, restrict access, and delete it when the </w:t>
+      </w:r>
+      <w:r>
+        <w:rPr>
+          <w:b/>
+        </w:rPr>
+        <w:t>purpose</w:t>
+      </w:r>
+      <w:r>
+        <w:rPr>
+          <w:b w:val="0"/>
+        </w:rPr>
+        <w:t xml:space="preserve"> ends.</w:t>
+      </w:r>
+    </w:p>
+    <w:p>
+      <w:pPr>
+        <w:spacing w:line="336" w:lineRule="auto" w:after="180"/>
+        <w:shd w:fill="F1F6FC"/>
+      </w:pPr>
+      <w:r>
+        <w:rPr>
+          <w:b w:val="0"/>
+        </w:rPr>
+        <w:t>Explain why each removed field adds risk without benefit.</w:t>
+      </w:r>
+    </w:p>
+    <w:p>
+      <w:pPr>
+        <w:pStyle w:val="Heading3"/>
+      </w:pPr>
+      <w:r>
+        <w:t>A claim to avoid</w:t>
+      </w:r>
+    </w:p>
+    <w:p>
+      <w:pPr>
+        <w:spacing w:line="336" w:lineRule="auto" w:after="180"/>
+        <w:shd w:fill="FFF5E6"/>
+      </w:pPr>
+      <w:r>
+        <w:rPr>
+          <w:b w:val="0"/>
+        </w:rPr>
+        <w:t xml:space="preserve">DO NOT OVERCLAIM Useful does not mean permitted forever or for every new </w:t>
+      </w:r>
+      <w:r>
+        <w:rPr>
+          <w:b/>
+        </w:rPr>
+        <w:t>purpose</w:t>
+      </w:r>
+      <w:r>
+        <w:rPr>
+          <w:b w:val="0"/>
+        </w:rPr>
+        <w:t>.</w:t>
+      </w:r>
+    </w:p>
+    <w:p>
+      <w:pPr>
+        <w:spacing w:line="336" w:lineRule="auto" w:after="180"/>
+        <w:shd w:fill="F5F1FB"/>
+      </w:pPr>
+      <w:r>
+        <w:rPr>
+          <w:b w:val="0"/>
+        </w:rPr>
+        <w:t xml:space="preserve">What new </w:t>
+      </w:r>
+      <w:r>
+        <w:rPr>
+          <w:b/>
+        </w:rPr>
+        <w:t>evidence</w:t>
+      </w:r>
+      <w:r>
+        <w:rPr>
+          <w:b w:val="0"/>
+        </w:rPr>
+        <w:t xml:space="preserve"> could change this answer?</w:t>
+      </w:r>
+    </w:p>
+    <w:p>
+      <w:pPr>
+        <w:pStyle w:val="Heading3"/>
+      </w:pPr>
+      <w:r>
         <w:t>Concrete teaching case</w:t>
       </w:r>
     </w:p>
     <w:p>
-      <w:r>
+      <w:pPr>
+        <w:pStyle w:val="Heading3"/>
+      </w:pPr>
+      <w:r>
+        <w:t>The teaching case</w:t>
+      </w:r>
+    </w:p>
+    <w:p>
+      <w:pPr>
+        <w:spacing w:line="336" w:lineRule="auto" w:after="180"/>
+        <w:shd w:fill="F1F6FC"/>
+      </w:pPr>
+      <w:r>
+        <w:rPr>
+          <w:b w:val="0"/>
+        </w:rPr>
         <w:t>A genre-based book helper asks for genre, home address and a photograph.</w:t>
       </w:r>
     </w:p>
     <w:p>
-      <w:r>
+      <w:pPr>
+        <w:spacing w:line="336" w:lineRule="auto" w:after="180"/>
+        <w:shd w:fill="F5F1FB"/>
+      </w:pPr>
+      <w:r>
+        <w:rPr>
+          <w:b w:val="0"/>
+        </w:rPr>
         <w:t>Which fields are necessary?</w:t>
       </w:r>
     </w:p>
@@ -616,7 +1282,22 @@
       </w:r>
     </w:p>
     <w:p>
-      <w:r>
+      <w:pPr>
+        <w:pStyle w:val="Heading3"/>
+      </w:pPr>
+      <w:r>
+        <w:t>Why the result follows</w:t>
+      </w:r>
+    </w:p>
+    <w:p>
+      <w:pPr>
+        <w:spacing w:line="336" w:lineRule="auto" w:after="180"/>
+        <w:shd w:fill="F1F6FC"/>
+      </w:pPr>
+      <w:r>
+        <w:rPr>
+          <w:b w:val="0"/>
+        </w:rPr>
         <w:t>Genre is relevant; address and photo are unnecessary for the stated task. Collecting less reduces exposure.</w:t>
       </w:r>
     </w:p>
@@ -629,28 +1310,219 @@
       </w:r>
     </w:p>
     <w:p>
-      <w:r>
-        <w:t>Privacy includes having appropriate boundaries around information about people. A useful first question is: what exact job are we trying to do? A second is: what is the least information that can do that job? Collecting extra details just because a form has room for them creates more information to protect.</w:t>
-      </w:r>
-    </w:p>
-    <w:p>
-      <w:r>
-        <w:t>Our fictional class wants to choose one of three workshop topics for Friday: drawing, music or coding. It needs a total for each topic, not a list of who chose what. Each fictional pupil gets one paper slip and marks one topic. No real class survey is needed for this lesson. The teacher counts the choices and uses the largest total; a tie goes to a class discussion.</w:t>
-      </w:r>
-    </w:p>
-    <w:p>
-      <w:r>
-        <w:t>A proposed form asks for name, full date of birth, home address, photograph and topic choice. For the stated counting task only the topic choice is needed. Remove the other fields before collection. Do not fill them in and promise to ignore them later. If the purpose changes to individual attendance, design and justify that separate task with the teacher rather than silently reusing the survey.</w:t>
-      </w:r>
-    </w:p>
-    <w:p>
-      <w:r>
-        <w:t>Suppose the fictional counts are drawing 8, music 7 and coding 5. These totals support the choice of drawing. There is no need to publish each slip or a photograph of a child holding it. The teacher checks the total of 20 against the number of slips and then follows the agreed school process for disposing of the slips after verification.</w:t>
-      </w:r>
-    </w:p>
-    <w:p>
-      <w:r>
-        <w:t>A retention plan needs a clear trigger and a responsible person: for example, the teacher disposes of the fictional vote slips after the totals are checked and the activity closes. Real classroom records must follow the school’s approved process. Deleting one visible copy does not prove that every backup, screenshot or previously shared copy is gone.</w:t>
+      <w:pPr>
+        <w:pStyle w:val="Heading3"/>
+      </w:pPr>
+      <w:r>
+        <w:t>Explain the added worked example · 1</w:t>
+      </w:r>
+    </w:p>
+    <w:p>
+      <w:pPr>
+        <w:spacing w:line="336" w:lineRule="auto" w:after="180"/>
+      </w:pPr>
+      <w:r>
+        <w:rPr>
+          <w:b/>
+        </w:rPr>
+        <w:t>Privacy</w:t>
+      </w:r>
+      <w:r>
+        <w:rPr>
+          <w:b w:val="0"/>
+        </w:rPr>
+        <w:t xml:space="preserve"> includes having appropriate boundaries around information about people. A useful first question is: what exact job are we trying to do? A second is: what is the least information that can do that job?</w:t>
+      </w:r>
+    </w:p>
+    <w:p>
+      <w:pPr>
+        <w:spacing w:line="336" w:lineRule="auto" w:after="180"/>
+      </w:pPr>
+      <w:r>
+        <w:rPr>
+          <w:b w:val="0"/>
+        </w:rPr>
+        <w:t xml:space="preserve">Collecting extra details just because a form has room for them creates </w:t>
+      </w:r>
+      <w:r>
+        <w:rPr>
+          <w:b/>
+        </w:rPr>
+        <w:t>more information</w:t>
+      </w:r>
+      <w:r>
+        <w:rPr>
+          <w:b w:val="0"/>
+        </w:rPr>
+        <w:t xml:space="preserve"> to protect.</w:t>
+      </w:r>
+    </w:p>
+    <w:p>
+      <w:pPr>
+        <w:pStyle w:val="Heading3"/>
+      </w:pPr>
+      <w:r>
+        <w:t>Explain the added worked example · 2</w:t>
+      </w:r>
+    </w:p>
+    <w:p>
+      <w:pPr>
+        <w:spacing w:line="336" w:lineRule="auto" w:after="180"/>
+      </w:pPr>
+      <w:r>
+        <w:rPr>
+          <w:b w:val="0"/>
+        </w:rPr>
+        <w:t>Our fictional class wants to choose one of three workshop topics for Friday: drawing, music or coding. It needs a total for each topic, not a list of who chose what.</w:t>
+      </w:r>
+    </w:p>
+    <w:p>
+      <w:pPr>
+        <w:spacing w:line="336" w:lineRule="auto" w:after="180"/>
+      </w:pPr>
+      <w:r>
+        <w:rPr>
+          <w:b w:val="0"/>
+        </w:rPr>
+        <w:t>Each fictional pupil gets one paper slip and marks one topic. No real class survey is needed for this lesson. The teacher counts the choices and uses the largest total; a tie goes to a class discussion.</w:t>
+      </w:r>
+    </w:p>
+    <w:p>
+      <w:pPr>
+        <w:pStyle w:val="Heading3"/>
+      </w:pPr>
+      <w:r>
+        <w:t>Explain the added worked example · 3</w:t>
+      </w:r>
+    </w:p>
+    <w:p>
+      <w:pPr>
+        <w:spacing w:line="336" w:lineRule="auto" w:after="180"/>
+      </w:pPr>
+      <w:r>
+        <w:rPr>
+          <w:b w:val="0"/>
+        </w:rPr>
+        <w:t>A proposed form asks for name, full date of birth, home address, photograph and topic choice. For the stated counting task only the topic choice is needed. Remove the other fields before collection.</w:t>
+      </w:r>
+    </w:p>
+    <w:p>
+      <w:pPr>
+        <w:spacing w:line="336" w:lineRule="auto" w:after="180"/>
+      </w:pPr>
+      <w:r>
+        <w:rPr>
+          <w:b w:val="0"/>
+        </w:rPr>
+        <w:t xml:space="preserve">Do not fill them in and promise to ignore them later. If the </w:t>
+      </w:r>
+      <w:r>
+        <w:rPr>
+          <w:b/>
+        </w:rPr>
+        <w:t>purpose</w:t>
+      </w:r>
+      <w:r>
+        <w:rPr>
+          <w:b w:val="0"/>
+        </w:rPr>
+        <w:t xml:space="preserve"> changes to individual attendance, design and justify that separate task with the teacher rather than silently reusing the survey.</w:t>
+      </w:r>
+    </w:p>
+    <w:p>
+      <w:pPr>
+        <w:pStyle w:val="Heading3"/>
+      </w:pPr>
+      <w:r>
+        <w:t>Explain the added worked example · 4</w:t>
+      </w:r>
+    </w:p>
+    <w:p>
+      <w:pPr>
+        <w:spacing w:line="336" w:lineRule="auto" w:after="180"/>
+      </w:pPr>
+      <w:r>
+        <w:rPr>
+          <w:b w:val="0"/>
+        </w:rPr>
+        <w:t>Suppose the fictional counts are drawing 8, music 7 and coding 5. These totals support the choice of drawing. There is no need to publish each slip or a photograph of a child holding it.</w:t>
+      </w:r>
+    </w:p>
+    <w:p>
+      <w:pPr>
+        <w:spacing w:line="336" w:lineRule="auto" w:after="180"/>
+      </w:pPr>
+      <w:r>
+        <w:rPr>
+          <w:b w:val="0"/>
+        </w:rPr>
+        <w:t xml:space="preserve">The teacher checks the total of 20 against the number of slips and then follows the agreed school </w:t>
+      </w:r>
+      <w:r>
+        <w:rPr>
+          <w:b/>
+        </w:rPr>
+        <w:t>process</w:t>
+      </w:r>
+      <w:r>
+        <w:rPr>
+          <w:b w:val="0"/>
+        </w:rPr>
+        <w:t xml:space="preserve"> for disposing of the slips after verification.</w:t>
+      </w:r>
+    </w:p>
+    <w:p>
+      <w:pPr>
+        <w:pStyle w:val="Heading3"/>
+      </w:pPr>
+      <w:r>
+        <w:t>Explain the added worked example · 5</w:t>
+      </w:r>
+    </w:p>
+    <w:p>
+      <w:pPr>
+        <w:spacing w:line="336" w:lineRule="auto" w:after="180"/>
+      </w:pPr>
+      <w:r>
+        <w:rPr>
+          <w:b w:val="0"/>
+        </w:rPr>
+        <w:t xml:space="preserve">A </w:t>
+      </w:r>
+      <w:r>
+        <w:rPr>
+          <w:b/>
+        </w:rPr>
+        <w:t>retention</w:t>
+      </w:r>
+      <w:r>
+        <w:rPr>
+          <w:b w:val="0"/>
+        </w:rPr>
+        <w:t xml:space="preserve"> plan needs a clear trigger and a responsible person: for example, the teacher disposes of the fictional vote slips after the totals are checked and the activity closes.</w:t>
+      </w:r>
+    </w:p>
+    <w:p>
+      <w:pPr>
+        <w:spacing w:line="336" w:lineRule="auto" w:after="180"/>
+      </w:pPr>
+      <w:r>
+        <w:rPr>
+          <w:b w:val="0"/>
+        </w:rPr>
+        <w:t xml:space="preserve">Real classroom records must follow the school’s approved </w:t>
+      </w:r>
+      <w:r>
+        <w:rPr>
+          <w:b/>
+        </w:rPr>
+        <w:t>process</w:t>
+      </w:r>
+      <w:r>
+        <w:rPr>
+          <w:b w:val="0"/>
+        </w:rPr>
+        <w:t>. Deleting one visible copy does not prove that every backup, screenshot or previously shared copy is gone.</w:t>
       </w:r>
     </w:p>
     <w:p>
@@ -816,8 +1688,37 @@
       </w:r>
     </w:p>
     <w:p>
-      <w:r>
-        <w:t>Use the complete worked example below before asking learners to complete W2. Reveal a small part, invite a prediction, then explain the deciding step. These teacher notes contain solutions; do not reveal the independent case answer during modelling.</w:t>
+      <w:pPr>
+        <w:spacing w:line="336" w:lineRule="auto" w:after="180"/>
+      </w:pPr>
+      <w:r>
+        <w:rPr>
+          <w:b w:val="0"/>
+        </w:rPr>
+        <w:t xml:space="preserve">Use the complete worked example below before asking learners to complete W2. Reveal a small part, invite a </w:t>
+      </w:r>
+      <w:r>
+        <w:rPr>
+          <w:b/>
+        </w:rPr>
+        <w:t>prediction</w:t>
+      </w:r>
+      <w:r>
+        <w:rPr>
+          <w:b w:val="0"/>
+        </w:rPr>
+        <w:t>, then explain the deciding step.</w:t>
+      </w:r>
+    </w:p>
+    <w:p>
+      <w:pPr>
+        <w:spacing w:line="336" w:lineRule="auto" w:after="180"/>
+      </w:pPr>
+      <w:r>
+        <w:rPr>
+          <w:b w:val="0"/>
+        </w:rPr>
+        <w:t>These teacher notes contain solutions; do not reveal the independent case answer during modelling.</w:t>
       </w:r>
     </w:p>
     <w:tbl>
@@ -835,6 +1736,38 @@
         <w:trPr>
           <w:tblHeader/>
         </w:trPr>
+        <w:tc>
+          <w:tcPr>
+            <w:tcW w:type="dxa" w:w="3408"/>
+          </w:tcPr>
+          <w:p>
+            <w:r>
+              <w:t>Proposed change</w:t>
+            </w:r>
+          </w:p>
+        </w:tc>
+        <w:tc>
+          <w:tcPr>
+            <w:tcW w:type="dxa" w:w="3408"/>
+          </w:tcPr>
+          <w:p>
+            <w:r>
+              <w:t>What it changes</w:t>
+            </w:r>
+          </w:p>
+        </w:tc>
+        <w:tc>
+          <w:tcPr>
+            <w:tcW w:type="dxa" w:w="3408"/>
+          </w:tcPr>
+          <w:p>
+            <w:r>
+              <w:t>What still needs thought</w:t>
+            </w:r>
+          </w:p>
+        </w:tc>
+      </w:tr>
+      <w:tr>
         <w:tc>
           <w:tcPr>
             <w:tcW w:type="dxa" w:w="3408"/>
@@ -932,13 +1865,75 @@
       </w:tr>
     </w:tbl>
     <w:p>
-      <w:r>
-        <w:t>A code is not a promise of anonymity. If a teacher keeps a key connecting P07 to a pupil, the coded record can still be linked to that pupil. Even without a key, a combination such as an exact birthday, a team and a photograph may identify someone. Ask whether a reader could connect the information to a person, not just whether the name column is blank.</w:t>
-      </w:r>
-    </w:p>
-    <w:p>
-      <w:r>
-        <w:t>Totals also need context. A report saying that the only member of a tiny club chose music reveals that member’s choice. Our whole-class topic totals reveal less detail than individual rows, but we should not describe every possible total as automatically anonymous. Share only what the audience needs for the purpose.</w:t>
+      <w:pPr>
+        <w:pStyle w:val="Heading3"/>
+      </w:pPr>
+      <w:r>
+        <w:t>Model the reasoning aloud · 6</w:t>
+      </w:r>
+    </w:p>
+    <w:p>
+      <w:pPr>
+        <w:spacing w:line="336" w:lineRule="auto" w:after="180"/>
+      </w:pPr>
+      <w:r>
+        <w:rPr>
+          <w:b w:val="0"/>
+        </w:rPr>
+        <w:t>A code is not a promise of anonymity. If a teacher keeps a key connecting P07 to a pupil, the coded record can still be linked to that pupil.</w:t>
+      </w:r>
+    </w:p>
+    <w:p>
+      <w:pPr>
+        <w:spacing w:line="336" w:lineRule="auto" w:after="180"/>
+      </w:pPr>
+      <w:r>
+        <w:rPr>
+          <w:b w:val="0"/>
+        </w:rPr>
+        <w:t>Even without a key, a combination such as an exact birthday, a team and a photograph may identify someone. Ask whether a reader could connect the information to a person, not just whether the name column is blank.</w:t>
+      </w:r>
+    </w:p>
+    <w:p>
+      <w:pPr>
+        <w:pStyle w:val="Heading3"/>
+      </w:pPr>
+      <w:r>
+        <w:t>Model the reasoning aloud · 7</w:t>
+      </w:r>
+    </w:p>
+    <w:p>
+      <w:pPr>
+        <w:spacing w:line="336" w:lineRule="auto" w:after="180"/>
+      </w:pPr>
+      <w:r>
+        <w:rPr>
+          <w:b w:val="0"/>
+        </w:rPr>
+        <w:t>Totals also need context. A report saying that the only member of a tiny club chose music reveals that member’s choice.</w:t>
+      </w:r>
+    </w:p>
+    <w:p>
+      <w:pPr>
+        <w:spacing w:line="336" w:lineRule="auto" w:after="180"/>
+      </w:pPr>
+      <w:r>
+        <w:rPr>
+          <w:b w:val="0"/>
+        </w:rPr>
+        <w:t xml:space="preserve">Our whole-class topic totals reveal less detail than individual rows, but we should not describe every possible total as automatically anonymous. Share only what the audience needs for the </w:t>
+      </w:r>
+      <w:r>
+        <w:rPr>
+          <w:b/>
+        </w:rPr>
+        <w:t>purpose</w:t>
+      </w:r>
+      <w:r>
+        <w:rPr>
+          <w:b w:val="0"/>
+        </w:rPr>
+        <w:t>.</w:t>
       </w:r>
     </w:p>
     <w:tbl>
@@ -1044,7 +2039,13 @@
       </w:tr>
     </w:tbl>
     <w:p>
-      <w:r>
+      <w:pPr>
+        <w:spacing w:line="336" w:lineRule="auto" w:after="180"/>
+      </w:pPr>
+      <w:r>
+        <w:rPr>
+          <w:b w:val="0"/>
+        </w:rPr>
         <w:t>Use the diagram and verbal explanation together. Ask learners to match a sentence to a specific visual step; do not assign learners fixed visual or auditory learning styles.</w:t>
       </w:r>
     </w:p>
@@ -1057,7 +2058,13 @@
       </w:r>
     </w:p>
     <w:p>
-      <w:r>
+      <w:pPr>
+        <w:spacing w:line="336" w:lineRule="auto" w:after="180"/>
+      </w:pPr>
+      <w:r>
+        <w:rPr>
+          <w:b w:val="0"/>
+        </w:rPr>
         <w:t>A fictional teacher wants to count broken craft tools by type, without contacting borrowers.</w:t>
       </w:r>
     </w:p>
@@ -1070,12 +2077,54 @@
       </w:r>
     </w:p>
     <w:p>
-      <w:r>
-        <w:t>Needed output: totals for scissors, ruler and hole-punch repairs.</w:t>
-      </w:r>
-    </w:p>
-    <w:p>
-      <w:r>
+      <w:pPr>
+        <w:pStyle w:val="Heading3"/>
+      </w:pPr>
+      <w:r>
+        <w:t>Supplied facts</w:t>
+      </w:r>
+    </w:p>
+    <w:p>
+      <w:pPr>
+        <w:spacing w:line="336" w:lineRule="auto" w:after="180"/>
+        <w:shd w:fill="F1F6FC"/>
+      </w:pPr>
+      <w:r>
+        <w:rPr>
+          <w:b w:val="0"/>
+        </w:rPr>
+        <w:t xml:space="preserve">Needed </w:t>
+      </w:r>
+      <w:r>
+        <w:rPr>
+          <w:b/>
+        </w:rPr>
+        <w:t>output</w:t>
+      </w:r>
+      <w:r>
+        <w:rPr>
+          <w:b w:val="0"/>
+        </w:rPr>
+        <w:t>: totals for scissors, ruler and hole-punch repairs.</w:t>
+      </w:r>
+    </w:p>
+    <w:p>
+      <w:pPr>
+        <w:pStyle w:val="Heading3"/>
+      </w:pPr>
+      <w:r>
+        <w:t>Supplied facts</w:t>
+      </w:r>
+    </w:p>
+    <w:p>
+      <w:pPr>
+        <w:spacing w:line="336" w:lineRule="auto" w:after="180"/>
+        <w:shd w:fill="F1F6FC"/>
+      </w:pPr>
+      <w:r>
+        <w:rPr>
+          <w:b w:val="0"/>
+        </w:rPr>
         <w:t>Draft form requests pupil name, birthday, tool type and repair-needed Yes/No. No borrower follow-up is required.</w:t>
       </w:r>
     </w:p>
@@ -1261,20 +2310,62 @@
       </w:r>
     </w:p>
     <w:p>
-      <w:r>
-        <w:t>A field is justified by what the task needs to do, not by whether it might become useful someday. Names and birthdays do not help these repair totals. Replacing names with codes still leaves linked personal records if someone keeps a name-code key; collecting less can remove the need for that link entirely.</w:t>
-      </w:r>
-    </w:p>
-    <w:p>
       <w:pPr>
         <w:pStyle w:val="Heading3"/>
       </w:pPr>
       <w:r>
+        <w:t>Why the result follows</w:t>
+      </w:r>
+    </w:p>
+    <w:p>
+      <w:pPr>
+        <w:spacing w:line="336" w:lineRule="auto" w:after="180"/>
+        <w:shd w:fill="F1F6FC"/>
+      </w:pPr>
+      <w:r>
+        <w:rPr>
+          <w:b w:val="0"/>
+        </w:rPr>
+        <w:t>A field is justified by what the task needs to do, not by whether it might become useful someday. Names and birthdays do not help these repair totals.</w:t>
+      </w:r>
+    </w:p>
+    <w:p>
+      <w:pPr>
+        <w:spacing w:line="336" w:lineRule="auto" w:after="180"/>
+        <w:shd w:fill="F1F6FC"/>
+      </w:pPr>
+      <w:r>
+        <w:rPr>
+          <w:b w:val="0"/>
+        </w:rPr>
+        <w:t>Replacing names with codes still leaves linked personal records if someone keeps a name-code key; collecting less can remove the need for that link entirely.</w:t>
+      </w:r>
+    </w:p>
+    <w:p>
+      <w:pPr>
+        <w:pStyle w:val="Heading3"/>
+      </w:pPr>
+      <w:r>
         <w:t>What this example does not establish</w:t>
       </w:r>
     </w:p>
     <w:p>
-      <w:r>
+      <w:pPr>
+        <w:pStyle w:val="Heading3"/>
+      </w:pPr>
+      <w:r>
+        <w:t>Keep the stated limit</w:t>
+      </w:r>
+    </w:p>
+    <w:p>
+      <w:pPr>
+        <w:spacing w:line="336" w:lineRule="auto" w:after="180"/>
+        <w:shd w:fill="FFF5E6"/>
+      </w:pPr>
+      <w:r>
+        <w:rPr>
+          <w:b w:val="0"/>
+        </w:rPr>
         <w:t>Removing these fields is not a universal guarantee of anonymity or permission to collect other identifying combinations.</w:t>
       </w:r>
     </w:p>
@@ -1287,31 +2378,155 @@
       </w:r>
     </w:p>
     <w:p>
-      <w:r>
+      <w:pPr>
+        <w:pStyle w:val="Heading3"/>
+      </w:pPr>
+      <w:r>
+        <w:t>Change one thing</w:t>
+      </w:r>
+    </w:p>
+    <w:p>
+      <w:pPr>
+        <w:spacing w:line="336" w:lineRule="auto" w:after="180"/>
+        <w:shd w:fill="F5F1FB"/>
+      </w:pPr>
+      <w:r>
+        <w:rPr>
+          <w:b w:val="0"/>
+        </w:rPr>
         <w:t>Change: The teacher adds an authorised task to return one repaired tool to its borrower.</w:t>
       </w:r>
     </w:p>
     <w:p>
-      <w:r>
-        <w:t>Prediction: A minimal contact mechanism may now be needed for that tool.</w:t>
-      </w:r>
-    </w:p>
-    <w:p>
-      <w:r>
-        <w:t>Reason: The purpose changed; reassess necessity rather than restoring every old field.</w:t>
-      </w:r>
-    </w:p>
-    <w:p>
       <w:pPr>
         <w:pStyle w:val="Heading3"/>
       </w:pPr>
       <w:r>
+        <w:t>Predicted result</w:t>
+      </w:r>
+    </w:p>
+    <w:p>
+      <w:pPr>
+        <w:spacing w:line="336" w:lineRule="auto" w:after="180"/>
+        <w:shd w:fill="F1F6FC"/>
+      </w:pPr>
+      <w:r>
+        <w:rPr>
+          <w:b/>
+        </w:rPr>
+        <w:t>Prediction</w:t>
+      </w:r>
+      <w:r>
+        <w:rPr>
+          <w:b w:val="0"/>
+        </w:rPr>
+        <w:t xml:space="preserve">: A minimal contact </w:t>
+      </w:r>
+      <w:r>
+        <w:rPr>
+          <w:b/>
+        </w:rPr>
+        <w:t>mechanism</w:t>
+      </w:r>
+      <w:r>
+        <w:rPr>
+          <w:b w:val="0"/>
+        </w:rPr>
+        <w:t xml:space="preserve"> may now be needed for that tool.</w:t>
+      </w:r>
+    </w:p>
+    <w:p>
+      <w:pPr>
+        <w:pStyle w:val="Heading3"/>
+      </w:pPr>
+      <w:r>
+        <w:t>Why the result follows</w:t>
+      </w:r>
+    </w:p>
+    <w:p>
+      <w:pPr>
+        <w:spacing w:line="336" w:lineRule="auto" w:after="180"/>
+        <w:shd w:fill="F1F6FC"/>
+      </w:pPr>
+      <w:r>
+        <w:rPr>
+          <w:b w:val="0"/>
+        </w:rPr>
+        <w:t xml:space="preserve">Reason: The </w:t>
+      </w:r>
+      <w:r>
+        <w:rPr>
+          <w:b/>
+        </w:rPr>
+        <w:t>purpose</w:t>
+      </w:r>
+      <w:r>
+        <w:rPr>
+          <w:b w:val="0"/>
+        </w:rPr>
+        <w:t xml:space="preserve"> changed; reassess necessity rather than restoring every old field.</w:t>
+      </w:r>
+    </w:p>
+    <w:p>
+      <w:pPr>
+        <w:pStyle w:val="Heading3"/>
+      </w:pPr>
+      <w:r>
         <w:t>Ask while showing the picture</w:t>
       </w:r>
     </w:p>
     <w:p>
-      <w:r>
-        <w:t>Cover the result. Ask learners to name the inputs and predict the next step. Uncover one step, connect the icon to the actual procedure, and explain its evidence. Then change the supplied condition and compare. The picture is a representation; it does not document execution of a real AI model.</w:t>
+      <w:pPr>
+        <w:pStyle w:val="Heading3"/>
+      </w:pPr>
+      <w:r>
+        <w:t>Ask while showing the picture · 8</w:t>
+      </w:r>
+    </w:p>
+    <w:p>
+      <w:pPr>
+        <w:spacing w:line="336" w:lineRule="auto" w:after="180"/>
+      </w:pPr>
+      <w:r>
+        <w:rPr>
+          <w:b w:val="0"/>
+        </w:rPr>
+        <w:t xml:space="preserve">Cover the result. Ask learners to name the </w:t>
+      </w:r>
+      <w:r>
+        <w:rPr>
+          <w:b/>
+        </w:rPr>
+        <w:t>input</w:t>
+      </w:r>
+      <w:r>
+        <w:rPr>
+          <w:b w:val="0"/>
+        </w:rPr>
+        <w:t xml:space="preserve">s and predict the next step. Uncover one step, connect the icon to the actual procedure, and explain its </w:t>
+      </w:r>
+      <w:r>
+        <w:rPr>
+          <w:b/>
+        </w:rPr>
+        <w:t>evidence</w:t>
+      </w:r>
+      <w:r>
+        <w:rPr>
+          <w:b w:val="0"/>
+        </w:rPr>
+        <w:t>. Then change the supplied condition and compare.</w:t>
+      </w:r>
+    </w:p>
+    <w:p>
+      <w:pPr>
+        <w:spacing w:line="336" w:lineRule="auto" w:after="180"/>
+      </w:pPr>
+      <w:r>
+        <w:rPr>
+          <w:b w:val="0"/>
+        </w:rPr>
+        <w:t>The picture is a representation; it does not document execution of a real AI model.</w:t>
       </w:r>
     </w:p>
     <w:p>
@@ -1323,11 +2538,16 @@
       </w:r>
     </w:p>
     <w:p>
+      <w:r>
+        <w:t>Demonstrate Privacy by Choosing Less, reduce support deliberately and check individual reasoning before discussing answers.</w:t>
+      </w:r>
+    </w:p>
+    <w:p>
       <w:pPr>
         <w:pStyle w:val="Heading3"/>
       </w:pPr>
       <w:r>
-        <w:t>Demonstrate and guide practice</w:t>
+        <w:t>Board sequence</w:t>
       </w:r>
     </w:p>
     <w:p>
@@ -1335,26 +2555,90 @@
         <w:pStyle w:val="Heading3"/>
       </w:pPr>
       <w:r>
-        <w:t>Board sequence</w:t>
-      </w:r>
-    </w:p>
-    <w:p>
-      <w:r>
+        <w:t>1. Put the facts on the board</w:t>
+      </w:r>
+    </w:p>
+    <w:p>
+      <w:pPr>
+        <w:spacing w:line="336" w:lineRule="auto" w:after="180"/>
+        <w:shd w:fill="F4F9FC"/>
+      </w:pPr>
+      <w:r>
+        <w:rPr>
+          <w:b w:val="0"/>
+        </w:rPr>
         <w:t>Write the given facts: A genre-based book helper asks for genre, home address and a photograph.</w:t>
       </w:r>
     </w:p>
     <w:p>
-      <w:r>
+      <w:pPr>
+        <w:pStyle w:val="Heading3"/>
+      </w:pPr>
+      <w:r>
+        <w:t>2. State the decision to explain</w:t>
+      </w:r>
+    </w:p>
+    <w:p>
+      <w:pPr>
+        <w:spacing w:line="336" w:lineRule="auto" w:after="180"/>
+        <w:shd w:fill="F5F1FB"/>
+      </w:pPr>
+      <w:r>
+        <w:rPr>
+          <w:b w:val="0"/>
+        </w:rPr>
         <w:t>Write the question to explain: Which fields are necessary?</w:t>
       </w:r>
     </w:p>
     <w:p>
-      <w:r>
-        <w:t>Reveal after predictions: Genre is relevant; address and photo are unnecessary for the stated task. Collecting less reduces exposure.</w:t>
-      </w:r>
-    </w:p>
-    <w:p>
-      <w:r>
+      <w:pPr>
+        <w:pStyle w:val="Heading3"/>
+      </w:pPr>
+      <w:r>
+        <w:t>3. Reveal the worked reasoning</w:t>
+      </w:r>
+    </w:p>
+    <w:p>
+      <w:pPr>
+        <w:spacing w:line="336" w:lineRule="auto" w:after="180"/>
+        <w:shd w:fill="F1F6FC"/>
+      </w:pPr>
+      <w:r>
+        <w:rPr>
+          <w:b w:val="0"/>
+        </w:rPr>
+        <w:t xml:space="preserve">Reveal after </w:t>
+      </w:r>
+      <w:r>
+        <w:rPr>
+          <w:b/>
+        </w:rPr>
+        <w:t>prediction</w:t>
+      </w:r>
+      <w:r>
+        <w:rPr>
+          <w:b w:val="0"/>
+        </w:rPr>
+        <w:t>s: Genre is relevant; address and photo are unnecessary for the stated task. Collecting less reduces exposure.</w:t>
+      </w:r>
+    </w:p>
+    <w:p>
+      <w:pPr>
+        <w:pStyle w:val="Heading3"/>
+      </w:pPr>
+      <w:r>
+        <w:t>Hold back the independent task</w:t>
+      </w:r>
+    </w:p>
+    <w:p>
+      <w:pPr>
+        <w:spacing w:line="336" w:lineRule="auto" w:after="180"/>
+        <w:shd w:fill="F5F1FB"/>
+      </w:pPr>
+      <w:r>
+        <w:rPr>
+          <w:b w:val="0"/>
+        </w:rPr>
         <w:t>Keep for an independent attempt: A book helper needs reading topic and approximate difficulty. Someone asks it to collect home address too. Which information can be left out, and why?</w:t>
       </w:r>
     </w:p>
@@ -1367,23 +2651,77 @@
       </w:r>
     </w:p>
     <w:p>
-      <w:r>
+      <w:pPr>
+        <w:pStyle w:val="Heading3"/>
+      </w:pPr>
+      <w:r>
+        <w:t>Ask the class</w:t>
+      </w:r>
+    </w:p>
+    <w:p>
+      <w:pPr>
+        <w:spacing w:line="336" w:lineRule="auto" w:after="180"/>
+        <w:shd w:fill="F5F1FB"/>
+      </w:pPr>
+      <w:r>
+        <w:rPr>
+          <w:b w:val="0"/>
+        </w:rPr>
         <w:t>Ask: Which facts are given, and which would we have to assume? Learners mark relevant details before discussing answers.</w:t>
       </w:r>
     </w:p>
     <w:p>
-      <w:r>
+      <w:pPr>
+        <w:pStyle w:val="Heading3"/>
+      </w:pPr>
+      <w:r>
+        <w:t>Language to model</w:t>
+      </w:r>
+    </w:p>
+    <w:p>
+      <w:pPr>
+        <w:spacing w:line="336" w:lineRule="auto" w:after="180"/>
+        <w:shd w:fill="F1F6F8"/>
+      </w:pPr>
+      <w:r>
+        <w:rPr>
+          <w:b w:val="0"/>
+        </w:rPr>
         <w:t>Say: Predict first. Show the rule, information path or calculation that would produce the result. A correct guess is not yet an explanation.</w:t>
       </w:r>
     </w:p>
     <w:p>
-      <w:r>
+      <w:pPr>
+        <w:spacing w:line="336" w:lineRule="auto" w:after="180"/>
+      </w:pPr>
+      <w:r>
+        <w:rPr>
+          <w:b w:val="0"/>
+        </w:rPr>
         <w:t>Reveal reasoning one step at a time. Explain why a tempting alternative fails. Write units and denominators for arithmetic, trace conditions for decisions, and identify supporting sources for claims.</w:t>
       </w:r>
     </w:p>
     <w:p>
-      <w:r>
-        <w:t>In pairs, one learner solves while the other checks evidence; exchange roles. Remove the worked answer before independent assessment.</w:t>
+      <w:pPr>
+        <w:spacing w:line="336" w:lineRule="auto" w:after="180"/>
+      </w:pPr>
+      <w:r>
+        <w:rPr>
+          <w:b w:val="0"/>
+        </w:rPr>
+        <w:t xml:space="preserve">In pairs, one learner solves while the other checks </w:t>
+      </w:r>
+      <w:r>
+        <w:rPr>
+          <w:b/>
+        </w:rPr>
+        <w:t>evidence</w:t>
+      </w:r>
+      <w:r>
+        <w:rPr>
+          <w:b w:val="0"/>
+        </w:rPr>
+        <w:t>; exchange roles. Remove the worked answer before independent assessment.</w:t>
       </w:r>
     </w:p>
     <w:p>
@@ -1395,8 +2733,60 @@
       </w:r>
     </w:p>
     <w:p>
-      <w:r>
-        <w:t>A chart needs the three topic totals, not the named spreadsheet. Use the fictional counts provided here. Before any real tool use, check teacher approval for both tool and data; a smaller input does not itself authorize an upload. Draw bars on paper or use an approved local chart tool. Exit: collect topic choice; remove any two identity/contact fields. Share totals with the class. The teacher disposes of slips after verification and task closure under the agreed school process.</w:t>
+      <w:pPr>
+        <w:spacing w:line="336" w:lineRule="auto" w:after="180"/>
+      </w:pPr>
+      <w:r>
+        <w:rPr>
+          <w:b w:val="0"/>
+        </w:rPr>
+        <w:t>A chart needs the three topic totals, not the named spreadsheet. Use the fictional counts provided here.</w:t>
+      </w:r>
+    </w:p>
+    <w:p>
+      <w:pPr>
+        <w:spacing w:line="336" w:lineRule="auto" w:after="180"/>
+      </w:pPr>
+      <w:r>
+        <w:rPr>
+          <w:b w:val="0"/>
+        </w:rPr>
+        <w:t xml:space="preserve">Before any real tool use, check teacher approval for both tool and data; a smaller </w:t>
+      </w:r>
+      <w:r>
+        <w:rPr>
+          <w:b/>
+        </w:rPr>
+        <w:t>input</w:t>
+      </w:r>
+      <w:r>
+        <w:rPr>
+          <w:b w:val="0"/>
+        </w:rPr>
+        <w:t xml:space="preserve"> does not itself authorize an upload. Draw bars on paper or use an approved local chart tool.</w:t>
+      </w:r>
+    </w:p>
+    <w:p>
+      <w:pPr>
+        <w:spacing w:line="336" w:lineRule="auto" w:after="180"/>
+      </w:pPr>
+      <w:r>
+        <w:rPr>
+          <w:b w:val="0"/>
+        </w:rPr>
+        <w:t xml:space="preserve">Exit: collect topic choice; remove any two identity/contact fields. Share totals with the class. The teacher disposes of slips after verification and task closure under the agreed school </w:t>
+      </w:r>
+      <w:r>
+        <w:rPr>
+          <w:b/>
+        </w:rPr>
+        <w:t>process</w:t>
+      </w:r>
+      <w:r>
+        <w:rPr>
+          <w:b w:val="0"/>
+        </w:rPr>
+        <w:t>.</w:t>
       </w:r>
     </w:p>
     <w:p>
@@ -1628,41 +3018,155 @@
       </w:r>
     </w:p>
     <w:p>
-      <w:r>
-        <w:t>Completion task: A teacher replaces names with codes and keeps a separate code-to-name key. A pupil calls the records anonymous. Explain the problem. Then explain why removing names while leaving photographs would not settle the question either.</w:t>
-      </w:r>
-    </w:p>
-    <w:p>
-      <w:r>
-        <w:t>Teacher check: The key can reconnect each code to a person, so the coded records are not anonymous just because names are absent. Restricting the key helps limit access but does not erase the link. Photographs can identify people even if the name field is removed.</w:t>
-      </w:r>
-    </w:p>
-    <w:p>
-      <w:r>
-        <w:t>Start by identifying the given inputs together. Leave the intermediate steps blank. If needed, model one step, then withdraw that help on the next step. Move to a full trace only when the partial trace is understood. For partners, alternate explainer and checker; collect a response from every learner before discussion.</w:t>
-      </w:r>
-    </w:p>
-    <w:p>
       <w:pPr>
         <w:pStyle w:val="Heading3"/>
       </w:pPr>
       <w:r>
+        <w:t>Completion practice</w:t>
+      </w:r>
+    </w:p>
+    <w:p>
+      <w:pPr>
+        <w:spacing w:line="336" w:lineRule="auto" w:after="180"/>
+        <w:shd w:fill="F5F1FB"/>
+      </w:pPr>
+      <w:r>
+        <w:rPr>
+          <w:b w:val="0"/>
+        </w:rPr>
+        <w:t>Completion task: A teacher replaces names with codes and keeps a separate code-to-name key. A pupil calls the records anonymous. Explain the problem.</w:t>
+      </w:r>
+    </w:p>
+    <w:p>
+      <w:pPr>
+        <w:spacing w:line="336" w:lineRule="auto" w:after="180"/>
+        <w:shd w:fill="F5F1FB"/>
+      </w:pPr>
+      <w:r>
+        <w:rPr>
+          <w:b w:val="0"/>
+        </w:rPr>
+        <w:t>Then explain why removing names while leaving photographs would not settle the question either.</w:t>
+      </w:r>
+    </w:p>
+    <w:p>
+      <w:pPr>
+        <w:pStyle w:val="Heading3"/>
+      </w:pPr>
+      <w:r>
+        <w:t>Reasoning to listen for</w:t>
+      </w:r>
+    </w:p>
+    <w:p>
+      <w:pPr>
+        <w:spacing w:line="336" w:lineRule="auto" w:after="180"/>
+        <w:shd w:fill="F1F6FC"/>
+      </w:pPr>
+      <w:r>
+        <w:rPr>
+          <w:b w:val="0"/>
+        </w:rPr>
+        <w:t>Teacher check: The key can reconnect each code to a person, so the coded records are not anonymous just because names are absent. Restricting the key helps limit access but does not erase the link.</w:t>
+      </w:r>
+    </w:p>
+    <w:p>
+      <w:pPr>
+        <w:spacing w:line="336" w:lineRule="auto" w:after="180"/>
+        <w:shd w:fill="F1F6FC"/>
+      </w:pPr>
+      <w:r>
+        <w:rPr>
+          <w:b w:val="0"/>
+        </w:rPr>
+        <w:t>Photographs can identify people even if the name field is removed.</w:t>
+      </w:r>
+    </w:p>
+    <w:p>
+      <w:pPr>
+        <w:spacing w:line="336" w:lineRule="auto" w:after="180"/>
+      </w:pPr>
+      <w:r>
+        <w:rPr>
+          <w:b w:val="0"/>
+        </w:rPr>
+        <w:t xml:space="preserve">Start by identifying the given </w:t>
+      </w:r>
+      <w:r>
+        <w:rPr>
+          <w:b/>
+        </w:rPr>
+        <w:t>input</w:t>
+      </w:r>
+      <w:r>
+        <w:rPr>
+          <w:b w:val="0"/>
+        </w:rPr>
+        <w:t>s together. Leave the intermediate steps blank. If needed, model one step, then withdraw that help on the next step. Move to a full trace only when the partial trace is understood.</w:t>
+      </w:r>
+    </w:p>
+    <w:p>
+      <w:pPr>
+        <w:spacing w:line="336" w:lineRule="auto" w:after="180"/>
+      </w:pPr>
+      <w:r>
+        <w:rPr>
+          <w:b w:val="0"/>
+        </w:rPr>
+        <w:t>For partners, alternate explainer and checker; collect a response from every learner before discussion.</w:t>
+      </w:r>
+    </w:p>
+    <w:p>
+      <w:pPr>
+        <w:pStyle w:val="Heading3"/>
+      </w:pPr>
+      <w:r>
         <w:t>Individual reasoning check</w:t>
       </w:r>
     </w:p>
     <w:p>
-      <w:r>
-        <w:t>Use the worked case for Privacy and data minimisation. Proposed explanation: “More data always improves a task”. Decide whether this explanation is supported. Point to the step or supplied fact that decides; explain your repair if needed.</w:t>
-      </w:r>
-    </w:p>
-    <w:p>
-      <w:r>
-        <w:t>Expected correction: Unnecessary identity fields do not improve a category count and create more information to manage.</w:t>
-      </w:r>
-    </w:p>
-    <w:p>
-      <w:r>
-        <w:t>Collect explanations, not only yes/no votes. If a misunderstanding is common, re-model the relevant step for the class. If it affects a few learners, give a short targeted group explanation while others solve a more demanding variation.</w:t>
+      <w:pPr>
+        <w:spacing w:line="336" w:lineRule="auto" w:after="180"/>
+      </w:pPr>
+      <w:r>
+        <w:rPr>
+          <w:b w:val="0"/>
+        </w:rPr>
+        <w:t xml:space="preserve">Use the worked case for </w:t>
+      </w:r>
+      <w:r>
+        <w:rPr>
+          <w:b/>
+        </w:rPr>
+        <w:t>Privacy</w:t>
+      </w:r>
+      <w:r>
+        <w:rPr>
+          <w:b w:val="0"/>
+        </w:rPr>
+        <w:t xml:space="preserve"> and </w:t>
+      </w:r>
+      <w:r>
+        <w:rPr>
+          <w:b/>
+        </w:rPr>
+        <w:t>data minimisation</w:t>
+      </w:r>
+      <w:r>
+        <w:rPr>
+          <w:b w:val="0"/>
+        </w:rPr>
+        <w:t>. Proposed explanation: “More data always improves a task”. Decide whether this explanation is supported.</w:t>
+      </w:r>
+    </w:p>
+    <w:p>
+      <w:pPr>
+        <w:spacing w:line="336" w:lineRule="auto" w:after="180"/>
+      </w:pPr>
+      <w:r>
+        <w:rPr>
+          <w:b w:val="0"/>
+        </w:rPr>
+        <w:t>Point to the step or supplied fact that decides; explain your repair if needed.</w:t>
       </w:r>
     </w:p>
     <w:p>
@@ -1670,11 +3174,72 @@
         <w:pStyle w:val="Heading3"/>
       </w:pPr>
       <w:r>
+        <w:t>Expected repair</w:t>
+      </w:r>
+    </w:p>
+    <w:p>
+      <w:pPr>
+        <w:spacing w:line="336" w:lineRule="auto" w:after="180"/>
+        <w:shd w:fill="F1F6FC"/>
+      </w:pPr>
+      <w:r>
+        <w:rPr>
+          <w:b w:val="0"/>
+        </w:rPr>
+        <w:t xml:space="preserve">Expected correction: Unnecessary identity fields do not improve a category count and create </w:t>
+      </w:r>
+      <w:r>
+        <w:rPr>
+          <w:b/>
+        </w:rPr>
+        <w:t>more information</w:t>
+      </w:r>
+      <w:r>
+        <w:rPr>
+          <w:b w:val="0"/>
+        </w:rPr>
+        <w:t xml:space="preserve"> to manage.</w:t>
+      </w:r>
+    </w:p>
+    <w:p>
+      <w:pPr>
+        <w:spacing w:line="336" w:lineRule="auto" w:after="180"/>
+      </w:pPr>
+      <w:r>
+        <w:rPr>
+          <w:b w:val="0"/>
+        </w:rPr>
+        <w:t>Collect explanations, not only yes/no votes. If a misunderstanding is common, re-model the relevant step for the class.</w:t>
+      </w:r>
+    </w:p>
+    <w:p>
+      <w:pPr>
+        <w:spacing w:line="336" w:lineRule="auto" w:after="180"/>
+      </w:pPr>
+      <w:r>
+        <w:rPr>
+          <w:b w:val="0"/>
+        </w:rPr>
+        <w:t>If it affects a few learners, give a short targeted group explanation while others solve a more demanding variation.</w:t>
+      </w:r>
+    </w:p>
+    <w:p>
+      <w:pPr>
+        <w:pStyle w:val="Heading3"/>
+      </w:pPr>
+      <w:r>
         <w:t>Pictorial practice question</w:t>
       </w:r>
     </w:p>
     <w:p>
-      <w:r>
+      <w:pPr>
+        <w:spacing w:line="336" w:lineRule="auto" w:after="180"/>
+        <w:shd w:fill="F5F1FB"/>
+      </w:pPr>
+      <w:r>
+        <w:rPr>
+          <w:b w:val="0"/>
+        </w:rPr>
         <w:t>For the original task, does adding an anonymous-looking pupil code improve the repair count?</w:t>
       </w:r>
     </w:p>
@@ -1687,18 +3252,84 @@
       </w:r>
     </w:p>
     <w:p>
-      <w:r>
+      <w:pPr>
+        <w:spacing w:line="336" w:lineRule="auto" w:after="180"/>
+      </w:pPr>
+      <w:r>
+        <w:rPr>
+          <w:b w:val="0"/>
+        </w:rPr>
         <w:t>No. The totals need tool type and repair status, not pupil identity. A linkable code can also retain personal-data risk.</w:t>
       </w:r>
     </w:p>
     <w:p>
-      <w:r>
-        <w:t>Changed-case reasoning: A minimal contact mechanism may now be needed for that tool. The purpose changed; reassess necessity rather than restoring every old field.</w:t>
-      </w:r>
-    </w:p>
-    <w:p>
-      <w:r>
-        <w:t>Collect each learner’s explanation before discussion. Use the first missing connection between input, deciding step and result to choose support. This question is worked-case practice, not fresh mastery evidence.</w:t>
+      <w:pPr>
+        <w:spacing w:line="336" w:lineRule="auto" w:after="180"/>
+      </w:pPr>
+      <w:r>
+        <w:rPr>
+          <w:b w:val="0"/>
+        </w:rPr>
+        <w:t xml:space="preserve">Changed-case reasoning: A minimal contact </w:t>
+      </w:r>
+      <w:r>
+        <w:rPr>
+          <w:b/>
+        </w:rPr>
+        <w:t>mechanism</w:t>
+      </w:r>
+      <w:r>
+        <w:rPr>
+          <w:b w:val="0"/>
+        </w:rPr>
+        <w:t xml:space="preserve"> may now be needed for that tool. The </w:t>
+      </w:r>
+      <w:r>
+        <w:rPr>
+          <w:b/>
+        </w:rPr>
+        <w:t>purpose</w:t>
+      </w:r>
+      <w:r>
+        <w:rPr>
+          <w:b w:val="0"/>
+        </w:rPr>
+        <w:t xml:space="preserve"> changed; reassess necessity rather than restoring every old field.</w:t>
+      </w:r>
+    </w:p>
+    <w:p>
+      <w:pPr>
+        <w:spacing w:line="336" w:lineRule="auto" w:after="180"/>
+      </w:pPr>
+      <w:r>
+        <w:rPr>
+          <w:b w:val="0"/>
+        </w:rPr>
+        <w:t xml:space="preserve">Collect each learner’s explanation before discussion. Use the first missing connection between </w:t>
+      </w:r>
+      <w:r>
+        <w:rPr>
+          <w:b/>
+        </w:rPr>
+        <w:t>input</w:t>
+      </w:r>
+      <w:r>
+        <w:rPr>
+          <w:b w:val="0"/>
+        </w:rPr>
+        <w:t xml:space="preserve">, deciding step and result to choose support. This question is worked-case practice, not fresh mastery </w:t>
+      </w:r>
+      <w:r>
+        <w:rPr>
+          <w:b/>
+        </w:rPr>
+        <w:t>evidence</w:t>
+      </w:r>
+      <w:r>
+        <w:rPr>
+          <w:b w:val="0"/>
+        </w:rPr>
+        <w:t>.</w:t>
       </w:r>
     </w:p>
     <w:p>
@@ -1710,45 +3341,186 @@
       </w:r>
     </w:p>
     <w:p>
+      <w:r>
+        <w:t>Run the Privacy by Choosing Less investigation and use the first unsupported step to choose a teaching response.</w:t>
+      </w:r>
+    </w:p>
+    <w:p>
+      <w:pPr>
+        <w:spacing w:line="336" w:lineRule="auto" w:after="180"/>
+      </w:pPr>
+      <w:r>
+        <w:rPr>
+          <w:b w:val="0"/>
+        </w:rPr>
+        <w:t xml:space="preserve">Predict first, test honestly, and explain what the </w:t>
+      </w:r>
+      <w:r>
+        <w:rPr>
+          <w:b/>
+        </w:rPr>
+        <w:t>evidence</w:t>
+      </w:r>
+      <w:r>
+        <w:rPr>
+          <w:b w:val="0"/>
+        </w:rPr>
+        <w:t xml:space="preserve"> means.</w:t>
+      </w:r>
+    </w:p>
+    <w:p>
       <w:pPr>
         <w:pStyle w:val="Heading3"/>
       </w:pPr>
       <w:r>
-        <w:t>Run the weekly evidence lab</w:t>
-      </w:r>
-    </w:p>
-    <w:p>
-      <w:r>
-        <w:t>Predict first, test honestly, and explain what the evidence means.</w:t>
-      </w:r>
-    </w:p>
-    <w:p>
-      <w:r>
-        <w:t>State your prediction before the result is known.</w:t>
-      </w:r>
-    </w:p>
-    <w:p>
-      <w:r>
-        <w:t>Complete the task: Redesign a lunch helper that asks for too much personal data.</w:t>
-      </w:r>
-    </w:p>
-    <w:p>
-      <w:r>
+        <w:t>1. Predict</w:t>
+      </w:r>
+    </w:p>
+    <w:p>
+      <w:pPr>
+        <w:spacing w:line="336" w:lineRule="auto" w:after="180"/>
+        <w:shd w:fill="F4F9FC"/>
+      </w:pPr>
+      <w:r>
+        <w:rPr>
+          <w:b w:val="0"/>
+        </w:rPr>
+        <w:t xml:space="preserve">State your </w:t>
+      </w:r>
+      <w:r>
+        <w:rPr>
+          <w:b/>
+        </w:rPr>
+        <w:t>prediction</w:t>
+      </w:r>
+      <w:r>
+        <w:rPr>
+          <w:b w:val="0"/>
+        </w:rPr>
+        <w:t xml:space="preserve"> before the result is known.</w:t>
+      </w:r>
+    </w:p>
+    <w:p>
+      <w:pPr>
+        <w:pStyle w:val="Heading3"/>
+      </w:pPr>
+      <w:r>
+        <w:t>2. Investigate</w:t>
+      </w:r>
+    </w:p>
+    <w:p>
+      <w:pPr>
+        <w:spacing w:line="336" w:lineRule="auto" w:after="180"/>
+        <w:shd w:fill="F4F9FC"/>
+      </w:pPr>
+      <w:r>
+        <w:rPr>
+          <w:b w:val="0"/>
+        </w:rPr>
+        <w:t xml:space="preserve">Complete the task: Redesign a lunch helper that asks for too much </w:t>
+      </w:r>
+      <w:r>
+        <w:rPr>
+          <w:b/>
+        </w:rPr>
+        <w:t>personal data</w:t>
+      </w:r>
+      <w:r>
+        <w:rPr>
+          <w:b w:val="0"/>
+        </w:rPr>
+        <w:t>.</w:t>
+      </w:r>
+    </w:p>
+    <w:p>
+      <w:pPr>
+        <w:pStyle w:val="Heading3"/>
+      </w:pPr>
+      <w:r>
+        <w:t>3. Compare cases</w:t>
+      </w:r>
+    </w:p>
+    <w:p>
+      <w:pPr>
+        <w:spacing w:line="336" w:lineRule="auto" w:after="180"/>
+        <w:shd w:fill="F4F9FC"/>
+      </w:pPr>
+      <w:r>
+        <w:rPr>
+          <w:b w:val="0"/>
+        </w:rPr>
         <w:t>Keep a normal case and an edge case clearly separated.</w:t>
       </w:r>
     </w:p>
     <w:p>
-      <w:r>
-        <w:t>Record what happened—even when it does not match your prediction.</w:t>
-      </w:r>
-    </w:p>
-    <w:p>
-      <w:r>
+      <w:pPr>
+        <w:pStyle w:val="Heading3"/>
+      </w:pPr>
+      <w:r>
+        <w:t>4. Record honestly</w:t>
+      </w:r>
+    </w:p>
+    <w:p>
+      <w:pPr>
+        <w:spacing w:line="336" w:lineRule="auto" w:after="180"/>
+        <w:shd w:fill="F4F9FC"/>
+      </w:pPr>
+      <w:r>
+        <w:rPr>
+          <w:b w:val="0"/>
+        </w:rPr>
+        <w:t xml:space="preserve">Record what happened—even when it does not match your </w:t>
+      </w:r>
+      <w:r>
+        <w:rPr>
+          <w:b/>
+        </w:rPr>
+        <w:t>prediction</w:t>
+      </w:r>
+      <w:r>
+        <w:rPr>
+          <w:b w:val="0"/>
+        </w:rPr>
+        <w:t>.</w:t>
+      </w:r>
+    </w:p>
+    <w:p>
+      <w:pPr>
+        <w:pStyle w:val="Heading3"/>
+      </w:pPr>
+      <w:r>
+        <w:t>5. Explain and plan the next test</w:t>
+      </w:r>
+    </w:p>
+    <w:p>
+      <w:pPr>
+        <w:spacing w:line="336" w:lineRule="auto" w:after="180"/>
+        <w:shd w:fill="F4F9FC"/>
+      </w:pPr>
+      <w:r>
+        <w:rPr>
+          <w:b w:val="0"/>
+        </w:rPr>
         <w:t>Explain the result, one limitation, and the next useful test.</w:t>
       </w:r>
     </w:p>
     <w:p>
-      <w:r>
+      <w:pPr>
+        <w:pStyle w:val="Heading3"/>
+      </w:pPr>
+      <w:r>
+        <w:t>Use a fresh case after support</w:t>
+      </w:r>
+    </w:p>
+    <w:p>
+      <w:pPr>
+        <w:spacing w:line="336" w:lineRule="auto" w:after="180"/>
+        <w:shd w:fill="FFF5E6"/>
+      </w:pPr>
+      <w:r>
+        <w:rPr>
+          <w:b w:val="0"/>
+        </w:rPr>
         <w:t>INDEPENDENCE After support is removed, repeat the proof with a fresh case.</w:t>
       </w:r>
     </w:p>
@@ -1761,8 +3533,25 @@
       </w:r>
     </w:p>
     <w:p>
-      <w:r>
-        <w:t>Use the concrete case as the shared normal case and the independent question as a second case. Each pair creates a boundary or missing-information case and predicts its result before testing. Keep the expected result separate from an observed mistake.</w:t>
+      <w:pPr>
+        <w:spacing w:line="336" w:lineRule="auto" w:after="180"/>
+      </w:pPr>
+      <w:r>
+        <w:rPr>
+          <w:b w:val="0"/>
+        </w:rPr>
+        <w:t>Use the concrete case as the shared normal case and the independent question as a second case. Each pair creates a boundary or missing-information case and predicts its result before testing.</w:t>
+      </w:r>
+    </w:p>
+    <w:p>
+      <w:pPr>
+        <w:spacing w:line="336" w:lineRule="auto" w:after="180"/>
+      </w:pPr>
+      <w:r>
+        <w:rPr>
+          <w:b w:val="0"/>
+        </w:rPr>
+        <w:t>Keep the expected result separate from an observed mistake.</w:t>
       </w:r>
     </w:p>
     <w:tbl>
@@ -1920,13 +3709,45 @@
       </w:r>
     </w:p>
     <w:p>
-      <w:r>
+      <w:pPr>
+        <w:pStyle w:val="Heading3"/>
+      </w:pPr>
+      <w:r>
+        <w:t>Find the unsupported claim</w:t>
+      </w:r>
+    </w:p>
+    <w:p>
+      <w:pPr>
+        <w:spacing w:line="336" w:lineRule="auto" w:after="180"/>
+        <w:shd w:fill="F5F1FB"/>
+      </w:pPr>
+      <w:r>
+        <w:rPr>
+          <w:b w:val="0"/>
+        </w:rPr>
         <w:t>CLAIM TO REPAIR Collecting extra personal details always improves a tool.</w:t>
       </w:r>
     </w:p>
     <w:p>
-      <w:r>
-        <w:t>For guessing, return to given facts and request a trace. For vocabulary without application, use one example and one non-example. For arithmetic errors, check the setup before the calculation. Finish with a different uncoached case before recording mastery.</w:t>
+      <w:pPr>
+        <w:spacing w:line="336" w:lineRule="auto" w:after="180"/>
+      </w:pPr>
+      <w:r>
+        <w:rPr>
+          <w:b w:val="0"/>
+        </w:rPr>
+        <w:t>For guessing, return to given facts and request a trace. For vocabulary without application, use one example and one non-example. For arithmetic errors, check the setup before the calculation.</w:t>
+      </w:r>
+    </w:p>
+    <w:p>
+      <w:pPr>
+        <w:spacing w:line="336" w:lineRule="auto" w:after="180"/>
+      </w:pPr>
+      <w:r>
+        <w:rPr>
+          <w:b w:val="0"/>
+        </w:rPr>
+        <w:t>Finish with a different uncoached case before recording mastery.</w:t>
       </w:r>
     </w:p>
     <w:p>
@@ -1938,23 +3759,71 @@
       </w:r>
     </w:p>
     <w:p>
-      <w:r>
-        <w:t>More data always improves a task: Unnecessary identity fields do not improve a category count and create more information to manage.</w:t>
-      </w:r>
-    </w:p>
-    <w:p>
-      <w:r>
+      <w:pPr>
+        <w:spacing w:line="336" w:lineRule="auto" w:after="180"/>
+      </w:pPr>
+      <w:r>
+        <w:rPr>
+          <w:b w:val="0"/>
+        </w:rPr>
+        <w:t xml:space="preserve">More data always improves a task: Unnecessary identity fields do not improve a category count and create </w:t>
+      </w:r>
+      <w:r>
+        <w:rPr>
+          <w:b/>
+        </w:rPr>
+        <w:t>more information</w:t>
+      </w:r>
+      <w:r>
+        <w:rPr>
+          <w:b w:val="0"/>
+        </w:rPr>
+        <w:t xml:space="preserve"> to manage.</w:t>
+      </w:r>
+    </w:p>
+    <w:p>
+      <w:pPr>
+        <w:spacing w:line="336" w:lineRule="auto" w:after="180"/>
+      </w:pPr>
+      <w:r>
+        <w:rPr>
+          <w:b w:val="0"/>
+        </w:rPr>
         <w:t>Codes or missing names mean anonymous: A key or other identifying fields may reconnect records to a person.</w:t>
       </w:r>
     </w:p>
     <w:p>
-      <w:r>
+      <w:pPr>
+        <w:spacing w:line="336" w:lineRule="auto" w:after="180"/>
+      </w:pPr>
+      <w:r>
+        <w:rPr>
+          <w:b w:val="0"/>
+        </w:rPr>
         <w:t>Every total is safe to publish: A small or distinctive group may allow a reader to infer a person’s choice.</w:t>
       </w:r>
     </w:p>
     <w:p>
-      <w:r>
-        <w:t>Deleting one copy proves all copies are gone: Other copies, screenshots or backups may remain; follow the adult-led school process.</w:t>
+      <w:pPr>
+        <w:spacing w:line="336" w:lineRule="auto" w:after="180"/>
+      </w:pPr>
+      <w:r>
+        <w:rPr>
+          <w:b w:val="0"/>
+        </w:rPr>
+        <w:t xml:space="preserve">Deleting one copy proves all copies are gone: Other copies, screenshots or backups may remain; follow the adult-led school </w:t>
+      </w:r>
+      <w:r>
+        <w:rPr>
+          <w:b/>
+        </w:rPr>
+        <w:t>process</w:t>
+      </w:r>
+      <w:r>
+        <w:rPr>
+          <w:b w:val="0"/>
+        </w:rPr>
+        <w:t>.</w:t>
       </w:r>
     </w:p>
     <w:p>
@@ -2112,8 +3981,25 @@
       </w:tr>
     </w:tbl>
     <w:p>
-      <w:r>
-        <w:t>Offer an oral explanation, drawing, enlarged visual or fewer examples when that removes a reading/writing barrier. Keep the same reasoning goal. Stretch secure learners by changing a boundary or assumption and asking them to defend the effect, not simply by assigning more of the same questions.</w:t>
+      <w:pPr>
+        <w:spacing w:line="336" w:lineRule="auto" w:after="180"/>
+      </w:pPr>
+      <w:r>
+        <w:rPr>
+          <w:b w:val="0"/>
+        </w:rPr>
+        <w:t>Offer an oral explanation, drawing, enlarged visual or fewer examples when that removes a reading/writing barrier. Keep the same reasoning goal.</w:t>
+      </w:r>
+    </w:p>
+    <w:p>
+      <w:pPr>
+        <w:spacing w:line="336" w:lineRule="auto" w:after="180"/>
+      </w:pPr>
+      <w:r>
+        <w:rPr>
+          <w:b w:val="0"/>
+        </w:rPr>
+        <w:t>Stretch secure learners by changing a boundary or assumption and asking them to defend the effect, not simply by assigning more of the same questions.</w:t>
       </w:r>
     </w:p>
     <w:p>
@@ -2125,11 +4011,16 @@
       </w:r>
     </w:p>
     <w:p>
+      <w:r>
+        <w:t>Use the Privacy by Choosing Less questions, teacher keys and criteria after the relevant attempts. Previously discussed cases are practice; protect the separately selected independent task.</w:t>
+      </w:r>
+    </w:p>
+    <w:p>
       <w:pPr>
         <w:pStyle w:val="Heading3"/>
       </w:pPr>
       <w:r>
-        <w:t>Assess and explain the answers</w:t>
+        <w:t>Worked case answer</w:t>
       </w:r>
     </w:p>
     <w:p>
@@ -2137,11 +4028,18 @@
         <w:pStyle w:val="Heading3"/>
       </w:pPr>
       <w:r>
-        <w:t>Worked case answer</w:t>
-      </w:r>
-    </w:p>
-    <w:p>
-      <w:r>
+        <w:t>Teacher key · Worked case answer</w:t>
+      </w:r>
+    </w:p>
+    <w:p>
+      <w:pPr>
+        <w:spacing w:line="336" w:lineRule="auto" w:after="180"/>
+        <w:shd w:fill="F1F6FC"/>
+      </w:pPr>
+      <w:r>
+        <w:rPr>
+          <w:b w:val="0"/>
+        </w:rPr>
         <w:t>Genre is relevant; address and photo are unnecessary for the stated task. Collecting less reduces exposure.</w:t>
       </w:r>
     </w:p>
@@ -2154,7 +4052,22 @@
       </w:r>
     </w:p>
     <w:p>
-      <w:r>
+      <w:pPr>
+        <w:pStyle w:val="Heading3"/>
+      </w:pPr>
+      <w:r>
+        <w:t>Independent question · withhold the key</w:t>
+      </w:r>
+    </w:p>
+    <w:p>
+      <w:pPr>
+        <w:spacing w:line="336" w:lineRule="auto" w:after="180"/>
+        <w:shd w:fill="F5F1FB"/>
+      </w:pPr>
+      <w:r>
+        <w:rPr>
+          <w:b w:val="0"/>
+        </w:rPr>
         <w:t>A book helper needs reading topic and approximate difficulty. Someone asks it to collect home address too. Which information can be left out, and why?</w:t>
       </w:r>
     </w:p>
@@ -2167,8 +4080,35 @@
       </w:r>
     </w:p>
     <w:p>
-      <w:r>
-        <w:t>Leave out home address because it is unnecessary for the stated recommendation task. Collect only information that serves the learning purpose.</w:t>
+      <w:pPr>
+        <w:pStyle w:val="Heading3"/>
+      </w:pPr>
+      <w:r>
+        <w:t>Teacher key · Expected independent answer</w:t>
+      </w:r>
+    </w:p>
+    <w:p>
+      <w:pPr>
+        <w:spacing w:line="336" w:lineRule="auto" w:after="180"/>
+        <w:shd w:fill="F1F6FC"/>
+      </w:pPr>
+      <w:r>
+        <w:rPr>
+          <w:b w:val="0"/>
+        </w:rPr>
+        <w:t xml:space="preserve">Leave out home address because it is unnecessary for the stated recommendation task. Collect only information that serves the learning </w:t>
+      </w:r>
+      <w:r>
+        <w:rPr>
+          <w:b/>
+        </w:rPr>
+        <w:t>purpose</w:t>
+      </w:r>
+      <w:r>
+        <w:rPr>
+          <w:b w:val="0"/>
+        </w:rPr>
+        <w:t>.</w:t>
       </w:r>
     </w:p>
     <w:p>
@@ -2406,8 +4346,25 @@
       </w:tr>
     </w:tbl>
     <w:p>
-      <w:r>
-        <w:t>Use 6/8 as a classroom checkpoint, with 2 required for both Result and Reasoning. This is a proposed teaching rule, not a validated certification threshold. Do not count a coached answer as independent mastery; correct unsafe or unsupported claims regardless of total.</w:t>
+      <w:pPr>
+        <w:spacing w:line="336" w:lineRule="auto" w:after="180"/>
+      </w:pPr>
+      <w:r>
+        <w:rPr>
+          <w:b w:val="0"/>
+        </w:rPr>
+        <w:t>Use 6/8 as a classroom checkpoint, with 2 required for both Result and Reasoning. This is a proposed teaching rule, not a validated certification threshold.</w:t>
+      </w:r>
+    </w:p>
+    <w:p>
+      <w:pPr>
+        <w:spacing w:line="336" w:lineRule="auto" w:after="180"/>
+      </w:pPr>
+      <w:r>
+        <w:rPr>
+          <w:b w:val="0"/>
+        </w:rPr>
+        <w:t>Do not count a coached answer as independent mastery; correct unsafe or unsupported claims regardless of total.</w:t>
       </w:r>
     </w:p>
     <w:p>
@@ -2419,8 +4376,26 @@
       </w:r>
     </w:p>
     <w:p>
-      <w:r>
-        <w:t>Ask the learner to find the evidence that challenges this claim: “Collecting extra personal details always improves a tool.” Keep the first attempt and an uncoached retry separate.</w:t>
+      <w:pPr>
+        <w:spacing w:line="336" w:lineRule="auto" w:after="180"/>
+      </w:pPr>
+      <w:r>
+        <w:rPr>
+          <w:b w:val="0"/>
+        </w:rPr>
+        <w:t xml:space="preserve">Ask the learner to find the </w:t>
+      </w:r>
+      <w:r>
+        <w:rPr>
+          <w:b/>
+        </w:rPr>
+        <w:t>evidence</w:t>
+      </w:r>
+      <w:r>
+        <w:rPr>
+          <w:b w:val="0"/>
+        </w:rPr>
+        <w:t xml:space="preserve"> that challenges this claim: “Collecting extra personal details always improves a tool.” Keep the first attempt and an uncoached retry separate.</w:t>
       </w:r>
     </w:p>
     <w:p>
@@ -2432,7 +4407,22 @@
       </w:r>
     </w:p>
     <w:p>
-      <w:r>
+      <w:pPr>
+        <w:pStyle w:val="Heading3"/>
+      </w:pPr>
+      <w:r>
+        <w:t>Teacher key · Original transfer answer</w:t>
+      </w:r>
+    </w:p>
+    <w:p>
+      <w:pPr>
+        <w:spacing w:line="336" w:lineRule="auto" w:after="180"/>
+        <w:shd w:fill="F1F6FC"/>
+      </w:pPr>
+      <w:r>
+        <w:rPr>
+          <w:b w:val="0"/>
+        </w:rPr>
         <w:t>Keep genre and maximum pages. Address and selfie do not help the stated task and create unnecessary exposure if shared or lost. Use fictional records for practice and specify who may see needed data and when it is deleted.</w:t>
       </w:r>
     </w:p>
@@ -2453,111 +4443,579 @@
       </w:r>
     </w:p>
     <w:p>
-      <w:r>
-        <w:t>The fictional workshop vote asks for name, full date of birth, address, photograph and topic choice. Its only purpose is to count votes for drawing, music and coding. State which field to keep, which to remove and why. Explain why collecting the extra fields first is different from never collecting them.</w:t>
-      </w:r>
-    </w:p>
-    <w:p>
-      <w:r>
-        <w:t>Keep topic choice; remove name, full date of birth, address and photograph. The totals do not require identity or contact details. Collecting extra fields creates copies and exposure to manage even if those fields are later ignored or deleted.</w:t>
-      </w:r>
-    </w:p>
-    <w:p>
       <w:pPr>
         <w:pStyle w:val="Heading3"/>
       </w:pPr>
       <w:r>
+        <w:t>Workbook question · W1</w:t>
+      </w:r>
+    </w:p>
+    <w:p>
+      <w:pPr>
+        <w:spacing w:line="336" w:lineRule="auto" w:after="180"/>
+        <w:shd w:fill="F5F1FB"/>
+      </w:pPr>
+      <w:r>
+        <w:rPr>
+          <w:b w:val="0"/>
+        </w:rPr>
+        <w:t xml:space="preserve">The fictional workshop vote asks for name, full date of birth, address, photograph and topic choice. Its only </w:t>
+      </w:r>
+      <w:r>
+        <w:rPr>
+          <w:b/>
+        </w:rPr>
+        <w:t>purpose</w:t>
+      </w:r>
+      <w:r>
+        <w:rPr>
+          <w:b w:val="0"/>
+        </w:rPr>
+        <w:t xml:space="preserve"> is to count votes for drawing, music and coding. State which field to keep, which to remove and why.</w:t>
+      </w:r>
+    </w:p>
+    <w:p>
+      <w:pPr>
+        <w:spacing w:line="336" w:lineRule="auto" w:after="180"/>
+        <w:shd w:fill="F5F1FB"/>
+      </w:pPr>
+      <w:r>
+        <w:rPr>
+          <w:b w:val="0"/>
+        </w:rPr>
+        <w:t>Explain why collecting the extra fields first is different from never collecting them.</w:t>
+      </w:r>
+    </w:p>
+    <w:p>
+      <w:pPr>
+        <w:pStyle w:val="Heading3"/>
+      </w:pPr>
+      <w:r>
+        <w:t>Teacher reasoning · W1</w:t>
+      </w:r>
+    </w:p>
+    <w:p>
+      <w:pPr>
+        <w:spacing w:line="336" w:lineRule="auto" w:after="180"/>
+        <w:shd w:fill="F1F6FC"/>
+      </w:pPr>
+      <w:r>
+        <w:rPr>
+          <w:b w:val="0"/>
+        </w:rPr>
+        <w:t>Keep topic choice; remove name, full date of birth, address and photograph. The totals do not require identity or contact details.</w:t>
+      </w:r>
+    </w:p>
+    <w:p>
+      <w:pPr>
+        <w:spacing w:line="336" w:lineRule="auto" w:after="180"/>
+        <w:shd w:fill="F1F6FC"/>
+      </w:pPr>
+      <w:r>
+        <w:rPr>
+          <w:b w:val="0"/>
+        </w:rPr>
+        <w:t>Collecting extra fields creates copies and exposure to manage even if those fields are later ignored or deleted.</w:t>
+      </w:r>
+    </w:p>
+    <w:p>
+      <w:pPr>
+        <w:pStyle w:val="Heading3"/>
+      </w:pPr>
+      <w:r>
         <w:t>W2 Challenge a claim of anonymity</w:t>
       </w:r>
     </w:p>
     <w:p>
-      <w:r>
-        <w:t>A teacher replaces names with codes and keeps a separate code-to-name key. A pupil calls the records anonymous. Explain the problem. Then explain why removing names while leaving photographs would not settle the question either.</w:t>
-      </w:r>
-    </w:p>
-    <w:p>
-      <w:r>
-        <w:t>The key can reconnect each code to a person, so the coded records are not anonymous just because names are absent. Restricting the key helps limit access but does not erase the link. Photographs can identify people even if the name field is removed.</w:t>
-      </w:r>
-    </w:p>
-    <w:p>
       <w:pPr>
         <w:pStyle w:val="Heading3"/>
       </w:pPr>
       <w:r>
+        <w:t>Workbook question · W2</w:t>
+      </w:r>
+    </w:p>
+    <w:p>
+      <w:pPr>
+        <w:spacing w:line="336" w:lineRule="auto" w:after="180"/>
+        <w:shd w:fill="F5F1FB"/>
+      </w:pPr>
+      <w:r>
+        <w:rPr>
+          <w:b w:val="0"/>
+        </w:rPr>
+        <w:t>A teacher replaces names with codes and keeps a separate code-to-name key. A pupil calls the records anonymous. Explain the problem.</w:t>
+      </w:r>
+    </w:p>
+    <w:p>
+      <w:pPr>
+        <w:spacing w:line="336" w:lineRule="auto" w:after="180"/>
+        <w:shd w:fill="F5F1FB"/>
+      </w:pPr>
+      <w:r>
+        <w:rPr>
+          <w:b w:val="0"/>
+        </w:rPr>
+        <w:t>Then explain why removing names while leaving photographs would not settle the question either.</w:t>
+      </w:r>
+    </w:p>
+    <w:p>
+      <w:pPr>
+        <w:pStyle w:val="Heading3"/>
+      </w:pPr>
+      <w:r>
+        <w:t>Teacher reasoning · W2</w:t>
+      </w:r>
+    </w:p>
+    <w:p>
+      <w:pPr>
+        <w:spacing w:line="336" w:lineRule="auto" w:after="180"/>
+        <w:shd w:fill="F1F6FC"/>
+      </w:pPr>
+      <w:r>
+        <w:rPr>
+          <w:b w:val="0"/>
+        </w:rPr>
+        <w:t>The key can reconnect each code to a person, so the coded records are not anonymous just because names are absent. Restricting the key helps limit access but does not erase the link.</w:t>
+      </w:r>
+    </w:p>
+    <w:p>
+      <w:pPr>
+        <w:spacing w:line="336" w:lineRule="auto" w:after="180"/>
+        <w:shd w:fill="F1F6FC"/>
+      </w:pPr>
+      <w:r>
+        <w:rPr>
+          <w:b w:val="0"/>
+        </w:rPr>
+        <w:t>Photographs can identify people even if the name field is removed.</w:t>
+      </w:r>
+    </w:p>
+    <w:p>
+      <w:pPr>
+        <w:pStyle w:val="Heading3"/>
+      </w:pPr>
+      <w:r>
         <w:t>W3 Share the result the audience needs</w:t>
       </w:r>
     </w:p>
     <w:p>
-      <w:r>
-        <w:t>The fictional class has drawing 8, music 7 and coding 5. Write the result needed to choose a workshop. A pupil suggests posting every vote slip online as proof. Explain a lower-exposure way to check and share the result. Why can a total about a one-person club still reveal a choice?</w:t>
-      </w:r>
-    </w:p>
-    <w:p>
-      <w:r>
-        <w:t>Drawing leads with 8; totals are 8, 7 and 5, adding to 20. The teacher checks the slips and totals, then shares the three totals with the class rather than public individual slips. A one-person club total can be linked to its only member, revealing that person’s choice.</w:t>
-      </w:r>
-    </w:p>
-    <w:p>
       <w:pPr>
         <w:pStyle w:val="Heading3"/>
       </w:pPr>
       <w:r>
+        <w:t>Workbook question · W3</w:t>
+      </w:r>
+    </w:p>
+    <w:p>
+      <w:pPr>
+        <w:spacing w:line="336" w:lineRule="auto" w:after="180"/>
+        <w:shd w:fill="F5F1FB"/>
+      </w:pPr>
+      <w:r>
+        <w:rPr>
+          <w:b w:val="0"/>
+        </w:rPr>
+        <w:t>The fictional class has drawing 8, music 7 and coding 5. Write the result needed to choose a workshop. A pupil suggests posting every vote slip online as proof. Explain a lower-exposure way to check and share the result.</w:t>
+      </w:r>
+    </w:p>
+    <w:p>
+      <w:pPr>
+        <w:spacing w:line="336" w:lineRule="auto" w:after="180"/>
+        <w:shd w:fill="F5F1FB"/>
+      </w:pPr>
+      <w:r>
+        <w:rPr>
+          <w:b w:val="0"/>
+        </w:rPr>
+        <w:t>Why can a total about a one-person club still reveal a choice?</w:t>
+      </w:r>
+    </w:p>
+    <w:p>
+      <w:pPr>
+        <w:pStyle w:val="Heading3"/>
+      </w:pPr>
+      <w:r>
+        <w:t>Teacher reasoning · W3</w:t>
+      </w:r>
+    </w:p>
+    <w:p>
+      <w:pPr>
+        <w:spacing w:line="336" w:lineRule="auto" w:after="180"/>
+        <w:shd w:fill="F1F6FC"/>
+      </w:pPr>
+      <w:r>
+        <w:rPr>
+          <w:b w:val="0"/>
+        </w:rPr>
+        <w:t>Drawing leads with 8; totals are 8, 7 and 5, adding to 20. The teacher checks the slips and totals, then shares the three totals with the class rather than public individual slips.</w:t>
+      </w:r>
+    </w:p>
+    <w:p>
+      <w:pPr>
+        <w:spacing w:line="336" w:lineRule="auto" w:after="180"/>
+        <w:shd w:fill="F1F6FC"/>
+      </w:pPr>
+      <w:r>
+        <w:rPr>
+          <w:b w:val="0"/>
+        </w:rPr>
+        <w:t>A one-person club total can be linked to its only member, revealing that person’s choice.</w:t>
+      </w:r>
+    </w:p>
+    <w:p>
+      <w:pPr>
+        <w:pStyle w:val="Heading3"/>
+      </w:pPr>
+      <w:r>
         <w:t>W4 Design a different minimal-data task</w:t>
       </w:r>
     </w:p>
     <w:p>
-      <w:r>
-        <w:t>A fictional library wants only the total number of books needing repair in each category: cover, page or binding. It does not need to contact borrowers. A draft repair sheet asks for borrower name, home address, book repair category and borrower photograph. Design a plan: state the purpose, required and removed fields, who handles source sheets, what totals are shared with the librarian, and who disposes of sheets at what agreed point. Use no real borrower details.</w:t>
-      </w:r>
-    </w:p>
-    <w:p>
-      <w:r>
-        <w:t>Purpose: count repair needs by category. Keep repair category; remove borrower name, address and photograph because no borrower contact is required. An assigned teacher or librarian handles the source sheets, checks counts and shares category totals with the librarian. Name that adult as responsible for disposal after totals are verified and the counting task closes, following the agreed school process. Other justified restricted roles and clear disposal triggers are acceptable.</w:t>
-      </w:r>
-    </w:p>
-    <w:p>
       <w:pPr>
         <w:pStyle w:val="Heading3"/>
       </w:pPr>
       <w:r>
+        <w:t>Workbook question · W4</w:t>
+      </w:r>
+    </w:p>
+    <w:p>
+      <w:pPr>
+        <w:spacing w:line="336" w:lineRule="auto" w:after="180"/>
+        <w:shd w:fill="F5F1FB"/>
+      </w:pPr>
+      <w:r>
+        <w:rPr>
+          <w:b w:val="0"/>
+        </w:rPr>
+        <w:t>A fictional library wants only the total number of books needing repair in each category: cover, page or binding. It does not need to contact borrowers.</w:t>
+      </w:r>
+    </w:p>
+    <w:p>
+      <w:pPr>
+        <w:spacing w:line="336" w:lineRule="auto" w:after="180"/>
+        <w:shd w:fill="F5F1FB"/>
+      </w:pPr>
+      <w:r>
+        <w:rPr>
+          <w:b w:val="0"/>
+        </w:rPr>
+        <w:t>A draft repair sheet asks for borrower name, home address, book repair category and borrower photograph.</w:t>
+      </w:r>
+    </w:p>
+    <w:p>
+      <w:pPr>
+        <w:spacing w:line="336" w:lineRule="auto" w:after="180"/>
+        <w:shd w:fill="F5F1FB"/>
+      </w:pPr>
+      <w:r>
+        <w:rPr>
+          <w:b w:val="0"/>
+        </w:rPr>
+        <w:t xml:space="preserve">Design a plan: state the </w:t>
+      </w:r>
+      <w:r>
+        <w:rPr>
+          <w:b/>
+        </w:rPr>
+        <w:t>purpose</w:t>
+      </w:r>
+      <w:r>
+        <w:rPr>
+          <w:b w:val="0"/>
+        </w:rPr>
+        <w:t>, required and removed fields, who handles source sheets, what totals are shared with the librarian, and who disposes of sheets at what agreed point. Use no real borrower details.</w:t>
+      </w:r>
+    </w:p>
+    <w:p>
+      <w:pPr>
+        <w:pStyle w:val="Heading3"/>
+      </w:pPr>
+      <w:r>
+        <w:t>Teacher reasoning · W4</w:t>
+      </w:r>
+    </w:p>
+    <w:p>
+      <w:pPr>
+        <w:spacing w:line="336" w:lineRule="auto" w:after="180"/>
+        <w:shd w:fill="F1F6FC"/>
+      </w:pPr>
+      <w:r>
+        <w:rPr>
+          <w:b/>
+        </w:rPr>
+        <w:t>Purpose</w:t>
+      </w:r>
+      <w:r>
+        <w:rPr>
+          <w:b w:val="0"/>
+        </w:rPr>
+        <w:t>: count repair needs by category. Keep repair category; remove borrower name, address and photograph because no borrower contact is required.</w:t>
+      </w:r>
+    </w:p>
+    <w:p>
+      <w:pPr>
+        <w:spacing w:line="336" w:lineRule="auto" w:after="180"/>
+        <w:shd w:fill="F1F6FC"/>
+      </w:pPr>
+      <w:r>
+        <w:rPr>
+          <w:b w:val="0"/>
+        </w:rPr>
+        <w:t>An assigned teacher or librarian handles the source sheets, checks counts and shares category totals with the librarian.</w:t>
+      </w:r>
+    </w:p>
+    <w:p>
+      <w:pPr>
+        <w:spacing w:line="336" w:lineRule="auto" w:after="180"/>
+        <w:shd w:fill="F1F6FC"/>
+      </w:pPr>
+      <w:r>
+        <w:rPr>
+          <w:b w:val="0"/>
+        </w:rPr>
+        <w:t xml:space="preserve">Name that adult as responsible for disposal after totals are verified and the counting task closes, following the agreed school </w:t>
+      </w:r>
+      <w:r>
+        <w:rPr>
+          <w:b/>
+        </w:rPr>
+        <w:t>process</w:t>
+      </w:r>
+      <w:r>
+        <w:rPr>
+          <w:b w:val="0"/>
+        </w:rPr>
+        <w:t>. Other justified restricted roles and clear disposal triggers are acceptable.</w:t>
+      </w:r>
+    </w:p>
+    <w:p>
+      <w:pPr>
+        <w:pStyle w:val="Heading3"/>
+      </w:pPr>
+      <w:r>
         <w:t>W5 Respond to an unnecessary upload</w:t>
       </w:r>
     </w:p>
     <w:p>
-      <w:r>
-        <w:t>Someone plans to upload the library repair sheet with borrower details to an unapproved AI tool to add three totals. Explain a smaller-input alternative and a no-upload method. If the sheet was already shared, state a suitable first response and one claim you must not make about deleting it.</w:t>
-      </w:r>
-    </w:p>
-    <w:p>
-      <w:r>
-        <w:t>Use only fictional category counts in this lesson; for real work check teacher-approved tools and data rules before any upload. Add totals on paper or with an approved local calculator. If shared, stop further sharing and tell the teacher or trusted adult promptly so the school process can be followed. Do not claim that deleting the visible message removes all copies or backups.</w:t>
-      </w:r>
-    </w:p>
-    <w:p>
       <w:pPr>
         <w:pStyle w:val="Heading3"/>
       </w:pPr>
       <w:r>
+        <w:t>Workbook question · W5</w:t>
+      </w:r>
+    </w:p>
+    <w:p>
+      <w:pPr>
+        <w:spacing w:line="336" w:lineRule="auto" w:after="180"/>
+        <w:shd w:fill="F5F1FB"/>
+      </w:pPr>
+      <w:r>
+        <w:rPr>
+          <w:b w:val="0"/>
+        </w:rPr>
+        <w:t>Someone plans to upload the library repair sheet with borrower details to an unapproved AI tool to add three totals. Explain a smaller-</w:t>
+      </w:r>
+      <w:r>
+        <w:rPr>
+          <w:b/>
+        </w:rPr>
+        <w:t>input</w:t>
+      </w:r>
+      <w:r>
+        <w:rPr>
+          <w:b w:val="0"/>
+        </w:rPr>
+        <w:t xml:space="preserve"> alternative and a no-upload method.</w:t>
+      </w:r>
+    </w:p>
+    <w:p>
+      <w:pPr>
+        <w:spacing w:line="336" w:lineRule="auto" w:after="180"/>
+        <w:shd w:fill="F5F1FB"/>
+      </w:pPr>
+      <w:r>
+        <w:rPr>
+          <w:b w:val="0"/>
+        </w:rPr>
+        <w:t>If the sheet was already shared, state a suitable first response and one claim you must not make about deleting it.</w:t>
+      </w:r>
+    </w:p>
+    <w:p>
+      <w:pPr>
+        <w:pStyle w:val="Heading3"/>
+      </w:pPr>
+      <w:r>
+        <w:t>Teacher reasoning · W5</w:t>
+      </w:r>
+    </w:p>
+    <w:p>
+      <w:pPr>
+        <w:spacing w:line="336" w:lineRule="auto" w:after="180"/>
+        <w:shd w:fill="F1F6FC"/>
+      </w:pPr>
+      <w:r>
+        <w:rPr>
+          <w:b w:val="0"/>
+        </w:rPr>
+        <w:t>Use only fictional category counts in this lesson; for real work check teacher-approved tools and data rules before any upload. Add totals on paper or with an approved local calculator.</w:t>
+      </w:r>
+    </w:p>
+    <w:p>
+      <w:pPr>
+        <w:spacing w:line="336" w:lineRule="auto" w:after="180"/>
+        <w:shd w:fill="F1F6FC"/>
+      </w:pPr>
+      <w:r>
+        <w:rPr>
+          <w:b w:val="0"/>
+        </w:rPr>
+        <w:t xml:space="preserve">If shared, stop further sharing and tell the teacher or trusted adult promptly so the school </w:t>
+      </w:r>
+      <w:r>
+        <w:rPr>
+          <w:b/>
+        </w:rPr>
+        <w:t>process</w:t>
+      </w:r>
+      <w:r>
+        <w:rPr>
+          <w:b w:val="0"/>
+        </w:rPr>
+        <w:t xml:space="preserve"> can be followed. Do not claim that deleting the visible message removes all copies or backups.</w:t>
+      </w:r>
+    </w:p>
+    <w:p>
+      <w:pPr>
+        <w:pStyle w:val="Heading3"/>
+      </w:pPr>
+      <w:r>
         <w:t>Assess independent transfer</w:t>
       </w:r>
     </w:p>
     <w:p>
-      <w:r>
-        <w:t>Selected case: A fictional library wants only the total number of books needing repair in each category: cover, page or binding. It does not need to contact borrowers. A draft repair sheet asks for borrower name, home address, book repair category and borrower photograph. Design a plan: state the purpose, required and removed fields, who handles source sheets, what totals are shared with the librarian, and who disposes of sheets at what agreed point. Use no real borrower details.</w:t>
-      </w:r>
-    </w:p>
-    <w:p>
       <w:pPr>
         <w:pStyle w:val="Heading3"/>
       </w:pPr>
       <w:r>
+        <w:t>Independent question · withhold the key</w:t>
+      </w:r>
+    </w:p>
+    <w:p>
+      <w:pPr>
+        <w:spacing w:line="336" w:lineRule="auto" w:after="180"/>
+        <w:shd w:fill="F5F1FB"/>
+      </w:pPr>
+      <w:r>
+        <w:rPr>
+          <w:b w:val="0"/>
+        </w:rPr>
+        <w:t>Selected case: A fictional library wants only the total number of books needing repair in each category: cover, page or binding. It does not need to contact borrowers.</w:t>
+      </w:r>
+    </w:p>
+    <w:p>
+      <w:pPr>
+        <w:spacing w:line="336" w:lineRule="auto" w:after="180"/>
+        <w:shd w:fill="F5F1FB"/>
+      </w:pPr>
+      <w:r>
+        <w:rPr>
+          <w:b w:val="0"/>
+        </w:rPr>
+        <w:t>A draft repair sheet asks for borrower name, home address, book repair category and borrower photograph.</w:t>
+      </w:r>
+    </w:p>
+    <w:p>
+      <w:pPr>
+        <w:spacing w:line="336" w:lineRule="auto" w:after="180"/>
+        <w:shd w:fill="F5F1FB"/>
+      </w:pPr>
+      <w:r>
+        <w:rPr>
+          <w:b w:val="0"/>
+        </w:rPr>
+        <w:t xml:space="preserve">Design a plan: state the </w:t>
+      </w:r>
+      <w:r>
+        <w:rPr>
+          <w:b/>
+        </w:rPr>
+        <w:t>purpose</w:t>
+      </w:r>
+      <w:r>
+        <w:rPr>
+          <w:b w:val="0"/>
+        </w:rPr>
+        <w:t>, required and removed fields, who handles source sheets, what totals are shared with the librarian, and who disposes of sheets at what agreed point. Use no real borrower details.</w:t>
+      </w:r>
+    </w:p>
+    <w:p>
+      <w:pPr>
+        <w:pStyle w:val="Heading3"/>
+      </w:pPr>
+      <w:r>
         <w:t>Selected case answer</w:t>
       </w:r>
     </w:p>
     <w:p>
-      <w:r>
-        <w:t>Purpose: count repair needs by category. Keep repair category; remove borrower name, address and photograph because no borrower contact is required. An assigned teacher or librarian handles the source sheets, checks counts and shares category totals with the librarian. Name that adult as responsible for disposal after totals are verified and the counting task closes, following the agreed school process. Other justified restricted roles and clear disposal triggers are acceptable.</w:t>
+      <w:pPr>
+        <w:pStyle w:val="Heading3"/>
+      </w:pPr>
+      <w:r>
+        <w:t>Teacher key · Selected case answer</w:t>
+      </w:r>
+    </w:p>
+    <w:p>
+      <w:pPr>
+        <w:spacing w:line="336" w:lineRule="auto" w:after="180"/>
+        <w:shd w:fill="F1F6FC"/>
+      </w:pPr>
+      <w:r>
+        <w:rPr>
+          <w:b/>
+        </w:rPr>
+        <w:t>Purpose</w:t>
+      </w:r>
+      <w:r>
+        <w:rPr>
+          <w:b w:val="0"/>
+        </w:rPr>
+        <w:t>: count repair needs by category. Keep repair category; remove borrower name, address and photograph because no borrower contact is required.</w:t>
+      </w:r>
+    </w:p>
+    <w:p>
+      <w:pPr>
+        <w:spacing w:line="336" w:lineRule="auto" w:after="180"/>
+        <w:shd w:fill="F1F6FC"/>
+      </w:pPr>
+      <w:r>
+        <w:rPr>
+          <w:b w:val="0"/>
+        </w:rPr>
+        <w:t>An assigned teacher or librarian handles the source sheets, checks counts and shares category totals with the librarian.</w:t>
+      </w:r>
+    </w:p>
+    <w:p>
+      <w:pPr>
+        <w:spacing w:line="336" w:lineRule="auto" w:after="180"/>
+        <w:shd w:fill="F1F6FC"/>
+      </w:pPr>
+      <w:r>
+        <w:rPr>
+          <w:b w:val="0"/>
+        </w:rPr>
+        <w:t xml:space="preserve">Name that adult as responsible for disposal after totals are verified and the counting task closes, following the agreed school </w:t>
+      </w:r>
+      <w:r>
+        <w:rPr>
+          <w:b/>
+        </w:rPr>
+        <w:t>process</w:t>
+      </w:r>
+      <w:r>
+        <w:rPr>
+          <w:b w:val="0"/>
+        </w:rPr>
+        <w:t>. Other justified restricted roles and clear disposal triggers are acceptable.</w:t>
       </w:r>
     </w:p>
     <w:tbl>
@@ -2663,21 +5121,77 @@
       </w:tr>
     </w:tbl>
     <w:p>
-      <w:r>
-        <w:t>Record each dimension as not yet, with support, or independent. Accept a valid alternative procedure with a defensible trace. Do not penalise an honestly recorded model failure if the learner correctly explains its evidence and limits.</w:t>
-      </w:r>
-    </w:p>
-    <w:p>
       <w:pPr>
         <w:pStyle w:val="Heading3"/>
       </w:pPr>
       <w:r>
+        <w:t>Teacher key · Selected case answer</w:t>
+      </w:r>
+    </w:p>
+    <w:p>
+      <w:pPr>
+        <w:spacing w:line="336" w:lineRule="auto" w:after="180"/>
+        <w:shd w:fill="F1F6FC"/>
+      </w:pPr>
+      <w:r>
+        <w:rPr>
+          <w:b w:val="0"/>
+        </w:rPr>
+        <w:t>Record each dimension as not yet, with support, or independent. Accept a valid alternative procedure with a defensible trace.</w:t>
+      </w:r>
+    </w:p>
+    <w:p>
+      <w:pPr>
+        <w:spacing w:line="336" w:lineRule="auto" w:after="180"/>
+        <w:shd w:fill="F1F6FC"/>
+      </w:pPr>
+      <w:r>
+        <w:rPr>
+          <w:b w:val="0"/>
+        </w:rPr>
+        <w:t xml:space="preserve">Do not penalise an honestly recorded model failure if the learner correctly explains its </w:t>
+      </w:r>
+      <w:r>
+        <w:rPr>
+          <w:b/>
+        </w:rPr>
+        <w:t>evidence</w:t>
+      </w:r>
+      <w:r>
+        <w:rPr>
+          <w:b w:val="0"/>
+        </w:rPr>
+        <w:t xml:space="preserve"> and limits.</w:t>
+      </w:r>
+    </w:p>
+    <w:p>
+      <w:pPr>
+        <w:pStyle w:val="Heading3"/>
+      </w:pPr>
+      <w:r>
         <w:t>Feedback that the learner uses</w:t>
       </w:r>
     </w:p>
     <w:p>
-      <w:r>
-        <w:t>Name the earliest unsupported step and give one action to repair it. Have the learner make that repair now and explain why. Then assess the relevant skill on a fresh, fully specified case. Confirm it was not previously practised with feedback; solve and check the new case before assigning it. A follow-up design prompt is a starting brief, not automatically an equivalent test.</w:t>
+      <w:pPr>
+        <w:spacing w:line="336" w:lineRule="auto" w:after="180"/>
+      </w:pPr>
+      <w:r>
+        <w:rPr>
+          <w:b w:val="0"/>
+        </w:rPr>
+        <w:t>Name the earliest unsupported step and give one action to repair it. Have the learner make that repair now and explain why. Then assess the relevant skill on a fresh, fully specified case.</w:t>
+      </w:r>
+    </w:p>
+    <w:p>
+      <w:pPr>
+        <w:spacing w:line="336" w:lineRule="auto" w:after="180"/>
+      </w:pPr>
+      <w:r>
+        <w:rPr>
+          <w:b w:val="0"/>
+        </w:rPr>
+        <w:t>Confirm it was not previously practised with feedback; solve and check the new case before assigning it. A follow-up design prompt is a starting brief, not automatically an equivalent test.</w:t>
       </w:r>
     </w:p>
     <w:p>
@@ -2689,11 +5203,62 @@
       </w:r>
     </w:p>
     <w:p>
+      <w:r>
+        <w:t>Connect Privacy by Choosing Less to Helpful Classroom Sorter, adapt support and plan a later changed-case check.</w:t>
+      </w:r>
+    </w:p>
+    <w:p>
       <w:pPr>
         <w:pStyle w:val="Heading3"/>
       </w:pPr>
       <w:r>
-        <w:t>Connect and extend learning</w:t>
+        <w:t>Helpful Classroom Sorter</w:t>
+      </w:r>
+    </w:p>
+    <w:p>
+      <w:pPr>
+        <w:spacing w:line="336" w:lineRule="auto" w:after="180"/>
+      </w:pPr>
+      <w:r>
+        <w:rPr>
+          <w:b w:val="0"/>
+        </w:rPr>
+        <w:t>Cross out names, faces, and ownership details unless an explicit need survives review; set a deletion rule for sorter records.</w:t>
+      </w:r>
+    </w:p>
+    <w:p>
+      <w:pPr>
+        <w:spacing w:line="336" w:lineRule="auto" w:after="180"/>
+      </w:pPr>
+      <w:r>
+        <w:rPr>
+          <w:b w:val="0"/>
+        </w:rPr>
+        <w:t xml:space="preserve">Keep the decision, </w:t>
+      </w:r>
+      <w:r>
+        <w:rPr>
+          <w:b/>
+        </w:rPr>
+        <w:t>input</w:t>
+      </w:r>
+      <w:r>
+        <w:rPr>
+          <w:b w:val="0"/>
+        </w:rPr>
+        <w:t xml:space="preserve">, result, explanation and remaining limitation in the project </w:t>
+      </w:r>
+      <w:r>
+        <w:rPr>
+          <w:b/>
+        </w:rPr>
+        <w:t>evidence</w:t>
+      </w:r>
+      <w:r>
+        <w:rPr>
+          <w:b w:val="0"/>
+        </w:rPr>
+        <w:t xml:space="preserve"> record. Retrieve this record next week rather than restarting the project.</w:t>
       </w:r>
     </w:p>
     <w:p>
@@ -2701,17 +5266,54 @@
         <w:pStyle w:val="Heading3"/>
       </w:pPr>
       <w:r>
-        <w:t>Helpful Classroom Sorter</w:t>
-      </w:r>
-    </w:p>
-    <w:p>
-      <w:r>
-        <w:t>Cross out names, faces, and ownership details unless an explicit need survives review; set a deletion rule for sorter records.</w:t>
-      </w:r>
-    </w:p>
-    <w:p>
-      <w:r>
-        <w:t>Keep the decision, input, result, explanation and remaining limitation in the project evidence record. Retrieve this record next week rather than restarting the project.</w:t>
+        <w:t>Support and stretch</w:t>
+      </w:r>
+    </w:p>
+    <w:p>
+      <w:pPr>
+        <w:spacing w:line="336" w:lineRule="auto" w:after="180"/>
+      </w:pPr>
+      <w:r>
+        <w:rPr>
+          <w:b w:val="0"/>
+        </w:rPr>
+        <w:t xml:space="preserve">Use physical cards, spoken explanations and a three-stage drawing. Read aloud without giving the answer. Stretch: compare two </w:t>
+      </w:r>
+      <w:r>
+        <w:rPr>
+          <w:b/>
+        </w:rPr>
+        <w:t>mechanism</w:t>
+      </w:r>
+      <w:r>
+        <w:rPr>
+          <w:b w:val="0"/>
+        </w:rPr>
+        <w:t xml:space="preserve">s with the same visible </w:t>
+      </w:r>
+      <w:r>
+        <w:rPr>
+          <w:b/>
+        </w:rPr>
+        <w:t>output</w:t>
+      </w:r>
+      <w:r>
+        <w:rPr>
+          <w:b w:val="0"/>
+        </w:rPr>
+        <w:t xml:space="preserve"> and explain what </w:t>
+      </w:r>
+      <w:r>
+        <w:rPr>
+          <w:b/>
+        </w:rPr>
+        <w:t>evidence</w:t>
+      </w:r>
+      <w:r>
+        <w:rPr>
+          <w:b w:val="0"/>
+        </w:rPr>
+        <w:t xml:space="preserve"> distinguishes them.</w:t>
       </w:r>
     </w:p>
     <w:p>
@@ -2719,12 +5321,30 @@
         <w:pStyle w:val="Heading3"/>
       </w:pPr>
       <w:r>
-        <w:t>Support and stretch</w:t>
-      </w:r>
-    </w:p>
-    <w:p>
-      <w:r>
-        <w:t>Use physical cards, spoken explanations and a three-stage drawing. Read aloud without giving the answer. Stretch: compare two mechanisms with the same visible output and explain what evidence distinguishes them.</w:t>
+        <w:t>Exit reflection</w:t>
+      </w:r>
+    </w:p>
+    <w:p>
+      <w:pPr>
+        <w:spacing w:line="336" w:lineRule="auto" w:after="180"/>
+      </w:pPr>
+      <w:r>
+        <w:rPr>
+          <w:b w:val="0"/>
+        </w:rPr>
+        <w:t xml:space="preserve">Ask for one decision the learner can now justify and one situation requiring more </w:t>
+      </w:r>
+      <w:r>
+        <w:rPr>
+          <w:b/>
+        </w:rPr>
+        <w:t>evidence</w:t>
+      </w:r>
+      <w:r>
+        <w:rPr>
+          <w:b w:val="0"/>
+        </w:rPr>
+        <w:t xml:space="preserve"> or human review. Confidence ratings are separate from correct independent performance.</w:t>
       </w:r>
     </w:p>
     <w:p>
@@ -2732,12 +5352,30 @@
         <w:pStyle w:val="Heading3"/>
       </w:pPr>
       <w:r>
-        <w:t>Exit reflection</w:t>
-      </w:r>
-    </w:p>
-    <w:p>
-      <w:r>
-        <w:t>Ask for one decision the learner can now justify and one situation requiring more evidence or human review. Confidence ratings are separate from correct independent performance.</w:t>
+        <w:t>Bridge to the next week</w:t>
+      </w:r>
+    </w:p>
+    <w:p>
+      <w:pPr>
+        <w:spacing w:line="336" w:lineRule="auto" w:after="180"/>
+      </w:pPr>
+      <w:r>
+        <w:rPr>
+          <w:b w:val="0"/>
+        </w:rPr>
+        <w:t xml:space="preserve">Next: Week 25: Generate, Retrieve, or Calculate?. Retrieve today’s </w:t>
+      </w:r>
+      <w:r>
+        <w:rPr>
+          <w:b/>
+        </w:rPr>
+        <w:t>evidence</w:t>
+      </w:r>
+      <w:r>
+        <w:rPr>
+          <w:b w:val="0"/>
+        </w:rPr>
+        <w:t xml:space="preserve"> and identify what carries forward and what is new.</w:t>
       </w:r>
     </w:p>
     <w:p>
@@ -2745,12 +5383,133 @@
         <w:pStyle w:val="Heading3"/>
       </w:pPr>
       <w:r>
-        <w:t>Bridge to the next week</w:t>
-      </w:r>
-    </w:p>
-    <w:p>
-      <w:r>
-        <w:t>Next: Week 25: Generate, Retrieve, or Calculate?. Retrieve today’s evidence and identify what carries forward and what is new.</w:t>
+        <w:t>Support and fresh reassessment</w:t>
+      </w:r>
+    </w:p>
+    <w:p>
+      <w:pPr>
+        <w:spacing w:line="336" w:lineRule="auto" w:after="180"/>
+      </w:pPr>
+      <w:r>
+        <w:rPr>
+          <w:b w:val="0"/>
+        </w:rPr>
+        <w:t xml:space="preserve">Offer a five-box planning frame: </w:t>
+      </w:r>
+      <w:r>
+        <w:rPr>
+          <w:b/>
+        </w:rPr>
+        <w:t>purpose</w:t>
+      </w:r>
+      <w:r>
+        <w:rPr>
+          <w:b w:val="0"/>
+        </w:rPr>
+        <w:t xml:space="preserve">, fields, access, shared result, disposal. Accept spoken explanations of why each field is or is not needed. Avoid asking children to describe past </w:t>
+      </w:r>
+      <w:r>
+        <w:rPr>
+          <w:b/>
+        </w:rPr>
+        <w:t>privacy</w:t>
+      </w:r>
+      <w:r>
+        <w:rPr>
+          <w:b w:val="0"/>
+        </w:rPr>
+        <w:t xml:space="preserve"> incidents.</w:t>
+      </w:r>
+    </w:p>
+    <w:p>
+      <w:pPr>
+        <w:spacing w:line="336" w:lineRule="auto" w:after="180"/>
+      </w:pPr>
+      <w:r>
+        <w:rPr>
+          <w:b w:val="0"/>
+        </w:rPr>
+        <w:t xml:space="preserve">Extension: construct a fictional small-group total that reveals one choice and suggest a less detailed </w:t>
+      </w:r>
+      <w:r>
+        <w:rPr>
+          <w:b/>
+        </w:rPr>
+        <w:t>output</w:t>
+      </w:r>
+      <w:r>
+        <w:rPr>
+          <w:b w:val="0"/>
+        </w:rPr>
+        <w:t>.</w:t>
+      </w:r>
+    </w:p>
+    <w:p>
+      <w:pPr>
+        <w:spacing w:line="336" w:lineRule="auto" w:after="180"/>
+      </w:pPr>
+      <w:r>
+        <w:rPr>
+          <w:b w:val="0"/>
+        </w:rPr>
+        <w:t xml:space="preserve">W4 requires a category-count </w:t>
+      </w:r>
+      <w:r>
+        <w:rPr>
+          <w:b/>
+        </w:rPr>
+        <w:t>purpose</w:t>
+      </w:r>
+      <w:r>
+        <w:rPr>
+          <w:b w:val="0"/>
+        </w:rPr>
+        <w:t xml:space="preserve">, repair category only from the listed fields, removal of all three borrower fields, a restricted responsible adult, category totals for the librarian and an actionable disposal trigger under the agreed </w:t>
+      </w:r>
+      <w:r>
+        <w:rPr>
+          <w:b/>
+        </w:rPr>
+        <w:t>process</w:t>
+      </w:r>
+      <w:r>
+        <w:rPr>
+          <w:b w:val="0"/>
+        </w:rPr>
+        <w:t>.</w:t>
+      </w:r>
+    </w:p>
+    <w:p>
+      <w:pPr>
+        <w:spacing w:line="336" w:lineRule="auto" w:after="180"/>
+      </w:pPr>
+      <w:r>
+        <w:rPr>
+          <w:b w:val="0"/>
+        </w:rPr>
+        <w:t>After support change the task to contacting borrowers about repairs.</w:t>
+      </w:r>
+    </w:p>
+    <w:p>
+      <w:pPr>
+        <w:spacing w:line="336" w:lineRule="auto" w:after="180"/>
+      </w:pPr>
+      <w:r>
+        <w:rPr>
+          <w:b w:val="0"/>
+        </w:rPr>
+        <w:t>Ask the pupil to explain that the old minimal field set no longer performs the new task and that an adult must design an approved contact workflow; do not request real contact details.</w:t>
+      </w:r>
+    </w:p>
+    <w:p>
+      <w:pPr>
+        <w:spacing w:line="336" w:lineRule="auto" w:after="180"/>
+      </w:pPr>
+      <w:r>
+        <w:rPr>
+          <w:b w:val="0"/>
+        </w:rPr>
+        <w:t>Week 25 distinguishes generating a plausible response, retrieving an existing record and calculating a result from explicit rules.</w:t>
       </w:r>
     </w:p>
     <w:p>
@@ -2758,40 +5517,40 @@
         <w:pStyle w:val="Heading3"/>
       </w:pPr>
       <w:r>
-        <w:t>Support and fresh reassessment</w:t>
-      </w:r>
-    </w:p>
-    <w:p>
-      <w:r>
-        <w:t>Offer a five-box planning frame: purpose, fields, access, shared result, disposal. Accept spoken explanations of why each field is or is not needed. Avoid asking children to describe past privacy incidents. Extension: construct a fictional small-group total that reveals one choice and suggest a less detailed output.</w:t>
-      </w:r>
-    </w:p>
-    <w:p>
-      <w:r>
-        <w:t>W4 requires a category-count purpose, repair category only from the listed fields, removal of all three borrower fields, a restricted responsible adult, category totals for the librarian and an actionable disposal trigger under the agreed process. After support change the task to contacting borrowers about repairs. Ask the pupil to explain that the old minimal field set no longer performs the new task and that an adult must design an approved contact workflow; do not request real contact details.</w:t>
-      </w:r>
-    </w:p>
-    <w:p>
-      <w:r>
-        <w:t>Week 25 distinguishes generating a plausible response, retrieving an existing record and calculating a result from explicit rules.</w:t>
-      </w:r>
-    </w:p>
-    <w:p>
-      <w:pPr>
-        <w:pStyle w:val="Heading3"/>
-      </w:pPr>
-      <w:r>
         <w:t>Plan the delayed return</w:t>
       </w:r>
     </w:p>
     <w:p>
-      <w:r>
+      <w:pPr>
+        <w:spacing w:line="336" w:lineRule="auto" w:after="180"/>
+      </w:pPr>
+      <w:r>
+        <w:rPr>
+          <w:b w:val="0"/>
+        </w:rPr>
         <w:t>Suggested return points in this level: ai-1/25, ai-1/27, ai-1/30. Use actual classroom dates, adjusting for holidays and gaps. One, three and six teaching weeks are scheduling choices, not a claimed optimal spacing.</w:t>
       </w:r>
     </w:p>
     <w:p>
-      <w:r>
-        <w:t>At a delayed check, ask for the idea from memory and a changed application. Compare with the earlier independent response and record support used. For a new level, revisit the previous capstone before checking the new prerequisites.</w:t>
+      <w:pPr>
+        <w:spacing w:line="336" w:lineRule="auto" w:after="180"/>
+      </w:pPr>
+      <w:r>
+        <w:rPr>
+          <w:b w:val="0"/>
+        </w:rPr>
+        <w:t>At a delayed check, ask for the idea from memory and a changed application. Compare with the earlier independent response and record support used.</w:t>
+      </w:r>
+    </w:p>
+    <w:p>
+      <w:pPr>
+        <w:spacing w:line="336" w:lineRule="auto" w:after="180"/>
+      </w:pPr>
+      <w:r>
+        <w:rPr>
+          <w:b w:val="0"/>
+        </w:rPr>
+        <w:t>For a new level, revisit the previous capstone before checking the new prerequisites.</w:t>
       </w:r>
     </w:p>
     <w:tbl>
@@ -2951,8 +5710,26 @@
       </w:tr>
     </w:tbl>
     <w:p>
-      <w:r>
-        <w:t>Use the evidence to choose reteaching or the next step. A completed page, confidence rating or attractive project does not by itself demonstrate understanding.</w:t>
+      <w:pPr>
+        <w:spacing w:line="336" w:lineRule="auto" w:after="180"/>
+      </w:pPr>
+      <w:r>
+        <w:rPr>
+          <w:b w:val="0"/>
+        </w:rPr>
+        <w:t xml:space="preserve">Use the </w:t>
+      </w:r>
+      <w:r>
+        <w:rPr>
+          <w:b/>
+        </w:rPr>
+        <w:t>evidence</w:t>
+      </w:r>
+      <w:r>
+        <w:rPr>
+          <w:b w:val="0"/>
+        </w:rPr>
+        <w:t xml:space="preserve"> to choose reteaching or the next step. A completed page, confidence rating or attractive project does not by itself demonstrate understanding.</w:t>
       </w:r>
     </w:p>
     <w:p>
@@ -2964,8 +5741,26 @@
       </w:r>
     </w:p>
     <w:p>
-      <w:r>
-        <w:t>Write the sorter’s purpose, necessary fields, access rules and deletion point before collecting any real classroom information.</w:t>
+      <w:pPr>
+        <w:spacing w:line="336" w:lineRule="auto" w:after="180"/>
+      </w:pPr>
+      <w:r>
+        <w:rPr>
+          <w:b w:val="0"/>
+        </w:rPr>
+        <w:t xml:space="preserve">Write the sorter’s </w:t>
+      </w:r>
+      <w:r>
+        <w:rPr>
+          <w:b/>
+        </w:rPr>
+        <w:t>purpose</w:t>
+      </w:r>
+      <w:r>
+        <w:rPr>
+          <w:b w:val="0"/>
+        </w:rPr>
+        <w:t>, necessary fields, access rules and deletion point before collecting any real classroom information.</w:t>
       </w:r>
     </w:p>
     <w:p>
@@ -2978,12 +5773,50 @@
     </w:p>
     <w:p>
       <w:r>
+        <w:t>Use this preparation summary alongside the detailed Privacy by Choosing Less lesson; it is a checklist rather than a replacement for the full sequence.</w:t>
+      </w:r>
+    </w:p>
+    <w:p>
+      <w:pPr>
+        <w:pStyle w:val="Heading3"/>
+      </w:pPr>
+      <w:r>
+        <w:t>Teaching target</w:t>
+      </w:r>
+    </w:p>
+    <w:p>
+      <w:pPr>
+        <w:spacing w:line="336" w:lineRule="auto" w:after="180"/>
+        <w:shd w:fill="EDF7F3"/>
+      </w:pPr>
+      <w:r>
+        <w:rPr>
+          <w:b w:val="0"/>
+        </w:rPr>
         <w:t>Teaching target: Justify which information a stated task needs and remove unnecessary fields</w:t>
       </w:r>
     </w:p>
     <w:p>
-      <w:r>
-        <w:t>Prepare the labelled worked-case picture, the matching workbook, fictional input cards and a place for individual responses. No paid AI account is required for the paper reasoning activities.</w:t>
+      <w:pPr>
+        <w:spacing w:line="336" w:lineRule="auto" w:after="180"/>
+      </w:pPr>
+      <w:r>
+        <w:rPr>
+          <w:b w:val="0"/>
+        </w:rPr>
+        <w:t xml:space="preserve">Prepare the labelled worked-case picture, the matching workbook, fictional </w:t>
+      </w:r>
+      <w:r>
+        <w:rPr>
+          <w:b/>
+        </w:rPr>
+        <w:t>input</w:t>
+      </w:r>
+      <w:r>
+        <w:rPr>
+          <w:b w:val="0"/>
+        </w:rPr>
+        <w:t xml:space="preserve"> cards and a place for individual responses. No paid AI account is required for the paper reasoning activities.</w:t>
       </w:r>
     </w:p>
     <w:tbl>
@@ -3130,37 +5963,254 @@
       </w:tr>
     </w:tbl>
     <w:p>
-      <w:r>
-        <w:t>Before class, solve the supported practice: A teacher replaces names with codes and keeps a separate code-to-name key. A pupil calls the records anonymous. Explain the problem. Then explain why removing names while leaving photographs would not settle the question either.</w:t>
-      </w:r>
-    </w:p>
-    <w:p>
-      <w:r>
-        <w:t>Reasoned practice answer: The key can reconnect each code to a person, so the coded records are not anonymous just because names are absent. Restricting the key helps limit access but does not erase the link. Photographs can identify people even if the name field is removed.</w:t>
-      </w:r>
-    </w:p>
-    <w:p>
-      <w:r>
-        <w:t>Check every learner before discussion: Use the worked case for Privacy and data minimisation. Proposed explanation: “More data always improves a task”. Decide whether this explanation is supported. Point to the step or supplied fact that decides; explain your repair if needed.</w:t>
-      </w:r>
-    </w:p>
-    <w:p>
-      <w:r>
-        <w:t>Misconception repair: Unnecessary identity fields do not improve a category count and create more information to manage.</w:t>
-      </w:r>
-    </w:p>
-    <w:p>
-      <w:r>
-        <w:t>Support: read the exact case aloud, enlarge the labelled picture, supply input cards and model only the first deciding step. Accept a spoken explanation or drawing; retain the reasoning goal.</w:t>
-      </w:r>
-    </w:p>
-    <w:p>
-      <w:r>
-        <w:t>Extension: The teacher adds an authorised task to return one repaired tool to its borrower. Require a prediction and a reason before comparing. Expected result: A minimal contact mechanism may now be needed for that tool. Reason: The purpose changed; reassess necessity rather than restoring every old field.</w:t>
-      </w:r>
-    </w:p>
-    <w:p>
-      <w:r>
+      <w:pPr>
+        <w:spacing w:line="336" w:lineRule="auto" w:after="180"/>
+      </w:pPr>
+      <w:r>
+        <w:rPr>
+          <w:b w:val="0"/>
+        </w:rPr>
+        <w:t>Before class, solve the supported practice: A teacher replaces names with codes and keeps a separate code-to-name key. A pupil calls the records anonymous. Explain the problem.</w:t>
+      </w:r>
+    </w:p>
+    <w:p>
+      <w:pPr>
+        <w:spacing w:line="336" w:lineRule="auto" w:after="180"/>
+      </w:pPr>
+      <w:r>
+        <w:rPr>
+          <w:b w:val="0"/>
+        </w:rPr>
+        <w:t>Then explain why removing names while leaving photographs would not settle the question either.</w:t>
+      </w:r>
+    </w:p>
+    <w:p>
+      <w:pPr>
+        <w:pStyle w:val="Heading3"/>
+      </w:pPr>
+      <w:r>
+        <w:t>Supported practice answer</w:t>
+      </w:r>
+    </w:p>
+    <w:p>
+      <w:pPr>
+        <w:spacing w:line="336" w:lineRule="auto" w:after="180"/>
+        <w:shd w:fill="F1F6FC"/>
+      </w:pPr>
+      <w:r>
+        <w:rPr>
+          <w:b w:val="0"/>
+        </w:rPr>
+        <w:t>Reasoned practice answer: The key can reconnect each code to a person, so the coded records are not anonymous just because names are absent. Restricting the key helps limit access but does not erase the link.</w:t>
+      </w:r>
+    </w:p>
+    <w:p>
+      <w:pPr>
+        <w:spacing w:line="336" w:lineRule="auto" w:after="180"/>
+        <w:shd w:fill="F1F6FC"/>
+      </w:pPr>
+      <w:r>
+        <w:rPr>
+          <w:b w:val="0"/>
+        </w:rPr>
+        <w:t>Photographs can identify people even if the name field is removed.</w:t>
+      </w:r>
+    </w:p>
+    <w:p>
+      <w:pPr>
+        <w:spacing w:line="336" w:lineRule="auto" w:after="180"/>
+      </w:pPr>
+      <w:r>
+        <w:rPr>
+          <w:b w:val="0"/>
+        </w:rPr>
+        <w:t xml:space="preserve">Check every learner before discussion: Use the worked case for </w:t>
+      </w:r>
+      <w:r>
+        <w:rPr>
+          <w:b/>
+        </w:rPr>
+        <w:t>Privacy</w:t>
+      </w:r>
+      <w:r>
+        <w:rPr>
+          <w:b w:val="0"/>
+        </w:rPr>
+        <w:t xml:space="preserve"> and </w:t>
+      </w:r>
+      <w:r>
+        <w:rPr>
+          <w:b/>
+        </w:rPr>
+        <w:t>data minimisation</w:t>
+      </w:r>
+      <w:r>
+        <w:rPr>
+          <w:b w:val="0"/>
+        </w:rPr>
+        <w:t>. Proposed explanation: “More data always improves a task”. Decide whether this explanation is supported.</w:t>
+      </w:r>
+    </w:p>
+    <w:p>
+      <w:pPr>
+        <w:spacing w:line="336" w:lineRule="auto" w:after="180"/>
+      </w:pPr>
+      <w:r>
+        <w:rPr>
+          <w:b w:val="0"/>
+        </w:rPr>
+        <w:t>Point to the step or supplied fact that decides; explain your repair if needed.</w:t>
+      </w:r>
+    </w:p>
+    <w:p>
+      <w:pPr>
+        <w:pStyle w:val="Heading3"/>
+      </w:pPr>
+      <w:r>
+        <w:t>Repair the misconception</w:t>
+      </w:r>
+    </w:p>
+    <w:p>
+      <w:pPr>
+        <w:spacing w:line="336" w:lineRule="auto" w:after="180"/>
+        <w:shd w:fill="FFF5E6"/>
+      </w:pPr>
+      <w:r>
+        <w:rPr>
+          <w:b w:val="0"/>
+        </w:rPr>
+        <w:t xml:space="preserve">Misconception repair: Unnecessary identity fields do not improve a category count and create </w:t>
+      </w:r>
+      <w:r>
+        <w:rPr>
+          <w:b/>
+        </w:rPr>
+        <w:t>more information</w:t>
+      </w:r>
+      <w:r>
+        <w:rPr>
+          <w:b w:val="0"/>
+        </w:rPr>
+        <w:t xml:space="preserve"> to manage.</w:t>
+      </w:r>
+    </w:p>
+    <w:p>
+      <w:pPr>
+        <w:pStyle w:val="Heading3"/>
+      </w:pPr>
+      <w:r>
+        <w:t>Support without giving away the answer</w:t>
+      </w:r>
+    </w:p>
+    <w:p>
+      <w:pPr>
+        <w:spacing w:line="336" w:lineRule="auto" w:after="180"/>
+        <w:shd w:fill="F1F6F8"/>
+      </w:pPr>
+      <w:r>
+        <w:rPr>
+          <w:b w:val="0"/>
+        </w:rPr>
+        <w:t xml:space="preserve">Support: read the exact case aloud, enlarge the labelled picture, supply </w:t>
+      </w:r>
+      <w:r>
+        <w:rPr>
+          <w:b/>
+        </w:rPr>
+        <w:t>input</w:t>
+      </w:r>
+      <w:r>
+        <w:rPr>
+          <w:b w:val="0"/>
+        </w:rPr>
+        <w:t xml:space="preserve"> cards and model only the first deciding step. Accept a spoken explanation or drawing; retain the reasoning goal.</w:t>
+      </w:r>
+    </w:p>
+    <w:p>
+      <w:pPr>
+        <w:pStyle w:val="Heading3"/>
+      </w:pPr>
+      <w:r>
+        <w:t>Extend the reasoning</w:t>
+      </w:r>
+    </w:p>
+    <w:p>
+      <w:pPr>
+        <w:spacing w:line="336" w:lineRule="auto" w:after="180"/>
+        <w:shd w:fill="F5F1FB"/>
+      </w:pPr>
+      <w:r>
+        <w:rPr>
+          <w:b w:val="0"/>
+        </w:rPr>
+        <w:t xml:space="preserve">Extension: The teacher adds an authorised task to return one repaired tool to its borrower. Require a </w:t>
+      </w:r>
+      <w:r>
+        <w:rPr>
+          <w:b/>
+        </w:rPr>
+        <w:t>prediction</w:t>
+      </w:r>
+      <w:r>
+        <w:rPr>
+          <w:b w:val="0"/>
+        </w:rPr>
+        <w:t xml:space="preserve"> and a reason before comparing. Expected result: A minimal contact </w:t>
+      </w:r>
+      <w:r>
+        <w:rPr>
+          <w:b/>
+        </w:rPr>
+        <w:t>mechanism</w:t>
+      </w:r>
+      <w:r>
+        <w:rPr>
+          <w:b w:val="0"/>
+        </w:rPr>
+        <w:t xml:space="preserve"> may now be needed for that tool.</w:t>
+      </w:r>
+    </w:p>
+    <w:p>
+      <w:pPr>
+        <w:spacing w:line="336" w:lineRule="auto" w:after="180"/>
+        <w:shd w:fill="F5F1FB"/>
+      </w:pPr>
+      <w:r>
+        <w:rPr>
+          <w:b w:val="0"/>
+        </w:rPr>
+        <w:t xml:space="preserve">Reason: The </w:t>
+      </w:r>
+      <w:r>
+        <w:rPr>
+          <w:b/>
+        </w:rPr>
+        <w:t>purpose</w:t>
+      </w:r>
+      <w:r>
+        <w:rPr>
+          <w:b w:val="0"/>
+        </w:rPr>
+        <w:t xml:space="preserve"> changed; reassess necessity rather than restoring every old field.</w:t>
+      </w:r>
+    </w:p>
+    <w:p>
+      <w:pPr>
+        <w:pStyle w:val="Heading3"/>
+      </w:pPr>
+      <w:r>
+        <w:t>Protect the independent attempt</w:t>
+      </w:r>
+    </w:p>
+    <w:p>
+      <w:pPr>
+        <w:spacing w:line="336" w:lineRule="auto" w:after="180"/>
+        <w:shd w:fill="FFF5E6"/>
+      </w:pPr>
+      <w:r>
+        <w:rPr>
+          <w:b w:val="0"/>
+        </w:rPr>
         <w:t>Independent assessment: withhold the reserved answer until the learner has attempted the new case. Record support separately from correctness.</w:t>
       </w:r>
     </w:p>
@@ -3349,13 +6399,46 @@
       </w:tr>
     </w:tbl>
     <w:p>
-      <w:r>
+      <w:pPr>
+        <w:pStyle w:val="Heading3"/>
+      </w:pPr>
+      <w:r>
+        <w:t>Project checkpoint</w:t>
+      </w:r>
+    </w:p>
+    <w:p>
+      <w:pPr>
+        <w:spacing w:line="336" w:lineRule="auto" w:after="180"/>
+        <w:shd w:fill="EDF7F3"/>
+      </w:pPr>
+      <w:r>
+        <w:rPr>
+          <w:b w:val="0"/>
+        </w:rPr>
         <w:t>Project checkpoint: Evaluate and revise. Compare with your starting method, explain errors and record a justified revision.</w:t>
       </w:r>
     </w:p>
     <w:p>
-      <w:r>
-        <w:t>Use the weekly teacher answer for topic-specific reasoning. A saved progress tick is an activity record; judge mastery from the learner’s explanation and evidence.</w:t>
+      <w:pPr>
+        <w:spacing w:line="336" w:lineRule="auto" w:after="180"/>
+      </w:pPr>
+      <w:r>
+        <w:rPr>
+          <w:b w:val="0"/>
+        </w:rPr>
+        <w:t xml:space="preserve">Use the weekly teacher answer for topic-specific reasoning. A saved progress tick is an activity record; judge mastery from the learner’s explanation and </w:t>
+      </w:r>
+      <w:r>
+        <w:rPr>
+          <w:b/>
+        </w:rPr>
+        <w:t>evidence</w:t>
+      </w:r>
+      <w:r>
+        <w:rPr>
+          <w:b w:val="0"/>
+        </w:rPr>
+        <w:t>.</w:t>
       </w:r>
     </w:p>
     <w:p>
@@ -3368,27 +6451,928 @@
     </w:p>
     <w:p>
       <w:r>
-        <w:t>Use the two formative questions as supported practice, not as independent mastery scores. Discuss the deciding evidence rather than accepting a guessed selection.</w:t>
-      </w:r>
-    </w:p>
-    <w:p>
-      <w:r>
+        <w:t>Use feedback, earlier review and portfolios purposefully. Apply the coding routine only when this lesson has an executable lab.</w:t>
+      </w:r>
+    </w:p>
+    <w:p>
+      <w:pPr>
+        <w:spacing w:line="336" w:lineRule="auto" w:after="180"/>
+      </w:pPr>
+      <w:r>
+        <w:rPr>
+          <w:b w:val="0"/>
+        </w:rPr>
+        <w:t xml:space="preserve">Use the two formative questions as supported practice, not as independent mastery scores. Discuss the deciding </w:t>
+      </w:r>
+      <w:r>
+        <w:rPr>
+          <w:b/>
+        </w:rPr>
+        <w:t>evidence</w:t>
+      </w:r>
+      <w:r>
+        <w:rPr>
+          <w:b w:val="0"/>
+        </w:rPr>
+        <w:t xml:space="preserve"> rather than accepting a guessed selection.</w:t>
+      </w:r>
+    </w:p>
+    <w:p>
+      <w:pPr>
+        <w:spacing w:line="336" w:lineRule="auto" w:after="180"/>
+      </w:pPr>
+      <w:r>
+        <w:rPr>
+          <w:b w:val="0"/>
+        </w:rPr>
         <w:t>The feedback comes from the reviewed public worked case. Do not reveal the separately reserved independent teacher answer until the learner has attempted that case.</w:t>
       </w:r>
     </w:p>
     <w:p>
-      <w:r>
-        <w:t>Ask students to predict before running code. Preserve errors and actual outputs; collect a changed test and an explanation. The branch-boundary and indexing lessons deliberately include failure cases.</w:t>
-      </w:r>
-    </w:p>
-    <w:p>
-      <w:r>
+      <w:pPr>
+        <w:pStyle w:val="Heading3"/>
+      </w:pPr>
+      <w:r>
+        <w:t>For later coding lessons</w:t>
+      </w:r>
+    </w:p>
+    <w:p>
+      <w:r>
+        <w:t>This week has no code block. Use this routine when a later lesson includes an executable lab.</w:t>
+      </w:r>
+    </w:p>
+    <w:p>
+      <w:pPr>
+        <w:spacing w:line="336" w:lineRule="auto" w:after="180"/>
+        <w:shd w:fill="F1F6F8"/>
+      </w:pPr>
+      <w:r>
+        <w:rPr>
+          <w:b w:val="0"/>
+        </w:rPr>
+        <w:t xml:space="preserve">Ask students to predict before running code. Preserve errors and actual </w:t>
+      </w:r>
+      <w:r>
+        <w:rPr>
+          <w:b/>
+        </w:rPr>
+        <w:t>output</w:t>
+      </w:r>
+      <w:r>
+        <w:rPr>
+          <w:b w:val="0"/>
+        </w:rPr>
+        <w:t>s; collect a changed test and an explanation. The branch-boundary and indexing lessons deliberately include failure cases.</w:t>
+      </w:r>
+    </w:p>
+    <w:p>
+      <w:pPr>
+        <w:spacing w:line="336" w:lineRule="auto" w:after="180"/>
+      </w:pPr>
+      <w:r>
+        <w:rPr>
+          <w:b w:val="0"/>
+        </w:rPr>
         <w:t>Use the earlier worked-explanation links to address a specific missing building block, then return to the current question. Adapt this suggestion after observing the learner; it is not an automatic diagnosis.</w:t>
       </w:r>
     </w:p>
     <w:p>
-      <w:r>
-        <w:t>Collect the completed-work portfolio as evidence. Record support separately from correctness, and assess explanation, trace/test and limitations. Progress ticks and quiz selections alone do not establish mastery.</w:t>
+      <w:pPr>
+        <w:spacing w:line="336" w:lineRule="auto" w:after="180"/>
+      </w:pPr>
+      <w:r>
+        <w:rPr>
+          <w:b w:val="0"/>
+        </w:rPr>
+        <w:t xml:space="preserve">Collect the completed-work portfolio as </w:t>
+      </w:r>
+      <w:r>
+        <w:rPr>
+          <w:b/>
+        </w:rPr>
+        <w:t>evidence</w:t>
+      </w:r>
+      <w:r>
+        <w:rPr>
+          <w:b w:val="0"/>
+        </w:rPr>
+        <w:t>. Record support separately from correctness, and assess explanation, trace/test and limitations. Progress ticks and quiz selections alone do not establish mastery.</w:t>
+      </w:r>
+    </w:p>
+    <w:p>
+      <w:pPr>
+        <w:pStyle w:val="Heading1"/>
+      </w:pPr>
+      <w:r>
+        <w:t>09. Visual concept journey</w:t>
+      </w:r>
+    </w:p>
+    <w:p>
+      <w:r>
+        <w:t>Show one Privacy by Choosing Less graphic at a time, request a prediction and discuss its trace before the independent assessment.</w:t>
+      </w:r>
+    </w:p>
+    <w:p>
+      <w:pPr>
+        <w:spacing w:line="336" w:lineRule="auto" w:after="180"/>
+      </w:pPr>
+      <w:r>
+        <w:rPr>
+          <w:b w:val="0"/>
+        </w:rPr>
+        <w:t xml:space="preserve">Use one picture at a time. Hide a worked result before asking for a </w:t>
+      </w:r>
+      <w:r>
+        <w:rPr>
+          <w:b/>
+        </w:rPr>
+        <w:t>prediction</w:t>
+      </w:r>
+      <w:r>
+        <w:rPr>
+          <w:b w:val="0"/>
+        </w:rPr>
+        <w:t>, then reveal it for feedback. These are supported teaching cases; retain the separate independent assessment for a fresh first attempt.</w:t>
+      </w:r>
+    </w:p>
+    <w:p>
+      <w:pPr>
+        <w:pStyle w:val="Heading3"/>
+      </w:pPr>
+      <w:r>
+        <w:t>01. Privacy by Choosing Less: the case</w:t>
+      </w:r>
+    </w:p>
+    <w:p>
+      <w:r>
+        <w:drawing>
+          <wp:inline xmlns:a="http://schemas.openxmlformats.org/drawingml/2006/main" xmlns:pic="http://schemas.openxmlformats.org/drawingml/2006/picture">
+            <wp:extent cx="5486400" cy="2990088"/>
+            <wp:docPr id="2" name="Picture 2" descr="A fictional teacher wants to count broken craft tools by type, without contacting borrowers. Supplied facts: Needed output: totals for scissors, ruler and hole-punch repairs. Draft form requests pupil name, birthday, tool type and repair-needed Yes/No. No borrower follow-up is required."/>
+            <wp:cNvGraphicFramePr>
+              <a:graphicFrameLocks noChangeAspect="1"/>
+            </wp:cNvGraphicFramePr>
+            <a:graphic>
+              <a:graphicData uri="http://schemas.openxmlformats.org/drawingml/2006/picture">
+                <pic:pic>
+                  <pic:nvPicPr>
+                    <pic:cNvPr id="0" name="academy-story-ai-1-24-01.png"/>
+                    <pic:cNvPicPr/>
+                  </pic:nvPicPr>
+                  <pic:blipFill>
+                    <a:blip r:embed="rId10"/>
+                    <a:stretch>
+                      <a:fillRect/>
+                    </a:stretch>
+                  </pic:blipFill>
+                  <pic:spPr>
+                    <a:xfrm>
+                      <a:off x="0" y="0"/>
+                      <a:ext cx="5486400" cy="2990088"/>
+                    </a:xfrm>
+                    <a:prstGeom prst="rect"/>
+                  </pic:spPr>
+                </pic:pic>
+              </a:graphicData>
+            </a:graphic>
+          </wp:inline>
+        </w:drawing>
+      </w:r>
+    </w:p>
+    <w:p>
+      <w:pPr>
+        <w:spacing w:line="336" w:lineRule="auto" w:after="180"/>
+      </w:pPr>
+      <w:r>
+        <w:rPr>
+          <w:b w:val="0"/>
+        </w:rPr>
+        <w:t xml:space="preserve">A fictional teacher wants to count broken craft tools by type, without contacting borrowers. Supplied facts: Needed </w:t>
+      </w:r>
+      <w:r>
+        <w:rPr>
+          <w:b/>
+        </w:rPr>
+        <w:t>output</w:t>
+      </w:r>
+      <w:r>
+        <w:rPr>
+          <w:b w:val="0"/>
+        </w:rPr>
+        <w:t>: totals for scissors, ruler and hole-punch repairs.</w:t>
+      </w:r>
+    </w:p>
+    <w:p>
+      <w:pPr>
+        <w:spacing w:line="336" w:lineRule="auto" w:after="180"/>
+      </w:pPr>
+      <w:r>
+        <w:rPr>
+          <w:b w:val="0"/>
+        </w:rPr>
+        <w:t>Draft form requests pupil name, birthday, tool type and repair-needed Yes/No. No borrower follow-up is required.</w:t>
+      </w:r>
+    </w:p>
+    <w:p>
+      <w:pPr>
+        <w:spacing w:line="336" w:lineRule="auto" w:after="180"/>
+        <w:shd w:fill="F5F1FB"/>
+      </w:pPr>
+      <w:r>
+        <w:rPr>
+          <w:b w:val="0"/>
+        </w:rPr>
+        <w:t>Point to the given fact that matters most. Explain why it matters.</w:t>
+      </w:r>
+    </w:p>
+    <w:p>
+      <w:pPr>
+        <w:pStyle w:val="Heading3"/>
+      </w:pPr>
+      <w:r>
+        <w:t>Discuss while showing the picture</w:t>
+      </w:r>
+    </w:p>
+    <w:p>
+      <w:pPr>
+        <w:spacing w:line="336" w:lineRule="auto" w:after="180"/>
+        <w:shd w:fill="F1F6F8"/>
+      </w:pPr>
+      <w:r>
+        <w:rPr>
+          <w:b w:val="0"/>
+        </w:rPr>
+        <w:t>Teacher prompt: Point to the given fact that matters most. Explain why it matters. Ask learners to describe one label or arrow in ordinary words. Use the adjacent transcript if the image is difficult to see.</w:t>
+      </w:r>
+    </w:p>
+    <w:p>
+      <w:pPr>
+        <w:pStyle w:val="Heading3"/>
+      </w:pPr>
+      <w:r>
+        <w:t>02. Follow the deciding steps</w:t>
+      </w:r>
+    </w:p>
+    <w:p>
+      <w:r>
+        <w:drawing>
+          <wp:inline xmlns:a="http://schemas.openxmlformats.org/drawingml/2006/main" xmlns:pic="http://schemas.openxmlformats.org/drawingml/2006/picture">
+            <wp:extent cx="5486400" cy="4005072"/>
+            <wp:docPr id="3" name="Picture 3" descr="State purpose: Count repairs by tool type, not by person. → Choose fields: Retain tool type and repair-needed status. → Remove excess: Name and birthday are unnecessary for this stated task. → Report totals: Aggregate each tool type’s Yes count; record the authorised retention plan."/>
+            <wp:cNvGraphicFramePr>
+              <a:graphicFrameLocks noChangeAspect="1"/>
+            </wp:cNvGraphicFramePr>
+            <a:graphic>
+              <a:graphicData uri="http://schemas.openxmlformats.org/drawingml/2006/picture">
+                <pic:pic>
+                  <pic:nvPicPr>
+                    <pic:cNvPr id="0" name="academy-story-ai-1-24-02.png"/>
+                    <pic:cNvPicPr/>
+                  </pic:nvPicPr>
+                  <pic:blipFill>
+                    <a:blip r:embed="rId11"/>
+                    <a:stretch>
+                      <a:fillRect/>
+                    </a:stretch>
+                  </pic:blipFill>
+                  <pic:spPr>
+                    <a:xfrm>
+                      <a:off x="0" y="0"/>
+                      <a:ext cx="5486400" cy="4005072"/>
+                    </a:xfrm>
+                    <a:prstGeom prst="rect"/>
+                  </pic:spPr>
+                </pic:pic>
+              </a:graphicData>
+            </a:graphic>
+          </wp:inline>
+        </w:drawing>
+      </w:r>
+    </w:p>
+    <w:p>
+      <w:pPr>
+        <w:spacing w:line="336" w:lineRule="auto" w:after="180"/>
+      </w:pPr>
+      <w:r>
+        <w:rPr>
+          <w:b w:val="0"/>
+        </w:rPr>
+        <w:t xml:space="preserve">State </w:t>
+      </w:r>
+      <w:r>
+        <w:rPr>
+          <w:b/>
+        </w:rPr>
+        <w:t>purpose</w:t>
+      </w:r>
+      <w:r>
+        <w:rPr>
+          <w:b w:val="0"/>
+        </w:rPr>
+        <w:t xml:space="preserve">: Count repairs by tool type, not by person. → Choose fields: Retain tool type and repair-needed status. → Remove excess: Name and birthday are unnecessary for this stated task. → Report totals: Aggregate each tool type’s Yes count; record the authorised </w:t>
+      </w:r>
+      <w:r>
+        <w:rPr>
+          <w:b/>
+        </w:rPr>
+        <w:t>retention</w:t>
+      </w:r>
+      <w:r>
+        <w:rPr>
+          <w:b w:val="0"/>
+        </w:rPr>
+        <w:t xml:space="preserve"> plan.</w:t>
+      </w:r>
+    </w:p>
+    <w:p>
+      <w:pPr>
+        <w:spacing w:line="336" w:lineRule="auto" w:after="180"/>
+        <w:shd w:fill="F5F1FB"/>
+      </w:pPr>
+      <w:r>
+        <w:rPr>
+          <w:b w:val="0"/>
+        </w:rPr>
+        <w:t xml:space="preserve">Point to each numbered stage and explain which recorded </w:t>
+      </w:r>
+      <w:r>
+        <w:rPr>
+          <w:b/>
+        </w:rPr>
+        <w:t>input</w:t>
+      </w:r>
+      <w:r>
+        <w:rPr>
+          <w:b w:val="0"/>
+        </w:rPr>
+        <w:t xml:space="preserve"> it uses.</w:t>
+      </w:r>
+    </w:p>
+    <w:p>
+      <w:pPr>
+        <w:pStyle w:val="Heading3"/>
+      </w:pPr>
+      <w:r>
+        <w:t>Discuss while showing the picture</w:t>
+      </w:r>
+    </w:p>
+    <w:p>
+      <w:pPr>
+        <w:spacing w:line="336" w:lineRule="auto" w:after="180"/>
+        <w:shd w:fill="F1F6F8"/>
+      </w:pPr>
+      <w:r>
+        <w:rPr>
+          <w:b w:val="0"/>
+        </w:rPr>
+        <w:t xml:space="preserve">Teacher prompt: Point to each numbered stage and explain which recorded </w:t>
+      </w:r>
+      <w:r>
+        <w:rPr>
+          <w:b/>
+        </w:rPr>
+        <w:t>input</w:t>
+      </w:r>
+      <w:r>
+        <w:rPr>
+          <w:b w:val="0"/>
+        </w:rPr>
+        <w:t xml:space="preserve"> it uses. Ask learners to describe one label or arrow in ordinary words. Use the adjacent transcript if the image is difficult to see.</w:t>
+      </w:r>
+    </w:p>
+    <w:p>
+      <w:pPr>
+        <w:pStyle w:val="Heading3"/>
+      </w:pPr>
+      <w:r>
+        <w:t>03. A small information plan for a fictional vote</w:t>
+      </w:r>
+    </w:p>
+    <w:p>
+      <w:r>
+        <w:drawing>
+          <wp:inline xmlns:a="http://schemas.openxmlformats.org/drawingml/2006/main" xmlns:pic="http://schemas.openxmlformats.org/drawingml/2006/picture">
+            <wp:extent cx="5486400" cy="2923032"/>
+            <wp:docPr id="4" name="Picture 4" descr="A small information plan for a fictional vote. Collect | One topic per slip | No name or address. Count | Teacher totals choices | Keep slips restricted. Share | Three topic totals | No individual choices. Delete | After totals checked | Follow agreed plan"/>
+            <wp:cNvGraphicFramePr>
+              <a:graphicFrameLocks noChangeAspect="1"/>
+            </wp:cNvGraphicFramePr>
+            <a:graphic>
+              <a:graphicData uri="http://schemas.openxmlformats.org/drawingml/2006/picture">
+                <pic:pic>
+                  <pic:nvPicPr>
+                    <pic:cNvPr id="0" name="academy-story-ai-1-24-03.png"/>
+                    <pic:cNvPicPr/>
+                  </pic:nvPicPr>
+                  <pic:blipFill>
+                    <a:blip r:embed="rId12"/>
+                    <a:stretch>
+                      <a:fillRect/>
+                    </a:stretch>
+                  </pic:blipFill>
+                  <pic:spPr>
+                    <a:xfrm>
+                      <a:off x="0" y="0"/>
+                      <a:ext cx="5486400" cy="2923032"/>
+                    </a:xfrm>
+                    <a:prstGeom prst="rect"/>
+                  </pic:spPr>
+                </pic:pic>
+              </a:graphicData>
+            </a:graphic>
+          </wp:inline>
+        </w:drawing>
+      </w:r>
+    </w:p>
+    <w:p>
+      <w:pPr>
+        <w:spacing w:line="336" w:lineRule="auto" w:after="180"/>
+      </w:pPr>
+      <w:r>
+        <w:rPr>
+          <w:b w:val="0"/>
+        </w:rPr>
+        <w:t>A small information plan for a fictional vote. Collect | One topic per slip | No name or address. Count | Teacher totals choices | Keep slips restricted. Share | Three topic totals | No individual choices.</w:t>
+      </w:r>
+    </w:p>
+    <w:p>
+      <w:pPr>
+        <w:spacing w:line="336" w:lineRule="auto" w:after="180"/>
+      </w:pPr>
+      <w:r>
+        <w:rPr>
+          <w:b w:val="0"/>
+        </w:rPr>
+        <w:t>Delete | After totals checked | Follow agreed plan</w:t>
+      </w:r>
+    </w:p>
+    <w:p>
+      <w:pPr>
+        <w:spacing w:line="336" w:lineRule="auto" w:after="180"/>
+        <w:shd w:fill="F5F1FB"/>
+      </w:pPr>
+      <w:r>
+        <w:rPr>
+          <w:b w:val="0"/>
+        </w:rPr>
+        <w:t>Read the labels and values. Explain the relationship the model shows.</w:t>
+      </w:r>
+    </w:p>
+    <w:p>
+      <w:pPr>
+        <w:pStyle w:val="Heading3"/>
+      </w:pPr>
+      <w:r>
+        <w:t>Discuss while showing the picture</w:t>
+      </w:r>
+    </w:p>
+    <w:p>
+      <w:pPr>
+        <w:spacing w:line="336" w:lineRule="auto" w:after="180"/>
+        <w:shd w:fill="F1F6F8"/>
+      </w:pPr>
+      <w:r>
+        <w:rPr>
+          <w:b w:val="0"/>
+        </w:rPr>
+        <w:t>Teacher prompt: Read the labels and values. Explain the relationship the model shows. Ask learners to describe one label or arrow in ordinary words. Use the adjacent transcript if the image is difficult to see.</w:t>
+      </w:r>
+    </w:p>
+    <w:p>
+      <w:pPr>
+        <w:pStyle w:val="Heading3"/>
+      </w:pPr>
+      <w:r>
+        <w:t>04. Change one thing. Trace what follows.</w:t>
+      </w:r>
+    </w:p>
+    <w:p>
+      <w:r>
+        <w:drawing>
+          <wp:inline xmlns:a="http://schemas.openxmlformats.org/drawingml/2006/main" xmlns:pic="http://schemas.openxmlformats.org/drawingml/2006/picture">
+            <wp:extent cx="5486400" cy="3026664"/>
+            <wp:docPr id="5" name="Picture 5" descr="Original case: Aggregate each tool type’s Yes count; record the authorised retention plan. Changed condition: The teacher adds an authorised task to return one repaired tool to its borrower. Expected result: A minimal contact mechanism may now be needed for that tool. Reason: The purpose changed; reassess necessity rather than restoring every old field."/>
+            <wp:cNvGraphicFramePr>
+              <a:graphicFrameLocks noChangeAspect="1"/>
+            </wp:cNvGraphicFramePr>
+            <a:graphic>
+              <a:graphicData uri="http://schemas.openxmlformats.org/drawingml/2006/picture">
+                <pic:pic>
+                  <pic:nvPicPr>
+                    <pic:cNvPr id="0" name="academy-story-ai-1-24-04.png"/>
+                    <pic:cNvPicPr/>
+                  </pic:nvPicPr>
+                  <pic:blipFill>
+                    <a:blip r:embed="rId13"/>
+                    <a:stretch>
+                      <a:fillRect/>
+                    </a:stretch>
+                  </pic:blipFill>
+                  <pic:spPr>
+                    <a:xfrm>
+                      <a:off x="0" y="0"/>
+                      <a:ext cx="5486400" cy="3026664"/>
+                    </a:xfrm>
+                    <a:prstGeom prst="rect"/>
+                  </pic:spPr>
+                </pic:pic>
+              </a:graphicData>
+            </a:graphic>
+          </wp:inline>
+        </w:drawing>
+      </w:r>
+    </w:p>
+    <w:p>
+      <w:pPr>
+        <w:spacing w:line="336" w:lineRule="auto" w:after="180"/>
+      </w:pPr>
+      <w:r>
+        <w:rPr>
+          <w:b w:val="0"/>
+        </w:rPr>
+        <w:t xml:space="preserve">Original case: Aggregate each tool type’s Yes count; record the authorised </w:t>
+      </w:r>
+      <w:r>
+        <w:rPr>
+          <w:b/>
+        </w:rPr>
+        <w:t>retention</w:t>
+      </w:r>
+      <w:r>
+        <w:rPr>
+          <w:b w:val="0"/>
+        </w:rPr>
+        <w:t xml:space="preserve"> plan. Changed condition: The teacher adds an authorised task to return one repaired tool to its borrower.</w:t>
+      </w:r>
+    </w:p>
+    <w:p>
+      <w:pPr>
+        <w:spacing w:line="336" w:lineRule="auto" w:after="180"/>
+      </w:pPr>
+      <w:r>
+        <w:rPr>
+          <w:b w:val="0"/>
+        </w:rPr>
+        <w:t xml:space="preserve">Expected result: A minimal contact </w:t>
+      </w:r>
+      <w:r>
+        <w:rPr>
+          <w:b/>
+        </w:rPr>
+        <w:t>mechanism</w:t>
+      </w:r>
+      <w:r>
+        <w:rPr>
+          <w:b w:val="0"/>
+        </w:rPr>
+        <w:t xml:space="preserve"> may now be needed for that tool. Reason: The </w:t>
+      </w:r>
+      <w:r>
+        <w:rPr>
+          <w:b/>
+        </w:rPr>
+        <w:t>purpose</w:t>
+      </w:r>
+      <w:r>
+        <w:rPr>
+          <w:b w:val="0"/>
+        </w:rPr>
+        <w:t xml:space="preserve"> changed; reassess necessity rather than restoring every old field.</w:t>
+      </w:r>
+    </w:p>
+    <w:p>
+      <w:pPr>
+        <w:spacing w:line="336" w:lineRule="auto" w:after="180"/>
+        <w:shd w:fill="F5F1FB"/>
+      </w:pPr>
+      <w:r>
+        <w:rPr>
+          <w:b w:val="0"/>
+        </w:rPr>
+        <w:t>Predict before checking the worked changed-case result. Name what changed and what the supplied facts allow you to conclude.</w:t>
+      </w:r>
+    </w:p>
+    <w:p>
+      <w:pPr>
+        <w:pStyle w:val="Heading3"/>
+      </w:pPr>
+      <w:r>
+        <w:t>Discuss while showing the picture</w:t>
+      </w:r>
+    </w:p>
+    <w:p>
+      <w:pPr>
+        <w:spacing w:line="336" w:lineRule="auto" w:after="180"/>
+        <w:shd w:fill="F1F6F8"/>
+      </w:pPr>
+      <w:r>
+        <w:rPr>
+          <w:b w:val="0"/>
+        </w:rPr>
+        <w:t>Teacher prompt: Predict before checking the worked changed-case result. Name what changed and what the supplied facts allow you to conclude. Ask learners to describe one label or arrow in ordinary words.</w:t>
+      </w:r>
+    </w:p>
+    <w:p>
+      <w:pPr>
+        <w:spacing w:line="336" w:lineRule="auto" w:after="180"/>
+        <w:shd w:fill="F1F6F8"/>
+      </w:pPr>
+      <w:r>
+        <w:rPr>
+          <w:b w:val="0"/>
+        </w:rPr>
+        <w:t xml:space="preserve">Use the adjacent transcript if the image is difficult to see. Changed-case reasoning: The </w:t>
+      </w:r>
+      <w:r>
+        <w:rPr>
+          <w:b/>
+        </w:rPr>
+        <w:t>purpose</w:t>
+      </w:r>
+      <w:r>
+        <w:rPr>
+          <w:b w:val="0"/>
+        </w:rPr>
+        <w:t xml:space="preserve"> changed; reassess necessity rather than restoring every old field.</w:t>
+      </w:r>
+    </w:p>
+    <w:p>
+      <w:pPr>
+        <w:pStyle w:val="Heading3"/>
+      </w:pPr>
+      <w:r>
+        <w:t>05. Connect the explanation to its limit</w:t>
+      </w:r>
+    </w:p>
+    <w:p>
+      <w:r>
+        <w:drawing>
+          <wp:inline xmlns:a="http://schemas.openxmlformats.org/drawingml/2006/main" xmlns:pic="http://schemas.openxmlformats.org/drawingml/2006/picture">
+            <wp:extent cx="5486400" cy="2834640"/>
+            <wp:docPr id="6" name="Picture 6" descr="A field is justified by what the task needs to do, not by whether it might become useful someday. Names and birthdays do not help these repair totals. Replacing names with codes still leaves linked personal records if someone keeps a name-code key; collecting less can remove the need for that link entirely. Limit: Removing these fields is not a universal guarantee of anonymity or permission to collect other identifying combinations."/>
+            <wp:cNvGraphicFramePr>
+              <a:graphicFrameLocks noChangeAspect="1"/>
+            </wp:cNvGraphicFramePr>
+            <a:graphic>
+              <a:graphicData uri="http://schemas.openxmlformats.org/drawingml/2006/picture">
+                <pic:pic>
+                  <pic:nvPicPr>
+                    <pic:cNvPr id="0" name="academy-story-ai-1-24-05.png"/>
+                    <pic:cNvPicPr/>
+                  </pic:nvPicPr>
+                  <pic:blipFill>
+                    <a:blip r:embed="rId14"/>
+                    <a:stretch>
+                      <a:fillRect/>
+                    </a:stretch>
+                  </pic:blipFill>
+                  <pic:spPr>
+                    <a:xfrm>
+                      <a:off x="0" y="0"/>
+                      <a:ext cx="5486400" cy="2834640"/>
+                    </a:xfrm>
+                    <a:prstGeom prst="rect"/>
+                  </pic:spPr>
+                </pic:pic>
+              </a:graphicData>
+            </a:graphic>
+          </wp:inline>
+        </w:drawing>
+      </w:r>
+    </w:p>
+    <w:p>
+      <w:pPr>
+        <w:spacing w:line="336" w:lineRule="auto" w:after="180"/>
+      </w:pPr>
+      <w:r>
+        <w:rPr>
+          <w:b w:val="0"/>
+        </w:rPr>
+        <w:t>A field is justified by what the task needs to do, not by whether it might become useful someday. Names and birthdays do not help these repair totals.</w:t>
+      </w:r>
+    </w:p>
+    <w:p>
+      <w:pPr>
+        <w:spacing w:line="336" w:lineRule="auto" w:after="180"/>
+      </w:pPr>
+      <w:r>
+        <w:rPr>
+          <w:b w:val="0"/>
+        </w:rPr>
+        <w:t>Replacing names with codes still leaves linked personal records if someone keeps a name-code key; collecting less can remove the need for that link entirely.</w:t>
+      </w:r>
+    </w:p>
+    <w:p>
+      <w:pPr>
+        <w:spacing w:line="336" w:lineRule="auto" w:after="180"/>
+      </w:pPr>
+      <w:r>
+        <w:rPr>
+          <w:b w:val="0"/>
+        </w:rPr>
+        <w:t>Limit: Removing these fields is not a universal guarantee of anonymity or permission to collect other identifying combinations.</w:t>
+      </w:r>
+    </w:p>
+    <w:p>
+      <w:pPr>
+        <w:spacing w:line="336" w:lineRule="auto" w:after="180"/>
+        <w:shd w:fill="F5F1FB"/>
+      </w:pPr>
+      <w:r>
+        <w:rPr>
+          <w:b w:val="0"/>
+        </w:rPr>
+        <w:t>Explain the case, then point to a limit on the claim.</w:t>
+      </w:r>
+    </w:p>
+    <w:p>
+      <w:pPr>
+        <w:pStyle w:val="Heading3"/>
+      </w:pPr>
+      <w:r>
+        <w:t>Discuss while showing the picture</w:t>
+      </w:r>
+    </w:p>
+    <w:p>
+      <w:pPr>
+        <w:spacing w:line="336" w:lineRule="auto" w:after="180"/>
+        <w:shd w:fill="F1F6F8"/>
+      </w:pPr>
+      <w:r>
+        <w:rPr>
+          <w:b w:val="0"/>
+        </w:rPr>
+        <w:t>Teacher prompt: Explain the case, then point to a limit on the claim. Ask learners to describe one label or arrow in ordinary words. Use the adjacent transcript if the image is difficult to see.</w:t>
+      </w:r>
+    </w:p>
+    <w:p>
+      <w:pPr>
+        <w:spacing w:line="336" w:lineRule="auto" w:after="180"/>
+        <w:shd w:fill="F1F6F8"/>
+      </w:pPr>
+      <w:r>
+        <w:rPr>
+          <w:b w:val="0"/>
+        </w:rPr>
+        <w:t>Keep the stated scope: Removing these fields is not a universal guarantee of anonymity or permission to collect other identifying combinations.</w:t>
+      </w:r>
+    </w:p>
+    <w:p>
+      <w:pPr>
+        <w:pStyle w:val="Heading3"/>
+      </w:pPr>
+      <w:r>
+        <w:t>06. Make the idea visible in your project</w:t>
+      </w:r>
+    </w:p>
+    <w:p>
+      <w:r>
+        <w:drawing>
+          <wp:inline xmlns:a="http://schemas.openxmlformats.org/drawingml/2006/main" xmlns:pic="http://schemas.openxmlformats.org/drawingml/2006/picture">
+            <wp:extent cx="5486400" cy="3380232"/>
+            <wp:docPr id="7" name="Picture 7" descr="Write the sorter’s purpose, necessary fields, access rules and deletion point before collecting any real classroom information. Draw your input, deciding step, result and limit. Supported question: For the original task, does adding an anonymous-looking pupil code improve the repair count?"/>
+            <wp:cNvGraphicFramePr>
+              <a:graphicFrameLocks noChangeAspect="1"/>
+            </wp:cNvGraphicFramePr>
+            <a:graphic>
+              <a:graphicData uri="http://schemas.openxmlformats.org/drawingml/2006/picture">
+                <pic:pic>
+                  <pic:nvPicPr>
+                    <pic:cNvPr id="0" name="academy-story-ai-1-24-06.png"/>
+                    <pic:cNvPicPr/>
+                  </pic:nvPicPr>
+                  <pic:blipFill>
+                    <a:blip r:embed="rId15"/>
+                    <a:stretch>
+                      <a:fillRect/>
+                    </a:stretch>
+                  </pic:blipFill>
+                  <pic:spPr>
+                    <a:xfrm>
+                      <a:off x="0" y="0"/>
+                      <a:ext cx="5486400" cy="3380232"/>
+                    </a:xfrm>
+                    <a:prstGeom prst="rect"/>
+                  </pic:spPr>
+                </pic:pic>
+              </a:graphicData>
+            </a:graphic>
+          </wp:inline>
+        </w:drawing>
+      </w:r>
+    </w:p>
+    <w:p>
+      <w:pPr>
+        <w:spacing w:line="336" w:lineRule="auto" w:after="180"/>
+      </w:pPr>
+      <w:r>
+        <w:rPr>
+          <w:b w:val="0"/>
+        </w:rPr>
+        <w:t xml:space="preserve">Write the sorter’s </w:t>
+      </w:r>
+      <w:r>
+        <w:rPr>
+          <w:b/>
+        </w:rPr>
+        <w:t>purpose</w:t>
+      </w:r>
+      <w:r>
+        <w:rPr>
+          <w:b w:val="0"/>
+        </w:rPr>
+        <w:t xml:space="preserve">, necessary fields, access rules and deletion point before collecting any real classroom information. Draw your </w:t>
+      </w:r>
+      <w:r>
+        <w:rPr>
+          <w:b/>
+        </w:rPr>
+        <w:t>input</w:t>
+      </w:r>
+      <w:r>
+        <w:rPr>
+          <w:b w:val="0"/>
+        </w:rPr>
+        <w:t>, deciding step, result and limit.</w:t>
+      </w:r>
+    </w:p>
+    <w:p>
+      <w:pPr>
+        <w:spacing w:line="336" w:lineRule="auto" w:after="180"/>
+      </w:pPr>
+      <w:r>
+        <w:rPr>
+          <w:b w:val="0"/>
+        </w:rPr>
+        <w:t>Supported question: For the original task, does adding an anonymous-looking pupil code improve the repair count?</w:t>
+      </w:r>
+    </w:p>
+    <w:p>
+      <w:pPr>
+        <w:spacing w:line="336" w:lineRule="auto" w:after="180"/>
+        <w:shd w:fill="F5F1FB"/>
+      </w:pPr>
+      <w:r>
+        <w:rPr>
+          <w:b w:val="0"/>
+        </w:rPr>
+        <w:t xml:space="preserve">Draw your project trace and justify the deciding step using </w:t>
+      </w:r>
+      <w:r>
+        <w:rPr>
+          <w:b/>
+        </w:rPr>
+        <w:t>evidence</w:t>
+      </w:r>
+      <w:r>
+        <w:rPr>
+          <w:b w:val="0"/>
+        </w:rPr>
+        <w:t>.</w:t>
+      </w:r>
+    </w:p>
+    <w:p>
+      <w:pPr>
+        <w:pStyle w:val="Heading3"/>
+      </w:pPr>
+      <w:r>
+        <w:t>Discuss while showing the picture</w:t>
+      </w:r>
+    </w:p>
+    <w:p>
+      <w:pPr>
+        <w:spacing w:line="336" w:lineRule="auto" w:after="180"/>
+        <w:shd w:fill="F1F6F8"/>
+      </w:pPr>
+      <w:r>
+        <w:rPr>
+          <w:b w:val="0"/>
+        </w:rPr>
+        <w:t xml:space="preserve">Teacher prompt: Draw your project trace and justify the deciding step using </w:t>
+      </w:r>
+      <w:r>
+        <w:rPr>
+          <w:b/>
+        </w:rPr>
+        <w:t>evidence</w:t>
+      </w:r>
+      <w:r>
+        <w:rPr>
+          <w:b w:val="0"/>
+        </w:rPr>
+        <w:t>. Ask learners to describe one label or arrow in ordinary words. Use the adjacent transcript if the image is difficult to see.</w:t>
+      </w:r>
+    </w:p>
+    <w:p>
+      <w:pPr>
+        <w:spacing w:line="336" w:lineRule="auto" w:after="180"/>
+        <w:shd w:fill="F1F6F8"/>
+      </w:pPr>
+      <w:r>
+        <w:rPr>
+          <w:b w:val="0"/>
+        </w:rPr>
+        <w:t>Supported practice key: No. The totals need tool type and repair status, not pupil identity. A linkable code can also retain personal-data risk.</w:t>
       </w:r>
     </w:p>
     <w:sectPr>

--- a/downloads/teacher/ai-1-week-24.docx
+++ b/downloads/teacher/ai-1-week-24.docx
@@ -125,7 +125,7 @@
           </w:tcPr>
           <w:p>
             <w:r>
-              <w:t>Sections 1–6; record the brief recall in the workbook.</w:t>
+              <w:t>Use Your mission, Notice the evidence, See how it works, Compare the cases, Words that unlock the idea and Follow a worked example; record the brief recall in the workbook.</w:t>
             </w:r>
           </w:p>
         </w:tc>
@@ -157,7 +157,7 @@
           </w:tcPr>
           <w:p>
             <w:r>
-              <w:t>Sections 7–10; use the matching workbook W2 and misconception check.</w:t>
+              <w:t>Use Find and repair a mistake, Practise together, Run the investigation and Build your understanding; use the matching workbook W2 and misconception check.</w:t>
             </w:r>
           </w:p>
         </w:tc>
@@ -189,7 +189,7 @@
           </w:tcPr>
           <w:p>
             <w:r>
-              <w:t>Sections 9 and 11–14. Give extra time to finish the full task set; use Section 15 when the week includes a coding lab.</w:t>
+              <w:t>Use Run the investigation, Connect your project, Show what you know, Study a complete case and Try a new case independently. Allow extra time for the full task set. Use a coding lab only when this week actually provides one; Your lesson route is the planning section.</w:t>
             </w:r>
           </w:p>
         </w:tc>
@@ -5892,7 +5892,7 @@
           </w:tcPr>
           <w:p>
             <w:r>
-              <w:t>Sections 1–6; record the brief recall in the workbook.</w:t>
+              <w:t>Use Your mission, Notice the evidence, See how it works, Compare the cases, Words that unlock the idea and Follow a worked example; record the brief recall in the workbook.</w:t>
             </w:r>
           </w:p>
         </w:tc>
@@ -5924,7 +5924,7 @@
           </w:tcPr>
           <w:p>
             <w:r>
-              <w:t>Sections 7–10; use the matching workbook W2 and misconception check.</w:t>
+              <w:t>Use Find and repair a mistake, Practise together, Run the investigation and Build your understanding; use the matching workbook W2 and misconception check.</w:t>
             </w:r>
           </w:p>
         </w:tc>
@@ -5956,7 +5956,7 @@
           </w:tcPr>
           <w:p>
             <w:r>
-              <w:t>Sections 9 and 11–14. Give extra time to finish the full task set; use Section 15 when the week includes a coding lab.</w:t>
+              <w:t>Use Run the investigation, Connect your project, Show what you know, Study a complete case and Try a new case independently. Allow extra time for the full task set. Use a coding lab only when this week actually provides one; Your lesson route is the planning section.</w:t>
             </w:r>
           </w:p>
         </w:tc>

--- a/downloads/teacher/ai-1-week-24.docx
+++ b/downloads/teacher/ai-1-week-24.docx
@@ -25,20 +25,38 @@
         <w:pStyle w:val="Heading1"/>
       </w:pPr>
       <w:r>
-        <w:t>01. Privacy by Choosing Less</w:t>
-      </w:r>
-    </w:p>
-    <w:p>
-      <w:r>
-        <w:t>Prepare Privacy by Choosing Less: check the target, prerequisites, resources and adaptable teaching schedule.</w:t>
-      </w:r>
-    </w:p>
-    <w:p>
-      <w:pPr>
-        <w:pStyle w:val="Heading3"/>
-      </w:pPr>
-      <w:r>
-        <w:t>Teach the learning cycle</w:t>
+        <w:t>Teach privacy through concrete information choices.</w:t>
+      </w:r>
+    </w:p>
+    <w:p>
+      <w:r>
+        <w:t>Model workshop and tool-counting plans with fictional data, then reserve the library case for independent evidence.</w:t>
+      </w:r>
+    </w:p>
+    <w:p>
+      <w:r>
+        <w:t>Look for purpose-based necessity, realistic access and honest deletion limits.</w:t>
+      </w:r>
+    </w:p>
+    <w:p>
+      <w:pPr>
+        <w:pStyle w:val="Heading1"/>
+      </w:pPr>
+      <w:r>
+        <w:t>01. Prepare this connected week</w:t>
+      </w:r>
+    </w:p>
+    <w:p>
+      <w:r>
+        <w:t>Use one main plan and keep practice separate from the independent first attempt.</w:t>
+      </w:r>
+    </w:p>
+    <w:p>
+      <w:pPr>
+        <w:pStyle w:val="Heading2"/>
+      </w:pPr>
+      <w:r>
+        <w:t>Learning goal and precision</w:t>
       </w:r>
     </w:p>
     <w:p>
@@ -50,6 +68,122 @@
           <w:b w:val="0"/>
         </w:rPr>
         <w:t>Primary target: Justify which information a stated task needs and remove unnecessary fields</w:t>
+      </w:r>
+    </w:p>
+    <w:p>
+      <w:pPr>
+        <w:spacing w:line="336" w:lineRule="auto" w:after="180"/>
+      </w:pPr>
+      <w:r>
+        <w:rPr>
+          <w:b w:val="0"/>
+        </w:rPr>
+        <w:t xml:space="preserve">Teach </w:t>
+      </w:r>
+      <w:r>
+        <w:rPr>
+          <w:b/>
+        </w:rPr>
+        <w:t>privacy</w:t>
+      </w:r>
+      <w:r>
+        <w:rPr>
+          <w:b w:val="0"/>
+        </w:rPr>
+        <w:t xml:space="preserve"> as </w:t>
+      </w:r>
+      <w:r>
+        <w:rPr>
+          <w:b/>
+        </w:rPr>
+        <w:t>purpose</w:t>
+      </w:r>
+      <w:r>
+        <w:rPr>
+          <w:b w:val="0"/>
+        </w:rPr>
+        <w:t>ful information design, not a demand that pupils disclose private experiences. Use fictional paper examples throughout; no account creation, real survey or upload is necessary.</w:t>
+      </w:r>
+    </w:p>
+    <w:p>
+      <w:pPr>
+        <w:spacing w:line="336" w:lineRule="auto" w:after="180"/>
+      </w:pPr>
+      <w:r>
+        <w:rPr>
+          <w:b w:val="0"/>
+        </w:rPr>
+        <w:t>These examples are classroom design exercises, not legal advice or a substitute for school policy. Coded records with a re-identification key remain linkable.</w:t>
+      </w:r>
+    </w:p>
+    <w:p>
+      <w:pPr>
+        <w:spacing w:line="336" w:lineRule="auto" w:after="180"/>
+      </w:pPr>
+      <w:r>
+        <w:rPr>
+          <w:b w:val="0"/>
+        </w:rPr>
+        <w:t>Aggregation reduces individual detail but does not guarantee anonymity in every context.</w:t>
+      </w:r>
+    </w:p>
+    <w:p>
+      <w:pPr>
+        <w:spacing w:line="336" w:lineRule="auto" w:after="180"/>
+      </w:pPr>
+      <w:r>
+        <w:rPr>
+          <w:b w:val="0"/>
+        </w:rPr>
+        <w:t>By the end, I can collect only information necessary for a stated task and explain coded-record limits.</w:t>
+      </w:r>
+    </w:p>
+    <w:p>
+      <w:pPr>
+        <w:pStyle w:val="Heading2"/>
+      </w:pPr>
+      <w:r>
+        <w:t>What to prepare</w:t>
+      </w:r>
+    </w:p>
+    <w:p>
+      <w:pPr>
+        <w:pStyle w:val="ListBullet"/>
+      </w:pPr>
+      <w:r>
+        <w:t>Use the supplied scenario, student illustrations and blank paper. For numeric work, offer counters or a calculator after learners show the setup. Fictional records are supplied; personal data and paid accounts are unnecessary.</w:t>
+      </w:r>
+    </w:p>
+    <w:p>
+      <w:pPr>
+        <w:pStyle w:val="ListBullet"/>
+      </w:pPr>
+      <w:r>
+        <w:t>Fictional topic slips or counters marked drawing, music and coding</w:t>
+      </w:r>
+    </w:p>
+    <w:p>
+      <w:pPr>
+        <w:pStyle w:val="ListBullet"/>
+      </w:pPr>
+      <w:r>
+        <w:t>A sample form containing only the fictional field labels in W1</w:t>
+      </w:r>
+    </w:p>
+    <w:p>
+      <w:pPr>
+        <w:pStyle w:val="ListBullet"/>
+      </w:pPr>
+      <w:r>
+        <w:t>Paper for the five-question data plan; no real pupil or borrower records</w:t>
+      </w:r>
+    </w:p>
+    <w:p>
+      <w:pPr>
+        <w:pStyle w:val="Heading2"/>
+      </w:pPr>
+      <w:r>
+        <w:t>Main teaching plan</w:t>
       </w:r>
     </w:p>
     <w:tbl>
@@ -231,9 +365,212 @@
     </w:p>
     <w:p>
       <w:pPr>
+        <w:pStyle w:val="Heading2"/>
+      </w:pPr>
+      <w:r>
+        <w:t>Opening retrieval and readiness</w:t>
+      </w:r>
+    </w:p>
+    <w:p>
+      <w:pPr>
+        <w:spacing w:line="336" w:lineRule="auto" w:after="180"/>
+      </w:pPr>
+      <w:r>
+        <w:rPr>
+          <w:b w:val="0"/>
+        </w:rPr>
+        <w:t>Without opening the old lesson, explain one key idea from Fair for Whom?. Give an example and a mistake that the idea helps you avoid.</w:t>
+      </w:r>
+    </w:p>
+    <w:p>
+      <w:pPr>
+        <w:spacing w:line="336" w:lineRule="auto" w:after="180"/>
+      </w:pPr>
+      <w:r>
+        <w:rPr>
+          <w:b w:val="0"/>
+        </w:rPr>
+        <w:t>Look for: Compute a correct-out-of-assessed fraction and explain its denominator</w:t>
+      </w:r>
+    </w:p>
+    <w:p>
+      <w:pPr>
+        <w:spacing w:line="336" w:lineRule="auto" w:after="180"/>
+      </w:pPr>
+      <w:r>
+        <w:rPr>
+          <w:b w:val="0"/>
+        </w:rPr>
+        <w:t>Reference example, not the only acceptable wording: A has 9 correct out of 12 assessed: 9/12 = 3/4 = 75%. The denominator includes all 12 judged outcomes, including 3 incorrect ones.</w:t>
+      </w:r>
+    </w:p>
+    <w:p>
+      <w:pPr>
+        <w:spacing w:line="336" w:lineRule="auto" w:after="180"/>
+      </w:pPr>
+      <w:r>
+        <w:rPr>
+          <w:b w:val="0"/>
+        </w:rPr>
+        <w:t>Using 9/9 would exclude the errors and falsely report perfect assessed accuracy.</w:t>
+      </w:r>
+    </w:p>
+    <w:p>
+      <w:pPr>
+        <w:spacing w:line="336" w:lineRule="auto" w:after="180"/>
+      </w:pPr>
+      <w:r>
+        <w:rPr>
+          <w:b w:val="0"/>
+        </w:rPr>
+        <w:t>Without opening the old lesson, explain one key idea from Good Data, Bad Data. Give an example and a mistake that the idea helps you avoid.</w:t>
+      </w:r>
+    </w:p>
+    <w:p>
+      <w:pPr>
+        <w:spacing w:line="336" w:lineRule="auto" w:after="180"/>
+      </w:pPr>
+      <w:r>
+        <w:rPr>
+          <w:b w:val="0"/>
+        </w:rPr>
+        <w:t>Look for: Check records against a stated format, unit and meaning before using them</w:t>
+      </w:r>
+    </w:p>
+    <w:p>
+      <w:pPr>
+        <w:spacing w:line="336" w:lineRule="auto" w:after="180"/>
+      </w:pPr>
+      <w:r>
+        <w:rPr>
+          <w:b w:val="0"/>
+        </w:rPr>
+        <w:t>Reference example, not the only acceptable wording: Height 60 fails the whole-number range 1 through 10. Travel blank is missing; its value cannot be inferred.</w:t>
+      </w:r>
+    </w:p>
+    <w:p>
+      <w:pPr>
+        <w:spacing w:line="336" w:lineRule="auto" w:after="180"/>
+      </w:pPr>
+      <w:r>
+        <w:rPr>
+          <w:b w:val="0"/>
+        </w:rPr>
+        <w:t>Travel 0 is valid in the whole-number range 0 through 10 and can represent observed no travel. Zero is a measurement, not a replacement for a blank.</w:t>
+      </w:r>
+    </w:p>
+    <w:p>
+      <w:pPr>
+        <w:spacing w:line="336" w:lineRule="auto" w:after="180"/>
+      </w:pPr>
+      <w:r>
+        <w:rPr>
+          <w:b w:val="0"/>
+        </w:rPr>
+        <w:t>Without opening the old lesson, explain one key idea from Confidence Is Not Correctness. Give an example and a mistake that the idea helps you avoid.</w:t>
+      </w:r>
+    </w:p>
+    <w:p>
+      <w:pPr>
+        <w:spacing w:line="336" w:lineRule="auto" w:after="180"/>
+      </w:pPr>
+      <w:r>
+        <w:rPr>
+          <w:b w:val="0"/>
+        </w:rPr>
+        <w:t xml:space="preserve">Look for: Distinguish a confidence claim from </w:t>
+      </w:r>
+      <w:r>
+        <w:rPr>
+          <w:b/>
+        </w:rPr>
+        <w:t>evidence</w:t>
+      </w:r>
+      <w:r>
+        <w:rPr>
+          <w:b w:val="0"/>
+        </w:rPr>
+        <w:t xml:space="preserve"> that a </w:t>
+      </w:r>
+      <w:r>
+        <w:rPr>
+          <w:b/>
+        </w:rPr>
+        <w:t>prediction</w:t>
+      </w:r>
+      <w:r>
+        <w:rPr>
+          <w:b w:val="0"/>
+        </w:rPr>
+        <w:t xml:space="preserve"> was correct</w:t>
+      </w:r>
+    </w:p>
+    <w:p>
+      <w:pPr>
+        <w:spacing w:line="336" w:lineRule="auto" w:after="180"/>
+      </w:pPr>
+      <w:r>
+        <w:rPr>
+          <w:b w:val="0"/>
+        </w:rPr>
+        <w:t>Reference example, not the only acceptable wording: The learner replaced the documented score meaning with a probability interpretation. Report 80 of 100 feature-match points.</w:t>
+      </w:r>
+    </w:p>
+    <w:p>
+      <w:pPr>
+        <w:spacing w:line="336" w:lineRule="auto" w:after="180"/>
+      </w:pPr>
+      <w:r>
+        <w:rPr>
+          <w:b w:val="0"/>
+        </w:rPr>
+        <w:t>To claim a chance of correctness, a defined probability method and relevant outcome evaluation would be needed.</w:t>
+      </w:r>
+    </w:p>
+    <w:p>
+      <w:pPr>
+        <w:spacing w:line="336" w:lineRule="auto" w:after="180"/>
+      </w:pPr>
+      <w:r>
+        <w:rPr>
+          <w:b w:val="0"/>
+        </w:rPr>
+        <w:t xml:space="preserve">No. It needs the assessed outcomes and counts, not a student’s identity or home address. The required information depends on the </w:t>
+      </w:r>
+      <w:r>
+        <w:rPr>
+          <w:b/>
+        </w:rPr>
+        <w:t>purpose</w:t>
+      </w:r>
+      <w:r>
+        <w:rPr>
+          <w:b w:val="0"/>
+        </w:rPr>
+        <w:t>.</w:t>
+      </w:r>
+    </w:p>
+    <w:p>
+      <w:pPr>
+        <w:pStyle w:val="Heading2"/>
+      </w:pPr>
+      <w:r>
+        <w:t>Earlier wording, alternatives and picture transcripts · reference / check after trying</w:t>
+      </w:r>
+    </w:p>
+    <w:p>
+      <w:pPr>
         <w:pStyle w:val="Heading3"/>
       </w:pPr>
       <w:r>
+        <w:t>Teach the learning cycle</w:t>
+      </w:r>
+    </w:p>
+    <w:p>
+      <w:pPr>
+        <w:pStyle w:val="Heading3"/>
+      </w:pPr>
+      <w:r>
         <w:t>Retrieval answer guidance</w:t>
       </w:r>
     </w:p>
@@ -247,50 +584,6 @@
     </w:p>
     <w:p>
       <w:pPr>
-        <w:spacing w:line="336" w:lineRule="auto" w:after="180"/>
-      </w:pPr>
-      <w:r>
-        <w:rPr>
-          <w:b w:val="0"/>
-        </w:rPr>
-        <w:t>Without opening the old lesson, explain one key idea from Fair for Whom?. Give an example and a mistake that the idea helps you avoid.</w:t>
-      </w:r>
-    </w:p>
-    <w:p>
-      <w:pPr>
-        <w:spacing w:line="336" w:lineRule="auto" w:after="180"/>
-      </w:pPr>
-      <w:r>
-        <w:rPr>
-          <w:b w:val="0"/>
-        </w:rPr>
-        <w:t>Look for: Compute a correct-out-of-assessed fraction and explain its denominator</w:t>
-      </w:r>
-    </w:p>
-    <w:p>
-      <w:pPr>
-        <w:spacing w:line="336" w:lineRule="auto" w:after="180"/>
-      </w:pPr>
-      <w:r>
-        <w:rPr>
-          <w:b w:val="0"/>
-        </w:rPr>
-        <w:t>Reference example, not the only acceptable wording: A has 9 correct out of 12 assessed: 9/12 = 3/4 = 75%. The denominator includes all 12 judged outcomes, including 3 incorrect ones.</w:t>
-      </w:r>
-    </w:p>
-    <w:p>
-      <w:pPr>
-        <w:spacing w:line="336" w:lineRule="auto" w:after="180"/>
-      </w:pPr>
-      <w:r>
-        <w:rPr>
-          <w:b w:val="0"/>
-        </w:rPr>
-        <w:t>Using 9/9 would exclude the errors and falsely report perfect assessed accuracy.</w:t>
-      </w:r>
-    </w:p>
-    <w:p>
-      <w:pPr>
         <w:pStyle w:val="Heading3"/>
       </w:pPr>
       <w:r>
@@ -299,122 +592,10 @@
     </w:p>
     <w:p>
       <w:pPr>
-        <w:spacing w:line="336" w:lineRule="auto" w:after="180"/>
-      </w:pPr>
-      <w:r>
-        <w:rPr>
-          <w:b w:val="0"/>
-        </w:rPr>
-        <w:t>Without opening the old lesson, explain one key idea from Good Data, Bad Data. Give an example and a mistake that the idea helps you avoid.</w:t>
-      </w:r>
-    </w:p>
-    <w:p>
-      <w:pPr>
-        <w:spacing w:line="336" w:lineRule="auto" w:after="180"/>
-      </w:pPr>
-      <w:r>
-        <w:rPr>
-          <w:b w:val="0"/>
-        </w:rPr>
-        <w:t>Look for: Check records against a stated format, unit and meaning before using them</w:t>
-      </w:r>
-    </w:p>
-    <w:p>
-      <w:pPr>
-        <w:spacing w:line="336" w:lineRule="auto" w:after="180"/>
-      </w:pPr>
-      <w:r>
-        <w:rPr>
-          <w:b w:val="0"/>
-        </w:rPr>
-        <w:t>Reference example, not the only acceptable wording: Height 60 fails the whole-number range 1 through 10. Travel blank is missing; its value cannot be inferred.</w:t>
-      </w:r>
-    </w:p>
-    <w:p>
-      <w:pPr>
-        <w:spacing w:line="336" w:lineRule="auto" w:after="180"/>
-      </w:pPr>
-      <w:r>
-        <w:rPr>
-          <w:b w:val="0"/>
-        </w:rPr>
-        <w:t>Travel 0 is valid in the whole-number range 0 through 10 and can represent observed no travel. Zero is a measurement, not a replacement for a blank.</w:t>
-      </w:r>
-    </w:p>
-    <w:p>
-      <w:pPr>
         <w:pStyle w:val="Heading3"/>
       </w:pPr>
       <w:r>
         <w:t>Confidence Is Not Correctness</w:t>
-      </w:r>
-    </w:p>
-    <w:p>
-      <w:pPr>
-        <w:spacing w:line="336" w:lineRule="auto" w:after="180"/>
-      </w:pPr>
-      <w:r>
-        <w:rPr>
-          <w:b w:val="0"/>
-        </w:rPr>
-        <w:t>Without opening the old lesson, explain one key idea from Confidence Is Not Correctness. Give an example and a mistake that the idea helps you avoid.</w:t>
-      </w:r>
-    </w:p>
-    <w:p>
-      <w:pPr>
-        <w:spacing w:line="336" w:lineRule="auto" w:after="180"/>
-      </w:pPr>
-      <w:r>
-        <w:rPr>
-          <w:b w:val="0"/>
-        </w:rPr>
-        <w:t xml:space="preserve">Look for: Distinguish a confidence claim from </w:t>
-      </w:r>
-      <w:r>
-        <w:rPr>
-          <w:b/>
-        </w:rPr>
-        <w:t>evidence</w:t>
-      </w:r>
-      <w:r>
-        <w:rPr>
-          <w:b w:val="0"/>
-        </w:rPr>
-        <w:t xml:space="preserve"> that a </w:t>
-      </w:r>
-      <w:r>
-        <w:rPr>
-          <w:b/>
-        </w:rPr>
-        <w:t>prediction</w:t>
-      </w:r>
-      <w:r>
-        <w:rPr>
-          <w:b w:val="0"/>
-        </w:rPr>
-        <w:t xml:space="preserve"> was correct</w:t>
-      </w:r>
-    </w:p>
-    <w:p>
-      <w:pPr>
-        <w:spacing w:line="336" w:lineRule="auto" w:after="180"/>
-      </w:pPr>
-      <w:r>
-        <w:rPr>
-          <w:b w:val="0"/>
-        </w:rPr>
-        <w:t>Reference example, not the only acceptable wording: The learner replaced the documented score meaning with a probability interpretation. Report 80 of 100 feature-match points.</w:t>
-      </w:r>
-    </w:p>
-    <w:p>
-      <w:pPr>
-        <w:spacing w:line="336" w:lineRule="auto" w:after="180"/>
-      </w:pPr>
-      <w:r>
-        <w:rPr>
-          <w:b w:val="0"/>
-        </w:rPr>
-        <w:t>To claim a chance of correctness, a defined probability method and relevant outcome evaluation would be needed.</w:t>
       </w:r>
     </w:p>
     <w:p>
@@ -599,6 +780,11 @@
       </w:r>
     </w:p>
     <w:p>
+      <w:r>
+        <w:t>This compact option is not the full-week schedule. Use the main teaching cycle and allow extra sessions for the investigation, independent work and project.</w:t>
+      </w:r>
+    </w:p>
+    <w:p>
       <w:pPr>
         <w:spacing w:line="336" w:lineRule="auto" w:after="180"/>
       </w:pPr>
@@ -606,19 +792,587 @@
         <w:rPr>
           <w:b w:val="0"/>
         </w:rPr>
-        <w:t xml:space="preserve">Use the supplied scenario, student illustrations and blank paper. For numeric work, offer counters or a calculator after learners show the setup. Fictional records are supplied; </w:t>
-      </w:r>
+        <w:t>Allow 80 minutes: recall 8; explanation 12; worked demonstration 15; guided practice 20; independent assessment 15; project and reflection 10. Extend the lab into a second session when needed.</w:t>
+      </w:r>
+    </w:p>
+    <w:p>
+      <w:pPr>
+        <w:pStyle w:val="Heading3"/>
+      </w:pPr>
+      <w:r>
+        <w:t>Preparation for the connected explanation</w:t>
+      </w:r>
+    </w:p>
+    <w:p>
+      <w:pPr>
+        <w:pStyle w:val="Heading3"/>
+      </w:pPr>
+      <w:r>
+        <w:t>Readiness answer</w:t>
+      </w:r>
+    </w:p>
+    <w:p>
+      <w:pPr>
+        <w:pStyle w:val="Heading3"/>
+      </w:pPr>
+      <w:r>
+        <w:t>End goal for the pictorial case</w:t>
+      </w:r>
+    </w:p>
+    <w:p>
+      <w:pPr>
+        <w:spacing w:line="336" w:lineRule="auto" w:after="180"/>
+      </w:pPr>
+      <w:r>
+        <w:rPr>
+          <w:b w:val="0"/>
+        </w:rPr>
+        <w:t>This added worked case illustrates the week’s main idea. Retain all original and connected topics; schedule its practice within the teaching cycle.</w:t>
+      </w:r>
+    </w:p>
+    <w:p>
+      <w:pPr>
+        <w:pStyle w:val="Heading1"/>
+      </w:pPr>
+      <w:r>
+        <w:t>02. Teach purpose before fields, access and retention</w:t>
+      </w:r>
+    </w:p>
+    <w:p>
+      <w:r>
+        <w:t>Use fictional cases to distinguish minimisation, coded records and justified changes in purpose.</w:t>
+      </w:r>
+    </w:p>
+    <w:p>
+      <w:pPr>
+        <w:pStyle w:val="Heading2"/>
+      </w:pPr>
+      <w:r>
+        <w:t>Model the workshop purpose and rejected fields</w:t>
+      </w:r>
+    </w:p>
+    <w:p>
+      <w:pPr>
+        <w:spacing w:line="336" w:lineRule="auto" w:after="180"/>
+      </w:pPr>
       <w:r>
         <w:rPr>
           <w:b/>
         </w:rPr>
-        <w:t>personal data</w:t>
+        <w:t>Privacy</w:t>
       </w:r>
       <w:r>
         <w:rPr>
           <w:b w:val="0"/>
         </w:rPr>
-        <w:t xml:space="preserve"> and paid accounts are unnecessary.</w:t>
+        <w:t xml:space="preserve"> includes having appropriate boundaries around information about people. A useful first question is: what exact job are we trying to do? A second is: what is the least information that can do that job?</w:t>
+      </w:r>
+    </w:p>
+    <w:p>
+      <w:pPr>
+        <w:spacing w:line="336" w:lineRule="auto" w:after="180"/>
+      </w:pPr>
+      <w:r>
+        <w:rPr>
+          <w:b w:val="0"/>
+        </w:rPr>
+        <w:t xml:space="preserve">Collecting extra details just because a form has room for them creates </w:t>
+      </w:r>
+      <w:r>
+        <w:rPr>
+          <w:b/>
+        </w:rPr>
+        <w:t>more information</w:t>
+      </w:r>
+      <w:r>
+        <w:rPr>
+          <w:b w:val="0"/>
+        </w:rPr>
+        <w:t xml:space="preserve"> to protect.</w:t>
+      </w:r>
+    </w:p>
+    <w:p>
+      <w:pPr>
+        <w:spacing w:line="336" w:lineRule="auto" w:after="180"/>
+      </w:pPr>
+      <w:r>
+        <w:rPr>
+          <w:b w:val="0"/>
+        </w:rPr>
+        <w:t>Our fictional class wants to choose one of three workshop topics for Friday: drawing, music or coding. It needs a total for each topic, not a list of who chose what.</w:t>
+      </w:r>
+    </w:p>
+    <w:p>
+      <w:pPr>
+        <w:spacing w:line="336" w:lineRule="auto" w:after="180"/>
+      </w:pPr>
+      <w:r>
+        <w:rPr>
+          <w:b w:val="0"/>
+        </w:rPr>
+        <w:t>Each fictional pupil gets one paper slip and marks one topic. No real class survey is needed for this lesson. The teacher counts the choices and uses the largest total; a tie goes to a class discussion.</w:t>
+      </w:r>
+    </w:p>
+    <w:p>
+      <w:pPr>
+        <w:spacing w:line="336" w:lineRule="auto" w:after="180"/>
+      </w:pPr>
+      <w:r>
+        <w:rPr>
+          <w:b w:val="0"/>
+        </w:rPr>
+        <w:t>A proposed form asks for name, full date of birth, home address, photograph and topic choice. For the stated counting task only the topic choice is needed. Remove the other fields before collection.</w:t>
+      </w:r>
+    </w:p>
+    <w:p>
+      <w:pPr>
+        <w:spacing w:line="336" w:lineRule="auto" w:after="180"/>
+      </w:pPr>
+      <w:r>
+        <w:rPr>
+          <w:b w:val="0"/>
+        </w:rPr>
+        <w:t xml:space="preserve">Do not fill them in and promise to ignore them later. If the </w:t>
+      </w:r>
+      <w:r>
+        <w:rPr>
+          <w:b/>
+        </w:rPr>
+        <w:t>purpose</w:t>
+      </w:r>
+      <w:r>
+        <w:rPr>
+          <w:b w:val="0"/>
+        </w:rPr>
+        <w:t xml:space="preserve"> changes to individual attendance, design and justify that separate task with the teacher rather than silently reusing the survey.</w:t>
+      </w:r>
+    </w:p>
+    <w:p>
+      <w:pPr>
+        <w:pStyle w:val="Heading2"/>
+      </w:pPr>
+      <w:r>
+        <w:t>Check totals and specify retention</w:t>
+      </w:r>
+    </w:p>
+    <w:p>
+      <w:pPr>
+        <w:spacing w:line="336" w:lineRule="auto" w:after="180"/>
+      </w:pPr>
+      <w:r>
+        <w:rPr>
+          <w:b w:val="0"/>
+        </w:rPr>
+        <w:t>Suppose the fictional counts are drawing 8, music 7 and coding 5. These totals support the choice of drawing. There is no need to publish each slip or a photograph of a child holding it.</w:t>
+      </w:r>
+    </w:p>
+    <w:p>
+      <w:pPr>
+        <w:spacing w:line="336" w:lineRule="auto" w:after="180"/>
+      </w:pPr>
+      <w:r>
+        <w:rPr>
+          <w:b w:val="0"/>
+        </w:rPr>
+        <w:t xml:space="preserve">The teacher checks the total of 20 against the number of slips and then follows the agreed school </w:t>
+      </w:r>
+      <w:r>
+        <w:rPr>
+          <w:b/>
+        </w:rPr>
+        <w:t>process</w:t>
+      </w:r>
+      <w:r>
+        <w:rPr>
+          <w:b w:val="0"/>
+        </w:rPr>
+        <w:t xml:space="preserve"> for disposing of the slips after verification.</w:t>
+      </w:r>
+    </w:p>
+    <w:p>
+      <w:pPr>
+        <w:spacing w:line="336" w:lineRule="auto" w:after="180"/>
+      </w:pPr>
+      <w:r>
+        <w:rPr>
+          <w:b w:val="0"/>
+        </w:rPr>
+        <w:t xml:space="preserve">A </w:t>
+      </w:r>
+      <w:r>
+        <w:rPr>
+          <w:b/>
+        </w:rPr>
+        <w:t>retention</w:t>
+      </w:r>
+      <w:r>
+        <w:rPr>
+          <w:b w:val="0"/>
+        </w:rPr>
+        <w:t xml:space="preserve"> plan needs a clear trigger and a responsible person: for example, the teacher disposes of the fictional vote slips after the totals are checked and the activity closes.</w:t>
+      </w:r>
+    </w:p>
+    <w:p>
+      <w:pPr>
+        <w:spacing w:line="336" w:lineRule="auto" w:after="180"/>
+      </w:pPr>
+      <w:r>
+        <w:rPr>
+          <w:b w:val="0"/>
+        </w:rPr>
+        <w:t xml:space="preserve">Real classroom records must follow the school’s approved </w:t>
+      </w:r>
+      <w:r>
+        <w:rPr>
+          <w:b/>
+        </w:rPr>
+        <w:t>process</w:t>
+      </w:r>
+      <w:r>
+        <w:rPr>
+          <w:b w:val="0"/>
+        </w:rPr>
+        <w:t>. Deleting one visible copy does not prove that every backup, screenshot or previously shared copy is gone.</w:t>
+      </w:r>
+    </w:p>
+    <w:p>
+      <w:pPr>
+        <w:pStyle w:val="Heading2"/>
+      </w:pPr>
+      <w:r>
+        <w:t>Inspect coded records, photos and small groups</w:t>
+      </w:r>
+    </w:p>
+    <w:tbl>
+      <w:tblPr>
+        <w:tblStyle w:val="LightShading-Accent1"/>
+        <w:tblW w:type="auto" w:w="0"/>
+        <w:tblLook w:firstColumn="1" w:firstRow="1" w:lastColumn="0" w:lastRow="0" w:noHBand="0" w:noVBand="1" w:val="04A0"/>
+      </w:tblPr>
+      <w:tblGrid>
+        <w:gridCol w:w="3408"/>
+        <w:gridCol w:w="3408"/>
+        <w:gridCol w:w="3408"/>
+      </w:tblGrid>
+      <w:tr>
+        <w:trPr>
+          <w:tblHeader/>
+        </w:trPr>
+        <w:tc>
+          <w:tcPr>
+            <w:tcW w:type="dxa" w:w="3408"/>
+          </w:tcPr>
+          <w:p>
+            <w:r>
+              <w:t>Proposed change</w:t>
+            </w:r>
+          </w:p>
+        </w:tc>
+        <w:tc>
+          <w:tcPr>
+            <w:tcW w:type="dxa" w:w="3408"/>
+          </w:tcPr>
+          <w:p>
+            <w:r>
+              <w:t>What it changes</w:t>
+            </w:r>
+          </w:p>
+        </w:tc>
+        <w:tc>
+          <w:tcPr>
+            <w:tcW w:type="dxa" w:w="3408"/>
+          </w:tcPr>
+          <w:p>
+            <w:r>
+              <w:t>What still needs thought</w:t>
+            </w:r>
+          </w:p>
+        </w:tc>
+      </w:tr>
+      <w:tr>
+        <w:tc>
+          <w:tcPr>
+            <w:tcW w:type="dxa" w:w="3408"/>
+          </w:tcPr>
+          <w:p>
+            <w:r>
+              <w:t>Replace a name with P07</w:t>
+            </w:r>
+          </w:p>
+        </w:tc>
+        <w:tc>
+          <w:tcPr>
+            <w:tcW w:type="dxa" w:w="3408"/>
+          </w:tcPr>
+          <w:p>
+            <w:r>
+              <w:t>Hides the name on this sheet</w:t>
+            </w:r>
+          </w:p>
+        </w:tc>
+        <w:tc>
+          <w:tcPr>
+            <w:tcW w:type="dxa" w:w="3408"/>
+          </w:tcPr>
+          <w:p>
+            <w:r>
+              <w:t>A separate key can reconnect the code</w:t>
+            </w:r>
+          </w:p>
+        </w:tc>
+      </w:tr>
+      <w:tr>
+        <w:tc>
+          <w:tcPr>
+            <w:tcW w:type="dxa" w:w="3408"/>
+          </w:tcPr>
+          <w:p>
+            <w:r>
+              <w:t>Remove names but keep photos</w:t>
+            </w:r>
+          </w:p>
+        </w:tc>
+        <w:tc>
+          <w:tcPr>
+            <w:tcW w:type="dxa" w:w="3408"/>
+          </w:tcPr>
+          <w:p>
+            <w:r>
+              <w:t>Removes one identifying field</w:t>
+            </w:r>
+          </w:p>
+        </w:tc>
+        <w:tc>
+          <w:tcPr>
+            <w:tcW w:type="dxa" w:w="3408"/>
+          </w:tcPr>
+          <w:p>
+            <w:r>
+              <w:t>Faces may still identify people</w:t>
+            </w:r>
+          </w:p>
+        </w:tc>
+      </w:tr>
+      <w:tr>
+        <w:tc>
+          <w:tcPr>
+            <w:tcW w:type="dxa" w:w="3408"/>
+          </w:tcPr>
+          <w:p>
+            <w:r>
+              <w:t>Share topic totals only</w:t>
+            </w:r>
+          </w:p>
+        </w:tc>
+        <w:tc>
+          <w:tcPr>
+            <w:tcW w:type="dxa" w:w="3408"/>
+          </w:tcPr>
+          <w:p>
+            <w:r>
+              <w:t>Removes individual rows</w:t>
+            </w:r>
+          </w:p>
+        </w:tc>
+        <w:tc>
+          <w:tcPr>
+            <w:tcW w:type="dxa" w:w="3408"/>
+          </w:tcPr>
+          <w:p>
+            <w:r>
+              <w:t>Small or unusual groups may still reveal a choice</w:t>
+            </w:r>
+          </w:p>
+        </w:tc>
+      </w:tr>
+    </w:tbl>
+    <w:p>
+      <w:pPr>
+        <w:spacing w:line="336" w:lineRule="auto" w:after="180"/>
+      </w:pPr>
+      <w:r>
+        <w:rPr>
+          <w:b w:val="0"/>
+        </w:rPr>
+        <w:t>A code is not a promise of anonymity. If a teacher keeps a key connecting P07 to a pupil, the coded record can still be linked to that pupil.</w:t>
+      </w:r>
+    </w:p>
+    <w:p>
+      <w:pPr>
+        <w:spacing w:line="336" w:lineRule="auto" w:after="180"/>
+      </w:pPr>
+      <w:r>
+        <w:rPr>
+          <w:b w:val="0"/>
+        </w:rPr>
+        <w:t>Even without a key, a combination such as an exact birthday, a team and a photograph may identify someone. Ask whether a reader could connect the information to a person, not just whether the name column is blank.</w:t>
+      </w:r>
+    </w:p>
+    <w:p>
+      <w:pPr>
+        <w:spacing w:line="336" w:lineRule="auto" w:after="180"/>
+      </w:pPr>
+      <w:r>
+        <w:rPr>
+          <w:b w:val="0"/>
+        </w:rPr>
+        <w:t>Totals also need context. A report saying that the only member of a tiny club chose music reveals that member’s choice.</w:t>
+      </w:r>
+    </w:p>
+    <w:p>
+      <w:pPr>
+        <w:spacing w:line="336" w:lineRule="auto" w:after="180"/>
+      </w:pPr>
+      <w:r>
+        <w:rPr>
+          <w:b w:val="0"/>
+        </w:rPr>
+        <w:t xml:space="preserve">Our whole-class topic totals reveal less detail than individual rows, but we should not describe every possible total as automatically anonymous. Share only what the audience needs for the </w:t>
+      </w:r>
+      <w:r>
+        <w:rPr>
+          <w:b/>
+        </w:rPr>
+        <w:t>purpose</w:t>
+      </w:r>
+      <w:r>
+        <w:rPr>
+          <w:b w:val="0"/>
+        </w:rPr>
+        <w:t>.</w:t>
+      </w:r>
+    </w:p>
+    <w:p>
+      <w:pPr>
+        <w:pStyle w:val="Heading2"/>
+      </w:pPr>
+      <w:r>
+        <w:t>Return to the workshop vote’s information journey</w:t>
+      </w:r>
+    </w:p>
+    <w:p>
+      <w:r>
+        <w:drawing>
+          <wp:inline xmlns:a="http://schemas.openxmlformats.org/drawingml/2006/main" xmlns:pic="http://schemas.openxmlformats.org/drawingml/2006/picture">
+            <wp:extent cx="5486400" cy="2923032"/>
+            <wp:docPr id="1" name="Picture 1" descr="A small information plan for a fictional vote. Collect | One topic per slip | No name or address. Count | Teacher totals choices | Keep slips restricted. Share | Three topic totals | No individual choices. Delete | After totals checked | Follow agreed plan"/>
+            <wp:cNvGraphicFramePr>
+              <a:graphicFrameLocks noChangeAspect="1"/>
+            </wp:cNvGraphicFramePr>
+            <a:graphic>
+              <a:graphicData uri="http://schemas.openxmlformats.org/drawingml/2006/picture">
+                <pic:pic>
+                  <pic:nvPicPr>
+                    <pic:cNvPr id="0" name="academy-story-ai-1-24-03.png"/>
+                    <pic:cNvPicPr/>
+                  </pic:nvPicPr>
+                  <pic:blipFill>
+                    <a:blip r:embed="rId9"/>
+                    <a:stretch>
+                      <a:fillRect/>
+                    </a:stretch>
+                  </pic:blipFill>
+                  <pic:spPr>
+                    <a:xfrm>
+                      <a:off x="0" y="0"/>
+                      <a:ext cx="5486400" cy="2923032"/>
+                    </a:xfrm>
+                    <a:prstGeom prst="rect"/>
+                  </pic:spPr>
+                </pic:pic>
+              </a:graphicData>
+            </a:graphic>
+          </wp:inline>
+        </w:drawing>
+      </w:r>
+    </w:p>
+    <w:p>
+      <w:pPr>
+        <w:pStyle w:val="Heading2"/>
+      </w:pPr>
+      <w:r>
+        <w:t>Trace the separate tool-repair case</w:t>
+      </w:r>
+    </w:p>
+    <w:p>
+      <w:pPr>
+        <w:spacing w:line="336" w:lineRule="auto" w:after="180"/>
+      </w:pPr>
+      <w:r>
+        <w:rPr>
+          <w:b w:val="0"/>
+        </w:rPr>
+        <w:t>A fictional teacher wants to count broken craft tools by type, without contacting borrowers.</w:t>
+      </w:r>
+    </w:p>
+    <w:p>
+      <w:pPr>
+        <w:spacing w:line="336" w:lineRule="auto" w:after="180"/>
+      </w:pPr>
+      <w:r>
+        <w:rPr>
+          <w:b w:val="0"/>
+        </w:rPr>
+        <w:t xml:space="preserve">Needed </w:t>
+      </w:r>
+      <w:r>
+        <w:rPr>
+          <w:b/>
+        </w:rPr>
+        <w:t>output</w:t>
+      </w:r>
+      <w:r>
+        <w:rPr>
+          <w:b w:val="0"/>
+        </w:rPr>
+        <w:t>: totals for scissors, ruler and hole-punch repairs.</w:t>
+      </w:r>
+    </w:p>
+    <w:p>
+      <w:pPr>
+        <w:spacing w:line="336" w:lineRule="auto" w:after="180"/>
+      </w:pPr>
+      <w:r>
+        <w:rPr>
+          <w:b w:val="0"/>
+        </w:rPr>
+        <w:t>Draft form requests pupil name, birthday, tool type and repair-needed Yes/No. No borrower follow-up is required.</w:t>
+      </w:r>
+    </w:p>
+    <w:p>
+      <w:r>
+        <w:drawing>
+          <wp:inline xmlns:a="http://schemas.openxmlformats.org/drawingml/2006/main" xmlns:pic="http://schemas.openxmlformats.org/drawingml/2006/picture">
+            <wp:extent cx="5486400" cy="4005072"/>
+            <wp:docPr id="2" name="Picture 2" descr="State purpose: Count repairs by tool type, not by person. → Choose fields: Retain tool type and repair-needed status. → Remove excess: Name and birthday are unnecessary for this stated task. → Report totals: Aggregate each tool type’s Yes count; record the authorised retention plan."/>
+            <wp:cNvGraphicFramePr>
+              <a:graphicFrameLocks noChangeAspect="1"/>
+            </wp:cNvGraphicFramePr>
+            <a:graphic>
+              <a:graphicData uri="http://schemas.openxmlformats.org/drawingml/2006/picture">
+                <pic:pic>
+                  <pic:nvPicPr>
+                    <pic:cNvPr id="0" name="academy-story-ai-1-24-02.png"/>
+                    <pic:cNvPicPr/>
+                  </pic:nvPicPr>
+                  <pic:blipFill>
+                    <a:blip r:embed="rId10"/>
+                    <a:stretch>
+                      <a:fillRect/>
+                    </a:stretch>
+                  </pic:blipFill>
+                  <pic:spPr>
+                    <a:xfrm>
+                      <a:off x="0" y="0"/>
+                      <a:ext cx="5486400" cy="4005072"/>
+                    </a:xfrm>
+                    <a:prstGeom prst="rect"/>
+                  </pic:spPr>
+                </pic:pic>
+              </a:graphicData>
+            </a:graphic>
+          </wp:inline>
+        </w:drawing>
       </w:r>
     </w:p>
     <w:p>
@@ -626,32 +1380,147 @@
         <w:pStyle w:val="Heading3"/>
       </w:pPr>
       <w:r>
-        <w:t>Alternative compact allocation</w:t>
-      </w:r>
-    </w:p>
-    <w:p>
-      <w:r>
-        <w:t>This compact option is not the full-week schedule. Use the main teaching cycle and allow extra sessions for the investigation, independent work and project.</w:t>
+        <w:t>Read the picture one step at a time</w:t>
+      </w:r>
+    </w:p>
+    <w:tbl>
+      <w:tblPr>
+        <w:tblStyle w:val="LightShading-Accent1"/>
+        <w:tblW w:type="auto" w:w="0"/>
+        <w:tblLook w:firstColumn="1" w:firstRow="1" w:lastColumn="0" w:lastRow="0" w:noHBand="0" w:noVBand="1" w:val="04A0"/>
+      </w:tblPr>
+      <w:tblGrid>
+        <w:gridCol w:w="5112"/>
+        <w:gridCol w:w="5112"/>
+      </w:tblGrid>
+      <w:tr>
+        <w:trPr>
+          <w:tblHeader/>
+        </w:trPr>
+        <w:tc>
+          <w:tcPr>
+            <w:tcW w:type="dxa" w:w="5112"/>
+          </w:tcPr>
+          <w:p>
+            <w:r>
+              <w:t>Step</w:t>
+            </w:r>
+          </w:p>
+        </w:tc>
+        <w:tc>
+          <w:tcPr>
+            <w:tcW w:type="dxa" w:w="5112"/>
+          </w:tcPr>
+          <w:p>
+            <w:r>
+              <w:t>What happens and why</w:t>
+            </w:r>
+          </w:p>
+        </w:tc>
+      </w:tr>
+      <w:tr>
+        <w:tc>
+          <w:tcPr>
+            <w:tcW w:type="dxa" w:w="5112"/>
+          </w:tcPr>
+          <w:p>
+            <w:r>
+              <w:t>1. State purpose</w:t>
+            </w:r>
+          </w:p>
+        </w:tc>
+        <w:tc>
+          <w:tcPr>
+            <w:tcW w:type="dxa" w:w="5112"/>
+          </w:tcPr>
+          <w:p>
+            <w:r>
+              <w:t>Count repairs by tool type, not by person.</w:t>
+            </w:r>
+          </w:p>
+        </w:tc>
+      </w:tr>
+      <w:tr>
+        <w:tc>
+          <w:tcPr>
+            <w:tcW w:type="dxa" w:w="5112"/>
+          </w:tcPr>
+          <w:p>
+            <w:r>
+              <w:t>2. Choose fields</w:t>
+            </w:r>
+          </w:p>
+        </w:tc>
+        <w:tc>
+          <w:tcPr>
+            <w:tcW w:type="dxa" w:w="5112"/>
+          </w:tcPr>
+          <w:p>
+            <w:r>
+              <w:t>Retain tool type and repair-needed status.</w:t>
+            </w:r>
+          </w:p>
+        </w:tc>
+      </w:tr>
+      <w:tr>
+        <w:tc>
+          <w:tcPr>
+            <w:tcW w:type="dxa" w:w="5112"/>
+          </w:tcPr>
+          <w:p>
+            <w:r>
+              <w:t>3. Remove excess</w:t>
+            </w:r>
+          </w:p>
+        </w:tc>
+        <w:tc>
+          <w:tcPr>
+            <w:tcW w:type="dxa" w:w="5112"/>
+          </w:tcPr>
+          <w:p>
+            <w:r>
+              <w:t>Name and birthday are unnecessary for this stated task.</w:t>
+            </w:r>
+          </w:p>
+        </w:tc>
+      </w:tr>
+      <w:tr>
+        <w:tc>
+          <w:tcPr>
+            <w:tcW w:type="dxa" w:w="5112"/>
+          </w:tcPr>
+          <w:p>
+            <w:r>
+              <w:t>4. Report totals</w:t>
+            </w:r>
+          </w:p>
+        </w:tc>
+        <w:tc>
+          <w:tcPr>
+            <w:tcW w:type="dxa" w:w="5112"/>
+          </w:tcPr>
+          <w:p>
+            <w:r>
+              <w:t>Aggregate each tool type’s Yes count; record the authorised retention plan.</w:t>
+            </w:r>
+          </w:p>
+        </w:tc>
+      </w:tr>
+    </w:tbl>
+    <w:p>
+      <w:r>
+        <w:t>Match each pictured step to the supplied facts. This is a worked teaching case, not an independent assessment.</w:t>
       </w:r>
     </w:p>
     <w:p>
       <w:pPr>
         <w:spacing w:line="336" w:lineRule="auto" w:after="180"/>
-        <w:shd w:fill="F1F6F8"/>
       </w:pPr>
       <w:r>
         <w:rPr>
           <w:b w:val="0"/>
         </w:rPr>
-        <w:t>Allow 80 minutes: recall 8; explanation 12; worked demonstration 15; guided practice 20; independent assessment 15; project and reflection 10. Extend the lab into a second session when needed.</w:t>
-      </w:r>
-    </w:p>
-    <w:p>
-      <w:pPr>
-        <w:pStyle w:val="Heading3"/>
-      </w:pPr>
-      <w:r>
-        <w:t>Preparation for the connected explanation</w:t>
+        <w:t>A field is justified by what the task needs to do, not by whether it might become useful someday. Names and birthdays do not help these repair totals.</w:t>
       </w:r>
     </w:p>
     <w:p>
@@ -662,31 +1531,105 @@
         <w:rPr>
           <w:b w:val="0"/>
         </w:rPr>
-        <w:t xml:space="preserve">Teach </w:t>
-      </w:r>
+        <w:t>Replacing names with codes still leaves linked personal records if someone keeps a name-code key; collecting less can remove the need for that link entirely.</w:t>
+      </w:r>
+    </w:p>
+    <w:p>
+      <w:pPr>
+        <w:pStyle w:val="Heading2"/>
+      </w:pPr>
+      <w:r>
+        <w:t>Limit anonymity claims</w:t>
+      </w:r>
+    </w:p>
+    <w:p>
+      <w:pPr>
+        <w:spacing w:line="336" w:lineRule="auto" w:after="180"/>
+      </w:pPr>
+      <w:r>
+        <w:rPr>
+          <w:b w:val="0"/>
+        </w:rPr>
+        <w:t>Removing these fields is not a universal guarantee of anonymity or permission to collect other identifying combinations.</w:t>
+      </w:r>
+    </w:p>
+    <w:p>
+      <w:pPr>
+        <w:pStyle w:val="Heading2"/>
+      </w:pPr>
+      <w:r>
+        <w:t>Reassess an authorised changed task</w:t>
+      </w:r>
+    </w:p>
+    <w:p>
+      <w:pPr>
+        <w:spacing w:line="336" w:lineRule="auto" w:after="180"/>
+      </w:pPr>
+      <w:r>
+        <w:rPr>
+          <w:b w:val="0"/>
+        </w:rPr>
+        <w:t>Change: The teacher adds an authorised task to return one repaired tool to its borrower.</w:t>
+      </w:r>
+    </w:p>
+    <w:p>
+      <w:pPr>
+        <w:spacing w:line="336" w:lineRule="auto" w:after="180"/>
+      </w:pPr>
       <w:r>
         <w:rPr>
           <w:b/>
         </w:rPr>
-        <w:t>privacy</w:t>
+        <w:t>Prediction</w:t>
       </w:r>
       <w:r>
         <w:rPr>
           <w:b w:val="0"/>
         </w:rPr>
-        <w:t xml:space="preserve"> as </w:t>
+        <w:t xml:space="preserve">: A minimal contact </w:t>
       </w:r>
       <w:r>
         <w:rPr>
           <w:b/>
         </w:rPr>
+        <w:t>mechanism</w:t>
+      </w:r>
+      <w:r>
+        <w:rPr>
+          <w:b w:val="0"/>
+        </w:rPr>
+        <w:t xml:space="preserve"> may now be needed for that tool.</w:t>
+      </w:r>
+    </w:p>
+    <w:p>
+      <w:pPr>
+        <w:spacing w:line="336" w:lineRule="auto" w:after="180"/>
+      </w:pPr>
+      <w:r>
+        <w:rPr>
+          <w:b w:val="0"/>
+        </w:rPr>
+        <w:t xml:space="preserve">Reason: The </w:t>
+      </w:r>
+      <w:r>
+        <w:rPr>
+          <w:b/>
+        </w:rPr>
         <w:t>purpose</w:t>
       </w:r>
       <w:r>
         <w:rPr>
           <w:b w:val="0"/>
         </w:rPr>
-        <w:t>ful information design, not a demand that pupils disclose private experiences. Use fictional paper examples throughout; no account creation, real survey or upload is necessary.</w:t>
+        <w:t xml:space="preserve"> changed; reassess necessity rather than restoring every old field.</w:t>
+      </w:r>
+    </w:p>
+    <w:p>
+      <w:pPr>
+        <w:pStyle w:val="Heading2"/>
+      </w:pPr>
+      <w:r>
+        <w:t>Connect the pictures to decisions</w:t>
       </w:r>
     </w:p>
     <w:p>
@@ -697,7 +1640,7 @@
         <w:rPr>
           <w:b w:val="0"/>
         </w:rPr>
-        <w:t>These examples are classroom design exercises, not legal advice or a substitute for school policy. Coded records with a re-identification key remain linkable.</w:t>
+        <w:t>Use the diagram and verbal explanation together. Ask learners to match a sentence to a specific visual step; do not assign learners fixed visual or auditory learning styles.</w:t>
       </w:r>
     </w:p>
     <w:p>
@@ -708,15 +1651,31 @@
         <w:rPr>
           <w:b w:val="0"/>
         </w:rPr>
-        <w:t>Aggregation reduces individual detail but does not guarantee anonymity in every context.</w:t>
-      </w:r>
-    </w:p>
-    <w:p>
-      <w:pPr>
-        <w:pStyle w:val="Heading3"/>
-      </w:pPr>
-      <w:r>
-        <w:t>Readiness answer</w:t>
+        <w:t xml:space="preserve">Cover the result. Ask learners to name the </w:t>
+      </w:r>
+      <w:r>
+        <w:rPr>
+          <w:b/>
+        </w:rPr>
+        <w:t>input</w:t>
+      </w:r>
+      <w:r>
+        <w:rPr>
+          <w:b w:val="0"/>
+        </w:rPr>
+        <w:t xml:space="preserve">s and predict the next step. Uncover one step, connect the icon to the actual procedure, and explain its </w:t>
+      </w:r>
+      <w:r>
+        <w:rPr>
+          <w:b/>
+        </w:rPr>
+        <w:t>evidence</w:t>
+      </w:r>
+      <w:r>
+        <w:rPr>
+          <w:b w:val="0"/>
+        </w:rPr>
+        <w:t>. Then change the supplied condition and compare.</w:t>
       </w:r>
     </w:p>
     <w:p>
@@ -727,95 +1686,26 @@
         <w:rPr>
           <w:b w:val="0"/>
         </w:rPr>
-        <w:t xml:space="preserve">No. It needs the assessed outcomes and counts, not a student’s identity or home address. The required information depends on the </w:t>
-      </w:r>
-      <w:r>
-        <w:rPr>
-          <w:b/>
-        </w:rPr>
-        <w:t>purpose</w:t>
-      </w:r>
+        <w:t>The picture is a representation; it does not document execution of a real AI model.</w:t>
+      </w:r>
+    </w:p>
+    <w:p>
+      <w:pPr>
+        <w:pStyle w:val="Heading2"/>
+      </w:pPr>
+      <w:r>
+        <w:t>Earlier wording, alternatives and picture transcripts · reference / check after trying</w:t>
+      </w:r>
+    </w:p>
+    <w:p>
+      <w:pPr>
+        <w:spacing w:line="336" w:lineRule="auto" w:after="180"/>
+      </w:pPr>
       <w:r>
         <w:rPr>
           <w:b w:val="0"/>
         </w:rPr>
-        <w:t>.</w:t>
-      </w:r>
-    </w:p>
-    <w:p>
-      <w:pPr>
-        <w:spacing w:line="336" w:lineRule="auto" w:after="180"/>
-      </w:pPr>
-      <w:r>
-        <w:rPr>
-          <w:b w:val="0"/>
-        </w:rPr>
-        <w:t>Fictional topic slips or counters marked drawing, music and coding</w:t>
-      </w:r>
-    </w:p>
-    <w:p>
-      <w:pPr>
-        <w:spacing w:line="336" w:lineRule="auto" w:after="180"/>
-      </w:pPr>
-      <w:r>
-        <w:rPr>
-          <w:b w:val="0"/>
-        </w:rPr>
-        <w:t>A sample form containing only the fictional field labels in W1</w:t>
-      </w:r>
-    </w:p>
-    <w:p>
-      <w:pPr>
-        <w:spacing w:line="336" w:lineRule="auto" w:after="180"/>
-      </w:pPr>
-      <w:r>
-        <w:rPr>
-          <w:b w:val="0"/>
-        </w:rPr>
-        <w:t>Paper for the five-question data plan; no real pupil or borrower records</w:t>
-      </w:r>
-    </w:p>
-    <w:p>
-      <w:pPr>
-        <w:pStyle w:val="Heading3"/>
-      </w:pPr>
-      <w:r>
-        <w:t>End goal for the pictorial case</w:t>
-      </w:r>
-    </w:p>
-    <w:p>
-      <w:pPr>
-        <w:spacing w:line="336" w:lineRule="auto" w:after="180"/>
-      </w:pPr>
-      <w:r>
-        <w:rPr>
-          <w:b w:val="0"/>
-        </w:rPr>
-        <w:t>By the end, I can collect only information necessary for a stated task and explain coded-record limits.</w:t>
-      </w:r>
-    </w:p>
-    <w:p>
-      <w:pPr>
-        <w:spacing w:line="336" w:lineRule="auto" w:after="180"/>
-      </w:pPr>
-      <w:r>
-        <w:rPr>
-          <w:b w:val="0"/>
-        </w:rPr>
-        <w:t>This added worked case illustrates the week’s main idea. Retain all original and connected topics; schedule its practice within the teaching cycle.</w:t>
-      </w:r>
-    </w:p>
-    <w:p>
-      <w:pPr>
-        <w:pStyle w:val="Heading1"/>
-      </w:pPr>
-      <w:r>
-        <w:t>02. Explain the mechanism</w:t>
-      </w:r>
-    </w:p>
-    <w:p>
-      <w:r>
-        <w:t>Model Privacy by Choosing Less using the supplied case, labelled mechanism and reasoning. Make the scope of each conclusion explicit.</w:t>
+        <w:t>Explain the mechanism</w:t>
       </w:r>
     </w:p>
     <w:p>
@@ -921,22 +1811,271 @@
     </w:p>
     <w:p>
       <w:pPr>
+        <w:spacing w:line="336" w:lineRule="auto" w:after="180"/>
+      </w:pPr>
+      <w:r>
+        <w:rPr>
+          <w:b w:val="0"/>
+        </w:rPr>
+        <w:t>CORE IDEA A useful system should collect only information it truly needs.</w:t>
+      </w:r>
+    </w:p>
+    <w:p>
+      <w:pPr>
+        <w:spacing w:line="336" w:lineRule="auto" w:after="180"/>
+      </w:pPr>
+      <w:r>
+        <w:rPr>
+          <w:b w:val="0"/>
+        </w:rPr>
+        <w:t xml:space="preserve">UNDER THE HOOD </w:t>
+      </w:r>
+      <w:r>
+        <w:rPr>
+          <w:b/>
+        </w:rPr>
+        <w:t>Data minimization</w:t>
+      </w:r>
+      <w:r>
+        <w:rPr>
+          <w:b w:val="0"/>
+        </w:rPr>
+        <w:t xml:space="preserve"> limits collection, access, </w:t>
+      </w:r>
+      <w:r>
+        <w:rPr>
+          <w:b/>
+        </w:rPr>
+        <w:t>retention</w:t>
+      </w:r>
+      <w:r>
+        <w:rPr>
+          <w:b w:val="0"/>
+        </w:rPr>
+        <w:t xml:space="preserve">, and reuse to what is necessary for a defined </w:t>
+      </w:r>
+      <w:r>
+        <w:rPr>
+          <w:b/>
+        </w:rPr>
+        <w:t>purpose</w:t>
+      </w:r>
+      <w:r>
+        <w:rPr>
+          <w:b w:val="0"/>
+        </w:rPr>
+        <w:t>.</w:t>
+      </w:r>
+    </w:p>
+    <w:p>
+      <w:pPr>
+        <w:spacing w:line="336" w:lineRule="auto" w:after="180"/>
+      </w:pPr>
+      <w:r>
+        <w:rPr>
+          <w:b w:val="0"/>
+        </w:rPr>
+        <w:t>Less data reduces breach exposure and misuse, but essential high-stakes information still needs secure, consent-aware handling.</w:t>
+      </w:r>
+    </w:p>
+    <w:p>
+      <w:pPr>
+        <w:spacing w:line="336" w:lineRule="auto" w:after="180"/>
+      </w:pPr>
+      <w:r>
+        <w:rPr>
+          <w:b w:val="0"/>
+        </w:rPr>
+        <w:t>Draw a fresh example with all three stages:</w:t>
+      </w:r>
+    </w:p>
+    <w:p>
+      <w:pPr>
+        <w:spacing w:line="336" w:lineRule="auto" w:after="180"/>
+      </w:pPr>
+      <w:r>
+        <w:rPr>
+          <w:b w:val="0"/>
+        </w:rPr>
+        <w:t xml:space="preserve">Every step connects a claim to observable </w:t>
+      </w:r>
+      <w:r>
+        <w:rPr>
+          <w:b/>
+        </w:rPr>
+        <w:t>evidence</w:t>
+      </w:r>
+      <w:r>
+        <w:rPr>
+          <w:b w:val="0"/>
+        </w:rPr>
+        <w:t>.</w:t>
+      </w:r>
+    </w:p>
+    <w:p>
+      <w:pPr>
+        <w:spacing w:line="336" w:lineRule="auto" w:after="180"/>
+      </w:pPr>
+      <w:r>
+        <w:rPr>
+          <w:b w:val="0"/>
+        </w:rPr>
+        <w:t>CASE A lunch helper needs food preferences and allergy information for its task, not a face photo, home address, or family income.</w:t>
+      </w:r>
+    </w:p>
+    <w:p>
+      <w:pPr>
+        <w:spacing w:line="336" w:lineRule="auto" w:after="180"/>
+      </w:pPr>
+      <w:r>
+        <w:rPr>
+          <w:b w:val="0"/>
+        </w:rPr>
+        <w:t>STEP 1 — OBSERVE candidate information fields</w:t>
+      </w:r>
+    </w:p>
+    <w:p>
+      <w:pPr>
+        <w:spacing w:line="336" w:lineRule="auto" w:after="180"/>
+      </w:pPr>
+      <w:r>
+        <w:rPr>
+          <w:b w:val="0"/>
+        </w:rPr>
+        <w:t>STEP 2 — TRACE keep only fields needed for the stated goal</w:t>
+      </w:r>
+    </w:p>
+    <w:p>
+      <w:pPr>
+        <w:spacing w:line="336" w:lineRule="auto" w:after="180"/>
+      </w:pPr>
+      <w:r>
+        <w:rPr>
+          <w:b w:val="0"/>
+        </w:rPr>
+        <w:t xml:space="preserve">STEP 3 — CONCLUDE useful result with reduced </w:t>
+      </w:r>
+      <w:r>
+        <w:rPr>
+          <w:b/>
+        </w:rPr>
+        <w:t>privacy</w:t>
+      </w:r>
+      <w:r>
+        <w:rPr>
+          <w:b w:val="0"/>
+        </w:rPr>
+        <w:t xml:space="preserve"> risk</w:t>
+      </w:r>
+    </w:p>
+    <w:p>
+      <w:pPr>
+        <w:spacing w:line="336" w:lineRule="auto" w:after="180"/>
+      </w:pPr>
+      <w:r>
+        <w:rPr>
+          <w:b w:val="0"/>
+        </w:rPr>
+        <w:t xml:space="preserve">MODEL REASONING Keep only information required for safety and stated preferences, allow a person to provide or update it, restrict access, and delete it when the </w:t>
+      </w:r>
+      <w:r>
+        <w:rPr>
+          <w:b/>
+        </w:rPr>
+        <w:t>purpose</w:t>
+      </w:r>
+      <w:r>
+        <w:rPr>
+          <w:b w:val="0"/>
+        </w:rPr>
+        <w:t xml:space="preserve"> ends.</w:t>
+      </w:r>
+    </w:p>
+    <w:p>
+      <w:pPr>
+        <w:spacing w:line="336" w:lineRule="auto" w:after="180"/>
+      </w:pPr>
+      <w:r>
+        <w:rPr>
+          <w:b w:val="0"/>
+        </w:rPr>
+        <w:t>Explain why each removed field adds risk without benefit.</w:t>
+      </w:r>
+    </w:p>
+    <w:p>
+      <w:pPr>
+        <w:spacing w:line="336" w:lineRule="auto" w:after="180"/>
+      </w:pPr>
+      <w:r>
+        <w:rPr>
+          <w:b w:val="0"/>
+        </w:rPr>
+        <w:t xml:space="preserve">DO NOT OVERCLAIM Useful does not mean permitted forever or for every new </w:t>
+      </w:r>
+      <w:r>
+        <w:rPr>
+          <w:b/>
+        </w:rPr>
+        <w:t>purpose</w:t>
+      </w:r>
+      <w:r>
+        <w:rPr>
+          <w:b w:val="0"/>
+        </w:rPr>
+        <w:t>.</w:t>
+      </w:r>
+    </w:p>
+    <w:p>
+      <w:pPr>
+        <w:spacing w:line="336" w:lineRule="auto" w:after="180"/>
+      </w:pPr>
+      <w:r>
+        <w:rPr>
+          <w:b w:val="0"/>
+        </w:rPr>
+        <w:t xml:space="preserve">What new </w:t>
+      </w:r>
+      <w:r>
+        <w:rPr>
+          <w:b/>
+        </w:rPr>
+        <w:t>evidence</w:t>
+      </w:r>
+      <w:r>
+        <w:rPr>
+          <w:b w:val="0"/>
+        </w:rPr>
+        <w:t xml:space="preserve"> could change this answer?</w:t>
+      </w:r>
+    </w:p>
+    <w:p>
+      <w:pPr>
         <w:pStyle w:val="Heading3"/>
       </w:pPr>
       <w:r>
-        <w:t>Key idea</w:t>
+        <w:t>Concrete teaching case</w:t>
       </w:r>
     </w:p>
     <w:p>
       <w:pPr>
         <w:spacing w:line="336" w:lineRule="auto" w:after="180"/>
-        <w:shd w:fill="EDF7F3"/>
       </w:pPr>
       <w:r>
         <w:rPr>
           <w:b w:val="0"/>
         </w:rPr>
-        <w:t>CORE IDEA A useful system should collect only information it truly needs.</w:t>
+        <w:t>A genre-based book helper asks for genre, home address and a photograph.</w:t>
+      </w:r>
+    </w:p>
+    <w:p>
+      <w:pPr>
+        <w:spacing w:line="336" w:lineRule="auto" w:after="180"/>
+      </w:pPr>
+      <w:r>
+        <w:rPr>
+          <w:b w:val="0"/>
+        </w:rPr>
+        <w:t>Which fields are necessary?</w:t>
       </w:r>
     </w:p>
     <w:p>
@@ -944,101 +2083,18 @@
         <w:pStyle w:val="Heading3"/>
       </w:pPr>
       <w:r>
-        <w:t>How the mechanism works</w:t>
+        <w:t>Exact explanation to model</w:t>
       </w:r>
     </w:p>
     <w:p>
       <w:pPr>
         <w:spacing w:line="336" w:lineRule="auto" w:after="180"/>
-        <w:shd w:fill="F1F6F8"/>
       </w:pPr>
       <w:r>
         <w:rPr>
           <w:b w:val="0"/>
         </w:rPr>
-        <w:t xml:space="preserve">UNDER THE HOOD </w:t>
-      </w:r>
-      <w:r>
-        <w:rPr>
-          <w:b/>
-        </w:rPr>
-        <w:t>Data minimization</w:t>
-      </w:r>
-      <w:r>
-        <w:rPr>
-          <w:b w:val="0"/>
-        </w:rPr>
-        <w:t xml:space="preserve"> limits collection, access, </w:t>
-      </w:r>
-      <w:r>
-        <w:rPr>
-          <w:b/>
-        </w:rPr>
-        <w:t>retention</w:t>
-      </w:r>
-      <w:r>
-        <w:rPr>
-          <w:b w:val="0"/>
-        </w:rPr>
-        <w:t xml:space="preserve">, and reuse to what is necessary for a defined </w:t>
-      </w:r>
-      <w:r>
-        <w:rPr>
-          <w:b/>
-        </w:rPr>
-        <w:t>purpose</w:t>
-      </w:r>
-      <w:r>
-        <w:rPr>
-          <w:b w:val="0"/>
-        </w:rPr>
-        <w:t>.</w:t>
-      </w:r>
-    </w:p>
-    <w:p>
-      <w:pPr>
-        <w:spacing w:line="336" w:lineRule="auto" w:after="180"/>
-        <w:shd w:fill="F1F6F8"/>
-      </w:pPr>
-      <w:r>
-        <w:rPr>
-          <w:b w:val="0"/>
-        </w:rPr>
-        <w:t>Less data reduces breach exposure and misuse, but essential high-stakes information still needs secure, consent-aware handling.</w:t>
-      </w:r>
-    </w:p>
-    <w:p>
-      <w:pPr>
-        <w:spacing w:line="336" w:lineRule="auto" w:after="180"/>
-      </w:pPr>
-      <w:r>
-        <w:rPr>
-          <w:b w:val="0"/>
-        </w:rPr>
-        <w:t>Draw a fresh example with all three stages:</w:t>
-      </w:r>
-    </w:p>
-    <w:p>
-      <w:pPr>
-        <w:spacing w:line="336" w:lineRule="auto" w:after="180"/>
-      </w:pPr>
-      <w:r>
-        <w:rPr>
-          <w:b w:val="0"/>
-        </w:rPr>
-        <w:t xml:space="preserve">Every step connects a claim to observable </w:t>
-      </w:r>
-      <w:r>
-        <w:rPr>
-          <w:b/>
-        </w:rPr>
-        <w:t>evidence</w:t>
-      </w:r>
-      <w:r>
-        <w:rPr>
-          <w:b w:val="0"/>
-        </w:rPr>
-        <w:t>.</w:t>
+        <w:t>Genre is relevant; address and photo are unnecessary for the stated task. Collecting less reduces exposure.</w:t>
       </w:r>
     </w:p>
     <w:p>
@@ -1046,483 +2102,7 @@
         <w:pStyle w:val="Heading3"/>
       </w:pPr>
       <w:r>
-        <w:t>The case to investigate</w:t>
-      </w:r>
-    </w:p>
-    <w:p>
-      <w:pPr>
-        <w:spacing w:line="336" w:lineRule="auto" w:after="180"/>
-        <w:shd w:fill="F1F6FC"/>
-      </w:pPr>
-      <w:r>
-        <w:rPr>
-          <w:b w:val="0"/>
-        </w:rPr>
-        <w:t>CASE A lunch helper needs food preferences and allergy information for its task, not a face photo, home address, or family income.</w:t>
-      </w:r>
-    </w:p>
-    <w:p>
-      <w:pPr>
-        <w:pStyle w:val="Heading3"/>
-      </w:pPr>
-      <w:r>
-        <w:t>Step 1</w:t>
-      </w:r>
-    </w:p>
-    <w:p>
-      <w:pPr>
-        <w:spacing w:line="336" w:lineRule="auto" w:after="180"/>
-        <w:shd w:fill="F4F9FC"/>
-      </w:pPr>
-      <w:r>
-        <w:rPr>
-          <w:b w:val="0"/>
-        </w:rPr>
-        <w:t>STEP 1 — OBSERVE candidate information fields</w:t>
-      </w:r>
-    </w:p>
-    <w:p>
-      <w:pPr>
-        <w:pStyle w:val="Heading3"/>
-      </w:pPr>
-      <w:r>
-        <w:t>Step 2</w:t>
-      </w:r>
-    </w:p>
-    <w:p>
-      <w:pPr>
-        <w:spacing w:line="336" w:lineRule="auto" w:after="180"/>
-        <w:shd w:fill="F4F9FC"/>
-      </w:pPr>
-      <w:r>
-        <w:rPr>
-          <w:b w:val="0"/>
-        </w:rPr>
-        <w:t>STEP 2 — TRACE keep only fields needed for the stated goal</w:t>
-      </w:r>
-    </w:p>
-    <w:p>
-      <w:pPr>
-        <w:pStyle w:val="Heading3"/>
-      </w:pPr>
-      <w:r>
-        <w:t>Step 3</w:t>
-      </w:r>
-    </w:p>
-    <w:p>
-      <w:pPr>
-        <w:spacing w:line="336" w:lineRule="auto" w:after="180"/>
-        <w:shd w:fill="F4F9FC"/>
-      </w:pPr>
-      <w:r>
-        <w:rPr>
-          <w:b w:val="0"/>
-        </w:rPr>
-        <w:t xml:space="preserve">STEP 3 — CONCLUDE useful result with reduced </w:t>
-      </w:r>
-      <w:r>
-        <w:rPr>
-          <w:b/>
-        </w:rPr>
-        <w:t>privacy</w:t>
-      </w:r>
-      <w:r>
-        <w:rPr>
-          <w:b w:val="0"/>
-        </w:rPr>
-        <w:t xml:space="preserve"> risk</w:t>
-      </w:r>
-    </w:p>
-    <w:p>
-      <w:pPr>
-        <w:pStyle w:val="Heading3"/>
-      </w:pPr>
-      <w:r>
-        <w:t>Model answer</w:t>
-      </w:r>
-    </w:p>
-    <w:p>
-      <w:pPr>
-        <w:spacing w:line="336" w:lineRule="auto" w:after="180"/>
-        <w:shd w:fill="F1F6FC"/>
-      </w:pPr>
-      <w:r>
-        <w:rPr>
-          <w:b w:val="0"/>
-        </w:rPr>
-        <w:t xml:space="preserve">MODEL REASONING Keep only information required for safety and stated preferences, allow a person to provide or update it, restrict access, and delete it when the </w:t>
-      </w:r>
-      <w:r>
-        <w:rPr>
-          <w:b/>
-        </w:rPr>
-        <w:t>purpose</w:t>
-      </w:r>
-      <w:r>
-        <w:rPr>
-          <w:b w:val="0"/>
-        </w:rPr>
-        <w:t xml:space="preserve"> ends.</w:t>
-      </w:r>
-    </w:p>
-    <w:p>
-      <w:pPr>
-        <w:spacing w:line="336" w:lineRule="auto" w:after="180"/>
-        <w:shd w:fill="F1F6FC"/>
-      </w:pPr>
-      <w:r>
-        <w:rPr>
-          <w:b w:val="0"/>
-        </w:rPr>
-        <w:t>Explain why each removed field adds risk without benefit.</w:t>
-      </w:r>
-    </w:p>
-    <w:p>
-      <w:pPr>
-        <w:pStyle w:val="Heading3"/>
-      </w:pPr>
-      <w:r>
-        <w:t>A claim to avoid</w:t>
-      </w:r>
-    </w:p>
-    <w:p>
-      <w:pPr>
-        <w:spacing w:line="336" w:lineRule="auto" w:after="180"/>
-        <w:shd w:fill="FFF5E6"/>
-      </w:pPr>
-      <w:r>
-        <w:rPr>
-          <w:b w:val="0"/>
-        </w:rPr>
-        <w:t xml:space="preserve">DO NOT OVERCLAIM Useful does not mean permitted forever or for every new </w:t>
-      </w:r>
-      <w:r>
-        <w:rPr>
-          <w:b/>
-        </w:rPr>
-        <w:t>purpose</w:t>
-      </w:r>
-      <w:r>
-        <w:rPr>
-          <w:b w:val="0"/>
-        </w:rPr>
-        <w:t>.</w:t>
-      </w:r>
-    </w:p>
-    <w:p>
-      <w:pPr>
-        <w:spacing w:line="336" w:lineRule="auto" w:after="180"/>
-        <w:shd w:fill="F5F1FB"/>
-      </w:pPr>
-      <w:r>
-        <w:rPr>
-          <w:b w:val="0"/>
-        </w:rPr>
-        <w:t xml:space="preserve">What new </w:t>
-      </w:r>
-      <w:r>
-        <w:rPr>
-          <w:b/>
-        </w:rPr>
-        <w:t>evidence</w:t>
-      </w:r>
-      <w:r>
-        <w:rPr>
-          <w:b w:val="0"/>
-        </w:rPr>
-        <w:t xml:space="preserve"> could change this answer?</w:t>
-      </w:r>
-    </w:p>
-    <w:p>
-      <w:pPr>
-        <w:pStyle w:val="Heading3"/>
-      </w:pPr>
-      <w:r>
-        <w:t>Concrete teaching case</w:t>
-      </w:r>
-    </w:p>
-    <w:p>
-      <w:pPr>
-        <w:pStyle w:val="Heading3"/>
-      </w:pPr>
-      <w:r>
-        <w:t>The teaching case</w:t>
-      </w:r>
-    </w:p>
-    <w:p>
-      <w:pPr>
-        <w:spacing w:line="336" w:lineRule="auto" w:after="180"/>
-        <w:shd w:fill="F1F6FC"/>
-      </w:pPr>
-      <w:r>
-        <w:rPr>
-          <w:b w:val="0"/>
-        </w:rPr>
-        <w:t>A genre-based book helper asks for genre, home address and a photograph.</w:t>
-      </w:r>
-    </w:p>
-    <w:p>
-      <w:pPr>
-        <w:spacing w:line="336" w:lineRule="auto" w:after="180"/>
-        <w:shd w:fill="F5F1FB"/>
-      </w:pPr>
-      <w:r>
-        <w:rPr>
-          <w:b w:val="0"/>
-        </w:rPr>
-        <w:t>Which fields are necessary?</w:t>
-      </w:r>
-    </w:p>
-    <w:p>
-      <w:pPr>
-        <w:pStyle w:val="Heading3"/>
-      </w:pPr>
-      <w:r>
-        <w:t>Exact explanation to model</w:t>
-      </w:r>
-    </w:p>
-    <w:p>
-      <w:pPr>
-        <w:pStyle w:val="Heading3"/>
-      </w:pPr>
-      <w:r>
-        <w:t>Why the result follows</w:t>
-      </w:r>
-    </w:p>
-    <w:p>
-      <w:pPr>
-        <w:spacing w:line="336" w:lineRule="auto" w:after="180"/>
-        <w:shd w:fill="F1F6FC"/>
-      </w:pPr>
-      <w:r>
-        <w:rPr>
-          <w:b w:val="0"/>
-        </w:rPr>
-        <w:t>Genre is relevant; address and photo are unnecessary for the stated task. Collecting less reduces exposure.</w:t>
-      </w:r>
-    </w:p>
-    <w:p>
-      <w:pPr>
-        <w:pStyle w:val="Heading3"/>
-      </w:pPr>
-      <w:r>
         <w:t>Explain the added worked example</w:t>
-      </w:r>
-    </w:p>
-    <w:p>
-      <w:pPr>
-        <w:pStyle w:val="Heading3"/>
-      </w:pPr>
-      <w:r>
-        <w:t>Explain the added worked example · 1</w:t>
-      </w:r>
-    </w:p>
-    <w:p>
-      <w:pPr>
-        <w:spacing w:line="336" w:lineRule="auto" w:after="180"/>
-      </w:pPr>
-      <w:r>
-        <w:rPr>
-          <w:b/>
-        </w:rPr>
-        <w:t>Privacy</w:t>
-      </w:r>
-      <w:r>
-        <w:rPr>
-          <w:b w:val="0"/>
-        </w:rPr>
-        <w:t xml:space="preserve"> includes having appropriate boundaries around information about people. A useful first question is: what exact job are we trying to do? A second is: what is the least information that can do that job?</w:t>
-      </w:r>
-    </w:p>
-    <w:p>
-      <w:pPr>
-        <w:spacing w:line="336" w:lineRule="auto" w:after="180"/>
-      </w:pPr>
-      <w:r>
-        <w:rPr>
-          <w:b w:val="0"/>
-        </w:rPr>
-        <w:t xml:space="preserve">Collecting extra details just because a form has room for them creates </w:t>
-      </w:r>
-      <w:r>
-        <w:rPr>
-          <w:b/>
-        </w:rPr>
-        <w:t>more information</w:t>
-      </w:r>
-      <w:r>
-        <w:rPr>
-          <w:b w:val="0"/>
-        </w:rPr>
-        <w:t xml:space="preserve"> to protect.</w:t>
-      </w:r>
-    </w:p>
-    <w:p>
-      <w:pPr>
-        <w:pStyle w:val="Heading3"/>
-      </w:pPr>
-      <w:r>
-        <w:t>Explain the added worked example · 2</w:t>
-      </w:r>
-    </w:p>
-    <w:p>
-      <w:pPr>
-        <w:spacing w:line="336" w:lineRule="auto" w:after="180"/>
-      </w:pPr>
-      <w:r>
-        <w:rPr>
-          <w:b w:val="0"/>
-        </w:rPr>
-        <w:t>Our fictional class wants to choose one of three workshop topics for Friday: drawing, music or coding. It needs a total for each topic, not a list of who chose what.</w:t>
-      </w:r>
-    </w:p>
-    <w:p>
-      <w:pPr>
-        <w:spacing w:line="336" w:lineRule="auto" w:after="180"/>
-      </w:pPr>
-      <w:r>
-        <w:rPr>
-          <w:b w:val="0"/>
-        </w:rPr>
-        <w:t>Each fictional pupil gets one paper slip and marks one topic. No real class survey is needed for this lesson. The teacher counts the choices and uses the largest total; a tie goes to a class discussion.</w:t>
-      </w:r>
-    </w:p>
-    <w:p>
-      <w:pPr>
-        <w:pStyle w:val="Heading3"/>
-      </w:pPr>
-      <w:r>
-        <w:t>Explain the added worked example · 3</w:t>
-      </w:r>
-    </w:p>
-    <w:p>
-      <w:pPr>
-        <w:spacing w:line="336" w:lineRule="auto" w:after="180"/>
-      </w:pPr>
-      <w:r>
-        <w:rPr>
-          <w:b w:val="0"/>
-        </w:rPr>
-        <w:t>A proposed form asks for name, full date of birth, home address, photograph and topic choice. For the stated counting task only the topic choice is needed. Remove the other fields before collection.</w:t>
-      </w:r>
-    </w:p>
-    <w:p>
-      <w:pPr>
-        <w:spacing w:line="336" w:lineRule="auto" w:after="180"/>
-      </w:pPr>
-      <w:r>
-        <w:rPr>
-          <w:b w:val="0"/>
-        </w:rPr>
-        <w:t xml:space="preserve">Do not fill them in and promise to ignore them later. If the </w:t>
-      </w:r>
-      <w:r>
-        <w:rPr>
-          <w:b/>
-        </w:rPr>
-        <w:t>purpose</w:t>
-      </w:r>
-      <w:r>
-        <w:rPr>
-          <w:b w:val="0"/>
-        </w:rPr>
-        <w:t xml:space="preserve"> changes to individual attendance, design and justify that separate task with the teacher rather than silently reusing the survey.</w:t>
-      </w:r>
-    </w:p>
-    <w:p>
-      <w:pPr>
-        <w:pStyle w:val="Heading3"/>
-      </w:pPr>
-      <w:r>
-        <w:t>Explain the added worked example · 4</w:t>
-      </w:r>
-    </w:p>
-    <w:p>
-      <w:pPr>
-        <w:spacing w:line="336" w:lineRule="auto" w:after="180"/>
-      </w:pPr>
-      <w:r>
-        <w:rPr>
-          <w:b w:val="0"/>
-        </w:rPr>
-        <w:t>Suppose the fictional counts are drawing 8, music 7 and coding 5. These totals support the choice of drawing. There is no need to publish each slip or a photograph of a child holding it.</w:t>
-      </w:r>
-    </w:p>
-    <w:p>
-      <w:pPr>
-        <w:spacing w:line="336" w:lineRule="auto" w:after="180"/>
-      </w:pPr>
-      <w:r>
-        <w:rPr>
-          <w:b w:val="0"/>
-        </w:rPr>
-        <w:t xml:space="preserve">The teacher checks the total of 20 against the number of slips and then follows the agreed school </w:t>
-      </w:r>
-      <w:r>
-        <w:rPr>
-          <w:b/>
-        </w:rPr>
-        <w:t>process</w:t>
-      </w:r>
-      <w:r>
-        <w:rPr>
-          <w:b w:val="0"/>
-        </w:rPr>
-        <w:t xml:space="preserve"> for disposing of the slips after verification.</w:t>
-      </w:r>
-    </w:p>
-    <w:p>
-      <w:pPr>
-        <w:pStyle w:val="Heading3"/>
-      </w:pPr>
-      <w:r>
-        <w:t>Explain the added worked example · 5</w:t>
-      </w:r>
-    </w:p>
-    <w:p>
-      <w:pPr>
-        <w:spacing w:line="336" w:lineRule="auto" w:after="180"/>
-      </w:pPr>
-      <w:r>
-        <w:rPr>
-          <w:b w:val="0"/>
-        </w:rPr>
-        <w:t xml:space="preserve">A </w:t>
-      </w:r>
-      <w:r>
-        <w:rPr>
-          <w:b/>
-        </w:rPr>
-        <w:t>retention</w:t>
-      </w:r>
-      <w:r>
-        <w:rPr>
-          <w:b w:val="0"/>
-        </w:rPr>
-        <w:t xml:space="preserve"> plan needs a clear trigger and a responsible person: for example, the teacher disposes of the fictional vote slips after the totals are checked and the activity closes.</w:t>
-      </w:r>
-    </w:p>
-    <w:p>
-      <w:pPr>
-        <w:spacing w:line="336" w:lineRule="auto" w:after="180"/>
-      </w:pPr>
-      <w:r>
-        <w:rPr>
-          <w:b w:val="0"/>
-        </w:rPr>
-        <w:t xml:space="preserve">Real classroom records must follow the school’s approved </w:t>
-      </w:r>
-      <w:r>
-        <w:rPr>
-          <w:b/>
-        </w:rPr>
-        <w:t>process</w:t>
-      </w:r>
-      <w:r>
-        <w:rPr>
-          <w:b w:val="0"/>
-        </w:rPr>
-        <w:t>. Deleting one visible copy does not prove that every backup, screenshot or previously shared copy is gone.</w:t>
       </w:r>
     </w:p>
     <w:p>
@@ -1728,221 +2308,6 @@
         <w:tblLook w:firstColumn="1" w:firstRow="1" w:lastColumn="0" w:lastRow="0" w:noHBand="0" w:noVBand="1" w:val="04A0"/>
       </w:tblPr>
       <w:tblGrid>
-        <w:gridCol w:w="3408"/>
-        <w:gridCol w:w="3408"/>
-        <w:gridCol w:w="3408"/>
-      </w:tblGrid>
-      <w:tr>
-        <w:trPr>
-          <w:tblHeader/>
-        </w:trPr>
-        <w:tc>
-          <w:tcPr>
-            <w:tcW w:type="dxa" w:w="3408"/>
-          </w:tcPr>
-          <w:p>
-            <w:r>
-              <w:t>Proposed change</w:t>
-            </w:r>
-          </w:p>
-        </w:tc>
-        <w:tc>
-          <w:tcPr>
-            <w:tcW w:type="dxa" w:w="3408"/>
-          </w:tcPr>
-          <w:p>
-            <w:r>
-              <w:t>What it changes</w:t>
-            </w:r>
-          </w:p>
-        </w:tc>
-        <w:tc>
-          <w:tcPr>
-            <w:tcW w:type="dxa" w:w="3408"/>
-          </w:tcPr>
-          <w:p>
-            <w:r>
-              <w:t>What still needs thought</w:t>
-            </w:r>
-          </w:p>
-        </w:tc>
-      </w:tr>
-      <w:tr>
-        <w:tc>
-          <w:tcPr>
-            <w:tcW w:type="dxa" w:w="3408"/>
-          </w:tcPr>
-          <w:p>
-            <w:r>
-              <w:t>Replace a name with P07</w:t>
-            </w:r>
-          </w:p>
-        </w:tc>
-        <w:tc>
-          <w:tcPr>
-            <w:tcW w:type="dxa" w:w="3408"/>
-          </w:tcPr>
-          <w:p>
-            <w:r>
-              <w:t>Hides the name on this sheet</w:t>
-            </w:r>
-          </w:p>
-        </w:tc>
-        <w:tc>
-          <w:tcPr>
-            <w:tcW w:type="dxa" w:w="3408"/>
-          </w:tcPr>
-          <w:p>
-            <w:r>
-              <w:t>A separate key can reconnect the code</w:t>
-            </w:r>
-          </w:p>
-        </w:tc>
-      </w:tr>
-      <w:tr>
-        <w:tc>
-          <w:tcPr>
-            <w:tcW w:type="dxa" w:w="3408"/>
-          </w:tcPr>
-          <w:p>
-            <w:r>
-              <w:t>Remove names but keep photos</w:t>
-            </w:r>
-          </w:p>
-        </w:tc>
-        <w:tc>
-          <w:tcPr>
-            <w:tcW w:type="dxa" w:w="3408"/>
-          </w:tcPr>
-          <w:p>
-            <w:r>
-              <w:t>Removes one identifying field</w:t>
-            </w:r>
-          </w:p>
-        </w:tc>
-        <w:tc>
-          <w:tcPr>
-            <w:tcW w:type="dxa" w:w="3408"/>
-          </w:tcPr>
-          <w:p>
-            <w:r>
-              <w:t>Faces may still identify people</w:t>
-            </w:r>
-          </w:p>
-        </w:tc>
-      </w:tr>
-      <w:tr>
-        <w:tc>
-          <w:tcPr>
-            <w:tcW w:type="dxa" w:w="3408"/>
-          </w:tcPr>
-          <w:p>
-            <w:r>
-              <w:t>Share topic totals only</w:t>
-            </w:r>
-          </w:p>
-        </w:tc>
-        <w:tc>
-          <w:tcPr>
-            <w:tcW w:type="dxa" w:w="3408"/>
-          </w:tcPr>
-          <w:p>
-            <w:r>
-              <w:t>Removes individual rows</w:t>
-            </w:r>
-          </w:p>
-        </w:tc>
-        <w:tc>
-          <w:tcPr>
-            <w:tcW w:type="dxa" w:w="3408"/>
-          </w:tcPr>
-          <w:p>
-            <w:r>
-              <w:t>Small or unusual groups may still reveal a choice</w:t>
-            </w:r>
-          </w:p>
-        </w:tc>
-      </w:tr>
-    </w:tbl>
-    <w:p>
-      <w:pPr>
-        <w:pStyle w:val="Heading3"/>
-      </w:pPr>
-      <w:r>
-        <w:t>Model the reasoning aloud · 6</w:t>
-      </w:r>
-    </w:p>
-    <w:p>
-      <w:pPr>
-        <w:spacing w:line="336" w:lineRule="auto" w:after="180"/>
-      </w:pPr>
-      <w:r>
-        <w:rPr>
-          <w:b w:val="0"/>
-        </w:rPr>
-        <w:t>A code is not a promise of anonymity. If a teacher keeps a key connecting P07 to a pupil, the coded record can still be linked to that pupil.</w:t>
-      </w:r>
-    </w:p>
-    <w:p>
-      <w:pPr>
-        <w:spacing w:line="336" w:lineRule="auto" w:after="180"/>
-      </w:pPr>
-      <w:r>
-        <w:rPr>
-          <w:b w:val="0"/>
-        </w:rPr>
-        <w:t>Even without a key, a combination such as an exact birthday, a team and a photograph may identify someone. Ask whether a reader could connect the information to a person, not just whether the name column is blank.</w:t>
-      </w:r>
-    </w:p>
-    <w:p>
-      <w:pPr>
-        <w:pStyle w:val="Heading3"/>
-      </w:pPr>
-      <w:r>
-        <w:t>Model the reasoning aloud · 7</w:t>
-      </w:r>
-    </w:p>
-    <w:p>
-      <w:pPr>
-        <w:spacing w:line="336" w:lineRule="auto" w:after="180"/>
-      </w:pPr>
-      <w:r>
-        <w:rPr>
-          <w:b w:val="0"/>
-        </w:rPr>
-        <w:t>Totals also need context. A report saying that the only member of a tiny club chose music reveals that member’s choice.</w:t>
-      </w:r>
-    </w:p>
-    <w:p>
-      <w:pPr>
-        <w:spacing w:line="336" w:lineRule="auto" w:after="180"/>
-      </w:pPr>
-      <w:r>
-        <w:rPr>
-          <w:b w:val="0"/>
-        </w:rPr>
-        <w:t xml:space="preserve">Our whole-class topic totals reveal less detail than individual rows, but we should not describe every possible total as automatically anonymous. Share only what the audience needs for the </w:t>
-      </w:r>
-      <w:r>
-        <w:rPr>
-          <w:b/>
-        </w:rPr>
-        <w:t>purpose</w:t>
-      </w:r>
-      <w:r>
-        <w:rPr>
-          <w:b w:val="0"/>
-        </w:rPr>
-        <w:t>.</w:t>
-      </w:r>
-    </w:p>
-    <w:tbl>
-      <w:tblPr>
-        <w:tblStyle w:val="LightShading-Accent1"/>
-        <w:tblW w:type="auto" w:w="0"/>
-        <w:tblLook w:firstColumn="1" w:firstRow="1" w:lastColumn="0" w:lastRow="0" w:noHBand="0" w:noVBand="1" w:val="04A0"/>
-      </w:tblPr>
-      <w:tblGrid>
         <w:gridCol w:w="5112"/>
         <w:gridCol w:w="5112"/>
       </w:tblGrid>
@@ -2040,17 +2405,6 @@
     </w:tbl>
     <w:p>
       <w:pPr>
-        <w:spacing w:line="336" w:lineRule="auto" w:after="180"/>
-      </w:pPr>
-      <w:r>
-        <w:rPr>
-          <w:b w:val="0"/>
-        </w:rPr>
-        <w:t>Use the diagram and verbal explanation together. Ask learners to match a sentence to a specific visual step; do not assign learners fixed visual or auditory learning styles.</w:t>
-      </w:r>
-    </w:p>
-    <w:p>
-      <w:pPr>
         <w:pStyle w:val="Heading3"/>
       </w:pPr>
       <w:r>
@@ -2059,73 +2413,10 @@
     </w:p>
     <w:p>
       <w:pPr>
-        <w:spacing w:line="336" w:lineRule="auto" w:after="180"/>
-      </w:pPr>
-      <w:r>
-        <w:rPr>
-          <w:b w:val="0"/>
-        </w:rPr>
-        <w:t>A fictional teacher wants to count broken craft tools by type, without contacting borrowers.</w:t>
-      </w:r>
-    </w:p>
-    <w:p>
-      <w:pPr>
         <w:pStyle w:val="Heading3"/>
       </w:pPr>
       <w:r>
         <w:t>The facts we will use</w:t>
-      </w:r>
-    </w:p>
-    <w:p>
-      <w:pPr>
-        <w:pStyle w:val="Heading3"/>
-      </w:pPr>
-      <w:r>
-        <w:t>Supplied facts</w:t>
-      </w:r>
-    </w:p>
-    <w:p>
-      <w:pPr>
-        <w:spacing w:line="336" w:lineRule="auto" w:after="180"/>
-        <w:shd w:fill="F1F6FC"/>
-      </w:pPr>
-      <w:r>
-        <w:rPr>
-          <w:b w:val="0"/>
-        </w:rPr>
-        <w:t xml:space="preserve">Needed </w:t>
-      </w:r>
-      <w:r>
-        <w:rPr>
-          <w:b/>
-        </w:rPr>
-        <w:t>output</w:t>
-      </w:r>
-      <w:r>
-        <w:rPr>
-          <w:b w:val="0"/>
-        </w:rPr>
-        <w:t>: totals for scissors, ruler and hole-punch repairs.</w:t>
-      </w:r>
-    </w:p>
-    <w:p>
-      <w:pPr>
-        <w:pStyle w:val="Heading3"/>
-      </w:pPr>
-      <w:r>
-        <w:t>Supplied facts</w:t>
-      </w:r>
-    </w:p>
-    <w:p>
-      <w:pPr>
-        <w:spacing w:line="336" w:lineRule="auto" w:after="180"/>
-        <w:shd w:fill="F1F6FC"/>
-      </w:pPr>
-      <w:r>
-        <w:rPr>
-          <w:b w:val="0"/>
-        </w:rPr>
-        <w:t>Draft form requests pupil name, birthday, tool type and repair-needed Yes/No. No borrower follow-up is required.</w:t>
       </w:r>
     </w:p>
     <w:p>
@@ -2133,7 +2424,7 @@
         <w:drawing>
           <wp:inline xmlns:a="http://schemas.openxmlformats.org/drawingml/2006/main" xmlns:pic="http://schemas.openxmlformats.org/drawingml/2006/picture">
             <wp:extent cx="5346057" cy="5943599"/>
-            <wp:docPr id="1" name="Picture 1" descr="Privacy by Choosing Less. State purpose: Count repairs by tool type, not by person.. Choose fields: Retain tool type and repair-needed status.. Remove excess: Name and birthday are unnecessary for this stated task.. Report totals: Aggregate each tool type’s Yes count; record the authorised retention plan."/>
+            <wp:docPr id="3" name="Picture 3" descr="Privacy by Choosing Less. State purpose: Count repairs by tool type, not by person.. Choose fields: Retain tool type and repair-needed status.. Remove excess: Name and birthday are unnecessary for this stated task.. Report totals: Aggregate each tool type’s Yes count; record the authorised retention plan."/>
             <wp:cNvGraphicFramePr>
               <a:graphicFrameLocks noChangeAspect="1"/>
             </wp:cNvGraphicFramePr>
@@ -2145,7 +2436,7 @@
                     <pic:cNvPicPr/>
                   </pic:nvPicPr>
                   <pic:blipFill>
-                    <a:blip r:embed="rId9"/>
+                    <a:blip r:embed="rId11"/>
                     <a:stretch>
                       <a:fillRect/>
                     </a:stretch>
@@ -2169,136 +2460,7 @@
         <w:pStyle w:val="Heading3"/>
       </w:pPr>
       <w:r>
-        <w:t>Read the picture one step at a time</w:t>
-      </w:r>
-    </w:p>
-    <w:tbl>
-      <w:tblPr>
-        <w:tblStyle w:val="LightShading-Accent1"/>
-        <w:tblW w:type="auto" w:w="0"/>
-        <w:tblLook w:firstColumn="1" w:firstRow="1" w:lastColumn="0" w:lastRow="0" w:noHBand="0" w:noVBand="1" w:val="04A0"/>
-      </w:tblPr>
-      <w:tblGrid>
-        <w:gridCol w:w="5112"/>
-        <w:gridCol w:w="5112"/>
-      </w:tblGrid>
-      <w:tr>
-        <w:trPr>
-          <w:tblHeader/>
-        </w:trPr>
-        <w:tc>
-          <w:tcPr>
-            <w:tcW w:type="dxa" w:w="5112"/>
-          </w:tcPr>
-          <w:p>
-            <w:r>
-              <w:t>Step</w:t>
-            </w:r>
-          </w:p>
-        </w:tc>
-        <w:tc>
-          <w:tcPr>
-            <w:tcW w:type="dxa" w:w="5112"/>
-          </w:tcPr>
-          <w:p>
-            <w:r>
-              <w:t>What happens and why</w:t>
-            </w:r>
-          </w:p>
-        </w:tc>
-      </w:tr>
-      <w:tr>
-        <w:tc>
-          <w:tcPr>
-            <w:tcW w:type="dxa" w:w="5112"/>
-          </w:tcPr>
-          <w:p>
-            <w:r>
-              <w:t>1. State purpose</w:t>
-            </w:r>
-          </w:p>
-        </w:tc>
-        <w:tc>
-          <w:tcPr>
-            <w:tcW w:type="dxa" w:w="5112"/>
-          </w:tcPr>
-          <w:p>
-            <w:r>
-              <w:t>Count repairs by tool type, not by person.</w:t>
-            </w:r>
-          </w:p>
-        </w:tc>
-      </w:tr>
-      <w:tr>
-        <w:tc>
-          <w:tcPr>
-            <w:tcW w:type="dxa" w:w="5112"/>
-          </w:tcPr>
-          <w:p>
-            <w:r>
-              <w:t>2. Choose fields</w:t>
-            </w:r>
-          </w:p>
-        </w:tc>
-        <w:tc>
-          <w:tcPr>
-            <w:tcW w:type="dxa" w:w="5112"/>
-          </w:tcPr>
-          <w:p>
-            <w:r>
-              <w:t>Retain tool type and repair-needed status.</w:t>
-            </w:r>
-          </w:p>
-        </w:tc>
-      </w:tr>
-      <w:tr>
-        <w:tc>
-          <w:tcPr>
-            <w:tcW w:type="dxa" w:w="5112"/>
-          </w:tcPr>
-          <w:p>
-            <w:r>
-              <w:t>3. Remove excess</w:t>
-            </w:r>
-          </w:p>
-        </w:tc>
-        <w:tc>
-          <w:tcPr>
-            <w:tcW w:type="dxa" w:w="5112"/>
-          </w:tcPr>
-          <w:p>
-            <w:r>
-              <w:t>Name and birthday are unnecessary for this stated task.</w:t>
-            </w:r>
-          </w:p>
-        </w:tc>
-      </w:tr>
-      <w:tr>
-        <w:tc>
-          <w:tcPr>
-            <w:tcW w:type="dxa" w:w="5112"/>
-          </w:tcPr>
-          <w:p>
-            <w:r>
-              <w:t>4. Report totals</w:t>
-            </w:r>
-          </w:p>
-        </w:tc>
-        <w:tc>
-          <w:tcPr>
-            <w:tcW w:type="dxa" w:w="5112"/>
-          </w:tcPr>
-          <w:p>
-            <w:r>
-              <w:t>Aggregate each tool type’s Yes count; record the authorised retention plan.</w:t>
-            </w:r>
-          </w:p>
-        </w:tc>
-      </w:tr>
-    </w:tbl>
-    <w:p>
-      <w:r>
-        <w:t>Match each pictured step to the supplied facts. This is a worked teaching case, not an independent assessment.</w:t>
+        <w:t>Why this result follows</w:t>
       </w:r>
     </w:p>
     <w:p>
@@ -2306,7 +2468,7 @@
         <w:pStyle w:val="Heading3"/>
       </w:pPr>
       <w:r>
-        <w:t>Why this result follows</w:t>
+        <w:t>What this example does not establish</w:t>
       </w:r>
     </w:p>
     <w:p>
@@ -2314,31 +2476,372 @@
         <w:pStyle w:val="Heading3"/>
       </w:pPr>
       <w:r>
-        <w:t>Why the result follows</w:t>
+        <w:t>Change one thing in the pictured case</w:t>
+      </w:r>
+    </w:p>
+    <w:p>
+      <w:pPr>
+        <w:pStyle w:val="Heading3"/>
+      </w:pPr>
+      <w:r>
+        <w:t>Ask while showing the picture</w:t>
+      </w:r>
+    </w:p>
+    <w:p>
+      <w:pPr>
+        <w:pStyle w:val="Heading1"/>
+      </w:pPr>
+      <w:r>
+        <w:t>03. Guide the reasoning, then remove help</w:t>
+      </w:r>
+    </w:p>
+    <w:p>
+      <w:r>
+        <w:t>Collect a response from each learner before discussing the worked key.</w:t>
+      </w:r>
+    </w:p>
+    <w:p>
+      <w:pPr>
+        <w:pStyle w:val="Heading2"/>
+      </w:pPr>
+      <w:r>
+        <w:t>Prompt before revealing</w:t>
       </w:r>
     </w:p>
     <w:p>
       <w:pPr>
         <w:spacing w:line="336" w:lineRule="auto" w:after="180"/>
-        <w:shd w:fill="F1F6FC"/>
       </w:pPr>
       <w:r>
         <w:rPr>
           <w:b w:val="0"/>
         </w:rPr>
-        <w:t>A field is justified by what the task needs to do, not by whether it might become useful someday. Names and birthdays do not help these repair totals.</w:t>
+        <w:t>Completion task: A teacher replaces names with codes and keeps a separate code-to-name key. A pupil calls the records anonymous. Explain the problem.</w:t>
       </w:r>
     </w:p>
     <w:p>
       <w:pPr>
         <w:spacing w:line="336" w:lineRule="auto" w:after="180"/>
-        <w:shd w:fill="F1F6FC"/>
       </w:pPr>
       <w:r>
         <w:rPr>
           <w:b w:val="0"/>
         </w:rPr>
-        <w:t>Replacing names with codes still leaves linked personal records if someone keeps a name-code key; collecting less can remove the need for that link entirely.</w:t>
+        <w:t>Then explain why removing names while leaving photographs would not settle the question either.</w:t>
+      </w:r>
+    </w:p>
+    <w:p>
+      <w:pPr>
+        <w:pStyle w:val="Heading2"/>
+      </w:pPr>
+      <w:r>
+        <w:t>Expected reasoning and fading help</w:t>
+      </w:r>
+    </w:p>
+    <w:p>
+      <w:pPr>
+        <w:spacing w:line="336" w:lineRule="auto" w:after="180"/>
+      </w:pPr>
+      <w:r>
+        <w:rPr>
+          <w:b w:val="0"/>
+        </w:rPr>
+        <w:t>Teacher check: The key can reconnect each code to a person, so the coded records are not anonymous just because names are absent. Restricting the key helps limit access but does not erase the link.</w:t>
+      </w:r>
+    </w:p>
+    <w:p>
+      <w:pPr>
+        <w:spacing w:line="336" w:lineRule="auto" w:after="180"/>
+      </w:pPr>
+      <w:r>
+        <w:rPr>
+          <w:b w:val="0"/>
+        </w:rPr>
+        <w:t>Photographs can identify people even if the name field is removed.</w:t>
+      </w:r>
+    </w:p>
+    <w:p>
+      <w:pPr>
+        <w:spacing w:line="336" w:lineRule="auto" w:after="180"/>
+      </w:pPr>
+      <w:r>
+        <w:rPr>
+          <w:b w:val="0"/>
+        </w:rPr>
+        <w:t xml:space="preserve">Start by identifying the given </w:t>
+      </w:r>
+      <w:r>
+        <w:rPr>
+          <w:b/>
+        </w:rPr>
+        <w:t>input</w:t>
+      </w:r>
+      <w:r>
+        <w:rPr>
+          <w:b w:val="0"/>
+        </w:rPr>
+        <w:t>s together. Leave the intermediate steps blank. If needed, model one step, then withdraw that help on the next step. Move to a full trace only when the partial trace is understood.</w:t>
+      </w:r>
+    </w:p>
+    <w:p>
+      <w:pPr>
+        <w:spacing w:line="336" w:lineRule="auto" w:after="180"/>
+      </w:pPr>
+      <w:r>
+        <w:rPr>
+          <w:b w:val="0"/>
+        </w:rPr>
+        <w:t>For partners, alternate explainer and checker; collect a response from every learner before discussion.</w:t>
+      </w:r>
+    </w:p>
+    <w:p>
+      <w:pPr>
+        <w:pStyle w:val="Heading2"/>
+      </w:pPr>
+      <w:r>
+        <w:t>Check the misconception before discussion</w:t>
+      </w:r>
+    </w:p>
+    <w:p>
+      <w:pPr>
+        <w:spacing w:line="336" w:lineRule="auto" w:after="180"/>
+      </w:pPr>
+      <w:r>
+        <w:rPr>
+          <w:b w:val="0"/>
+        </w:rPr>
+        <w:t xml:space="preserve">Use the worked case for </w:t>
+      </w:r>
+      <w:r>
+        <w:rPr>
+          <w:b/>
+        </w:rPr>
+        <w:t>Privacy</w:t>
+      </w:r>
+      <w:r>
+        <w:rPr>
+          <w:b w:val="0"/>
+        </w:rPr>
+        <w:t xml:space="preserve"> and </w:t>
+      </w:r>
+      <w:r>
+        <w:rPr>
+          <w:b/>
+        </w:rPr>
+        <w:t>data minimisation</w:t>
+      </w:r>
+      <w:r>
+        <w:rPr>
+          <w:b w:val="0"/>
+        </w:rPr>
+        <w:t>. Proposed explanation: “More data always improves a task”. Decide whether this explanation is supported.</w:t>
+      </w:r>
+    </w:p>
+    <w:p>
+      <w:pPr>
+        <w:spacing w:line="336" w:lineRule="auto" w:after="180"/>
+      </w:pPr>
+      <w:r>
+        <w:rPr>
+          <w:b w:val="0"/>
+        </w:rPr>
+        <w:t>Point to the step or supplied fact that decides; explain your repair if needed.</w:t>
+      </w:r>
+    </w:p>
+    <w:p>
+      <w:pPr>
+        <w:spacing w:line="336" w:lineRule="auto" w:after="180"/>
+      </w:pPr>
+      <w:r>
+        <w:rPr>
+          <w:b w:val="0"/>
+        </w:rPr>
+        <w:t xml:space="preserve">Expected correction: Unnecessary identity fields do not improve a category count and create </w:t>
+      </w:r>
+      <w:r>
+        <w:rPr>
+          <w:b/>
+        </w:rPr>
+        <w:t>more information</w:t>
+      </w:r>
+      <w:r>
+        <w:rPr>
+          <w:b w:val="0"/>
+        </w:rPr>
+        <w:t xml:space="preserve"> to manage.</w:t>
+      </w:r>
+    </w:p>
+    <w:p>
+      <w:pPr>
+        <w:spacing w:line="336" w:lineRule="auto" w:after="180"/>
+      </w:pPr>
+      <w:r>
+        <w:rPr>
+          <w:b w:val="0"/>
+        </w:rPr>
+        <w:t>Collect explanations, not only yes/no votes. If a misunderstanding is common, re-model the relevant step for the class.</w:t>
+      </w:r>
+    </w:p>
+    <w:p>
+      <w:pPr>
+        <w:spacing w:line="336" w:lineRule="auto" w:after="180"/>
+      </w:pPr>
+      <w:r>
+        <w:rPr>
+          <w:b w:val="0"/>
+        </w:rPr>
+        <w:t>If it affects a few learners, give a short targeted group explanation while others solve a more demanding variation.</w:t>
+      </w:r>
+    </w:p>
+    <w:p>
+      <w:pPr>
+        <w:pStyle w:val="Heading2"/>
+      </w:pPr>
+      <w:r>
+        <w:t>Use the pictorial check</w:t>
+      </w:r>
+    </w:p>
+    <w:p>
+      <w:pPr>
+        <w:spacing w:line="336" w:lineRule="auto" w:after="180"/>
+      </w:pPr>
+      <w:r>
+        <w:rPr>
+          <w:b w:val="0"/>
+        </w:rPr>
+        <w:t>For the original task, does adding an anonymous-looking pupil code improve the repair count?</w:t>
+      </w:r>
+    </w:p>
+    <w:p>
+      <w:pPr>
+        <w:spacing w:line="336" w:lineRule="auto" w:after="180"/>
+      </w:pPr>
+      <w:r>
+        <w:rPr>
+          <w:b w:val="0"/>
+        </w:rPr>
+        <w:t>No. The totals need tool type and repair status, not pupil identity. A linkable code can also retain personal-data risk.</w:t>
+      </w:r>
+    </w:p>
+    <w:p>
+      <w:pPr>
+        <w:spacing w:line="336" w:lineRule="auto" w:after="180"/>
+      </w:pPr>
+      <w:r>
+        <w:rPr>
+          <w:b w:val="0"/>
+        </w:rPr>
+        <w:t xml:space="preserve">Changed-case reasoning: A minimal contact </w:t>
+      </w:r>
+      <w:r>
+        <w:rPr>
+          <w:b/>
+        </w:rPr>
+        <w:t>mechanism</w:t>
+      </w:r>
+      <w:r>
+        <w:rPr>
+          <w:b w:val="0"/>
+        </w:rPr>
+        <w:t xml:space="preserve"> may now be needed for that tool. The </w:t>
+      </w:r>
+      <w:r>
+        <w:rPr>
+          <w:b/>
+        </w:rPr>
+        <w:t>purpose</w:t>
+      </w:r>
+      <w:r>
+        <w:rPr>
+          <w:b w:val="0"/>
+        </w:rPr>
+        <w:t xml:space="preserve"> changed; reassess necessity rather than restoring every old field.</w:t>
+      </w:r>
+    </w:p>
+    <w:p>
+      <w:pPr>
+        <w:spacing w:line="336" w:lineRule="auto" w:after="180"/>
+      </w:pPr>
+      <w:r>
+        <w:rPr>
+          <w:b w:val="0"/>
+        </w:rPr>
+        <w:t xml:space="preserve">Collect each learner’s explanation before discussion. Use the first missing connection between </w:t>
+      </w:r>
+      <w:r>
+        <w:rPr>
+          <w:b/>
+        </w:rPr>
+        <w:t>input</w:t>
+      </w:r>
+      <w:r>
+        <w:rPr>
+          <w:b w:val="0"/>
+        </w:rPr>
+        <w:t xml:space="preserve">, deciding step and result to choose support. This question is worked-case practice, not fresh mastery </w:t>
+      </w:r>
+      <w:r>
+        <w:rPr>
+          <w:b/>
+        </w:rPr>
+        <w:t>evidence</w:t>
+      </w:r>
+      <w:r>
+        <w:rPr>
+          <w:b w:val="0"/>
+        </w:rPr>
+        <w:t>.</w:t>
+      </w:r>
+    </w:p>
+    <w:p>
+      <w:pPr>
+        <w:pStyle w:val="Heading2"/>
+      </w:pPr>
+      <w:r>
+        <w:t>Keep each learner explaining</w:t>
+      </w:r>
+    </w:p>
+    <w:p>
+      <w:pPr>
+        <w:pStyle w:val="ListBullet"/>
+      </w:pPr>
+      <w:r>
+        <w:t>Ask: Which facts are given, and which would we have to assume? Learners mark relevant details before discussing answers.</w:t>
+      </w:r>
+    </w:p>
+    <w:p>
+      <w:pPr>
+        <w:pStyle w:val="ListBullet"/>
+      </w:pPr>
+      <w:r>
+        <w:t>Say: Predict first. Show the rule, information path or calculation that would produce the result. A correct guess is not yet an explanation.</w:t>
+      </w:r>
+    </w:p>
+    <w:p>
+      <w:pPr>
+        <w:pStyle w:val="ListBullet"/>
+      </w:pPr>
+      <w:r>
+        <w:t>In pairs, one learner solves while the other checks evidence; exchange roles. Remove the worked answer before independent assessment.</w:t>
+      </w:r>
+    </w:p>
+    <w:p>
+      <w:pPr>
+        <w:pStyle w:val="Heading2"/>
+      </w:pPr>
+      <w:r>
+        <w:t>Earlier wording, alternatives and picture transcripts · reference / check after trying</w:t>
+      </w:r>
+    </w:p>
+    <w:p>
+      <w:pPr>
+        <w:spacing w:line="336" w:lineRule="auto" w:after="180"/>
+      </w:pPr>
+      <w:r>
+        <w:rPr>
+          <w:b w:val="0"/>
+        </w:rPr>
+        <w:t>Demonstrate and guide practice</w:t>
       </w:r>
     </w:p>
     <w:p>
@@ -2346,7 +2849,63 @@
         <w:pStyle w:val="Heading3"/>
       </w:pPr>
       <w:r>
-        <w:t>What this example does not establish</w:t>
+        <w:t>Board sequence</w:t>
+      </w:r>
+    </w:p>
+    <w:p>
+      <w:pPr>
+        <w:spacing w:line="336" w:lineRule="auto" w:after="180"/>
+      </w:pPr>
+      <w:r>
+        <w:rPr>
+          <w:b w:val="0"/>
+        </w:rPr>
+        <w:t>Write the given facts: A genre-based book helper asks for genre, home address and a photograph.</w:t>
+      </w:r>
+    </w:p>
+    <w:p>
+      <w:pPr>
+        <w:spacing w:line="336" w:lineRule="auto" w:after="180"/>
+      </w:pPr>
+      <w:r>
+        <w:rPr>
+          <w:b w:val="0"/>
+        </w:rPr>
+        <w:t>Write the question to explain: Which fields are necessary?</w:t>
+      </w:r>
+    </w:p>
+    <w:p>
+      <w:pPr>
+        <w:spacing w:line="336" w:lineRule="auto" w:after="180"/>
+      </w:pPr>
+      <w:r>
+        <w:rPr>
+          <w:b w:val="0"/>
+        </w:rPr>
+        <w:t xml:space="preserve">Reveal after </w:t>
+      </w:r>
+      <w:r>
+        <w:rPr>
+          <w:b/>
+        </w:rPr>
+        <w:t>prediction</w:t>
+      </w:r>
+      <w:r>
+        <w:rPr>
+          <w:b w:val="0"/>
+        </w:rPr>
+        <w:t>s: Genre is relevant; address and photo are unnecessary for the stated task. Collecting less reduces exposure.</w:t>
+      </w:r>
+    </w:p>
+    <w:p>
+      <w:pPr>
+        <w:spacing w:line="336" w:lineRule="auto" w:after="180"/>
+      </w:pPr>
+      <w:r>
+        <w:rPr>
+          <w:b w:val="0"/>
+        </w:rPr>
+        <w:t>Use the earlier changed question as optional later practice. Reserve Design a different minimal-data task for the first independent attempt before hints or feedback.</w:t>
       </w:r>
     </w:p>
     <w:p>
@@ -2354,374 +2913,18 @@
         <w:pStyle w:val="Heading3"/>
       </w:pPr>
       <w:r>
-        <w:t>Keep the stated limit</w:t>
+        <w:t>Classroom dialogue</w:t>
       </w:r>
     </w:p>
     <w:p>
       <w:pPr>
         <w:spacing w:line="336" w:lineRule="auto" w:after="180"/>
-        <w:shd w:fill="FFF5E6"/>
       </w:pPr>
       <w:r>
         <w:rPr>
           <w:b w:val="0"/>
         </w:rPr>
-        <w:t>Removing these fields is not a universal guarantee of anonymity or permission to collect other identifying combinations.</w:t>
-      </w:r>
-    </w:p>
-    <w:p>
-      <w:pPr>
-        <w:pStyle w:val="Heading3"/>
-      </w:pPr>
-      <w:r>
-        <w:t>Change one thing in the pictured case</w:t>
-      </w:r>
-    </w:p>
-    <w:p>
-      <w:pPr>
-        <w:pStyle w:val="Heading3"/>
-      </w:pPr>
-      <w:r>
-        <w:t>Change one thing</w:t>
-      </w:r>
-    </w:p>
-    <w:p>
-      <w:pPr>
-        <w:spacing w:line="336" w:lineRule="auto" w:after="180"/>
-        <w:shd w:fill="F5F1FB"/>
-      </w:pPr>
-      <w:r>
-        <w:rPr>
-          <w:b w:val="0"/>
-        </w:rPr>
-        <w:t>Change: The teacher adds an authorised task to return one repaired tool to its borrower.</w:t>
-      </w:r>
-    </w:p>
-    <w:p>
-      <w:pPr>
-        <w:pStyle w:val="Heading3"/>
-      </w:pPr>
-      <w:r>
-        <w:t>Predicted result</w:t>
-      </w:r>
-    </w:p>
-    <w:p>
-      <w:pPr>
-        <w:spacing w:line="336" w:lineRule="auto" w:after="180"/>
-        <w:shd w:fill="F1F6FC"/>
-      </w:pPr>
-      <w:r>
-        <w:rPr>
-          <w:b/>
-        </w:rPr>
-        <w:t>Prediction</w:t>
-      </w:r>
-      <w:r>
-        <w:rPr>
-          <w:b w:val="0"/>
-        </w:rPr>
-        <w:t xml:space="preserve">: A minimal contact </w:t>
-      </w:r>
-      <w:r>
-        <w:rPr>
-          <w:b/>
-        </w:rPr>
-        <w:t>mechanism</w:t>
-      </w:r>
-      <w:r>
-        <w:rPr>
-          <w:b w:val="0"/>
-        </w:rPr>
-        <w:t xml:space="preserve"> may now be needed for that tool.</w:t>
-      </w:r>
-    </w:p>
-    <w:p>
-      <w:pPr>
-        <w:pStyle w:val="Heading3"/>
-      </w:pPr>
-      <w:r>
-        <w:t>Why the result follows</w:t>
-      </w:r>
-    </w:p>
-    <w:p>
-      <w:pPr>
-        <w:spacing w:line="336" w:lineRule="auto" w:after="180"/>
-        <w:shd w:fill="F1F6FC"/>
-      </w:pPr>
-      <w:r>
-        <w:rPr>
-          <w:b w:val="0"/>
-        </w:rPr>
-        <w:t xml:space="preserve">Reason: The </w:t>
-      </w:r>
-      <w:r>
-        <w:rPr>
-          <w:b/>
-        </w:rPr>
-        <w:t>purpose</w:t>
-      </w:r>
-      <w:r>
-        <w:rPr>
-          <w:b w:val="0"/>
-        </w:rPr>
-        <w:t xml:space="preserve"> changed; reassess necessity rather than restoring every old field.</w:t>
-      </w:r>
-    </w:p>
-    <w:p>
-      <w:pPr>
-        <w:pStyle w:val="Heading3"/>
-      </w:pPr>
-      <w:r>
-        <w:t>Ask while showing the picture</w:t>
-      </w:r>
-    </w:p>
-    <w:p>
-      <w:pPr>
-        <w:pStyle w:val="Heading3"/>
-      </w:pPr>
-      <w:r>
-        <w:t>Ask while showing the picture · 8</w:t>
-      </w:r>
-    </w:p>
-    <w:p>
-      <w:pPr>
-        <w:spacing w:line="336" w:lineRule="auto" w:after="180"/>
-      </w:pPr>
-      <w:r>
-        <w:rPr>
-          <w:b w:val="0"/>
-        </w:rPr>
-        <w:t xml:space="preserve">Cover the result. Ask learners to name the </w:t>
-      </w:r>
-      <w:r>
-        <w:rPr>
-          <w:b/>
-        </w:rPr>
-        <w:t>input</w:t>
-      </w:r>
-      <w:r>
-        <w:rPr>
-          <w:b w:val="0"/>
-        </w:rPr>
-        <w:t xml:space="preserve">s and predict the next step. Uncover one step, connect the icon to the actual procedure, and explain its </w:t>
-      </w:r>
-      <w:r>
-        <w:rPr>
-          <w:b/>
-        </w:rPr>
-        <w:t>evidence</w:t>
-      </w:r>
-      <w:r>
-        <w:rPr>
-          <w:b w:val="0"/>
-        </w:rPr>
-        <w:t>. Then change the supplied condition and compare.</w:t>
-      </w:r>
-    </w:p>
-    <w:p>
-      <w:pPr>
-        <w:spacing w:line="336" w:lineRule="auto" w:after="180"/>
-      </w:pPr>
-      <w:r>
-        <w:rPr>
-          <w:b w:val="0"/>
-        </w:rPr>
-        <w:t>The picture is a representation; it does not document execution of a real AI model.</w:t>
-      </w:r>
-    </w:p>
-    <w:p>
-      <w:pPr>
-        <w:pStyle w:val="Heading1"/>
-      </w:pPr>
-      <w:r>
-        <w:t>03. Demonstrate and guide practice</w:t>
-      </w:r>
-    </w:p>
-    <w:p>
-      <w:r>
-        <w:t>Demonstrate Privacy by Choosing Less, reduce support deliberately and check individual reasoning before discussing answers.</w:t>
-      </w:r>
-    </w:p>
-    <w:p>
-      <w:pPr>
-        <w:pStyle w:val="Heading3"/>
-      </w:pPr>
-      <w:r>
-        <w:t>Board sequence</w:t>
-      </w:r>
-    </w:p>
-    <w:p>
-      <w:pPr>
-        <w:pStyle w:val="Heading3"/>
-      </w:pPr>
-      <w:r>
-        <w:t>1. Put the facts on the board</w:t>
-      </w:r>
-    </w:p>
-    <w:p>
-      <w:pPr>
-        <w:spacing w:line="336" w:lineRule="auto" w:after="180"/>
-        <w:shd w:fill="F4F9FC"/>
-      </w:pPr>
-      <w:r>
-        <w:rPr>
-          <w:b w:val="0"/>
-        </w:rPr>
-        <w:t>Write the given facts: A genre-based book helper asks for genre, home address and a photograph.</w:t>
-      </w:r>
-    </w:p>
-    <w:p>
-      <w:pPr>
-        <w:pStyle w:val="Heading3"/>
-      </w:pPr>
-      <w:r>
-        <w:t>2. State the decision to explain</w:t>
-      </w:r>
-    </w:p>
-    <w:p>
-      <w:pPr>
-        <w:spacing w:line="336" w:lineRule="auto" w:after="180"/>
-        <w:shd w:fill="F5F1FB"/>
-      </w:pPr>
-      <w:r>
-        <w:rPr>
-          <w:b w:val="0"/>
-        </w:rPr>
-        <w:t>Write the question to explain: Which fields are necessary?</w:t>
-      </w:r>
-    </w:p>
-    <w:p>
-      <w:pPr>
-        <w:pStyle w:val="Heading3"/>
-      </w:pPr>
-      <w:r>
-        <w:t>3. Reveal the worked reasoning</w:t>
-      </w:r>
-    </w:p>
-    <w:p>
-      <w:pPr>
-        <w:spacing w:line="336" w:lineRule="auto" w:after="180"/>
-        <w:shd w:fill="F1F6FC"/>
-      </w:pPr>
-      <w:r>
-        <w:rPr>
-          <w:b w:val="0"/>
-        </w:rPr>
-        <w:t xml:space="preserve">Reveal after </w:t>
-      </w:r>
-      <w:r>
-        <w:rPr>
-          <w:b/>
-        </w:rPr>
-        <w:t>prediction</w:t>
-      </w:r>
-      <w:r>
-        <w:rPr>
-          <w:b w:val="0"/>
-        </w:rPr>
-        <w:t>s: Genre is relevant; address and photo are unnecessary for the stated task. Collecting less reduces exposure.</w:t>
-      </w:r>
-    </w:p>
-    <w:p>
-      <w:pPr>
-        <w:pStyle w:val="Heading3"/>
-      </w:pPr>
-      <w:r>
-        <w:t>Hold back the independent task</w:t>
-      </w:r>
-    </w:p>
-    <w:p>
-      <w:pPr>
-        <w:spacing w:line="336" w:lineRule="auto" w:after="180"/>
-        <w:shd w:fill="F5F1FB"/>
-      </w:pPr>
-      <w:r>
-        <w:rPr>
-          <w:b w:val="0"/>
-        </w:rPr>
-        <w:t>Keep for an independent attempt: A book helper needs reading topic and approximate difficulty. Someone asks it to collect home address too. Which information can be left out, and why?</w:t>
-      </w:r>
-    </w:p>
-    <w:p>
-      <w:pPr>
-        <w:pStyle w:val="Heading3"/>
-      </w:pPr>
-      <w:r>
-        <w:t>Classroom dialogue</w:t>
-      </w:r>
-    </w:p>
-    <w:p>
-      <w:pPr>
-        <w:pStyle w:val="Heading3"/>
-      </w:pPr>
-      <w:r>
-        <w:t>Ask the class</w:t>
-      </w:r>
-    </w:p>
-    <w:p>
-      <w:pPr>
-        <w:spacing w:line="336" w:lineRule="auto" w:after="180"/>
-        <w:shd w:fill="F5F1FB"/>
-      </w:pPr>
-      <w:r>
-        <w:rPr>
-          <w:b w:val="0"/>
-        </w:rPr>
-        <w:t>Ask: Which facts are given, and which would we have to assume? Learners mark relevant details before discussing answers.</w:t>
-      </w:r>
-    </w:p>
-    <w:p>
-      <w:pPr>
-        <w:pStyle w:val="Heading3"/>
-      </w:pPr>
-      <w:r>
-        <w:t>Language to model</w:t>
-      </w:r>
-    </w:p>
-    <w:p>
-      <w:pPr>
-        <w:spacing w:line="336" w:lineRule="auto" w:after="180"/>
-        <w:shd w:fill="F1F6F8"/>
-      </w:pPr>
-      <w:r>
-        <w:rPr>
-          <w:b w:val="0"/>
-        </w:rPr>
-        <w:t>Say: Predict first. Show the rule, information path or calculation that would produce the result. A correct guess is not yet an explanation.</w:t>
-      </w:r>
-    </w:p>
-    <w:p>
-      <w:pPr>
-        <w:spacing w:line="336" w:lineRule="auto" w:after="180"/>
-      </w:pPr>
-      <w:r>
-        <w:rPr>
-          <w:b w:val="0"/>
-        </w:rPr>
         <w:t>Reveal reasoning one step at a time. Explain why a tempting alternative fails. Write units and denominators for arithmetic, trace conditions for decisions, and identify supporting sources for claims.</w:t>
-      </w:r>
-    </w:p>
-    <w:p>
-      <w:pPr>
-        <w:spacing w:line="336" w:lineRule="auto" w:after="180"/>
-      </w:pPr>
-      <w:r>
-        <w:rPr>
-          <w:b w:val="0"/>
-        </w:rPr>
-        <w:t xml:space="preserve">In pairs, one learner solves while the other checks </w:t>
-      </w:r>
-      <w:r>
-        <w:rPr>
-          <w:b/>
-        </w:rPr>
-        <w:t>evidence</w:t>
-      </w:r>
-      <w:r>
-        <w:rPr>
-          <w:b w:val="0"/>
-        </w:rPr>
-        <w:t>; exchange roles. Remove the worked answer before independent assessment.</w:t>
       </w:r>
     </w:p>
     <w:p>
@@ -3022,536 +3225,103 @@
         <w:pStyle w:val="Heading3"/>
       </w:pPr>
       <w:r>
-        <w:t>Completion practice</w:t>
+        <w:t>Individual reasoning check</w:t>
+      </w:r>
+    </w:p>
+    <w:p>
+      <w:pPr>
+        <w:pStyle w:val="Heading3"/>
+      </w:pPr>
+      <w:r>
+        <w:t>Pictorial practice question</w:t>
+      </w:r>
+    </w:p>
+    <w:p>
+      <w:pPr>
+        <w:pStyle w:val="Heading3"/>
+      </w:pPr>
+      <w:r>
+        <w:t>Reasoned teacher answer</w:t>
+      </w:r>
+    </w:p>
+    <w:p>
+      <w:pPr>
+        <w:pStyle w:val="Heading1"/>
+      </w:pPr>
+      <w:r>
+        <w:t>04. Run the supplied investigation</w:t>
+      </w:r>
+    </w:p>
+    <w:p>
+      <w:r>
+        <w:t>Keep expected results, observed paper traces and remaining limits distinguishable.</w:t>
+      </w:r>
+    </w:p>
+    <w:p>
+      <w:pPr>
+        <w:pStyle w:val="Heading2"/>
+      </w:pPr>
+      <w:r>
+        <w:t>Supplied materials and answer guidance</w:t>
       </w:r>
     </w:p>
     <w:p>
       <w:pPr>
         <w:spacing w:line="336" w:lineRule="auto" w:after="180"/>
-        <w:shd w:fill="F5F1FB"/>
       </w:pPr>
       <w:r>
         <w:rPr>
           <w:b w:val="0"/>
         </w:rPr>
-        <w:t>Completion task: A teacher replaces names with codes and keeps a separate code-to-name key. A pupil calls the records anonymous. Explain the problem.</w:t>
-      </w:r>
-    </w:p>
-    <w:p>
-      <w:pPr>
-        <w:spacing w:line="336" w:lineRule="auto" w:after="180"/>
-        <w:shd w:fill="F5F1FB"/>
-      </w:pPr>
-      <w:r>
-        <w:rPr>
-          <w:b w:val="0"/>
-        </w:rPr>
-        <w:t>Then explain why removing names while leaving photographs would not settle the question either.</w:t>
-      </w:r>
-    </w:p>
-    <w:p>
-      <w:pPr>
-        <w:pStyle w:val="Heading3"/>
-      </w:pPr>
-      <w:r>
-        <w:t>Reasoning to listen for</w:t>
-      </w:r>
-    </w:p>
-    <w:p>
-      <w:pPr>
-        <w:spacing w:line="336" w:lineRule="auto" w:after="180"/>
-        <w:shd w:fill="F1F6FC"/>
-      </w:pPr>
-      <w:r>
-        <w:rPr>
-          <w:b w:val="0"/>
-        </w:rPr>
-        <w:t>Teacher check: The key can reconnect each code to a person, so the coded records are not anonymous just because names are absent. Restricting the key helps limit access but does not erase the link.</w:t>
-      </w:r>
-    </w:p>
-    <w:p>
-      <w:pPr>
-        <w:spacing w:line="336" w:lineRule="auto" w:after="180"/>
-        <w:shd w:fill="F1F6FC"/>
-      </w:pPr>
-      <w:r>
-        <w:rPr>
-          <w:b w:val="0"/>
-        </w:rPr>
-        <w:t>Photographs can identify people even if the name field is removed.</w:t>
-      </w:r>
-    </w:p>
-    <w:p>
-      <w:pPr>
-        <w:spacing w:line="336" w:lineRule="auto" w:after="180"/>
-      </w:pPr>
-      <w:r>
-        <w:rPr>
-          <w:b w:val="0"/>
-        </w:rPr>
-        <w:t xml:space="preserve">Start by identifying the given </w:t>
-      </w:r>
-      <w:r>
-        <w:rPr>
-          <w:b/>
-        </w:rPr>
-        <w:t>input</w:t>
-      </w:r>
-      <w:r>
-        <w:rPr>
-          <w:b w:val="0"/>
-        </w:rPr>
-        <w:t>s together. Leave the intermediate steps blank. If needed, model one step, then withdraw that help on the next step. Move to a full trace only when the partial trace is understood.</w:t>
-      </w:r>
-    </w:p>
-    <w:p>
-      <w:pPr>
-        <w:spacing w:line="336" w:lineRule="auto" w:after="180"/>
-      </w:pPr>
-      <w:r>
-        <w:rPr>
-          <w:b w:val="0"/>
-        </w:rPr>
-        <w:t>For partners, alternate explainer and checker; collect a response from every learner before discussion.</w:t>
-      </w:r>
-    </w:p>
-    <w:p>
-      <w:pPr>
-        <w:pStyle w:val="Heading3"/>
-      </w:pPr>
-      <w:r>
-        <w:t>Individual reasoning check</w:t>
-      </w:r>
-    </w:p>
-    <w:p>
-      <w:pPr>
-        <w:spacing w:line="336" w:lineRule="auto" w:after="180"/>
-      </w:pPr>
-      <w:r>
-        <w:rPr>
-          <w:b w:val="0"/>
-        </w:rPr>
-        <w:t xml:space="preserve">Use the worked case for </w:t>
-      </w:r>
-      <w:r>
-        <w:rPr>
-          <w:b/>
-        </w:rPr>
-        <w:t>Privacy</w:t>
-      </w:r>
-      <w:r>
-        <w:rPr>
-          <w:b w:val="0"/>
-        </w:rPr>
-        <w:t xml:space="preserve"> and </w:t>
-      </w:r>
-      <w:r>
-        <w:rPr>
-          <w:b/>
-        </w:rPr>
-        <w:t>data minimisation</w:t>
-      </w:r>
-      <w:r>
-        <w:rPr>
-          <w:b w:val="0"/>
-        </w:rPr>
-        <w:t>. Proposed explanation: “More data always improves a task”. Decide whether this explanation is supported.</w:t>
-      </w:r>
-    </w:p>
-    <w:p>
-      <w:pPr>
-        <w:spacing w:line="336" w:lineRule="auto" w:after="180"/>
-      </w:pPr>
-      <w:r>
-        <w:rPr>
-          <w:b w:val="0"/>
-        </w:rPr>
-        <w:t>Point to the step or supplied fact that decides; explain your repair if needed.</w:t>
-      </w:r>
-    </w:p>
-    <w:p>
-      <w:pPr>
-        <w:pStyle w:val="Heading3"/>
-      </w:pPr>
-      <w:r>
-        <w:t>Expected repair</w:t>
-      </w:r>
-    </w:p>
-    <w:p>
-      <w:pPr>
-        <w:spacing w:line="336" w:lineRule="auto" w:after="180"/>
-        <w:shd w:fill="F1F6FC"/>
-      </w:pPr>
-      <w:r>
-        <w:rPr>
-          <w:b w:val="0"/>
-        </w:rPr>
-        <w:t xml:space="preserve">Expected correction: Unnecessary identity fields do not improve a category count and create </w:t>
-      </w:r>
-      <w:r>
-        <w:rPr>
-          <w:b/>
-        </w:rPr>
-        <w:t>more information</w:t>
-      </w:r>
-      <w:r>
-        <w:rPr>
-          <w:b w:val="0"/>
-        </w:rPr>
-        <w:t xml:space="preserve"> to manage.</w:t>
-      </w:r>
-    </w:p>
-    <w:p>
-      <w:pPr>
-        <w:spacing w:line="336" w:lineRule="auto" w:after="180"/>
-      </w:pPr>
-      <w:r>
-        <w:rPr>
-          <w:b w:val="0"/>
-        </w:rPr>
-        <w:t>Collect explanations, not only yes/no votes. If a misunderstanding is common, re-model the relevant step for the class.</w:t>
-      </w:r>
-    </w:p>
-    <w:p>
-      <w:pPr>
-        <w:spacing w:line="336" w:lineRule="auto" w:after="180"/>
-      </w:pPr>
-      <w:r>
-        <w:rPr>
-          <w:b w:val="0"/>
-        </w:rPr>
-        <w:t>If it affects a few learners, give a short targeted group explanation while others solve a more demanding variation.</w:t>
-      </w:r>
-    </w:p>
-    <w:p>
-      <w:pPr>
-        <w:pStyle w:val="Heading3"/>
-      </w:pPr>
-      <w:r>
-        <w:t>Pictorial practice question</w:t>
-      </w:r>
-    </w:p>
-    <w:p>
-      <w:pPr>
-        <w:spacing w:line="336" w:lineRule="auto" w:after="180"/>
-        <w:shd w:fill="F5F1FB"/>
-      </w:pPr>
-      <w:r>
-        <w:rPr>
-          <w:b w:val="0"/>
-        </w:rPr>
-        <w:t>For the original task, does adding an anonymous-looking pupil code improve the repair count?</w:t>
-      </w:r>
-    </w:p>
-    <w:p>
-      <w:pPr>
-        <w:pStyle w:val="Heading3"/>
-      </w:pPr>
-      <w:r>
-        <w:t>Reasoned teacher answer</w:t>
-      </w:r>
-    </w:p>
-    <w:p>
-      <w:pPr>
-        <w:spacing w:line="336" w:lineRule="auto" w:after="180"/>
-      </w:pPr>
-      <w:r>
-        <w:rPr>
-          <w:b w:val="0"/>
-        </w:rPr>
-        <w:t>No. The totals need tool type and repair status, not pupil identity. A linkable code can also retain personal-data risk.</w:t>
-      </w:r>
-    </w:p>
-    <w:p>
-      <w:pPr>
-        <w:spacing w:line="336" w:lineRule="auto" w:after="180"/>
-      </w:pPr>
-      <w:r>
-        <w:rPr>
-          <w:b w:val="0"/>
-        </w:rPr>
-        <w:t xml:space="preserve">Changed-case reasoning: A minimal contact </w:t>
-      </w:r>
-      <w:r>
-        <w:rPr>
-          <w:b/>
-        </w:rPr>
-        <w:t>mechanism</w:t>
-      </w:r>
-      <w:r>
-        <w:rPr>
-          <w:b w:val="0"/>
-        </w:rPr>
-        <w:t xml:space="preserve"> may now be needed for that tool. The </w:t>
-      </w:r>
-      <w:r>
-        <w:rPr>
-          <w:b/>
-        </w:rPr>
-        <w:t>purpose</w:t>
-      </w:r>
-      <w:r>
-        <w:rPr>
-          <w:b w:val="0"/>
-        </w:rPr>
-        <w:t xml:space="preserve"> changed; reassess necessity rather than restoring every old field.</w:t>
-      </w:r>
-    </w:p>
-    <w:p>
-      <w:pPr>
-        <w:spacing w:line="336" w:lineRule="auto" w:after="180"/>
-      </w:pPr>
-      <w:r>
-        <w:rPr>
-          <w:b w:val="0"/>
-        </w:rPr>
-        <w:t xml:space="preserve">Collect each learner’s explanation before discussion. Use the first missing connection between </w:t>
-      </w:r>
-      <w:r>
-        <w:rPr>
-          <w:b/>
-        </w:rPr>
-        <w:t>input</w:t>
-      </w:r>
-      <w:r>
-        <w:rPr>
-          <w:b w:val="0"/>
-        </w:rPr>
-        <w:t xml:space="preserve">, deciding step and result to choose support. This question is worked-case practice, not fresh mastery </w:t>
-      </w:r>
-      <w:r>
-        <w:rPr>
-          <w:b/>
-        </w:rPr>
-        <w:t>evidence</w:t>
-      </w:r>
-      <w:r>
-        <w:rPr>
-          <w:b w:val="0"/>
-        </w:rPr>
-        <w:t>.</w:t>
-      </w:r>
-    </w:p>
-    <w:p>
-      <w:pPr>
-        <w:pStyle w:val="Heading1"/>
-      </w:pPr>
-      <w:r>
-        <w:t>04. Run the weekly evidence lab</w:t>
-      </w:r>
-    </w:p>
-    <w:p>
-      <w:r>
-        <w:t>Run the Privacy by Choosing Less investigation and use the first unsupported step to choose a teaching response.</w:t>
-      </w:r>
-    </w:p>
-    <w:p>
-      <w:pPr>
-        <w:spacing w:line="336" w:lineRule="auto" w:after="180"/>
-      </w:pPr>
-      <w:r>
-        <w:rPr>
-          <w:b w:val="0"/>
-        </w:rPr>
-        <w:t xml:space="preserve">Predict first, test honestly, and explain what the </w:t>
-      </w:r>
-      <w:r>
-        <w:rPr>
-          <w:b/>
-        </w:rPr>
-        <w:t>evidence</w:t>
-      </w:r>
-      <w:r>
-        <w:rPr>
-          <w:b w:val="0"/>
-        </w:rPr>
-        <w:t xml:space="preserve"> means.</w:t>
-      </w:r>
-    </w:p>
-    <w:p>
-      <w:pPr>
-        <w:pStyle w:val="Heading3"/>
-      </w:pPr>
-      <w:r>
-        <w:t>1. Predict</w:t>
-      </w:r>
-    </w:p>
-    <w:p>
-      <w:pPr>
-        <w:spacing w:line="336" w:lineRule="auto" w:after="180"/>
-        <w:shd w:fill="F4F9FC"/>
-      </w:pPr>
-      <w:r>
-        <w:rPr>
-          <w:b w:val="0"/>
-        </w:rPr>
-        <w:t xml:space="preserve">State your </w:t>
-      </w:r>
-      <w:r>
-        <w:rPr>
-          <w:b/>
-        </w:rPr>
-        <w:t>prediction</w:t>
-      </w:r>
-      <w:r>
-        <w:rPr>
-          <w:b w:val="0"/>
-        </w:rPr>
-        <w:t xml:space="preserve"> before the result is known.</w:t>
-      </w:r>
-    </w:p>
-    <w:p>
-      <w:pPr>
-        <w:pStyle w:val="Heading3"/>
-      </w:pPr>
-      <w:r>
-        <w:t>2. Investigate</w:t>
-      </w:r>
-    </w:p>
-    <w:p>
-      <w:pPr>
-        <w:spacing w:line="336" w:lineRule="auto" w:after="180"/>
-        <w:shd w:fill="F4F9FC"/>
-      </w:pPr>
-      <w:r>
-        <w:rPr>
-          <w:b w:val="0"/>
-        </w:rPr>
-        <w:t xml:space="preserve">Complete the task: Redesign a lunch helper that asks for too much </w:t>
-      </w:r>
-      <w:r>
-        <w:rPr>
-          <w:b/>
-        </w:rPr>
-        <w:t>personal data</w:t>
-      </w:r>
-      <w:r>
-        <w:rPr>
-          <w:b w:val="0"/>
-        </w:rPr>
-        <w:t>.</w:t>
-      </w:r>
-    </w:p>
-    <w:p>
-      <w:pPr>
-        <w:pStyle w:val="Heading3"/>
-      </w:pPr>
-      <w:r>
-        <w:t>3. Compare cases</w:t>
-      </w:r>
-    </w:p>
-    <w:p>
-      <w:pPr>
-        <w:spacing w:line="336" w:lineRule="auto" w:after="180"/>
-        <w:shd w:fill="F4F9FC"/>
-      </w:pPr>
-      <w:r>
-        <w:rPr>
-          <w:b w:val="0"/>
-        </w:rPr>
+        <w:t>For the fictional lunch-counting redesign, retain only menu choice for the stated purpose. Rice 9 + pasta 7 + soup 4 = 20. Name, birthday, address, photograph and favourite colour do not improve those totals. Model restricted handling by the teacher, sharing only the required totals, and disposal by an identified responsible person after agreed verification and activity closure under the approved process. The totals-only plan does not manage individual dietary safety: an authorised changed purpose requires a separately reviewed process. Do not collect real health or pupil data for this activity. Reserve Design a different minimal-data task for the independent first attempt.</w:t>
+      </w:r>
+    </w:p>
+    <w:p>
+      <w:pPr>
+        <w:pStyle w:val="Heading2"/>
+      </w:pPr>
+      <w:r>
+        <w:t>Run and record</w:t>
+      </w:r>
+    </w:p>
+    <w:p>
+      <w:pPr>
+        <w:pStyle w:val="ListNumber"/>
+      </w:pPr>
+      <w:r>
+        <w:t>Complete the task: Redesign a lunch helper that asks for too much personal data.</w:t>
+      </w:r>
+    </w:p>
+    <w:p>
+      <w:pPr>
+        <w:pStyle w:val="ListNumber"/>
+      </w:pPr>
+      <w:r>
         <w:t>Keep a normal case and an edge case clearly separated.</w:t>
       </w:r>
     </w:p>
     <w:p>
       <w:pPr>
-        <w:pStyle w:val="Heading3"/>
-      </w:pPr>
-      <w:r>
-        <w:t>4. Record honestly</w:t>
-      </w:r>
-    </w:p>
-    <w:p>
-      <w:pPr>
-        <w:spacing w:line="336" w:lineRule="auto" w:after="180"/>
-        <w:shd w:fill="F4F9FC"/>
-      </w:pPr>
-      <w:r>
-        <w:rPr>
-          <w:b w:val="0"/>
-        </w:rPr>
-        <w:t xml:space="preserve">Record what happened—even when it does not match your </w:t>
-      </w:r>
-      <w:r>
-        <w:rPr>
-          <w:b/>
-        </w:rPr>
-        <w:t>prediction</w:t>
-      </w:r>
-      <w:r>
-        <w:rPr>
-          <w:b w:val="0"/>
-        </w:rPr>
-        <w:t>.</w:t>
-      </w:r>
-    </w:p>
-    <w:p>
-      <w:pPr>
-        <w:pStyle w:val="Heading3"/>
-      </w:pPr>
-      <w:r>
-        <w:t>5. Explain and plan the next test</w:t>
-      </w:r>
-    </w:p>
-    <w:p>
-      <w:pPr>
-        <w:spacing w:line="336" w:lineRule="auto" w:after="180"/>
-        <w:shd w:fill="F4F9FC"/>
-      </w:pPr>
-      <w:r>
-        <w:rPr>
-          <w:b w:val="0"/>
-        </w:rPr>
+        <w:pStyle w:val="ListNumber"/>
+      </w:pPr>
+      <w:r>
+        <w:t>Record what happened—even when it does not match your prediction.</w:t>
+      </w:r>
+    </w:p>
+    <w:p>
+      <w:pPr>
+        <w:pStyle w:val="ListNumber"/>
+      </w:pPr>
+      <w:r>
         <w:t>Explain the result, one limitation, and the next useful test.</w:t>
       </w:r>
     </w:p>
     <w:p>
       <w:pPr>
-        <w:pStyle w:val="Heading3"/>
-      </w:pPr>
-      <w:r>
-        <w:t>Use a fresh case after support</w:t>
-      </w:r>
-    </w:p>
-    <w:p>
-      <w:pPr>
-        <w:spacing w:line="336" w:lineRule="auto" w:after="180"/>
-        <w:shd w:fill="FFF5E6"/>
-      </w:pPr>
-      <w:r>
-        <w:rPr>
-          <w:b w:val="0"/>
-        </w:rPr>
-        <w:t>INDEPENDENCE After support is removed, repeat the proof with a fresh case.</w:t>
-      </w:r>
-    </w:p>
-    <w:p>
-      <w:pPr>
-        <w:pStyle w:val="Heading3"/>
-      </w:pPr>
-      <w:r>
-        <w:t>Make the lab runnable</w:t>
-      </w:r>
-    </w:p>
-    <w:p>
-      <w:pPr>
-        <w:spacing w:line="336" w:lineRule="auto" w:after="180"/>
-      </w:pPr>
-      <w:r>
-        <w:rPr>
-          <w:b w:val="0"/>
-        </w:rPr>
-        <w:t>Use the concrete case as the shared normal case and the independent question as a second case. Each pair creates a boundary or missing-information case and predicts its result before testing.</w:t>
-      </w:r>
-    </w:p>
-    <w:p>
-      <w:pPr>
-        <w:spacing w:line="336" w:lineRule="auto" w:after="180"/>
-      </w:pPr>
-      <w:r>
-        <w:rPr>
-          <w:b w:val="0"/>
-        </w:rPr>
-        <w:t>Keep the expected result separate from an observed mistake.</w:t>
+        <w:pStyle w:val="Heading2"/>
+      </w:pPr>
+      <w:r>
+        <w:t>Keep an inspectable record</w:t>
       </w:r>
     </w:p>
     <w:tbl>
@@ -3702,30 +3472,33 @@
     </w:tbl>
     <w:p>
       <w:pPr>
-        <w:pStyle w:val="Heading3"/>
-      </w:pPr>
-      <w:r>
-        <w:t>Diagnose and reteach</w:t>
-      </w:r>
-    </w:p>
-    <w:p>
-      <w:pPr>
-        <w:pStyle w:val="Heading3"/>
-      </w:pPr>
-      <w:r>
-        <w:t>Find the unsupported claim</w:t>
+        <w:pStyle w:val="Heading2"/>
+      </w:pPr>
+      <w:r>
+        <w:t>Diagnose the first misunderstanding</w:t>
       </w:r>
     </w:p>
     <w:p>
       <w:pPr>
         <w:spacing w:line="336" w:lineRule="auto" w:after="180"/>
-        <w:shd w:fill="F5F1FB"/>
       </w:pPr>
       <w:r>
         <w:rPr>
           <w:b w:val="0"/>
         </w:rPr>
-        <w:t>CLAIM TO REPAIR Collecting extra personal details always improves a tool.</w:t>
+        <w:t xml:space="preserve">More data always improves a task: Unnecessary identity fields do not improve a category count and create </w:t>
+      </w:r>
+      <w:r>
+        <w:rPr>
+          <w:b/>
+        </w:rPr>
+        <w:t>more information</w:t>
+      </w:r>
+      <w:r>
+        <w:rPr>
+          <w:b w:val="0"/>
+        </w:rPr>
+        <w:t xml:space="preserve"> to manage.</w:t>
       </w:r>
     </w:p>
     <w:p>
@@ -3736,7 +3509,7 @@
         <w:rPr>
           <w:b w:val="0"/>
         </w:rPr>
-        <w:t>For guessing, return to given facts and request a trace. For vocabulary without application, use one example and one non-example. For arithmetic errors, check the setup before the calculation.</w:t>
+        <w:t>Codes or missing names mean anonymous: A key or other identifying fields may reconnect records to a person.</w:t>
       </w:r>
     </w:p>
     <w:p>
@@ -3747,83 +3520,15 @@
         <w:rPr>
           <w:b w:val="0"/>
         </w:rPr>
-        <w:t>Finish with a different uncoached case before recording mastery.</w:t>
-      </w:r>
-    </w:p>
-    <w:p>
-      <w:pPr>
-        <w:pStyle w:val="Heading3"/>
-      </w:pPr>
-      <w:r>
-        <w:t>Address these additional misconceptions</w:t>
-      </w:r>
-    </w:p>
-    <w:p>
-      <w:pPr>
-        <w:spacing w:line="336" w:lineRule="auto" w:after="180"/>
-      </w:pPr>
-      <w:r>
-        <w:rPr>
-          <w:b w:val="0"/>
-        </w:rPr>
-        <w:t xml:space="preserve">More data always improves a task: Unnecessary identity fields do not improve a category count and create </w:t>
-      </w:r>
-      <w:r>
-        <w:rPr>
-          <w:b/>
-        </w:rPr>
-        <w:t>more information</w:t>
-      </w:r>
-      <w:r>
-        <w:rPr>
-          <w:b w:val="0"/>
-        </w:rPr>
-        <w:t xml:space="preserve"> to manage.</w:t>
-      </w:r>
-    </w:p>
-    <w:p>
-      <w:pPr>
-        <w:spacing w:line="336" w:lineRule="auto" w:after="180"/>
-      </w:pPr>
-      <w:r>
-        <w:rPr>
-          <w:b w:val="0"/>
-        </w:rPr>
-        <w:t>Codes or missing names mean anonymous: A key or other identifying fields may reconnect records to a person.</w:t>
-      </w:r>
-    </w:p>
-    <w:p>
-      <w:pPr>
-        <w:spacing w:line="336" w:lineRule="auto" w:after="180"/>
-      </w:pPr>
-      <w:r>
-        <w:rPr>
-          <w:b w:val="0"/>
-        </w:rPr>
         <w:t>Every total is safe to publish: A small or distinctive group may allow a reader to infer a person’s choice.</w:t>
       </w:r>
     </w:p>
     <w:p>
       <w:pPr>
-        <w:spacing w:line="336" w:lineRule="auto" w:after="180"/>
-      </w:pPr>
-      <w:r>
-        <w:rPr>
-          <w:b w:val="0"/>
-        </w:rPr>
-        <w:t xml:space="preserve">Deleting one copy proves all copies are gone: Other copies, screenshots or backups may remain; follow the adult-led school </w:t>
-      </w:r>
-      <w:r>
-        <w:rPr>
-          <w:b/>
-        </w:rPr>
-        <w:t>process</w:t>
-      </w:r>
-      <w:r>
-        <w:rPr>
-          <w:b w:val="0"/>
-        </w:rPr>
-        <w:t>.</w:t>
+        <w:pStyle w:val="Heading2"/>
+      </w:pPr>
+      <w:r>
+        <w:t>Choose support from the response</w:t>
       </w:r>
     </w:p>
     <w:p>
@@ -3982,12 +3687,179 @@
     </w:tbl>
     <w:p>
       <w:pPr>
+        <w:pStyle w:val="Heading2"/>
+      </w:pPr>
+      <w:r>
+        <w:t>Earlier wording, alternatives and picture transcripts · reference / check after trying</w:t>
+      </w:r>
+    </w:p>
+    <w:p>
+      <w:pPr>
         <w:spacing w:line="336" w:lineRule="auto" w:after="180"/>
       </w:pPr>
       <w:r>
         <w:rPr>
           <w:b w:val="0"/>
         </w:rPr>
+        <w:t>Run the weekly evidence lab</w:t>
+      </w:r>
+    </w:p>
+    <w:p>
+      <w:pPr>
+        <w:spacing w:line="336" w:lineRule="auto" w:after="180"/>
+      </w:pPr>
+      <w:r>
+        <w:rPr>
+          <w:b w:val="0"/>
+        </w:rPr>
+        <w:t xml:space="preserve">Predict first, test honestly, and explain what the </w:t>
+      </w:r>
+      <w:r>
+        <w:rPr>
+          <w:b/>
+        </w:rPr>
+        <w:t>evidence</w:t>
+      </w:r>
+      <w:r>
+        <w:rPr>
+          <w:b w:val="0"/>
+        </w:rPr>
+        <w:t xml:space="preserve"> means.</w:t>
+      </w:r>
+    </w:p>
+    <w:p>
+      <w:pPr>
+        <w:spacing w:line="336" w:lineRule="auto" w:after="180"/>
+      </w:pPr>
+      <w:r>
+        <w:rPr>
+          <w:b w:val="0"/>
+        </w:rPr>
+        <w:t xml:space="preserve">State your </w:t>
+      </w:r>
+      <w:r>
+        <w:rPr>
+          <w:b/>
+        </w:rPr>
+        <w:t>prediction</w:t>
+      </w:r>
+      <w:r>
+        <w:rPr>
+          <w:b w:val="0"/>
+        </w:rPr>
+        <w:t xml:space="preserve"> before the result is known.</w:t>
+      </w:r>
+    </w:p>
+    <w:p>
+      <w:pPr>
+        <w:spacing w:line="336" w:lineRule="auto" w:after="180"/>
+      </w:pPr>
+      <w:r>
+        <w:rPr>
+          <w:b w:val="0"/>
+        </w:rPr>
+        <w:t>INDEPENDENCE After support is removed, repeat the proof with a fresh case.</w:t>
+      </w:r>
+    </w:p>
+    <w:p>
+      <w:pPr>
+        <w:pStyle w:val="Heading3"/>
+      </w:pPr>
+      <w:r>
+        <w:t>Make the lab runnable</w:t>
+      </w:r>
+    </w:p>
+    <w:p>
+      <w:pPr>
+        <w:spacing w:line="336" w:lineRule="auto" w:after="180"/>
+      </w:pPr>
+      <w:r>
+        <w:rPr>
+          <w:b w:val="0"/>
+        </w:rPr>
+        <w:t>Use the supplied investigation for shared practice. Keep predictions and observed paper-trace results separate. Reserve Design a different minimal-data task for the individual first attempt before feedback; do not use the reserved case as a paired lab task.</w:t>
+      </w:r>
+    </w:p>
+    <w:p>
+      <w:pPr>
+        <w:pStyle w:val="Heading3"/>
+      </w:pPr>
+      <w:r>
+        <w:t>Diagnose and reteach</w:t>
+      </w:r>
+    </w:p>
+    <w:p>
+      <w:pPr>
+        <w:spacing w:line="336" w:lineRule="auto" w:after="180"/>
+      </w:pPr>
+      <w:r>
+        <w:rPr>
+          <w:b w:val="0"/>
+        </w:rPr>
+        <w:t>CLAIM TO REPAIR Collecting extra personal details always improves a tool.</w:t>
+      </w:r>
+    </w:p>
+    <w:p>
+      <w:pPr>
+        <w:spacing w:line="336" w:lineRule="auto" w:after="180"/>
+      </w:pPr>
+      <w:r>
+        <w:rPr>
+          <w:b w:val="0"/>
+        </w:rPr>
+        <w:t>For guessing, return to given facts and request a trace. For vocabulary without application, use one example and one non-example. For arithmetic errors, check the setup before the calculation.</w:t>
+      </w:r>
+    </w:p>
+    <w:p>
+      <w:pPr>
+        <w:spacing w:line="336" w:lineRule="auto" w:after="180"/>
+      </w:pPr>
+      <w:r>
+        <w:rPr>
+          <w:b w:val="0"/>
+        </w:rPr>
+        <w:t>Finish with a different uncoached case before recording mastery.</w:t>
+      </w:r>
+    </w:p>
+    <w:p>
+      <w:pPr>
+        <w:pStyle w:val="Heading3"/>
+      </w:pPr>
+      <w:r>
+        <w:t>Address these additional misconceptions</w:t>
+      </w:r>
+    </w:p>
+    <w:p>
+      <w:pPr>
+        <w:spacing w:line="336" w:lineRule="auto" w:after="180"/>
+      </w:pPr>
+      <w:r>
+        <w:rPr>
+          <w:b w:val="0"/>
+        </w:rPr>
+        <w:t xml:space="preserve">Deleting one copy proves all copies are gone: Other copies, screenshots or backups may remain; follow the adult-led school </w:t>
+      </w:r>
+      <w:r>
+        <w:rPr>
+          <w:b/>
+        </w:rPr>
+        <w:t>process</w:t>
+      </w:r>
+      <w:r>
+        <w:rPr>
+          <w:b w:val="0"/>
+        </w:rPr>
+        <w:t>.</w:t>
+      </w:r>
+    </w:p>
+    <w:p>
+      <w:pPr>
+        <w:spacing w:line="336" w:lineRule="auto" w:after="180"/>
+      </w:pPr>
+      <w:r>
+        <w:rPr>
+          <w:b w:val="0"/>
+        </w:rPr>
         <w:t>Offer an oral explanation, drawing, enlarged visual or fewer examples when that removes a reading/writing barrier. Keep the same reasoning goal.</w:t>
       </w:r>
     </w:p>
@@ -4007,12 +3879,553 @@
         <w:pStyle w:val="Heading1"/>
       </w:pPr>
       <w:r>
-        <w:t>05. Assess and explain the answers</w:t>
-      </w:r>
-    </w:p>
-    <w:p>
-      <w:r>
-        <w:t>Use the Privacy by Choosing Less questions, teacher keys and criteria after the relevant attempts. Previously discussed cases are practice; protect the separately selected independent task.</w:t>
+        <w:t>05. Assess the selected new case</w:t>
+      </w:r>
+    </w:p>
+    <w:p>
+      <w:r>
+        <w:t>Keep this key until after the first attempt; accept valid alternatives with defensible reasoning.</w:t>
+      </w:r>
+    </w:p>
+    <w:p>
+      <w:pPr>
+        <w:pStyle w:val="Heading2"/>
+      </w:pPr>
+      <w:r>
+        <w:t>Selected independent question and key</w:t>
+      </w:r>
+    </w:p>
+    <w:p>
+      <w:pPr>
+        <w:spacing w:line="336" w:lineRule="auto" w:after="180"/>
+      </w:pPr>
+      <w:r>
+        <w:rPr>
+          <w:b w:val="0"/>
+        </w:rPr>
+        <w:t>Selected case: A fictional library wants only the total number of books needing repair in each category: cover, page or binding. It does not need to contact borrowers.</w:t>
+      </w:r>
+    </w:p>
+    <w:p>
+      <w:pPr>
+        <w:spacing w:line="336" w:lineRule="auto" w:after="180"/>
+      </w:pPr>
+      <w:r>
+        <w:rPr>
+          <w:b w:val="0"/>
+        </w:rPr>
+        <w:t>A draft repair sheet asks for borrower name, home address, book repair category and borrower photograph.</w:t>
+      </w:r>
+    </w:p>
+    <w:p>
+      <w:pPr>
+        <w:spacing w:line="336" w:lineRule="auto" w:after="180"/>
+      </w:pPr>
+      <w:r>
+        <w:rPr>
+          <w:b w:val="0"/>
+        </w:rPr>
+        <w:t xml:space="preserve">Design a plan: state the </w:t>
+      </w:r>
+      <w:r>
+        <w:rPr>
+          <w:b/>
+        </w:rPr>
+        <w:t>purpose</w:t>
+      </w:r>
+      <w:r>
+        <w:rPr>
+          <w:b w:val="0"/>
+        </w:rPr>
+        <w:t>, required and removed fields, who handles source sheets, what totals are shared with the librarian, and who disposes of sheets at what agreed point. Use no real borrower details.</w:t>
+      </w:r>
+    </w:p>
+    <w:p>
+      <w:pPr>
+        <w:spacing w:line="336" w:lineRule="auto" w:after="180"/>
+      </w:pPr>
+      <w:r>
+        <w:rPr>
+          <w:b/>
+        </w:rPr>
+        <w:t>Purpose</w:t>
+      </w:r>
+      <w:r>
+        <w:rPr>
+          <w:b w:val="0"/>
+        </w:rPr>
+        <w:t>: count repair needs by category. Keep repair category; remove borrower name, address and photograph because no borrower contact is required.</w:t>
+      </w:r>
+    </w:p>
+    <w:p>
+      <w:pPr>
+        <w:spacing w:line="336" w:lineRule="auto" w:after="180"/>
+      </w:pPr>
+      <w:r>
+        <w:rPr>
+          <w:b w:val="0"/>
+        </w:rPr>
+        <w:t>An assigned teacher or librarian handles the source sheets, checks counts and shares category totals with the librarian.</w:t>
+      </w:r>
+    </w:p>
+    <w:p>
+      <w:pPr>
+        <w:spacing w:line="336" w:lineRule="auto" w:after="180"/>
+      </w:pPr>
+      <w:r>
+        <w:rPr>
+          <w:b w:val="0"/>
+        </w:rPr>
+        <w:t xml:space="preserve">Name that adult as responsible for disposal after totals are verified and the counting task closes, following the agreed school </w:t>
+      </w:r>
+      <w:r>
+        <w:rPr>
+          <w:b/>
+        </w:rPr>
+        <w:t>process</w:t>
+      </w:r>
+      <w:r>
+        <w:rPr>
+          <w:b w:val="0"/>
+        </w:rPr>
+        <w:t>. Other justified restricted roles and clear disposal triggers are acceptable.</w:t>
+      </w:r>
+    </w:p>
+    <w:p>
+      <w:pPr>
+        <w:pStyle w:val="Heading2"/>
+      </w:pPr>
+      <w:r>
+        <w:t>Judge explanation, trace and limits</w:t>
+      </w:r>
+    </w:p>
+    <w:tbl>
+      <w:tblPr>
+        <w:tblStyle w:val="LightShading-Accent1"/>
+        <w:tblW w:type="auto" w:w="0"/>
+        <w:tblLook w:firstColumn="1" w:firstRow="1" w:lastColumn="0" w:lastRow="0" w:noHBand="0" w:noVBand="1" w:val="04A0"/>
+      </w:tblPr>
+      <w:tblGrid>
+        <w:gridCol w:w="5112"/>
+        <w:gridCol w:w="5112"/>
+      </w:tblGrid>
+      <w:tr>
+        <w:trPr>
+          <w:tblHeader/>
+        </w:trPr>
+        <w:tc>
+          <w:tcPr>
+            <w:tcW w:type="dxa" w:w="5112"/>
+          </w:tcPr>
+          <w:p>
+            <w:r>
+              <w:t>Dimension</w:t>
+            </w:r>
+          </w:p>
+        </w:tc>
+        <w:tc>
+          <w:tcPr>
+            <w:tcW w:type="dxa" w:w="5112"/>
+          </w:tcPr>
+          <w:p>
+            <w:r>
+              <w:t>Evidence required</w:t>
+            </w:r>
+          </w:p>
+        </w:tc>
+      </w:tr>
+      <w:tr>
+        <w:tc>
+          <w:tcPr>
+            <w:tcW w:type="dxa" w:w="5112"/>
+          </w:tcPr>
+          <w:p>
+            <w:r>
+              <w:t>Explanation</w:t>
+            </w:r>
+          </w:p>
+        </w:tc>
+        <w:tc>
+          <w:tcPr>
+            <w:tcW w:type="dxa" w:w="5112"/>
+          </w:tcPr>
+          <w:p>
+            <w:r>
+              <w:t>Names the applicable idea or procedure and ties it to the supplied facts.</w:t>
+            </w:r>
+          </w:p>
+        </w:tc>
+      </w:tr>
+      <w:tr>
+        <w:tc>
+          <w:tcPr>
+            <w:tcW w:type="dxa" w:w="5112"/>
+          </w:tcPr>
+          <w:p>
+            <w:r>
+              <w:t>Trace and result</w:t>
+            </w:r>
+          </w:p>
+        </w:tc>
+        <w:tc>
+          <w:tcPr>
+            <w:tcW w:type="dxa" w:w="5112"/>
+          </w:tcPr>
+          <w:p>
+            <w:r>
+              <w:t>Preserves the given inputs and shows the relevant intermediate steps; distinguishes a prediction from an observed execution.</w:t>
+            </w:r>
+          </w:p>
+        </w:tc>
+      </w:tr>
+      <w:tr>
+        <w:tc>
+          <w:tcPr>
+            <w:tcW w:type="dxa" w:w="5112"/>
+          </w:tcPr>
+          <w:p>
+            <w:r>
+              <w:t>Limits</w:t>
+            </w:r>
+          </w:p>
+        </w:tc>
+        <w:tc>
+          <w:tcPr>
+            <w:tcW w:type="dxa" w:w="5112"/>
+          </w:tcPr>
+          <w:p>
+            <w:r>
+              <w:t>States the assumptions, missing evidence or conditions under which the result would change.</w:t>
+            </w:r>
+          </w:p>
+        </w:tc>
+      </w:tr>
+    </w:tbl>
+    <w:p>
+      <w:pPr>
+        <w:spacing w:line="336" w:lineRule="auto" w:after="180"/>
+      </w:pPr>
+      <w:r>
+        <w:rPr>
+          <w:b w:val="0"/>
+        </w:rPr>
+        <w:t>Record each dimension as not yet, with support, or independent. Accept a valid alternative procedure with a defensible trace.</w:t>
+      </w:r>
+    </w:p>
+    <w:p>
+      <w:pPr>
+        <w:spacing w:line="336" w:lineRule="auto" w:after="180"/>
+      </w:pPr>
+      <w:r>
+        <w:rPr>
+          <w:b w:val="0"/>
+        </w:rPr>
+        <w:t xml:space="preserve">Do not penalise an honestly recorded model failure if the learner correctly explains its </w:t>
+      </w:r>
+      <w:r>
+        <w:rPr>
+          <w:b/>
+        </w:rPr>
+        <w:t>evidence</w:t>
+      </w:r>
+      <w:r>
+        <w:rPr>
+          <w:b w:val="0"/>
+        </w:rPr>
+        <w:t xml:space="preserve"> and limits.</w:t>
+      </w:r>
+    </w:p>
+    <w:p>
+      <w:pPr>
+        <w:pStyle w:val="Heading2"/>
+      </w:pPr>
+      <w:r>
+        <w:t>Give one usable repair action</w:t>
+      </w:r>
+    </w:p>
+    <w:p>
+      <w:pPr>
+        <w:spacing w:line="336" w:lineRule="auto" w:after="180"/>
+      </w:pPr>
+      <w:r>
+        <w:rPr>
+          <w:b w:val="0"/>
+        </w:rPr>
+        <w:t>Name the earliest unsupported step and give one action to repair it. Have the learner make that repair now and explain why. Then assess the relevant skill on a fresh, fully specified case.</w:t>
+      </w:r>
+    </w:p>
+    <w:p>
+      <w:pPr>
+        <w:spacing w:line="336" w:lineRule="auto" w:after="180"/>
+      </w:pPr>
+      <w:r>
+        <w:rPr>
+          <w:b w:val="0"/>
+        </w:rPr>
+        <w:t>Confirm it was not previously practised with feedback; solve and check the new case before assigning it. A follow-up design prompt is a starting brief, not automatically an equivalent test.</w:t>
+      </w:r>
+    </w:p>
+    <w:p>
+      <w:pPr>
+        <w:pStyle w:val="Heading2"/>
+      </w:pPr>
+      <w:r>
+        <w:t>W1 Trim a form to its purpose</w:t>
+      </w:r>
+    </w:p>
+    <w:p>
+      <w:pPr>
+        <w:spacing w:line="336" w:lineRule="auto" w:after="180"/>
+      </w:pPr>
+      <w:r>
+        <w:rPr>
+          <w:b w:val="0"/>
+        </w:rPr>
+        <w:t xml:space="preserve">The fictional workshop vote asks for name, full date of birth, address, photograph and topic choice. Its only </w:t>
+      </w:r>
+      <w:r>
+        <w:rPr>
+          <w:b/>
+        </w:rPr>
+        <w:t>purpose</w:t>
+      </w:r>
+      <w:r>
+        <w:rPr>
+          <w:b w:val="0"/>
+        </w:rPr>
+        <w:t xml:space="preserve"> is to count votes for drawing, music and coding. State which field to keep, which to remove and why.</w:t>
+      </w:r>
+    </w:p>
+    <w:p>
+      <w:pPr>
+        <w:spacing w:line="336" w:lineRule="auto" w:after="180"/>
+      </w:pPr>
+      <w:r>
+        <w:rPr>
+          <w:b w:val="0"/>
+        </w:rPr>
+        <w:t>Explain why collecting the extra fields first is different from never collecting them.</w:t>
+      </w:r>
+    </w:p>
+    <w:p>
+      <w:pPr>
+        <w:spacing w:line="336" w:lineRule="auto" w:after="180"/>
+      </w:pPr>
+      <w:r>
+        <w:rPr>
+          <w:b w:val="0"/>
+        </w:rPr>
+        <w:t>Keep topic choice; remove name, full date of birth, address and photograph. The totals do not require identity or contact details.</w:t>
+      </w:r>
+    </w:p>
+    <w:p>
+      <w:pPr>
+        <w:spacing w:line="336" w:lineRule="auto" w:after="180"/>
+      </w:pPr>
+      <w:r>
+        <w:rPr>
+          <w:b w:val="0"/>
+        </w:rPr>
+        <w:t>Collecting extra fields creates copies and exposure to manage even if those fields are later ignored or deleted.</w:t>
+      </w:r>
+    </w:p>
+    <w:p>
+      <w:pPr>
+        <w:pStyle w:val="Heading2"/>
+      </w:pPr>
+      <w:r>
+        <w:t>W2 Challenge a claim of anonymity</w:t>
+      </w:r>
+    </w:p>
+    <w:p>
+      <w:pPr>
+        <w:spacing w:line="336" w:lineRule="auto" w:after="180"/>
+      </w:pPr>
+      <w:r>
+        <w:rPr>
+          <w:b w:val="0"/>
+        </w:rPr>
+        <w:t>A teacher replaces names with codes and keeps a separate code-to-name key. A pupil calls the records anonymous. Explain the problem.</w:t>
+      </w:r>
+    </w:p>
+    <w:p>
+      <w:pPr>
+        <w:spacing w:line="336" w:lineRule="auto" w:after="180"/>
+      </w:pPr>
+      <w:r>
+        <w:rPr>
+          <w:b w:val="0"/>
+        </w:rPr>
+        <w:t>Then explain why removing names while leaving photographs would not settle the question either.</w:t>
+      </w:r>
+    </w:p>
+    <w:p>
+      <w:pPr>
+        <w:spacing w:line="336" w:lineRule="auto" w:after="180"/>
+      </w:pPr>
+      <w:r>
+        <w:rPr>
+          <w:b w:val="0"/>
+        </w:rPr>
+        <w:t>The key can reconnect each code to a person, so the coded records are not anonymous just because names are absent. Restricting the key helps limit access but does not erase the link.</w:t>
+      </w:r>
+    </w:p>
+    <w:p>
+      <w:pPr>
+        <w:spacing w:line="336" w:lineRule="auto" w:after="180"/>
+      </w:pPr>
+      <w:r>
+        <w:rPr>
+          <w:b w:val="0"/>
+        </w:rPr>
+        <w:t>Photographs can identify people even if the name field is removed.</w:t>
+      </w:r>
+    </w:p>
+    <w:p>
+      <w:pPr>
+        <w:pStyle w:val="Heading2"/>
+      </w:pPr>
+      <w:r>
+        <w:t>W3 Share the result the audience needs</w:t>
+      </w:r>
+    </w:p>
+    <w:p>
+      <w:pPr>
+        <w:spacing w:line="336" w:lineRule="auto" w:after="180"/>
+      </w:pPr>
+      <w:r>
+        <w:rPr>
+          <w:b w:val="0"/>
+        </w:rPr>
+        <w:t>The fictional class has drawing 8, music 7 and coding 5. Write the result needed to choose a workshop. A pupil suggests posting every vote slip online as proof. Explain a lower-exposure way to check and share the result.</w:t>
+      </w:r>
+    </w:p>
+    <w:p>
+      <w:pPr>
+        <w:spacing w:line="336" w:lineRule="auto" w:after="180"/>
+      </w:pPr>
+      <w:r>
+        <w:rPr>
+          <w:b w:val="0"/>
+        </w:rPr>
+        <w:t>Why can a total about a one-person club still reveal a choice?</w:t>
+      </w:r>
+    </w:p>
+    <w:p>
+      <w:pPr>
+        <w:spacing w:line="336" w:lineRule="auto" w:after="180"/>
+      </w:pPr>
+      <w:r>
+        <w:rPr>
+          <w:b w:val="0"/>
+        </w:rPr>
+        <w:t>Drawing leads with 8; totals are 8, 7 and 5, adding to 20. The teacher checks the slips and totals, then shares the three totals with the class rather than public individual slips.</w:t>
+      </w:r>
+    </w:p>
+    <w:p>
+      <w:pPr>
+        <w:spacing w:line="336" w:lineRule="auto" w:after="180"/>
+      </w:pPr>
+      <w:r>
+        <w:rPr>
+          <w:b w:val="0"/>
+        </w:rPr>
+        <w:t>A one-person club total can be linked to its only member, revealing that person’s choice.</w:t>
+      </w:r>
+    </w:p>
+    <w:p>
+      <w:pPr>
+        <w:pStyle w:val="Heading2"/>
+      </w:pPr>
+      <w:r>
+        <w:t>W5 Respond to an unnecessary upload</w:t>
+      </w:r>
+    </w:p>
+    <w:p>
+      <w:pPr>
+        <w:spacing w:line="336" w:lineRule="auto" w:after="180"/>
+      </w:pPr>
+      <w:r>
+        <w:rPr>
+          <w:b w:val="0"/>
+        </w:rPr>
+        <w:t>Someone plans to upload the library repair sheet with borrower details to an unapproved AI tool to add three totals. Explain a smaller-</w:t>
+      </w:r>
+      <w:r>
+        <w:rPr>
+          <w:b/>
+        </w:rPr>
+        <w:t>input</w:t>
+      </w:r>
+      <w:r>
+        <w:rPr>
+          <w:b w:val="0"/>
+        </w:rPr>
+        <w:t xml:space="preserve"> alternative and a no-upload method.</w:t>
+      </w:r>
+    </w:p>
+    <w:p>
+      <w:pPr>
+        <w:spacing w:line="336" w:lineRule="auto" w:after="180"/>
+      </w:pPr>
+      <w:r>
+        <w:rPr>
+          <w:b w:val="0"/>
+        </w:rPr>
+        <w:t>If the sheet was already shared, state a suitable first response and one claim you must not make about deleting it.</w:t>
+      </w:r>
+    </w:p>
+    <w:p>
+      <w:pPr>
+        <w:spacing w:line="336" w:lineRule="auto" w:after="180"/>
+      </w:pPr>
+      <w:r>
+        <w:rPr>
+          <w:b w:val="0"/>
+        </w:rPr>
+        <w:t>Use only fictional category counts in this lesson; for real work check teacher-approved tools and data rules before any upload. Add totals on paper or with an approved local calculator.</w:t>
+      </w:r>
+    </w:p>
+    <w:p>
+      <w:pPr>
+        <w:spacing w:line="336" w:lineRule="auto" w:after="180"/>
+      </w:pPr>
+      <w:r>
+        <w:rPr>
+          <w:b w:val="0"/>
+        </w:rPr>
+        <w:t xml:space="preserve">If shared, stop further sharing and tell the teacher or trusted adult promptly so the school </w:t>
+      </w:r>
+      <w:r>
+        <w:rPr>
+          <w:b/>
+        </w:rPr>
+        <w:t>process</w:t>
+      </w:r>
+      <w:r>
+        <w:rPr>
+          <w:b w:val="0"/>
+        </w:rPr>
+        <w:t xml:space="preserve"> can be followed. Do not claim that deleting the visible message removes all copies or backups.</w:t>
+      </w:r>
+    </w:p>
+    <w:p>
+      <w:pPr>
+        <w:pStyle w:val="Heading2"/>
+      </w:pPr>
+      <w:r>
+        <w:t>Earlier wording, alternatives and picture transcripts · reference / check after trying</w:t>
+      </w:r>
+    </w:p>
+    <w:p>
+      <w:pPr>
+        <w:spacing w:line="336" w:lineRule="auto" w:after="180"/>
+      </w:pPr>
+      <w:r>
+        <w:rPr>
+          <w:b w:val="0"/>
+        </w:rPr>
+        <w:t>Assess and explain the answers</w:t>
       </w:r>
     </w:p>
     <w:p>
@@ -4025,22 +4438,32 @@
     </w:p>
     <w:p>
       <w:pPr>
+        <w:spacing w:line="336" w:lineRule="auto" w:after="180"/>
+      </w:pPr>
+      <w:r>
+        <w:rPr>
+          <w:b w:val="0"/>
+        </w:rPr>
+        <w:t>Genre is relevant; address and photo are unnecessary for the stated task. Collecting less reduces exposure.</w:t>
+      </w:r>
+    </w:p>
+    <w:p>
+      <w:pPr>
         <w:pStyle w:val="Heading3"/>
       </w:pPr>
       <w:r>
-        <w:t>Teacher key · Worked case answer</w:t>
+        <w:t>Additional transfer practice question</w:t>
       </w:r>
     </w:p>
     <w:p>
       <w:pPr>
         <w:spacing w:line="336" w:lineRule="auto" w:after="180"/>
-        <w:shd w:fill="F1F6FC"/>
       </w:pPr>
       <w:r>
         <w:rPr>
           <w:b w:val="0"/>
         </w:rPr>
-        <w:t>Genre is relevant; address and photo are unnecessary for the stated task. Collecting less reduces exposure.</w:t>
+        <w:t>A book helper needs reading topic and approximate difficulty. Someone asks it to collect home address too. Which information can be left out, and why?</w:t>
       </w:r>
     </w:p>
     <w:p>
@@ -4048,49 +4471,12 @@
         <w:pStyle w:val="Heading3"/>
       </w:pPr>
       <w:r>
-        <w:t>Independent question</w:t>
-      </w:r>
-    </w:p>
-    <w:p>
-      <w:pPr>
-        <w:pStyle w:val="Heading3"/>
-      </w:pPr>
-      <w:r>
-        <w:t>Independent question · withhold the key</w:t>
+        <w:t>Reasoned practice answer</w:t>
       </w:r>
     </w:p>
     <w:p>
       <w:pPr>
         <w:spacing w:line="336" w:lineRule="auto" w:after="180"/>
-        <w:shd w:fill="F5F1FB"/>
-      </w:pPr>
-      <w:r>
-        <w:rPr>
-          <w:b w:val="0"/>
-        </w:rPr>
-        <w:t>A book helper needs reading topic and approximate difficulty. Someone asks it to collect home address too. Which information can be left out, and why?</w:t>
-      </w:r>
-    </w:p>
-    <w:p>
-      <w:pPr>
-        <w:pStyle w:val="Heading3"/>
-      </w:pPr>
-      <w:r>
-        <w:t>Expected independent answer</w:t>
-      </w:r>
-    </w:p>
-    <w:p>
-      <w:pPr>
-        <w:pStyle w:val="Heading3"/>
-      </w:pPr>
-      <w:r>
-        <w:t>Teacher key · Expected independent answer</w:t>
-      </w:r>
-    </w:p>
-    <w:p>
-      <w:pPr>
-        <w:spacing w:line="336" w:lineRule="auto" w:after="180"/>
-        <w:shd w:fill="F1F6FC"/>
       </w:pPr>
       <w:r>
         <w:rPr>
@@ -4408,22 +4794,149 @@
     </w:p>
     <w:p>
       <w:pPr>
+        <w:spacing w:line="336" w:lineRule="auto" w:after="180"/>
+      </w:pPr>
+      <w:r>
+        <w:rPr>
+          <w:b w:val="0"/>
+        </w:rPr>
+        <w:t>Keep genre and maximum pages. Address and selfie do not help the stated task and create unnecessary exposure if shared or lost. Use fictional records for practice and specify who may see needed data and when it is deleted.</w:t>
+      </w:r>
+    </w:p>
+    <w:p>
+      <w:pPr>
         <w:pStyle w:val="Heading3"/>
       </w:pPr>
       <w:r>
-        <w:t>Teacher key · Original transfer answer</w:t>
+        <w:t>Explanations for the additional workbook examples</w:t>
+      </w:r>
+    </w:p>
+    <w:p>
+      <w:pPr>
+        <w:pStyle w:val="Heading3"/>
+      </w:pPr>
+      <w:r>
+        <w:t>W1 Trim a form to its purpose</w:t>
+      </w:r>
+    </w:p>
+    <w:p>
+      <w:pPr>
+        <w:pStyle w:val="Heading3"/>
+      </w:pPr>
+      <w:r>
+        <w:t>W2 Challenge a claim of anonymity</w:t>
+      </w:r>
+    </w:p>
+    <w:p>
+      <w:pPr>
+        <w:pStyle w:val="Heading3"/>
+      </w:pPr>
+      <w:r>
+        <w:t>W3 Share the result the audience needs</w:t>
+      </w:r>
+    </w:p>
+    <w:p>
+      <w:pPr>
+        <w:pStyle w:val="Heading3"/>
+      </w:pPr>
+      <w:r>
+        <w:t>W4 Design a different minimal-data task</w:t>
       </w:r>
     </w:p>
     <w:p>
       <w:pPr>
         <w:spacing w:line="336" w:lineRule="auto" w:after="180"/>
-        <w:shd w:fill="F1F6FC"/>
       </w:pPr>
       <w:r>
         <w:rPr>
           <w:b w:val="0"/>
         </w:rPr>
-        <w:t>Keep genre and maximum pages. Address and selfie do not help the stated task and create unnecessary exposure if shared or lost. Use fictional records for practice and specify who may see needed data and when it is deleted.</w:t>
+        <w:t>A fictional library wants only the total number of books needing repair in each category: cover, page or binding. It does not need to contact borrowers.</w:t>
+      </w:r>
+    </w:p>
+    <w:p>
+      <w:pPr>
+        <w:spacing w:line="336" w:lineRule="auto" w:after="180"/>
+      </w:pPr>
+      <w:r>
+        <w:rPr>
+          <w:b w:val="0"/>
+        </w:rPr>
+        <w:t>A draft repair sheet asks for borrower name, home address, book repair category and borrower photograph.</w:t>
+      </w:r>
+    </w:p>
+    <w:p>
+      <w:pPr>
+        <w:spacing w:line="336" w:lineRule="auto" w:after="180"/>
+      </w:pPr>
+      <w:r>
+        <w:rPr>
+          <w:b w:val="0"/>
+        </w:rPr>
+        <w:t xml:space="preserve">Design a plan: state the </w:t>
+      </w:r>
+      <w:r>
+        <w:rPr>
+          <w:b/>
+        </w:rPr>
+        <w:t>purpose</w:t>
+      </w:r>
+      <w:r>
+        <w:rPr>
+          <w:b w:val="0"/>
+        </w:rPr>
+        <w:t>, required and removed fields, who handles source sheets, what totals are shared with the librarian, and who disposes of sheets at what agreed point. Use no real borrower details.</w:t>
+      </w:r>
+    </w:p>
+    <w:p>
+      <w:pPr>
+        <w:spacing w:line="336" w:lineRule="auto" w:after="180"/>
+      </w:pPr>
+      <w:r>
+        <w:rPr>
+          <w:b/>
+        </w:rPr>
+        <w:t>Purpose</w:t>
+      </w:r>
+      <w:r>
+        <w:rPr>
+          <w:b w:val="0"/>
+        </w:rPr>
+        <w:t>: count repair needs by category. Keep repair category; remove borrower name, address and photograph because no borrower contact is required.</w:t>
+      </w:r>
+    </w:p>
+    <w:p>
+      <w:pPr>
+        <w:spacing w:line="336" w:lineRule="auto" w:after="180"/>
+      </w:pPr>
+      <w:r>
+        <w:rPr>
+          <w:b w:val="0"/>
+        </w:rPr>
+        <w:t>An assigned teacher or librarian handles the source sheets, checks counts and shares category totals with the librarian.</w:t>
+      </w:r>
+    </w:p>
+    <w:p>
+      <w:pPr>
+        <w:spacing w:line="336" w:lineRule="auto" w:after="180"/>
+      </w:pPr>
+      <w:r>
+        <w:rPr>
+          <w:b w:val="0"/>
+        </w:rPr>
+        <w:t xml:space="preserve">Name that adult as responsible for disposal after totals are verified and the counting task closes, following the agreed school </w:t>
+      </w:r>
+      <w:r>
+        <w:rPr>
+          <w:b/>
+        </w:rPr>
+        <w:t>process</w:t>
+      </w:r>
+      <w:r>
+        <w:rPr>
+          <w:b w:val="0"/>
+        </w:rPr>
+        <w:t>. Other justified restricted roles and clear disposal triggers are acceptable.</w:t>
       </w:r>
     </w:p>
     <w:p>
@@ -4431,7 +4944,7 @@
         <w:pStyle w:val="Heading3"/>
       </w:pPr>
       <w:r>
-        <w:t>Explanations for the additional workbook examples</w:t>
+        <w:t>W5 Respond to an unnecessary upload</w:t>
       </w:r>
     </w:p>
     <w:p>
@@ -4439,7 +4952,7 @@
         <w:pStyle w:val="Heading3"/>
       </w:pPr>
       <w:r>
-        <w:t>W1 Trim a form to its purpose</w:t>
+        <w:t>Assess independent transfer</w:t>
       </w:r>
     </w:p>
     <w:p>
@@ -4447,1077 +4960,283 @@
         <w:pStyle w:val="Heading3"/>
       </w:pPr>
       <w:r>
-        <w:t>Workbook question · W1</w:t>
+        <w:t>Selected case answer</w:t>
+      </w:r>
+    </w:p>
+    <w:p>
+      <w:pPr>
+        <w:pStyle w:val="Heading3"/>
+      </w:pPr>
+      <w:r>
+        <w:t>Feedback that the learner uses</w:t>
+      </w:r>
+    </w:p>
+    <w:p>
+      <w:pPr>
+        <w:pStyle w:val="Heading1"/>
+      </w:pPr>
+      <w:r>
+        <w:t>06. Connect, adapt and return</w:t>
+      </w:r>
+    </w:p>
+    <w:p>
+      <w:r>
+        <w:t>Retain the project evidence and revisit the reasoning on a changed case.</w:t>
+      </w:r>
+    </w:p>
+    <w:p>
+      <w:pPr>
+        <w:pStyle w:val="Heading2"/>
+      </w:pPr>
+      <w:r>
+        <w:t>Project evidence to keep</w:t>
       </w:r>
     </w:p>
     <w:p>
       <w:pPr>
         <w:spacing w:line="336" w:lineRule="auto" w:after="180"/>
-        <w:shd w:fill="F5F1FB"/>
       </w:pPr>
       <w:r>
         <w:rPr>
           <w:b w:val="0"/>
         </w:rPr>
-        <w:t xml:space="preserve">The fictional workshop vote asks for name, full date of birth, address, photograph and topic choice. Its only </w:t>
+        <w:t>Cross out names, faces, and ownership details unless an explicit need survives review; set a deletion rule for sorter records.</w:t>
+      </w:r>
+    </w:p>
+    <w:p>
+      <w:pPr>
+        <w:spacing w:line="336" w:lineRule="auto" w:after="180"/>
+      </w:pPr>
+      <w:r>
+        <w:rPr>
+          <w:b w:val="0"/>
+        </w:rPr>
+        <w:t xml:space="preserve">Keep the decision, </w:t>
       </w:r>
       <w:r>
         <w:rPr>
           <w:b/>
         </w:rPr>
+        <w:t>input</w:t>
+      </w:r>
+      <w:r>
+        <w:rPr>
+          <w:b w:val="0"/>
+        </w:rPr>
+        <w:t xml:space="preserve">, result, explanation and remaining limitation in the project </w:t>
+      </w:r>
+      <w:r>
+        <w:rPr>
+          <w:b/>
+        </w:rPr>
+        <w:t>evidence</w:t>
+      </w:r>
+      <w:r>
+        <w:rPr>
+          <w:b w:val="0"/>
+        </w:rPr>
+        <w:t xml:space="preserve"> record. Retrieve this record next week rather than restarting the project.</w:t>
+      </w:r>
+    </w:p>
+    <w:p>
+      <w:pPr>
+        <w:spacing w:line="336" w:lineRule="auto" w:after="180"/>
+      </w:pPr>
+      <w:r>
+        <w:rPr>
+          <w:b w:val="0"/>
+        </w:rPr>
+        <w:t xml:space="preserve">Write the sorter’s </w:t>
+      </w:r>
+      <w:r>
+        <w:rPr>
+          <w:b/>
+        </w:rPr>
         <w:t>purpose</w:t>
       </w:r>
       <w:r>
         <w:rPr>
           <w:b w:val="0"/>
         </w:rPr>
-        <w:t xml:space="preserve"> is to count votes for drawing, music and coding. State which field to keep, which to remove and why.</w:t>
+        <w:t>, necessary fields, access rules and deletion point before collecting any real classroom information.</w:t>
+      </w:r>
+    </w:p>
+    <w:p>
+      <w:pPr>
+        <w:pStyle w:val="Heading2"/>
+      </w:pPr>
+      <w:r>
+        <w:t>Support while preserving the reasoning goal</w:t>
       </w:r>
     </w:p>
     <w:p>
       <w:pPr>
         <w:spacing w:line="336" w:lineRule="auto" w:after="180"/>
-        <w:shd w:fill="F5F1FB"/>
       </w:pPr>
       <w:r>
         <w:rPr>
           <w:b w:val="0"/>
         </w:rPr>
-        <w:t>Explain why collecting the extra fields first is different from never collecting them.</w:t>
-      </w:r>
-    </w:p>
-    <w:p>
-      <w:pPr>
-        <w:pStyle w:val="Heading3"/>
-      </w:pPr>
-      <w:r>
-        <w:t>Teacher reasoning · W1</w:t>
+        <w:t xml:space="preserve">Use physical cards, spoken explanations and a three-stage drawing. Read aloud without giving the answer. Stretch: compare two </w:t>
+      </w:r>
+      <w:r>
+        <w:rPr>
+          <w:b/>
+        </w:rPr>
+        <w:t>mechanism</w:t>
+      </w:r>
+      <w:r>
+        <w:rPr>
+          <w:b w:val="0"/>
+        </w:rPr>
+        <w:t xml:space="preserve">s with the same visible </w:t>
+      </w:r>
+      <w:r>
+        <w:rPr>
+          <w:b/>
+        </w:rPr>
+        <w:t>output</w:t>
+      </w:r>
+      <w:r>
+        <w:rPr>
+          <w:b w:val="0"/>
+        </w:rPr>
+        <w:t xml:space="preserve"> and explain what </w:t>
+      </w:r>
+      <w:r>
+        <w:rPr>
+          <w:b/>
+        </w:rPr>
+        <w:t>evidence</w:t>
+      </w:r>
+      <w:r>
+        <w:rPr>
+          <w:b w:val="0"/>
+        </w:rPr>
+        <w:t xml:space="preserve"> distinguishes them.</w:t>
       </w:r>
     </w:p>
     <w:p>
       <w:pPr>
         <w:spacing w:line="336" w:lineRule="auto" w:after="180"/>
-        <w:shd w:fill="F1F6FC"/>
       </w:pPr>
       <w:r>
         <w:rPr>
           <w:b w:val="0"/>
         </w:rPr>
-        <w:t>Keep topic choice; remove name, full date of birth, address and photograph. The totals do not require identity or contact details.</w:t>
+        <w:t xml:space="preserve">Offer a five-box planning frame: </w:t>
+      </w:r>
+      <w:r>
+        <w:rPr>
+          <w:b/>
+        </w:rPr>
+        <w:t>purpose</w:t>
+      </w:r>
+      <w:r>
+        <w:rPr>
+          <w:b w:val="0"/>
+        </w:rPr>
+        <w:t xml:space="preserve">, fields, access, shared result, disposal. Accept spoken explanations of why each field is or is not needed. Avoid asking children to describe past </w:t>
+      </w:r>
+      <w:r>
+        <w:rPr>
+          <w:b/>
+        </w:rPr>
+        <w:t>privacy</w:t>
+      </w:r>
+      <w:r>
+        <w:rPr>
+          <w:b w:val="0"/>
+        </w:rPr>
+        <w:t xml:space="preserve"> incidents.</w:t>
       </w:r>
     </w:p>
     <w:p>
       <w:pPr>
         <w:spacing w:line="336" w:lineRule="auto" w:after="180"/>
-        <w:shd w:fill="F1F6FC"/>
       </w:pPr>
       <w:r>
         <w:rPr>
           <w:b w:val="0"/>
         </w:rPr>
-        <w:t>Collecting extra fields creates copies and exposure to manage even if those fields are later ignored or deleted.</w:t>
-      </w:r>
-    </w:p>
-    <w:p>
-      <w:pPr>
-        <w:pStyle w:val="Heading3"/>
-      </w:pPr>
-      <w:r>
-        <w:t>W2 Challenge a claim of anonymity</w:t>
-      </w:r>
-    </w:p>
-    <w:p>
-      <w:pPr>
-        <w:pStyle w:val="Heading3"/>
-      </w:pPr>
-      <w:r>
-        <w:t>Workbook question · W2</w:t>
+        <w:t xml:space="preserve">Extension: construct a fictional small-group total that reveals one choice and suggest a less detailed </w:t>
+      </w:r>
+      <w:r>
+        <w:rPr>
+          <w:b/>
+        </w:rPr>
+        <w:t>output</w:t>
+      </w:r>
+      <w:r>
+        <w:rPr>
+          <w:b w:val="0"/>
+        </w:rPr>
+        <w:t>.</w:t>
       </w:r>
     </w:p>
     <w:p>
       <w:pPr>
         <w:spacing w:line="336" w:lineRule="auto" w:after="180"/>
-        <w:shd w:fill="F5F1FB"/>
       </w:pPr>
       <w:r>
         <w:rPr>
           <w:b w:val="0"/>
         </w:rPr>
-        <w:t>A teacher replaces names with codes and keeps a separate code-to-name key. A pupil calls the records anonymous. Explain the problem.</w:t>
+        <w:t xml:space="preserve">W4 requires a category-count </w:t>
+      </w:r>
+      <w:r>
+        <w:rPr>
+          <w:b/>
+        </w:rPr>
+        <w:t>purpose</w:t>
+      </w:r>
+      <w:r>
+        <w:rPr>
+          <w:b w:val="0"/>
+        </w:rPr>
+        <w:t xml:space="preserve">, repair category only from the listed fields, removal of all three borrower fields, a restricted responsible adult, category totals for the librarian and an actionable disposal trigger under the agreed </w:t>
+      </w:r>
+      <w:r>
+        <w:rPr>
+          <w:b/>
+        </w:rPr>
+        <w:t>process</w:t>
+      </w:r>
+      <w:r>
+        <w:rPr>
+          <w:b w:val="0"/>
+        </w:rPr>
+        <w:t>.</w:t>
       </w:r>
     </w:p>
     <w:p>
       <w:pPr>
         <w:spacing w:line="336" w:lineRule="auto" w:after="180"/>
-        <w:shd w:fill="F5F1FB"/>
       </w:pPr>
       <w:r>
         <w:rPr>
           <w:b w:val="0"/>
         </w:rPr>
-        <w:t>Then explain why removing names while leaving photographs would not settle the question either.</w:t>
-      </w:r>
-    </w:p>
-    <w:p>
-      <w:pPr>
-        <w:pStyle w:val="Heading3"/>
-      </w:pPr>
-      <w:r>
-        <w:t>Teacher reasoning · W2</w:t>
+        <w:t>After support change the task to contacting borrowers about repairs.</w:t>
       </w:r>
     </w:p>
     <w:p>
       <w:pPr>
         <w:spacing w:line="336" w:lineRule="auto" w:after="180"/>
-        <w:shd w:fill="F1F6FC"/>
       </w:pPr>
       <w:r>
         <w:rPr>
           <w:b w:val="0"/>
         </w:rPr>
-        <w:t>The key can reconnect each code to a person, so the coded records are not anonymous just because names are absent. Restricting the key helps limit access but does not erase the link.</w:t>
-      </w:r>
-    </w:p>
-    <w:p>
-      <w:pPr>
-        <w:spacing w:line="336" w:lineRule="auto" w:after="180"/>
-        <w:shd w:fill="F1F6FC"/>
-      </w:pPr>
-      <w:r>
-        <w:rPr>
-          <w:b w:val="0"/>
-        </w:rPr>
-        <w:t>Photographs can identify people even if the name field is removed.</w:t>
-      </w:r>
-    </w:p>
-    <w:p>
-      <w:pPr>
-        <w:pStyle w:val="Heading3"/>
-      </w:pPr>
-      <w:r>
-        <w:t>W3 Share the result the audience needs</w:t>
-      </w:r>
-    </w:p>
-    <w:p>
-      <w:pPr>
-        <w:pStyle w:val="Heading3"/>
-      </w:pPr>
-      <w:r>
-        <w:t>Workbook question · W3</w:t>
-      </w:r>
-    </w:p>
-    <w:p>
-      <w:pPr>
-        <w:spacing w:line="336" w:lineRule="auto" w:after="180"/>
-        <w:shd w:fill="F5F1FB"/>
-      </w:pPr>
-      <w:r>
-        <w:rPr>
-          <w:b w:val="0"/>
-        </w:rPr>
-        <w:t>The fictional class has drawing 8, music 7 and coding 5. Write the result needed to choose a workshop. A pupil suggests posting every vote slip online as proof. Explain a lower-exposure way to check and share the result.</w:t>
-      </w:r>
-    </w:p>
-    <w:p>
-      <w:pPr>
-        <w:spacing w:line="336" w:lineRule="auto" w:after="180"/>
-        <w:shd w:fill="F5F1FB"/>
-      </w:pPr>
-      <w:r>
-        <w:rPr>
-          <w:b w:val="0"/>
-        </w:rPr>
-        <w:t>Why can a total about a one-person club still reveal a choice?</w:t>
-      </w:r>
-    </w:p>
-    <w:p>
-      <w:pPr>
-        <w:pStyle w:val="Heading3"/>
-      </w:pPr>
-      <w:r>
-        <w:t>Teacher reasoning · W3</w:t>
-      </w:r>
-    </w:p>
-    <w:p>
-      <w:pPr>
-        <w:spacing w:line="336" w:lineRule="auto" w:after="180"/>
-        <w:shd w:fill="F1F6FC"/>
-      </w:pPr>
-      <w:r>
-        <w:rPr>
-          <w:b w:val="0"/>
-        </w:rPr>
-        <w:t>Drawing leads with 8; totals are 8, 7 and 5, adding to 20. The teacher checks the slips and totals, then shares the three totals with the class rather than public individual slips.</w:t>
-      </w:r>
-    </w:p>
-    <w:p>
-      <w:pPr>
-        <w:spacing w:line="336" w:lineRule="auto" w:after="180"/>
-        <w:shd w:fill="F1F6FC"/>
-      </w:pPr>
-      <w:r>
-        <w:rPr>
-          <w:b w:val="0"/>
-        </w:rPr>
-        <w:t>A one-person club total can be linked to its only member, revealing that person’s choice.</w:t>
-      </w:r>
-    </w:p>
-    <w:p>
-      <w:pPr>
-        <w:pStyle w:val="Heading3"/>
-      </w:pPr>
-      <w:r>
-        <w:t>W4 Design a different minimal-data task</w:t>
-      </w:r>
-    </w:p>
-    <w:p>
-      <w:pPr>
-        <w:pStyle w:val="Heading3"/>
-      </w:pPr>
-      <w:r>
-        <w:t>Workbook question · W4</w:t>
-      </w:r>
-    </w:p>
-    <w:p>
-      <w:pPr>
-        <w:spacing w:line="336" w:lineRule="auto" w:after="180"/>
-        <w:shd w:fill="F5F1FB"/>
-      </w:pPr>
-      <w:r>
-        <w:rPr>
-          <w:b w:val="0"/>
-        </w:rPr>
-        <w:t>A fictional library wants only the total number of books needing repair in each category: cover, page or binding. It does not need to contact borrowers.</w:t>
-      </w:r>
-    </w:p>
-    <w:p>
-      <w:pPr>
-        <w:spacing w:line="336" w:lineRule="auto" w:after="180"/>
-        <w:shd w:fill="F5F1FB"/>
-      </w:pPr>
-      <w:r>
-        <w:rPr>
-          <w:b w:val="0"/>
-        </w:rPr>
-        <w:t>A draft repair sheet asks for borrower name, home address, book repair category and borrower photograph.</w:t>
-      </w:r>
-    </w:p>
-    <w:p>
-      <w:pPr>
-        <w:spacing w:line="336" w:lineRule="auto" w:after="180"/>
-        <w:shd w:fill="F5F1FB"/>
-      </w:pPr>
-      <w:r>
-        <w:rPr>
-          <w:b w:val="0"/>
-        </w:rPr>
-        <w:t xml:space="preserve">Design a plan: state the </w:t>
-      </w:r>
-      <w:r>
-        <w:rPr>
-          <w:b/>
-        </w:rPr>
-        <w:t>purpose</w:t>
-      </w:r>
-      <w:r>
-        <w:rPr>
-          <w:b w:val="0"/>
-        </w:rPr>
-        <w:t>, required and removed fields, who handles source sheets, what totals are shared with the librarian, and who disposes of sheets at what agreed point. Use no real borrower details.</w:t>
-      </w:r>
-    </w:p>
-    <w:p>
-      <w:pPr>
-        <w:pStyle w:val="Heading3"/>
-      </w:pPr>
-      <w:r>
-        <w:t>Teacher reasoning · W4</w:t>
-      </w:r>
-    </w:p>
-    <w:p>
-      <w:pPr>
-        <w:spacing w:line="336" w:lineRule="auto" w:after="180"/>
-        <w:shd w:fill="F1F6FC"/>
-      </w:pPr>
-      <w:r>
-        <w:rPr>
-          <w:b/>
-        </w:rPr>
-        <w:t>Purpose</w:t>
-      </w:r>
-      <w:r>
-        <w:rPr>
-          <w:b w:val="0"/>
-        </w:rPr>
-        <w:t>: count repair needs by category. Keep repair category; remove borrower name, address and photograph because no borrower contact is required.</w:t>
-      </w:r>
-    </w:p>
-    <w:p>
-      <w:pPr>
-        <w:spacing w:line="336" w:lineRule="auto" w:after="180"/>
-        <w:shd w:fill="F1F6FC"/>
-      </w:pPr>
-      <w:r>
-        <w:rPr>
-          <w:b w:val="0"/>
-        </w:rPr>
-        <w:t>An assigned teacher or librarian handles the source sheets, checks counts and shares category totals with the librarian.</w:t>
-      </w:r>
-    </w:p>
-    <w:p>
-      <w:pPr>
-        <w:spacing w:line="336" w:lineRule="auto" w:after="180"/>
-        <w:shd w:fill="F1F6FC"/>
-      </w:pPr>
-      <w:r>
-        <w:rPr>
-          <w:b w:val="0"/>
-        </w:rPr>
-        <w:t xml:space="preserve">Name that adult as responsible for disposal after totals are verified and the counting task closes, following the agreed school </w:t>
-      </w:r>
-      <w:r>
-        <w:rPr>
-          <w:b/>
-        </w:rPr>
-        <w:t>process</w:t>
-      </w:r>
-      <w:r>
-        <w:rPr>
-          <w:b w:val="0"/>
-        </w:rPr>
-        <w:t>. Other justified restricted roles and clear disposal triggers are acceptable.</w:t>
-      </w:r>
-    </w:p>
-    <w:p>
-      <w:pPr>
-        <w:pStyle w:val="Heading3"/>
-      </w:pPr>
-      <w:r>
-        <w:t>W5 Respond to an unnecessary upload</w:t>
-      </w:r>
-    </w:p>
-    <w:p>
-      <w:pPr>
-        <w:pStyle w:val="Heading3"/>
-      </w:pPr>
-      <w:r>
-        <w:t>Workbook question · W5</w:t>
-      </w:r>
-    </w:p>
-    <w:p>
-      <w:pPr>
-        <w:spacing w:line="336" w:lineRule="auto" w:after="180"/>
-        <w:shd w:fill="F5F1FB"/>
-      </w:pPr>
-      <w:r>
-        <w:rPr>
-          <w:b w:val="0"/>
-        </w:rPr>
-        <w:t>Someone plans to upload the library repair sheet with borrower details to an unapproved AI tool to add three totals. Explain a smaller-</w:t>
-      </w:r>
-      <w:r>
-        <w:rPr>
-          <w:b/>
-        </w:rPr>
-        <w:t>input</w:t>
-      </w:r>
-      <w:r>
-        <w:rPr>
-          <w:b w:val="0"/>
-        </w:rPr>
-        <w:t xml:space="preserve"> alternative and a no-upload method.</w:t>
-      </w:r>
-    </w:p>
-    <w:p>
-      <w:pPr>
-        <w:spacing w:line="336" w:lineRule="auto" w:after="180"/>
-        <w:shd w:fill="F5F1FB"/>
-      </w:pPr>
-      <w:r>
-        <w:rPr>
-          <w:b w:val="0"/>
-        </w:rPr>
-        <w:t>If the sheet was already shared, state a suitable first response and one claim you must not make about deleting it.</w:t>
-      </w:r>
-    </w:p>
-    <w:p>
-      <w:pPr>
-        <w:pStyle w:val="Heading3"/>
-      </w:pPr>
-      <w:r>
-        <w:t>Teacher reasoning · W5</w:t>
-      </w:r>
-    </w:p>
-    <w:p>
-      <w:pPr>
-        <w:spacing w:line="336" w:lineRule="auto" w:after="180"/>
-        <w:shd w:fill="F1F6FC"/>
-      </w:pPr>
-      <w:r>
-        <w:rPr>
-          <w:b w:val="0"/>
-        </w:rPr>
-        <w:t>Use only fictional category counts in this lesson; for real work check teacher-approved tools and data rules before any upload. Add totals on paper or with an approved local calculator.</w:t>
-      </w:r>
-    </w:p>
-    <w:p>
-      <w:pPr>
-        <w:spacing w:line="336" w:lineRule="auto" w:after="180"/>
-        <w:shd w:fill="F1F6FC"/>
-      </w:pPr>
-      <w:r>
-        <w:rPr>
-          <w:b w:val="0"/>
-        </w:rPr>
-        <w:t xml:space="preserve">If shared, stop further sharing and tell the teacher or trusted adult promptly so the school </w:t>
-      </w:r>
-      <w:r>
-        <w:rPr>
-          <w:b/>
-        </w:rPr>
-        <w:t>process</w:t>
-      </w:r>
-      <w:r>
-        <w:rPr>
-          <w:b w:val="0"/>
-        </w:rPr>
-        <w:t xml:space="preserve"> can be followed. Do not claim that deleting the visible message removes all copies or backups.</w:t>
-      </w:r>
-    </w:p>
-    <w:p>
-      <w:pPr>
-        <w:pStyle w:val="Heading3"/>
-      </w:pPr>
-      <w:r>
-        <w:t>Assess independent transfer</w:t>
-      </w:r>
-    </w:p>
-    <w:p>
-      <w:pPr>
-        <w:pStyle w:val="Heading3"/>
-      </w:pPr>
-      <w:r>
-        <w:t>Independent question · withhold the key</w:t>
-      </w:r>
-    </w:p>
-    <w:p>
-      <w:pPr>
-        <w:spacing w:line="336" w:lineRule="auto" w:after="180"/>
-        <w:shd w:fill="F5F1FB"/>
-      </w:pPr>
-      <w:r>
-        <w:rPr>
-          <w:b w:val="0"/>
-        </w:rPr>
-        <w:t>Selected case: A fictional library wants only the total number of books needing repair in each category: cover, page or binding. It does not need to contact borrowers.</w:t>
-      </w:r>
-    </w:p>
-    <w:p>
-      <w:pPr>
-        <w:spacing w:line="336" w:lineRule="auto" w:after="180"/>
-        <w:shd w:fill="F5F1FB"/>
-      </w:pPr>
-      <w:r>
-        <w:rPr>
-          <w:b w:val="0"/>
-        </w:rPr>
-        <w:t>A draft repair sheet asks for borrower name, home address, book repair category and borrower photograph.</w:t>
-      </w:r>
-    </w:p>
-    <w:p>
-      <w:pPr>
-        <w:spacing w:line="336" w:lineRule="auto" w:after="180"/>
-        <w:shd w:fill="F5F1FB"/>
-      </w:pPr>
-      <w:r>
-        <w:rPr>
-          <w:b w:val="0"/>
-        </w:rPr>
-        <w:t xml:space="preserve">Design a plan: state the </w:t>
-      </w:r>
-      <w:r>
-        <w:rPr>
-          <w:b/>
-        </w:rPr>
-        <w:t>purpose</w:t>
-      </w:r>
-      <w:r>
-        <w:rPr>
-          <w:b w:val="0"/>
-        </w:rPr>
-        <w:t>, required and removed fields, who handles source sheets, what totals are shared with the librarian, and who disposes of sheets at what agreed point. Use no real borrower details.</w:t>
-      </w:r>
-    </w:p>
-    <w:p>
-      <w:pPr>
-        <w:pStyle w:val="Heading3"/>
-      </w:pPr>
-      <w:r>
-        <w:t>Selected case answer</w:t>
-      </w:r>
-    </w:p>
-    <w:p>
-      <w:pPr>
-        <w:pStyle w:val="Heading3"/>
-      </w:pPr>
-      <w:r>
-        <w:t>Teacher key · Selected case answer</w:t>
-      </w:r>
-    </w:p>
-    <w:p>
-      <w:pPr>
-        <w:spacing w:line="336" w:lineRule="auto" w:after="180"/>
-        <w:shd w:fill="F1F6FC"/>
-      </w:pPr>
-      <w:r>
-        <w:rPr>
-          <w:b/>
-        </w:rPr>
-        <w:t>Purpose</w:t>
-      </w:r>
-      <w:r>
-        <w:rPr>
-          <w:b w:val="0"/>
-        </w:rPr>
-        <w:t>: count repair needs by category. Keep repair category; remove borrower name, address and photograph because no borrower contact is required.</w:t>
-      </w:r>
-    </w:p>
-    <w:p>
-      <w:pPr>
-        <w:spacing w:line="336" w:lineRule="auto" w:after="180"/>
-        <w:shd w:fill="F1F6FC"/>
-      </w:pPr>
-      <w:r>
-        <w:rPr>
-          <w:b w:val="0"/>
-        </w:rPr>
-        <w:t>An assigned teacher or librarian handles the source sheets, checks counts and shares category totals with the librarian.</w:t>
-      </w:r>
-    </w:p>
-    <w:p>
-      <w:pPr>
-        <w:spacing w:line="336" w:lineRule="auto" w:after="180"/>
-        <w:shd w:fill="F1F6FC"/>
-      </w:pPr>
-      <w:r>
-        <w:rPr>
-          <w:b w:val="0"/>
-        </w:rPr>
-        <w:t xml:space="preserve">Name that adult as responsible for disposal after totals are verified and the counting task closes, following the agreed school </w:t>
-      </w:r>
-      <w:r>
-        <w:rPr>
-          <w:b/>
-        </w:rPr>
-        <w:t>process</w:t>
-      </w:r>
-      <w:r>
-        <w:rPr>
-          <w:b w:val="0"/>
-        </w:rPr>
-        <w:t>. Other justified restricted roles and clear disposal triggers are acceptable.</w:t>
-      </w:r>
-    </w:p>
-    <w:tbl>
-      <w:tblPr>
-        <w:tblStyle w:val="LightShading-Accent1"/>
-        <w:tblW w:type="auto" w:w="0"/>
-        <w:tblLook w:firstColumn="1" w:firstRow="1" w:lastColumn="0" w:lastRow="0" w:noHBand="0" w:noVBand="1" w:val="04A0"/>
-      </w:tblPr>
-      <w:tblGrid>
-        <w:gridCol w:w="5112"/>
-        <w:gridCol w:w="5112"/>
-      </w:tblGrid>
-      <w:tr>
-        <w:trPr>
-          <w:tblHeader/>
-        </w:trPr>
-        <w:tc>
-          <w:tcPr>
-            <w:tcW w:type="dxa" w:w="5112"/>
-          </w:tcPr>
-          <w:p>
-            <w:r>
-              <w:t>Dimension</w:t>
-            </w:r>
-          </w:p>
-        </w:tc>
-        <w:tc>
-          <w:tcPr>
-            <w:tcW w:type="dxa" w:w="5112"/>
-          </w:tcPr>
-          <w:p>
-            <w:r>
-              <w:t>Evidence required</w:t>
-            </w:r>
-          </w:p>
-        </w:tc>
-      </w:tr>
-      <w:tr>
-        <w:tc>
-          <w:tcPr>
-            <w:tcW w:type="dxa" w:w="5112"/>
-          </w:tcPr>
-          <w:p>
-            <w:r>
-              <w:t>Explanation</w:t>
-            </w:r>
-          </w:p>
-        </w:tc>
-        <w:tc>
-          <w:tcPr>
-            <w:tcW w:type="dxa" w:w="5112"/>
-          </w:tcPr>
-          <w:p>
-            <w:r>
-              <w:t>Names the applicable idea or procedure and ties it to the supplied facts.</w:t>
-            </w:r>
-          </w:p>
-        </w:tc>
-      </w:tr>
-      <w:tr>
-        <w:tc>
-          <w:tcPr>
-            <w:tcW w:type="dxa" w:w="5112"/>
-          </w:tcPr>
-          <w:p>
-            <w:r>
-              <w:t>Trace and result</w:t>
-            </w:r>
-          </w:p>
-        </w:tc>
-        <w:tc>
-          <w:tcPr>
-            <w:tcW w:type="dxa" w:w="5112"/>
-          </w:tcPr>
-          <w:p>
-            <w:r>
-              <w:t>Preserves the given inputs and shows the relevant intermediate steps; distinguishes a prediction from an observed execution.</w:t>
-            </w:r>
-          </w:p>
-        </w:tc>
-      </w:tr>
-      <w:tr>
-        <w:tc>
-          <w:tcPr>
-            <w:tcW w:type="dxa" w:w="5112"/>
-          </w:tcPr>
-          <w:p>
-            <w:r>
-              <w:t>Limits</w:t>
-            </w:r>
-          </w:p>
-        </w:tc>
-        <w:tc>
-          <w:tcPr>
-            <w:tcW w:type="dxa" w:w="5112"/>
-          </w:tcPr>
-          <w:p>
-            <w:r>
-              <w:t>States the assumptions, missing evidence or conditions under which the result would change.</w:t>
-            </w:r>
-          </w:p>
-        </w:tc>
-      </w:tr>
-    </w:tbl>
-    <w:p>
-      <w:pPr>
-        <w:pStyle w:val="Heading3"/>
-      </w:pPr>
-      <w:r>
-        <w:t>Teacher key · Selected case answer</w:t>
-      </w:r>
-    </w:p>
-    <w:p>
-      <w:pPr>
-        <w:spacing w:line="336" w:lineRule="auto" w:after="180"/>
-        <w:shd w:fill="F1F6FC"/>
-      </w:pPr>
-      <w:r>
-        <w:rPr>
-          <w:b w:val="0"/>
-        </w:rPr>
-        <w:t>Record each dimension as not yet, with support, or independent. Accept a valid alternative procedure with a defensible trace.</w:t>
-      </w:r>
-    </w:p>
-    <w:p>
-      <w:pPr>
-        <w:spacing w:line="336" w:lineRule="auto" w:after="180"/>
-        <w:shd w:fill="F1F6FC"/>
-      </w:pPr>
-      <w:r>
-        <w:rPr>
-          <w:b w:val="0"/>
-        </w:rPr>
-        <w:t xml:space="preserve">Do not penalise an honestly recorded model failure if the learner correctly explains its </w:t>
-      </w:r>
-      <w:r>
-        <w:rPr>
-          <w:b/>
-        </w:rPr>
-        <w:t>evidence</w:t>
-      </w:r>
-      <w:r>
-        <w:rPr>
-          <w:b w:val="0"/>
-        </w:rPr>
-        <w:t xml:space="preserve"> and limits.</w:t>
-      </w:r>
-    </w:p>
-    <w:p>
-      <w:pPr>
-        <w:pStyle w:val="Heading3"/>
-      </w:pPr>
-      <w:r>
-        <w:t>Feedback that the learner uses</w:t>
-      </w:r>
-    </w:p>
-    <w:p>
-      <w:pPr>
-        <w:spacing w:line="336" w:lineRule="auto" w:after="180"/>
-      </w:pPr>
-      <w:r>
-        <w:rPr>
-          <w:b w:val="0"/>
-        </w:rPr>
-        <w:t>Name the earliest unsupported step and give one action to repair it. Have the learner make that repair now and explain why. Then assess the relevant skill on a fresh, fully specified case.</w:t>
-      </w:r>
-    </w:p>
-    <w:p>
-      <w:pPr>
-        <w:spacing w:line="336" w:lineRule="auto" w:after="180"/>
-      </w:pPr>
-      <w:r>
-        <w:rPr>
-          <w:b w:val="0"/>
-        </w:rPr>
-        <w:t>Confirm it was not previously practised with feedback; solve and check the new case before assigning it. A follow-up design prompt is a starting brief, not automatically an equivalent test.</w:t>
-      </w:r>
-    </w:p>
-    <w:p>
-      <w:pPr>
-        <w:pStyle w:val="Heading1"/>
-      </w:pPr>
-      <w:r>
-        <w:t>06. Connect and extend learning</w:t>
-      </w:r>
-    </w:p>
-    <w:p>
-      <w:r>
-        <w:t>Connect Privacy by Choosing Less to Helpful Classroom Sorter, adapt support and plan a later changed-case check.</w:t>
-      </w:r>
-    </w:p>
-    <w:p>
-      <w:pPr>
-        <w:pStyle w:val="Heading3"/>
-      </w:pPr>
-      <w:r>
-        <w:t>Helpful Classroom Sorter</w:t>
-      </w:r>
-    </w:p>
-    <w:p>
-      <w:pPr>
-        <w:spacing w:line="336" w:lineRule="auto" w:after="180"/>
-      </w:pPr>
-      <w:r>
-        <w:rPr>
-          <w:b w:val="0"/>
-        </w:rPr>
-        <w:t>Cross out names, faces, and ownership details unless an explicit need survives review; set a deletion rule for sorter records.</w:t>
-      </w:r>
-    </w:p>
-    <w:p>
-      <w:pPr>
-        <w:spacing w:line="336" w:lineRule="auto" w:after="180"/>
-      </w:pPr>
-      <w:r>
-        <w:rPr>
-          <w:b w:val="0"/>
-        </w:rPr>
-        <w:t xml:space="preserve">Keep the decision, </w:t>
-      </w:r>
-      <w:r>
-        <w:rPr>
-          <w:b/>
-        </w:rPr>
-        <w:t>input</w:t>
-      </w:r>
-      <w:r>
-        <w:rPr>
-          <w:b w:val="0"/>
-        </w:rPr>
-        <w:t xml:space="preserve">, result, explanation and remaining limitation in the project </w:t>
-      </w:r>
-      <w:r>
-        <w:rPr>
-          <w:b/>
-        </w:rPr>
-        <w:t>evidence</w:t>
-      </w:r>
-      <w:r>
-        <w:rPr>
-          <w:b w:val="0"/>
-        </w:rPr>
-        <w:t xml:space="preserve"> record. Retrieve this record next week rather than restarting the project.</w:t>
-      </w:r>
-    </w:p>
-    <w:p>
-      <w:pPr>
-        <w:pStyle w:val="Heading3"/>
-      </w:pPr>
-      <w:r>
-        <w:t>Support and stretch</w:t>
-      </w:r>
-    </w:p>
-    <w:p>
-      <w:pPr>
-        <w:spacing w:line="336" w:lineRule="auto" w:after="180"/>
-      </w:pPr>
-      <w:r>
-        <w:rPr>
-          <w:b w:val="0"/>
-        </w:rPr>
-        <w:t xml:space="preserve">Use physical cards, spoken explanations and a three-stage drawing. Read aloud without giving the answer. Stretch: compare two </w:t>
-      </w:r>
-      <w:r>
-        <w:rPr>
-          <w:b/>
-        </w:rPr>
-        <w:t>mechanism</w:t>
-      </w:r>
-      <w:r>
-        <w:rPr>
-          <w:b w:val="0"/>
-        </w:rPr>
-        <w:t xml:space="preserve">s with the same visible </w:t>
-      </w:r>
-      <w:r>
-        <w:rPr>
-          <w:b/>
-        </w:rPr>
-        <w:t>output</w:t>
-      </w:r>
-      <w:r>
-        <w:rPr>
-          <w:b w:val="0"/>
-        </w:rPr>
-        <w:t xml:space="preserve"> and explain what </w:t>
-      </w:r>
-      <w:r>
-        <w:rPr>
-          <w:b/>
-        </w:rPr>
-        <w:t>evidence</w:t>
-      </w:r>
-      <w:r>
-        <w:rPr>
-          <w:b w:val="0"/>
-        </w:rPr>
-        <w:t xml:space="preserve"> distinguishes them.</w:t>
-      </w:r>
-    </w:p>
-    <w:p>
-      <w:pPr>
-        <w:pStyle w:val="Heading3"/>
-      </w:pPr>
-      <w:r>
-        <w:t>Exit reflection</w:t>
-      </w:r>
-    </w:p>
-    <w:p>
-      <w:pPr>
-        <w:spacing w:line="336" w:lineRule="auto" w:after="180"/>
-      </w:pPr>
-      <w:r>
-        <w:rPr>
-          <w:b w:val="0"/>
-        </w:rPr>
-        <w:t xml:space="preserve">Ask for one decision the learner can now justify and one situation requiring more </w:t>
-      </w:r>
-      <w:r>
-        <w:rPr>
-          <w:b/>
-        </w:rPr>
-        <w:t>evidence</w:t>
-      </w:r>
-      <w:r>
-        <w:rPr>
-          <w:b w:val="0"/>
-        </w:rPr>
-        <w:t xml:space="preserve"> or human review. Confidence ratings are separate from correct independent performance.</w:t>
-      </w:r>
-    </w:p>
-    <w:p>
-      <w:pPr>
-        <w:pStyle w:val="Heading3"/>
-      </w:pPr>
-      <w:r>
-        <w:t>Bridge to the next week</w:t>
-      </w:r>
-    </w:p>
-    <w:p>
-      <w:pPr>
-        <w:spacing w:line="336" w:lineRule="auto" w:after="180"/>
-      </w:pPr>
-      <w:r>
-        <w:rPr>
-          <w:b w:val="0"/>
-        </w:rPr>
-        <w:t xml:space="preserve">Next: Week 25: Generate, Retrieve, or Calculate?. Retrieve today’s </w:t>
-      </w:r>
-      <w:r>
-        <w:rPr>
-          <w:b/>
-        </w:rPr>
-        <w:t>evidence</w:t>
-      </w:r>
-      <w:r>
-        <w:rPr>
-          <w:b w:val="0"/>
-        </w:rPr>
-        <w:t xml:space="preserve"> and identify what carries forward and what is new.</w:t>
-      </w:r>
-    </w:p>
-    <w:p>
-      <w:pPr>
-        <w:pStyle w:val="Heading3"/>
-      </w:pPr>
-      <w:r>
-        <w:t>Support and fresh reassessment</w:t>
-      </w:r>
-    </w:p>
-    <w:p>
-      <w:pPr>
-        <w:spacing w:line="336" w:lineRule="auto" w:after="180"/>
-      </w:pPr>
-      <w:r>
-        <w:rPr>
-          <w:b w:val="0"/>
-        </w:rPr>
-        <w:t xml:space="preserve">Offer a five-box planning frame: </w:t>
-      </w:r>
-      <w:r>
-        <w:rPr>
-          <w:b/>
-        </w:rPr>
-        <w:t>purpose</w:t>
-      </w:r>
-      <w:r>
-        <w:rPr>
-          <w:b w:val="0"/>
-        </w:rPr>
-        <w:t xml:space="preserve">, fields, access, shared result, disposal. Accept spoken explanations of why each field is or is not needed. Avoid asking children to describe past </w:t>
-      </w:r>
-      <w:r>
-        <w:rPr>
-          <w:b/>
-        </w:rPr>
-        <w:t>privacy</w:t>
-      </w:r>
-      <w:r>
-        <w:rPr>
-          <w:b w:val="0"/>
-        </w:rPr>
-        <w:t xml:space="preserve"> incidents.</w:t>
-      </w:r>
-    </w:p>
-    <w:p>
-      <w:pPr>
-        <w:spacing w:line="336" w:lineRule="auto" w:after="180"/>
-      </w:pPr>
-      <w:r>
-        <w:rPr>
-          <w:b w:val="0"/>
-        </w:rPr>
-        <w:t xml:space="preserve">Extension: construct a fictional small-group total that reveals one choice and suggest a less detailed </w:t>
-      </w:r>
-      <w:r>
-        <w:rPr>
-          <w:b/>
-        </w:rPr>
-        <w:t>output</w:t>
-      </w:r>
-      <w:r>
-        <w:rPr>
-          <w:b w:val="0"/>
-        </w:rPr>
-        <w:t>.</w:t>
-      </w:r>
-    </w:p>
-    <w:p>
-      <w:pPr>
-        <w:spacing w:line="336" w:lineRule="auto" w:after="180"/>
-      </w:pPr>
-      <w:r>
-        <w:rPr>
-          <w:b w:val="0"/>
-        </w:rPr>
-        <w:t xml:space="preserve">W4 requires a category-count </w:t>
-      </w:r>
-      <w:r>
-        <w:rPr>
-          <w:b/>
-        </w:rPr>
-        <w:t>purpose</w:t>
-      </w:r>
-      <w:r>
-        <w:rPr>
-          <w:b w:val="0"/>
-        </w:rPr>
-        <w:t xml:space="preserve">, repair category only from the listed fields, removal of all three borrower fields, a restricted responsible adult, category totals for the librarian and an actionable disposal trigger under the agreed </w:t>
-      </w:r>
-      <w:r>
-        <w:rPr>
-          <w:b/>
-        </w:rPr>
-        <w:t>process</w:t>
-      </w:r>
-      <w:r>
-        <w:rPr>
-          <w:b w:val="0"/>
-        </w:rPr>
-        <w:t>.</w:t>
-      </w:r>
-    </w:p>
-    <w:p>
-      <w:pPr>
-        <w:spacing w:line="336" w:lineRule="auto" w:after="180"/>
-      </w:pPr>
-      <w:r>
-        <w:rPr>
-          <w:b w:val="0"/>
-        </w:rPr>
-        <w:t>After support change the task to contacting borrowers about repairs.</w:t>
-      </w:r>
-    </w:p>
-    <w:p>
-      <w:pPr>
-        <w:spacing w:line="336" w:lineRule="auto" w:after="180"/>
-      </w:pPr>
-      <w:r>
-        <w:rPr>
-          <w:b w:val="0"/>
-        </w:rPr>
         <w:t>Ask the pupil to explain that the old minimal field set no longer performs the new task and that an adult must design an approved contact workflow; do not request real contact details.</w:t>
       </w:r>
     </w:p>
     <w:p>
       <w:pPr>
-        <w:spacing w:line="336" w:lineRule="auto" w:after="180"/>
-      </w:pPr>
-      <w:r>
-        <w:rPr>
-          <w:b w:val="0"/>
-        </w:rPr>
-        <w:t>Week 25 distinguishes generating a plausible response, retrieving an existing record and calculating a result from explicit rules.</w:t>
-      </w:r>
-    </w:p>
-    <w:p>
-      <w:pPr>
-        <w:pStyle w:val="Heading3"/>
-      </w:pPr>
-      <w:r>
-        <w:t>Plan the delayed return</w:t>
+        <w:pStyle w:val="Heading2"/>
+      </w:pPr>
+      <w:r>
+        <w:t>Plan the delayed check</w:t>
       </w:r>
     </w:p>
     <w:p>
@@ -5734,60 +5453,176 @@
     </w:p>
     <w:p>
       <w:pPr>
+        <w:pStyle w:val="Heading2"/>
+      </w:pPr>
+      <w:r>
+        <w:t>Bridge to next week</w:t>
+      </w:r>
+    </w:p>
+    <w:p>
+      <w:pPr>
+        <w:spacing w:line="336" w:lineRule="auto" w:after="180"/>
+      </w:pPr>
+      <w:r>
+        <w:rPr>
+          <w:b w:val="0"/>
+        </w:rPr>
+        <w:t xml:space="preserve">Ask for one decision the learner can now justify and one situation requiring more </w:t>
+      </w:r>
+      <w:r>
+        <w:rPr>
+          <w:b/>
+        </w:rPr>
+        <w:t>evidence</w:t>
+      </w:r>
+      <w:r>
+        <w:rPr>
+          <w:b w:val="0"/>
+        </w:rPr>
+        <w:t xml:space="preserve"> or human review. Confidence ratings are separate from correct independent performance.</w:t>
+      </w:r>
+    </w:p>
+    <w:p>
+      <w:pPr>
+        <w:spacing w:line="336" w:lineRule="auto" w:after="180"/>
+      </w:pPr>
+      <w:r>
+        <w:rPr>
+          <w:b w:val="0"/>
+        </w:rPr>
+        <w:t xml:space="preserve">Next: Week 25: Generate, Retrieve, or Calculate?. Retrieve today’s </w:t>
+      </w:r>
+      <w:r>
+        <w:rPr>
+          <w:b/>
+        </w:rPr>
+        <w:t>evidence</w:t>
+      </w:r>
+      <w:r>
+        <w:rPr>
+          <w:b w:val="0"/>
+        </w:rPr>
+        <w:t xml:space="preserve"> and identify what carries forward and what is new.</w:t>
+      </w:r>
+    </w:p>
+    <w:p>
+      <w:pPr>
+        <w:spacing w:line="336" w:lineRule="auto" w:after="180"/>
+      </w:pPr>
+      <w:r>
+        <w:rPr>
+          <w:b w:val="0"/>
+        </w:rPr>
+        <w:t>Week 25 distinguishes generating a plausible response, retrieving an existing record and calculating a result from explicit rules.</w:t>
+      </w:r>
+    </w:p>
+    <w:p>
+      <w:pPr>
+        <w:pStyle w:val="Heading2"/>
+      </w:pPr>
+      <w:r>
+        <w:t>Earlier wording, alternatives and picture transcripts · reference / check after trying</w:t>
+      </w:r>
+    </w:p>
+    <w:p>
+      <w:pPr>
+        <w:spacing w:line="336" w:lineRule="auto" w:after="180"/>
+      </w:pPr>
+      <w:r>
+        <w:rPr>
+          <w:b w:val="0"/>
+        </w:rPr>
+        <w:t>Connect and extend learning</w:t>
+      </w:r>
+    </w:p>
+    <w:p>
+      <w:pPr>
         <w:pStyle w:val="Heading3"/>
       </w:pPr>
       <w:r>
+        <w:t>Helpful Classroom Sorter</w:t>
+      </w:r>
+    </w:p>
+    <w:p>
+      <w:pPr>
+        <w:pStyle w:val="Heading3"/>
+      </w:pPr>
+      <w:r>
+        <w:t>Support and stretch</w:t>
+      </w:r>
+    </w:p>
+    <w:p>
+      <w:pPr>
+        <w:pStyle w:val="Heading3"/>
+      </w:pPr>
+      <w:r>
+        <w:t>Exit reflection</w:t>
+      </w:r>
+    </w:p>
+    <w:p>
+      <w:pPr>
+        <w:pStyle w:val="Heading3"/>
+      </w:pPr>
+      <w:r>
+        <w:t>Bridge to the next week</w:t>
+      </w:r>
+    </w:p>
+    <w:p>
+      <w:pPr>
+        <w:pStyle w:val="Heading3"/>
+      </w:pPr>
+      <w:r>
+        <w:t>Support and fresh reassessment</w:t>
+      </w:r>
+    </w:p>
+    <w:p>
+      <w:pPr>
+        <w:pStyle w:val="Heading3"/>
+      </w:pPr>
+      <w:r>
+        <w:t>Plan the delayed return</w:t>
+      </w:r>
+    </w:p>
+    <w:p>
+      <w:pPr>
+        <w:pStyle w:val="Heading3"/>
+      </w:pPr>
+      <w:r>
         <w:t>Project evidence from this case</w:t>
       </w:r>
     </w:p>
     <w:p>
       <w:pPr>
+        <w:pStyle w:val="Heading1"/>
+      </w:pPr>
+      <w:r>
+        <w:t>Reference bank and extra practice</w:t>
+      </w:r>
+    </w:p>
+    <w:p>
+      <w:pPr>
+        <w:pStyle w:val="Heading1"/>
+      </w:pPr>
+      <w:r>
+        <w:t>07. Reference: alternative planning checklist</w:t>
+      </w:r>
+    </w:p>
+    <w:p>
+      <w:r>
+        <w:t>Use as a reminder alongside the main route rather than teaching the cycle twice.</w:t>
+      </w:r>
+    </w:p>
+    <w:p>
+      <w:pPr>
+        <w:pStyle w:val="Heading2"/>
+      </w:pPr>
+      <w:r>
+        <w:t>Preparation and schedule</w:t>
+      </w:r>
+    </w:p>
+    <w:p>
+      <w:pPr>
         <w:spacing w:line="336" w:lineRule="auto" w:after="180"/>
-      </w:pPr>
-      <w:r>
-        <w:rPr>
-          <w:b w:val="0"/>
-        </w:rPr>
-        <w:t xml:space="preserve">Write the sorter’s </w:t>
-      </w:r>
-      <w:r>
-        <w:rPr>
-          <w:b/>
-        </w:rPr>
-        <w:t>purpose</w:t>
-      </w:r>
-      <w:r>
-        <w:rPr>
-          <w:b w:val="0"/>
-        </w:rPr>
-        <w:t>, necessary fields, access rules and deletion point before collecting any real classroom information.</w:t>
-      </w:r>
-    </w:p>
-    <w:p>
-      <w:pPr>
-        <w:pStyle w:val="Heading1"/>
-      </w:pPr>
-      <w:r>
-        <w:t>07. Prepare, teach and assess</w:t>
-      </w:r>
-    </w:p>
-    <w:p>
-      <w:r>
-        <w:t>Use this preparation summary alongside the detailed Privacy by Choosing Less lesson; it is a checklist rather than a replacement for the full sequence.</w:t>
-      </w:r>
-    </w:p>
-    <w:p>
-      <w:pPr>
-        <w:pStyle w:val="Heading3"/>
-      </w:pPr>
-      <w:r>
-        <w:t>Teaching target</w:t>
-      </w:r>
-    </w:p>
-    <w:p>
-      <w:pPr>
-        <w:spacing w:line="336" w:lineRule="auto" w:after="180"/>
-        <w:shd w:fill="EDF7F3"/>
       </w:pPr>
       <w:r>
         <w:rPr>
@@ -5964,6 +5799,14 @@
     </w:tbl>
     <w:p>
       <w:pPr>
+        <w:pStyle w:val="Heading2"/>
+      </w:pPr>
+      <w:r>
+        <w:t>Practice and assessment reminders</w:t>
+      </w:r>
+    </w:p>
+    <w:p>
+      <w:pPr>
         <w:spacing w:line="336" w:lineRule="auto" w:after="180"/>
       </w:pPr>
       <w:r>
@@ -5986,16 +5829,7 @@
     </w:p>
     <w:p>
       <w:pPr>
-        <w:pStyle w:val="Heading3"/>
-      </w:pPr>
-      <w:r>
-        <w:t>Supported practice answer</w:t>
-      </w:r>
-    </w:p>
-    <w:p>
-      <w:pPr>
         <w:spacing w:line="336" w:lineRule="auto" w:after="180"/>
-        <w:shd w:fill="F1F6FC"/>
       </w:pPr>
       <w:r>
         <w:rPr>
@@ -6007,7 +5841,6 @@
     <w:p>
       <w:pPr>
         <w:spacing w:line="336" w:lineRule="auto" w:after="180"/>
-        <w:shd w:fill="F1F6FC"/>
       </w:pPr>
       <w:r>
         <w:rPr>
@@ -6064,16 +5897,7 @@
     </w:p>
     <w:p>
       <w:pPr>
-        <w:pStyle w:val="Heading3"/>
-      </w:pPr>
-      <w:r>
-        <w:t>Repair the misconception</w:t>
-      </w:r>
-    </w:p>
-    <w:p>
-      <w:pPr>
         <w:spacing w:line="336" w:lineRule="auto" w:after="180"/>
-        <w:shd w:fill="FFF5E6"/>
       </w:pPr>
       <w:r>
         <w:rPr>
@@ -6096,16 +5920,7 @@
     </w:p>
     <w:p>
       <w:pPr>
-        <w:pStyle w:val="Heading3"/>
-      </w:pPr>
-      <w:r>
-        <w:t>Support without giving away the answer</w:t>
-      </w:r>
-    </w:p>
-    <w:p>
-      <w:pPr>
         <w:spacing w:line="336" w:lineRule="auto" w:after="180"/>
-        <w:shd w:fill="F1F6F8"/>
       </w:pPr>
       <w:r>
         <w:rPr>
@@ -6128,16 +5943,7 @@
     </w:p>
     <w:p>
       <w:pPr>
-        <w:pStyle w:val="Heading3"/>
-      </w:pPr>
-      <w:r>
-        <w:t>Extend the reasoning</w:t>
-      </w:r>
-    </w:p>
-    <w:p>
-      <w:pPr>
         <w:spacing w:line="336" w:lineRule="auto" w:after="180"/>
-        <w:shd w:fill="F5F1FB"/>
       </w:pPr>
       <w:r>
         <w:rPr>
@@ -6173,7 +5979,6 @@
     <w:p>
       <w:pPr>
         <w:spacing w:line="336" w:lineRule="auto" w:after="180"/>
-        <w:shd w:fill="F5F1FB"/>
       </w:pPr>
       <w:r>
         <w:rPr>
@@ -6196,16 +6001,7 @@
     </w:p>
     <w:p>
       <w:pPr>
-        <w:pStyle w:val="Heading3"/>
-      </w:pPr>
-      <w:r>
-        <w:t>Protect the independent attempt</w:t>
-      </w:r>
-    </w:p>
-    <w:p>
-      <w:pPr>
         <w:spacing w:line="336" w:lineRule="auto" w:after="180"/>
-        <w:shd w:fill="FFF5E6"/>
       </w:pPr>
       <w:r>
         <w:rPr>
@@ -6400,16 +6196,7 @@
     </w:tbl>
     <w:p>
       <w:pPr>
-        <w:pStyle w:val="Heading3"/>
-      </w:pPr>
-      <w:r>
-        <w:t>Project checkpoint</w:t>
-      </w:r>
-    </w:p>
-    <w:p>
-      <w:pPr>
         <w:spacing w:line="336" w:lineRule="auto" w:after="180"/>
-        <w:shd w:fill="EDF7F3"/>
       </w:pPr>
       <w:r>
         <w:rPr>
@@ -6446,12 +6233,20 @@
         <w:pStyle w:val="Heading1"/>
       </w:pPr>
       <w:r>
-        <w:t>08. Use feedback, labs and repair paths</w:t>
-      </w:r>
-    </w:p>
-    <w:p>
-      <w:r>
-        <w:t>Use feedback, earlier review and portfolios purposefully. Apply the coding routine only when this lesson has an executable lab.</w:t>
+        <w:t>08. Reference: feedback and records</w:t>
+      </w:r>
+    </w:p>
+    <w:p>
+      <w:r>
+        <w:t>Use digital tools where they help retain an explanation and its evidence.</w:t>
+      </w:r>
+    </w:p>
+    <w:p>
+      <w:pPr>
+        <w:pStyle w:val="Heading2"/>
+      </w:pPr>
+      <w:r>
+        <w:t>Keep practice and independent evidence separate</w:t>
       </w:r>
     </w:p>
     <w:p>
@@ -6490,10 +6285,52 @@
     </w:p>
     <w:p>
       <w:pPr>
-        <w:pStyle w:val="Heading3"/>
-      </w:pPr>
-      <w:r>
-        <w:t>For later coding lessons</w:t>
+        <w:pStyle w:val="Heading2"/>
+      </w:pPr>
+      <w:r>
+        <w:t>Repair and portfolio records</w:t>
+      </w:r>
+    </w:p>
+    <w:p>
+      <w:pPr>
+        <w:spacing w:line="336" w:lineRule="auto" w:after="180"/>
+      </w:pPr>
+      <w:r>
+        <w:rPr>
+          <w:b w:val="0"/>
+        </w:rPr>
+        <w:t>Use the earlier worked-explanation links to address a specific missing building block, then return to the current question. Adapt this suggestion after observing the learner; it is not an automatic diagnosis.</w:t>
+      </w:r>
+    </w:p>
+    <w:p>
+      <w:pPr>
+        <w:spacing w:line="336" w:lineRule="auto" w:after="180"/>
+      </w:pPr>
+      <w:r>
+        <w:rPr>
+          <w:b w:val="0"/>
+        </w:rPr>
+        <w:t xml:space="preserve">Collect the completed-work portfolio as </w:t>
+      </w:r>
+      <w:r>
+        <w:rPr>
+          <w:b/>
+        </w:rPr>
+        <w:t>evidence</w:t>
+      </w:r>
+      <w:r>
+        <w:rPr>
+          <w:b w:val="0"/>
+        </w:rPr>
+        <w:t>. Record support separately from correctness, and assess explanation, trace/test and limitations. Progress ticks and quiz selections alone do not establish mastery.</w:t>
+      </w:r>
+    </w:p>
+    <w:p>
+      <w:pPr>
+        <w:pStyle w:val="Heading2"/>
+      </w:pPr>
+      <w:r>
+        <w:t>Earlier wording, alternatives and picture transcripts · reference / check after trying</w:t>
       </w:r>
     </w:p>
     <w:p>
@@ -6504,7 +6341,6 @@
     <w:p>
       <w:pPr>
         <w:spacing w:line="336" w:lineRule="auto" w:after="180"/>
-        <w:shd w:fill="F1F6F8"/>
       </w:pPr>
       <w:r>
         <w:rPr>
@@ -6527,77 +6363,20 @@
     </w:p>
     <w:p>
       <w:pPr>
-        <w:spacing w:line="336" w:lineRule="auto" w:after="180"/>
-      </w:pPr>
-      <w:r>
-        <w:rPr>
-          <w:b w:val="0"/>
-        </w:rPr>
-        <w:t>Use the earlier worked-explanation links to address a specific missing building block, then return to the current question. Adapt this suggestion after observing the learner; it is not an automatic diagnosis.</w:t>
-      </w:r>
-    </w:p>
-    <w:p>
-      <w:pPr>
-        <w:spacing w:line="336" w:lineRule="auto" w:after="180"/>
-      </w:pPr>
-      <w:r>
-        <w:rPr>
-          <w:b w:val="0"/>
-        </w:rPr>
-        <w:t xml:space="preserve">Collect the completed-work portfolio as </w:t>
-      </w:r>
-      <w:r>
-        <w:rPr>
-          <w:b/>
-        </w:rPr>
-        <w:t>evidence</w:t>
-      </w:r>
-      <w:r>
-        <w:rPr>
-          <w:b w:val="0"/>
-        </w:rPr>
-        <w:t>. Record support separately from correctness, and assess explanation, trace/test and limitations. Progress ticks and quiz selections alone do not establish mastery.</w:t>
-      </w:r>
-    </w:p>
-    <w:p>
-      <w:pPr>
         <w:pStyle w:val="Heading1"/>
       </w:pPr>
       <w:r>
-        <w:t>09. Visual concept journey</w:t>
-      </w:r>
-    </w:p>
-    <w:p>
-      <w:r>
-        <w:t>Show one Privacy by Choosing Less graphic at a time, request a prediction and discuss its trace before the independent assessment.</w:t>
-      </w:r>
-    </w:p>
-    <w:p>
-      <w:pPr>
-        <w:spacing w:line="336" w:lineRule="auto" w:after="180"/>
-      </w:pPr>
-      <w:r>
-        <w:rPr>
-          <w:b w:val="0"/>
-        </w:rPr>
-        <w:t xml:space="preserve">Use one picture at a time. Hide a worked result before asking for a </w:t>
-      </w:r>
-      <w:r>
-        <w:rPr>
-          <w:b/>
-        </w:rPr>
-        <w:t>prediction</w:t>
-      </w:r>
-      <w:r>
-        <w:rPr>
-          <w:b w:val="0"/>
-        </w:rPr>
-        <w:t>, then reveal it for feedback. These are supported teaching cases; retain the separate independent assessment for a fresh first attempt.</w:t>
-      </w:r>
-    </w:p>
-    <w:p>
-      <w:pPr>
-        <w:pStyle w:val="Heading3"/>
+        <w:t>09. Reference: teach with the six pictures</w:t>
+      </w:r>
+    </w:p>
+    <w:p>
+      <w:r>
+        <w:t>Choose the picture for the teaching move and connect it to the explanation.</w:t>
+      </w:r>
+    </w:p>
+    <w:p>
+      <w:pPr>
+        <w:pStyle w:val="Heading2"/>
       </w:pPr>
       <w:r>
         <w:t>01. Privacy by Choosing Less: the case</w:t>
@@ -6608,7 +6387,7 @@
         <w:drawing>
           <wp:inline xmlns:a="http://schemas.openxmlformats.org/drawingml/2006/main" xmlns:pic="http://schemas.openxmlformats.org/drawingml/2006/picture">
             <wp:extent cx="5486400" cy="2990088"/>
-            <wp:docPr id="2" name="Picture 2" descr="A fictional teacher wants to count broken craft tools by type, without contacting borrowers. Supplied facts: Needed output: totals for scissors, ruler and hole-punch repairs. Draft form requests pupil name, birthday, tool type and repair-needed Yes/No. No borrower follow-up is required."/>
+            <wp:docPr id="4" name="Picture 4" descr="A fictional teacher wants to count broken craft tools by type, without contacting borrowers. Supplied facts: Needed output: totals for scissors, ruler and hole-punch repairs. Draft form requests pupil name, birthday, tool type and repair-needed Yes/No. No borrower follow-up is required."/>
             <wp:cNvGraphicFramePr>
               <a:graphicFrameLocks noChangeAspect="1"/>
             </wp:cNvGraphicFramePr>
@@ -6620,7 +6399,7 @@
                     <pic:cNvPicPr/>
                   </pic:nvPicPr>
                   <pic:blipFill>
-                    <a:blip r:embed="rId10"/>
+                    <a:blip r:embed="rId12"/>
                     <a:stretch>
                       <a:fillRect/>
                     </a:stretch>
@@ -6676,7 +6455,6 @@
     <w:p>
       <w:pPr>
         <w:spacing w:line="336" w:lineRule="auto" w:after="180"/>
-        <w:shd w:fill="F5F1FB"/>
       </w:pPr>
       <w:r>
         <w:rPr>
@@ -6687,16 +6465,7 @@
     </w:p>
     <w:p>
       <w:pPr>
-        <w:pStyle w:val="Heading3"/>
-      </w:pPr>
-      <w:r>
-        <w:t>Discuss while showing the picture</w:t>
-      </w:r>
-    </w:p>
-    <w:p>
-      <w:pPr>
         <w:spacing w:line="336" w:lineRule="auto" w:after="180"/>
-        <w:shd w:fill="F1F6F8"/>
       </w:pPr>
       <w:r>
         <w:rPr>
@@ -6707,7 +6476,7 @@
     </w:p>
     <w:p>
       <w:pPr>
-        <w:pStyle w:val="Heading3"/>
+        <w:pStyle w:val="Heading2"/>
       </w:pPr>
       <w:r>
         <w:t>02. Follow the deciding steps</w:t>
@@ -6718,7 +6487,7 @@
         <w:drawing>
           <wp:inline xmlns:a="http://schemas.openxmlformats.org/drawingml/2006/main" xmlns:pic="http://schemas.openxmlformats.org/drawingml/2006/picture">
             <wp:extent cx="5486400" cy="4005072"/>
-            <wp:docPr id="3" name="Picture 3" descr="State purpose: Count repairs by tool type, not by person. → Choose fields: Retain tool type and repair-needed status. → Remove excess: Name and birthday are unnecessary for this stated task. → Report totals: Aggregate each tool type’s Yes count; record the authorised retention plan."/>
+            <wp:docPr id="5" name="Picture 5" descr="State purpose: Count repairs by tool type, not by person. → Choose fields: Retain tool type and repair-needed status. → Remove excess: Name and birthday are unnecessary for this stated task. → Report totals: Aggregate each tool type’s Yes count; record the authorised retention plan."/>
             <wp:cNvGraphicFramePr>
               <a:graphicFrameLocks noChangeAspect="1"/>
             </wp:cNvGraphicFramePr>
@@ -6730,7 +6499,7 @@
                     <pic:cNvPicPr/>
                   </pic:nvPicPr>
                   <pic:blipFill>
-                    <a:blip r:embed="rId11"/>
+                    <a:blip r:embed="rId10"/>
                     <a:stretch>
                       <a:fillRect/>
                     </a:stretch>
@@ -6787,7 +6556,6 @@
     <w:p>
       <w:pPr>
         <w:spacing w:line="336" w:lineRule="auto" w:after="180"/>
-        <w:shd w:fill="F5F1FB"/>
       </w:pPr>
       <w:r>
         <w:rPr>
@@ -6810,16 +6578,7 @@
     </w:p>
     <w:p>
       <w:pPr>
-        <w:pStyle w:val="Heading3"/>
-      </w:pPr>
-      <w:r>
-        <w:t>Discuss while showing the picture</w:t>
-      </w:r>
-    </w:p>
-    <w:p>
-      <w:pPr>
         <w:spacing w:line="336" w:lineRule="auto" w:after="180"/>
-        <w:shd w:fill="F1F6F8"/>
       </w:pPr>
       <w:r>
         <w:rPr>
@@ -6842,7 +6601,7 @@
     </w:p>
     <w:p>
       <w:pPr>
-        <w:pStyle w:val="Heading3"/>
+        <w:pStyle w:val="Heading2"/>
       </w:pPr>
       <w:r>
         <w:t>03. A small information plan for a fictional vote</w:t>
@@ -6853,7 +6612,7 @@
         <w:drawing>
           <wp:inline xmlns:a="http://schemas.openxmlformats.org/drawingml/2006/main" xmlns:pic="http://schemas.openxmlformats.org/drawingml/2006/picture">
             <wp:extent cx="5486400" cy="2923032"/>
-            <wp:docPr id="4" name="Picture 4" descr="A small information plan for a fictional vote. Collect | One topic per slip | No name or address. Count | Teacher totals choices | Keep slips restricted. Share | Three topic totals | No individual choices. Delete | After totals checked | Follow agreed plan"/>
+            <wp:docPr id="6" name="Picture 6" descr="A small information plan for a fictional vote. Collect | One topic per slip | No name or address. Count | Teacher totals choices | Keep slips restricted. Share | Three topic totals | No individual choices. Delete | After totals checked | Follow agreed plan"/>
             <wp:cNvGraphicFramePr>
               <a:graphicFrameLocks noChangeAspect="1"/>
             </wp:cNvGraphicFramePr>
@@ -6865,7 +6624,7 @@
                     <pic:cNvPicPr/>
                   </pic:nvPicPr>
                   <pic:blipFill>
-                    <a:blip r:embed="rId12"/>
+                    <a:blip r:embed="rId9"/>
                     <a:stretch>
                       <a:fillRect/>
                     </a:stretch>
@@ -6909,7 +6668,6 @@
     <w:p>
       <w:pPr>
         <w:spacing w:line="336" w:lineRule="auto" w:after="180"/>
-        <w:shd w:fill="F5F1FB"/>
       </w:pPr>
       <w:r>
         <w:rPr>
@@ -6920,16 +6678,7 @@
     </w:p>
     <w:p>
       <w:pPr>
-        <w:pStyle w:val="Heading3"/>
-      </w:pPr>
-      <w:r>
-        <w:t>Discuss while showing the picture</w:t>
-      </w:r>
-    </w:p>
-    <w:p>
-      <w:pPr>
         <w:spacing w:line="336" w:lineRule="auto" w:after="180"/>
-        <w:shd w:fill="F1F6F8"/>
       </w:pPr>
       <w:r>
         <w:rPr>
@@ -6940,7 +6689,7 @@
     </w:p>
     <w:p>
       <w:pPr>
-        <w:pStyle w:val="Heading3"/>
+        <w:pStyle w:val="Heading2"/>
       </w:pPr>
       <w:r>
         <w:t>04. Change one thing. Trace what follows.</w:t>
@@ -6951,7 +6700,7 @@
         <w:drawing>
           <wp:inline xmlns:a="http://schemas.openxmlformats.org/drawingml/2006/main" xmlns:pic="http://schemas.openxmlformats.org/drawingml/2006/picture">
             <wp:extent cx="5486400" cy="3026664"/>
-            <wp:docPr id="5" name="Picture 5" descr="Original case: Aggregate each tool type’s Yes count; record the authorised retention plan. Changed condition: The teacher adds an authorised task to return one repaired tool to its borrower. Expected result: A minimal contact mechanism may now be needed for that tool. Reason: The purpose changed; reassess necessity rather than restoring every old field."/>
+            <wp:docPr id="7" name="Picture 7" descr="Original case: Aggregate each tool type’s Yes count; record the authorised retention plan. Changed condition: The teacher adds an authorised task to return one repaired tool to its borrower. Expected result: A minimal contact mechanism may now be needed for that tool. Reason: The purpose changed; reassess necessity rather than restoring every old field."/>
             <wp:cNvGraphicFramePr>
               <a:graphicFrameLocks noChangeAspect="1"/>
             </wp:cNvGraphicFramePr>
@@ -7043,7 +6792,6 @@
     <w:p>
       <w:pPr>
         <w:spacing w:line="336" w:lineRule="auto" w:after="180"/>
-        <w:shd w:fill="F5F1FB"/>
       </w:pPr>
       <w:r>
         <w:rPr>
@@ -7054,16 +6802,7 @@
     </w:p>
     <w:p>
       <w:pPr>
-        <w:pStyle w:val="Heading3"/>
-      </w:pPr>
-      <w:r>
-        <w:t>Discuss while showing the picture</w:t>
-      </w:r>
-    </w:p>
-    <w:p>
-      <w:pPr>
         <w:spacing w:line="336" w:lineRule="auto" w:after="180"/>
-        <w:shd w:fill="F1F6F8"/>
       </w:pPr>
       <w:r>
         <w:rPr>
@@ -7075,7 +6814,6 @@
     <w:p>
       <w:pPr>
         <w:spacing w:line="336" w:lineRule="auto" w:after="180"/>
-        <w:shd w:fill="F1F6F8"/>
       </w:pPr>
       <w:r>
         <w:rPr>
@@ -7098,7 +6836,7 @@
     </w:p>
     <w:p>
       <w:pPr>
-        <w:pStyle w:val="Heading3"/>
+        <w:pStyle w:val="Heading2"/>
       </w:pPr>
       <w:r>
         <w:t>05. Connect the explanation to its limit</w:t>
@@ -7109,7 +6847,7 @@
         <w:drawing>
           <wp:inline xmlns:a="http://schemas.openxmlformats.org/drawingml/2006/main" xmlns:pic="http://schemas.openxmlformats.org/drawingml/2006/picture">
             <wp:extent cx="5486400" cy="2834640"/>
-            <wp:docPr id="6" name="Picture 6" descr="A field is justified by what the task needs to do, not by whether it might become useful someday. Names and birthdays do not help these repair totals. Replacing names with codes still leaves linked personal records if someone keeps a name-code key; collecting less can remove the need for that link entirely. Limit: Removing these fields is not a universal guarantee of anonymity or permission to collect other identifying combinations."/>
+            <wp:docPr id="8" name="Picture 8" descr="A field is justified by what the task needs to do, not by whether it might become useful someday. Names and birthdays do not help these repair totals. Replacing names with codes still leaves linked personal records if someone keeps a name-code key; collecting less can remove the need for that link entirely. Limit: Removing these fields is not a universal guarantee of anonymity or permission to collect other identifying combinations."/>
             <wp:cNvGraphicFramePr>
               <a:graphicFrameLocks noChangeAspect="1"/>
             </wp:cNvGraphicFramePr>
@@ -7176,7 +6914,6 @@
     <w:p>
       <w:pPr>
         <w:spacing w:line="336" w:lineRule="auto" w:after="180"/>
-        <w:shd w:fill="F5F1FB"/>
       </w:pPr>
       <w:r>
         <w:rPr>
@@ -7187,16 +6924,7 @@
     </w:p>
     <w:p>
       <w:pPr>
-        <w:pStyle w:val="Heading3"/>
-      </w:pPr>
-      <w:r>
-        <w:t>Discuss while showing the picture</w:t>
-      </w:r>
-    </w:p>
-    <w:p>
-      <w:pPr>
         <w:spacing w:line="336" w:lineRule="auto" w:after="180"/>
-        <w:shd w:fill="F1F6F8"/>
       </w:pPr>
       <w:r>
         <w:rPr>
@@ -7208,7 +6936,6 @@
     <w:p>
       <w:pPr>
         <w:spacing w:line="336" w:lineRule="auto" w:after="180"/>
-        <w:shd w:fill="F1F6F8"/>
       </w:pPr>
       <w:r>
         <w:rPr>
@@ -7219,7 +6946,7 @@
     </w:p>
     <w:p>
       <w:pPr>
-        <w:pStyle w:val="Heading3"/>
+        <w:pStyle w:val="Heading2"/>
       </w:pPr>
       <w:r>
         <w:t>06. Make the idea visible in your project</w:t>
@@ -7230,7 +6957,7 @@
         <w:drawing>
           <wp:inline xmlns:a="http://schemas.openxmlformats.org/drawingml/2006/main" xmlns:pic="http://schemas.openxmlformats.org/drawingml/2006/picture">
             <wp:extent cx="5486400" cy="3380232"/>
-            <wp:docPr id="7" name="Picture 7" descr="Write the sorter’s purpose, necessary fields, access rules and deletion point before collecting any real classroom information. Draw your input, deciding step, result and limit. Supported question: For the original task, does adding an anonymous-looking pupil code improve the repair count?"/>
+            <wp:docPr id="9" name="Picture 9" descr="Write the sorter’s purpose, necessary fields, access rules and deletion point before collecting any real classroom information. Draw your input, deciding step, result and limit. Supported question: For the original task, does adding an anonymous-looking pupil code improve the repair count?"/>
             <wp:cNvGraphicFramePr>
               <a:graphicFrameLocks noChangeAspect="1"/>
             </wp:cNvGraphicFramePr>
@@ -7310,7 +7037,6 @@
     <w:p>
       <w:pPr>
         <w:spacing w:line="336" w:lineRule="auto" w:after="180"/>
-        <w:shd w:fill="F5F1FB"/>
       </w:pPr>
       <w:r>
         <w:rPr>
@@ -7333,46 +7059,115 @@
     </w:p>
     <w:p>
       <w:pPr>
+        <w:spacing w:line="336" w:lineRule="auto" w:after="180"/>
+      </w:pPr>
+      <w:r>
+        <w:rPr>
+          <w:b w:val="0"/>
+        </w:rPr>
+        <w:t xml:space="preserve">Teacher prompt: Draw your project trace and justify the deciding step using </w:t>
+      </w:r>
+      <w:r>
+        <w:rPr>
+          <w:b/>
+        </w:rPr>
+        <w:t>evidence</w:t>
+      </w:r>
+      <w:r>
+        <w:rPr>
+          <w:b w:val="0"/>
+        </w:rPr>
+        <w:t>. Ask learners to describe one label or arrow in ordinary words. Use the adjacent transcript if the image is difficult to see.</w:t>
+      </w:r>
+    </w:p>
+    <w:p>
+      <w:pPr>
+        <w:spacing w:line="336" w:lineRule="auto" w:after="180"/>
+      </w:pPr>
+      <w:r>
+        <w:rPr>
+          <w:b w:val="0"/>
+        </w:rPr>
+        <w:t>Supported practice key: No. The totals need tool type and repair status, not pupil identity. A linkable code can also retain personal-data risk.</w:t>
+      </w:r>
+    </w:p>
+    <w:p>
+      <w:pPr>
+        <w:pStyle w:val="Heading2"/>
+      </w:pPr>
+      <w:r>
+        <w:t>Earlier wording, alternatives and picture transcripts · reference / check after trying</w:t>
+      </w:r>
+    </w:p>
+    <w:p>
+      <w:pPr>
+        <w:spacing w:line="336" w:lineRule="auto" w:after="180"/>
+      </w:pPr>
+      <w:r>
+        <w:rPr>
+          <w:b w:val="0"/>
+        </w:rPr>
+        <w:t xml:space="preserve">Use one picture at a time. Hide a worked result before asking for a </w:t>
+      </w:r>
+      <w:r>
+        <w:rPr>
+          <w:b/>
+        </w:rPr>
+        <w:t>prediction</w:t>
+      </w:r>
+      <w:r>
+        <w:rPr>
+          <w:b w:val="0"/>
+        </w:rPr>
+        <w:t>, then reveal it for feedback. These are supported teaching cases; retain the separate independent assessment for a fresh first attempt.</w:t>
+      </w:r>
+    </w:p>
+    <w:p>
+      <w:pPr>
         <w:pStyle w:val="Heading3"/>
       </w:pPr>
       <w:r>
-        <w:t>Discuss while showing the picture</w:t>
-      </w:r>
-    </w:p>
-    <w:p>
-      <w:pPr>
-        <w:spacing w:line="336" w:lineRule="auto" w:after="180"/>
-        <w:shd w:fill="F1F6F8"/>
-      </w:pPr>
-      <w:r>
-        <w:rPr>
-          <w:b w:val="0"/>
-        </w:rPr>
-        <w:t xml:space="preserve">Teacher prompt: Draw your project trace and justify the deciding step using </w:t>
-      </w:r>
-      <w:r>
-        <w:rPr>
-          <w:b/>
-        </w:rPr>
-        <w:t>evidence</w:t>
-      </w:r>
-      <w:r>
-        <w:rPr>
-          <w:b w:val="0"/>
-        </w:rPr>
-        <w:t>. Ask learners to describe one label or arrow in ordinary words. Use the adjacent transcript if the image is difficult to see.</w:t>
-      </w:r>
-    </w:p>
-    <w:p>
-      <w:pPr>
-        <w:spacing w:line="336" w:lineRule="auto" w:after="180"/>
-        <w:shd w:fill="F1F6F8"/>
-      </w:pPr>
-      <w:r>
-        <w:rPr>
-          <w:b w:val="0"/>
-        </w:rPr>
-        <w:t>Supported practice key: No. The totals need tool type and repair status, not pupil identity. A linkable code can also retain personal-data risk.</w:t>
+        <w:t>01. Privacy by Choosing Less: the case</w:t>
+      </w:r>
+    </w:p>
+    <w:p>
+      <w:pPr>
+        <w:pStyle w:val="Heading3"/>
+      </w:pPr>
+      <w:r>
+        <w:t>02. Follow the deciding steps</w:t>
+      </w:r>
+    </w:p>
+    <w:p>
+      <w:pPr>
+        <w:pStyle w:val="Heading3"/>
+      </w:pPr>
+      <w:r>
+        <w:t>03. A small information plan for a fictional vote</w:t>
+      </w:r>
+    </w:p>
+    <w:p>
+      <w:pPr>
+        <w:pStyle w:val="Heading3"/>
+      </w:pPr>
+      <w:r>
+        <w:t>04. Change one thing. Trace what follows.</w:t>
+      </w:r>
+    </w:p>
+    <w:p>
+      <w:pPr>
+        <w:pStyle w:val="Heading3"/>
+      </w:pPr>
+      <w:r>
+        <w:t>05. Connect the explanation to its limit</w:t>
+      </w:r>
+    </w:p>
+    <w:p>
+      <w:pPr>
+        <w:pStyle w:val="Heading3"/>
+      </w:pPr>
+      <w:r>
+        <w:t>06. Make the idea visible in your project</w:t>
       </w:r>
     </w:p>
     <w:sectPr>
